--- a/backend/templates/contract_gph_individual.docx
+++ b/backend/templates/contract_gph_individual.docx
@@ -181,9 +181,9 @@
                 <w:szCs w:val="24"/>
               </w:rPr>
             </w:pPr>
-            <w:commentRangeStart w:id="47"/>
-            <w:commentRangeStart w:id="48"/>
-            <w:commentRangeStart w:id="49"/>
+            <w:commentRangeStart w:id="50"/>
+            <w:commentRangeStart w:id="51"/>
+            <w:commentRangeStart w:id="52"/>
             <w:r>
               <w:rPr>
                 <w:rFonts w:ascii="Times New Roman" w:hAnsi="Times New Roman" w:cs="Times New Roman"/>
@@ -193,26 +193,26 @@
               </w:rPr>
               <w:t xml:space="preserve">«{{ contract_date_day }}» {{ contract_date_month }} {{ contract_date_year }} г.</w:t>
             </w:r>
-            <w:commentRangeEnd w:id="49"/>
+            <w:commentRangeEnd w:id="52"/>
             <w:r>
               <w:rPr>
                 <w:rStyle w:val="CommentReference"/>
               </w:rPr>
-              <w:commentReference w:id="49"/>
-            </w:r>
-            <w:commentRangeEnd w:id="48"/>
+              <w:commentReference w:id="52"/>
+            </w:r>
+            <w:commentRangeEnd w:id="51"/>
             <w:r>
               <w:rPr>
                 <w:rStyle w:val="CommentReference"/>
               </w:rPr>
-              <w:commentReference w:id="48"/>
-            </w:r>
-            <w:commentRangeEnd w:id="47"/>
+              <w:commentReference w:id="51"/>
+            </w:r>
+            <w:commentRangeEnd w:id="50"/>
             <w:r>
               <w:rPr>
                 <w:rStyle w:val="CommentReference"/>
               </w:rPr>
-              <w:commentReference w:id="47"/>
+              <w:commentReference w:id="50"/>
             </w:r>
             <w:r>
               <w:rPr>
@@ -2392,8 +2392,16 @@
       <w:commentRangeStart w:id="21"/>
       <w:commentRangeStart w:id="22"/>
       <w:commentRangeStart w:id="23"/>
-      <w:r>
-        <w:t xml:space="preserve">из федерального бюджета субсидии, заключенного между ВСКС и {{ subsidy_grantor_name }} № {{ subsidy_agreement_number }} от {{ subsidy_agreement_date }} г.</w:t>
+      <w:commentRangeStart w:id="24"/>
+      <w:r>
+        <w:t xml:space="preserve">из федерального бюджета субсидии, заключенного между {{ customer_short_name }} и {{ subsidy_grantor_name or '____________________' }} № {{ subsidy_agreement_number }} от {{ subsidy_agreement_date }} г.</w:t>
+      </w:r>
+      <w:commentRangeEnd w:id="24"/>
+      <w:r>
+        <w:rPr>
+          <w:rStyle w:val="CommentReference"/>
+        </w:rPr>
+        <w:commentReference w:id="24"/>
       </w:r>
       <w:commentRangeEnd w:id="23"/>
       <w:r>
@@ -2419,16 +2427,16 @@
       <w:r>
         <w:br/>
       </w:r>
-      <w:commentRangeStart w:id="24"/>
-      <w:r>
-        <w:t xml:space="preserve"> В связи с оплатой стоимости настоящего договора за счет средств федеральной субсидии, Подрядчик (Исполнитель) дает свое согласие на осуществление главным распорядителем бюджетных средств, предоставившим субсидию ({{ subsidy_grantor_name }}), и органами государственного (муниципального) финансового контроля проверок соблюдения Заказчиком условий, целей и порядка предоставления субсидии, в том числе в части достижения результатов предоставления Субсидии, установленных Правилами предоставления субсидии и настоящим Соглашением (в соответствии с п. 3 ст. 78.1. БК РФ)</w:t>
-      </w:r>
-      <w:commentRangeEnd w:id="24"/>
-      <w:r>
-        <w:rPr>
-          <w:rStyle w:val="CommentReference"/>
-        </w:rPr>
-        <w:commentReference w:id="24"/>
+      <w:commentRangeStart w:id="25"/>
+      <w:r>
+        <w:t xml:space="preserve"> В связи с оплатой стоимости настоящего договора за счет средств федеральной субсидии, Подрядчик (Исполнитель) дает свое согласие на осуществление главным распорядителем бюджетных средств, предоставившим субсидию ({{ subsidy_grantor_name or '____________________' }}), и органами государственного (муниципального) финансового контроля проверок соблюдения Заказчиком условий, целей и порядка предоставления субсидии, в том числе в части достижения результатов предоставления Субсидии, установленных Правилами предоставления субсидии и настоящим Соглашением (в соответствии с п. 3 ст. 78.1. БК РФ)</w:t>
+      </w:r>
+      <w:commentRangeEnd w:id="25"/>
+      <w:r>
+        <w:rPr>
+          <w:rStyle w:val="CommentReference"/>
+        </w:rPr>
+        <w:commentReference w:id="25"/>
       </w:r>
       <w:r>
         <w:rPr>
@@ -2455,8 +2463,8 @@
           <w:szCs w:val="24"/>
         </w:rPr>
       </w:pPr>
-      <w:commentRangeStart w:id="25"/>
       <w:commentRangeStart w:id="26"/>
+      <w:commentRangeStart w:id="27"/>
       <w:r>
         <w:rPr>
           <w:rFonts w:ascii="Times New Roman" w:hAnsi="Times New Roman" w:cs="Times New Roman"/>
@@ -2465,19 +2473,19 @@
         </w:rPr>
         <w:t xml:space="preserve">Приемка Услуг{% if has_stages %} (в т.ч. этапа оказания Услуг){% endif %} осуществляется Заказчиком в течение 15 календарных дней после получения им Акта. В течение указанного срока Заказчик подписывает Акт или направляет мотивированный отказ. Оплате подлежат только фактически оказанные Исполнителем и принятые по Акту Заказчиком Услуги.</w:t>
       </w:r>
+      <w:commentRangeEnd w:id="27"/>
+      <w:r>
+        <w:rPr>
+          <w:rStyle w:val="CommentReference"/>
+        </w:rPr>
+        <w:commentReference w:id="27"/>
+      </w:r>
       <w:commentRangeEnd w:id="26"/>
       <w:r>
         <w:rPr>
           <w:rStyle w:val="CommentReference"/>
         </w:rPr>
         <w:commentReference w:id="26"/>
-      </w:r>
-      <w:commentRangeEnd w:id="25"/>
-      <w:r>
-        <w:rPr>
-          <w:rStyle w:val="CommentReference"/>
-        </w:rPr>
-        <w:commentReference w:id="25"/>
       </w:r>
     </w:p>
     <w:p>
@@ -4487,13 +4495,69 @@
                 <w:szCs w:val="24"/>
               </w:rPr>
             </w:pPr>
+            <w:commentRangeStart w:id="53"/>
+            <w:commentRangeStart w:id="70"/>
+            <w:commentRangeStart w:id="91"/>
+            <w:commentRangeStart w:id="110"/>
+            <w:commentRangeStart w:id="129"/>
+            <w:commentRangeStart w:id="152"/>
+            <w:commentRangeStart w:id="169"/>
             <w:r>
               <w:rPr>
                 <w:rFonts w:ascii="Times New Roman" w:hAnsi="Times New Roman" w:cs="Times New Roman"/>
                 <w:sz w:val="24"/>
                 <w:szCs w:val="24"/>
               </w:rPr>
-              <w:t xml:space="preserve">Наименование: ВСКС </w:t>
+              <w:t xml:space="preserve">Наименование: {{ customer_short_name }} </w:t>
+            </w:r>
+            <w:commentRangeEnd w:id="169"/>
+            <w:r>
+              <w:rPr>
+                <w:rStyle w:val="CommentReference"/>
+              </w:rPr>
+              <w:commentReference w:id="169"/>
+            </w:r>
+            <w:commentRangeEnd w:id="152"/>
+            <w:r>
+              <w:rPr>
+                <w:rStyle w:val="CommentReference"/>
+              </w:rPr>
+              <w:commentReference w:id="152"/>
+            </w:r>
+            <w:commentRangeEnd w:id="129"/>
+            <w:r>
+              <w:rPr>
+                <w:rStyle w:val="CommentReference"/>
+              </w:rPr>
+              <w:commentReference w:id="129"/>
+            </w:r>
+            <w:commentRangeEnd w:id="110"/>
+            <w:r>
+              <w:rPr>
+                <w:rStyle w:val="CommentReference"/>
+              </w:rPr>
+              <w:commentReference w:id="110"/>
+            </w:r>
+            <w:commentRangeEnd w:id="91"/>
+            <w:r>
+              <w:rPr>
+                <w:rStyle w:val="CommentReference"/>
+              </w:rPr>
+              <w:commentReference w:id="91"/>
+            </w:r>
+            <w:commentRangeEnd w:id="70"/>
+            <w:r>
+              <w:rPr>
+                <w:rStyle w:val="CommentReference"/>
+              </w:rPr>
+              <w:commentReference w:id="70"/>
+            </w:r>
+            <w:commentRangeEnd w:id="53"/>
+            <w:r>
+              <w:rPr>
+                <w:rStyle w:val="CommentReference"/>
+              </w:rPr>
+              <w:commentReference w:id="53"/>
             </w:r>
           </w:p>
           <w:p>
@@ -4504,13 +4568,13 @@
                 <w:szCs w:val="24"/>
               </w:rPr>
             </w:pPr>
-            <w:commentRangeStart w:id="50"/>
-            <w:commentRangeStart w:id="64"/>
-            <w:commentRangeStart w:id="82"/>
-            <w:commentRangeStart w:id="98"/>
-            <w:commentRangeStart w:id="114"/>
-            <w:commentRangeStart w:id="134"/>
-            <w:commentRangeStart w:id="148"/>
+            <w:commentRangeStart w:id="54"/>
+            <w:commentRangeStart w:id="71"/>
+            <w:commentRangeStart w:id="92"/>
+            <w:commentRangeStart w:id="111"/>
+            <w:commentRangeStart w:id="130"/>
+            <w:commentRangeStart w:id="153"/>
+            <w:commentRangeStart w:id="170"/>
             <w:r>
               <w:rPr>
                 <w:rFonts w:ascii="Times New Roman" w:hAnsi="Times New Roman" w:cs="Times New Roman"/>
@@ -4519,54 +4583,54 @@
               </w:rPr>
               <w:t xml:space="preserve">Адрес местонахождения: {{ customer_address }}</w:t>
             </w:r>
-            <w:commentRangeEnd w:id="148"/>
+            <w:commentRangeEnd w:id="170"/>
             <w:r>
               <w:rPr>
                 <w:rStyle w:val="CommentReference"/>
               </w:rPr>
-              <w:commentReference w:id="148"/>
-            </w:r>
-            <w:commentRangeEnd w:id="134"/>
+              <w:commentReference w:id="170"/>
+            </w:r>
+            <w:commentRangeEnd w:id="153"/>
             <w:r>
               <w:rPr>
                 <w:rStyle w:val="CommentReference"/>
               </w:rPr>
-              <w:commentReference w:id="134"/>
-            </w:r>
-            <w:commentRangeEnd w:id="114"/>
+              <w:commentReference w:id="153"/>
+            </w:r>
+            <w:commentRangeEnd w:id="130"/>
             <w:r>
               <w:rPr>
                 <w:rStyle w:val="CommentReference"/>
               </w:rPr>
-              <w:commentReference w:id="114"/>
-            </w:r>
-            <w:commentRangeEnd w:id="98"/>
+              <w:commentReference w:id="130"/>
+            </w:r>
+            <w:commentRangeEnd w:id="111"/>
             <w:r>
               <w:rPr>
                 <w:rStyle w:val="CommentReference"/>
               </w:rPr>
-              <w:commentReference w:id="98"/>
-            </w:r>
-            <w:commentRangeEnd w:id="82"/>
+              <w:commentReference w:id="111"/>
+            </w:r>
+            <w:commentRangeEnd w:id="92"/>
             <w:r>
               <w:rPr>
                 <w:rStyle w:val="CommentReference"/>
               </w:rPr>
-              <w:commentReference w:id="82"/>
-            </w:r>
-            <w:commentRangeEnd w:id="64"/>
+              <w:commentReference w:id="92"/>
+            </w:r>
+            <w:commentRangeEnd w:id="71"/>
             <w:r>
               <w:rPr>
                 <w:rStyle w:val="CommentReference"/>
               </w:rPr>
-              <w:commentReference w:id="64"/>
-            </w:r>
-            <w:commentRangeEnd w:id="50"/>
+              <w:commentReference w:id="71"/>
+            </w:r>
+            <w:commentRangeEnd w:id="54"/>
             <w:r>
               <w:rPr>
                 <w:rStyle w:val="CommentReference"/>
               </w:rPr>
-              <w:commentReference w:id="50"/>
+              <w:commentReference w:id="54"/>
             </w:r>
           </w:p>
           <w:p>
@@ -4577,13 +4641,13 @@
                 <w:szCs w:val="24"/>
               </w:rPr>
             </w:pPr>
-            <w:commentRangeStart w:id="51"/>
-            <w:commentRangeStart w:id="65"/>
-            <w:commentRangeStart w:id="83"/>
-            <w:commentRangeStart w:id="99"/>
-            <w:commentRangeStart w:id="115"/>
-            <w:commentRangeStart w:id="135"/>
-            <w:commentRangeStart w:id="149"/>
+            <w:commentRangeStart w:id="55"/>
+            <w:commentRangeStart w:id="72"/>
+            <w:commentRangeStart w:id="93"/>
+            <w:commentRangeStart w:id="112"/>
+            <w:commentRangeStart w:id="131"/>
+            <w:commentRangeStart w:id="154"/>
+            <w:commentRangeStart w:id="171"/>
             <w:r>
               <w:rPr>
                 <w:rFonts w:ascii="Times New Roman" w:hAnsi="Times New Roman" w:cs="Times New Roman"/>
@@ -4592,54 +4656,54 @@
               </w:rPr>
               <w:t xml:space="preserve">Почтовый адрес: {{ customer_address }}</w:t>
             </w:r>
-            <w:commentRangeEnd w:id="149"/>
+            <w:commentRangeEnd w:id="171"/>
             <w:r>
               <w:rPr>
                 <w:rStyle w:val="CommentReference"/>
               </w:rPr>
-              <w:commentReference w:id="149"/>
-            </w:r>
-            <w:commentRangeEnd w:id="135"/>
+              <w:commentReference w:id="171"/>
+            </w:r>
+            <w:commentRangeEnd w:id="154"/>
             <w:r>
               <w:rPr>
                 <w:rStyle w:val="CommentReference"/>
               </w:rPr>
-              <w:commentReference w:id="135"/>
-            </w:r>
-            <w:commentRangeEnd w:id="115"/>
+              <w:commentReference w:id="154"/>
+            </w:r>
+            <w:commentRangeEnd w:id="131"/>
             <w:r>
               <w:rPr>
                 <w:rStyle w:val="CommentReference"/>
               </w:rPr>
-              <w:commentReference w:id="115"/>
-            </w:r>
-            <w:commentRangeEnd w:id="99"/>
+              <w:commentReference w:id="131"/>
+            </w:r>
+            <w:commentRangeEnd w:id="112"/>
             <w:r>
               <w:rPr>
                 <w:rStyle w:val="CommentReference"/>
               </w:rPr>
-              <w:commentReference w:id="99"/>
-            </w:r>
-            <w:commentRangeEnd w:id="83"/>
+              <w:commentReference w:id="112"/>
+            </w:r>
+            <w:commentRangeEnd w:id="93"/>
             <w:r>
               <w:rPr>
                 <w:rStyle w:val="CommentReference"/>
               </w:rPr>
-              <w:commentReference w:id="83"/>
-            </w:r>
-            <w:commentRangeEnd w:id="65"/>
+              <w:commentReference w:id="93"/>
+            </w:r>
+            <w:commentRangeEnd w:id="72"/>
             <w:r>
               <w:rPr>
                 <w:rStyle w:val="CommentReference"/>
               </w:rPr>
-              <w:commentReference w:id="65"/>
-            </w:r>
-            <w:commentRangeEnd w:id="51"/>
+              <w:commentReference w:id="72"/>
+            </w:r>
+            <w:commentRangeEnd w:id="55"/>
             <w:r>
               <w:rPr>
                 <w:rStyle w:val="CommentReference"/>
               </w:rPr>
-              <w:commentReference w:id="51"/>
+              <w:commentReference w:id="55"/>
             </w:r>
           </w:p>
           <w:p>
@@ -4650,20 +4714,20 @@
                 <w:szCs w:val="24"/>
               </w:rPr>
             </w:pPr>
-            <w:commentRangeStart w:id="52"/>
-            <w:commentRangeStart w:id="53"/>
-            <w:commentRangeStart w:id="66"/>
-            <w:commentRangeStart w:id="67"/>
-            <w:commentRangeStart w:id="84"/>
-            <w:commentRangeStart w:id="85"/>
-            <w:commentRangeStart w:id="100"/>
-            <w:commentRangeStart w:id="101"/>
-            <w:commentRangeStart w:id="116"/>
-            <w:commentRangeStart w:id="117"/>
-            <w:commentRangeStart w:id="136"/>
-            <w:commentRangeStart w:id="137"/>
-            <w:commentRangeStart w:id="150"/>
-            <w:commentRangeStart w:id="151"/>
+            <w:commentRangeStart w:id="56"/>
+            <w:commentRangeStart w:id="57"/>
+            <w:commentRangeStart w:id="73"/>
+            <w:commentRangeStart w:id="74"/>
+            <w:commentRangeStart w:id="94"/>
+            <w:commentRangeStart w:id="95"/>
+            <w:commentRangeStart w:id="113"/>
+            <w:commentRangeStart w:id="114"/>
+            <w:commentRangeStart w:id="132"/>
+            <w:commentRangeStart w:id="133"/>
+            <w:commentRangeStart w:id="155"/>
+            <w:commentRangeStart w:id="156"/>
+            <w:commentRangeStart w:id="172"/>
+            <w:commentRangeStart w:id="173"/>
             <w:r>
               <w:rPr>
                 <w:rFonts w:ascii="Times New Roman" w:hAnsi="Times New Roman" w:cs="Times New Roman"/>
@@ -4672,103 +4736,103 @@
               </w:rPr>
               <w:t xml:space="preserve">ИНН/КПП {{ customer_inn }}/{{ customer_kpp }}</w:t>
             </w:r>
-            <w:commentRangeEnd w:id="151"/>
+            <w:commentRangeEnd w:id="173"/>
             <w:r>
               <w:rPr>
                 <w:rStyle w:val="CommentReference"/>
               </w:rPr>
-              <w:commentReference w:id="151"/>
-            </w:r>
-            <w:commentRangeEnd w:id="150"/>
+              <w:commentReference w:id="173"/>
+            </w:r>
+            <w:commentRangeEnd w:id="172"/>
             <w:r>
               <w:rPr>
                 <w:rStyle w:val="CommentReference"/>
               </w:rPr>
-              <w:commentReference w:id="150"/>
-            </w:r>
-            <w:commentRangeEnd w:id="137"/>
+              <w:commentReference w:id="172"/>
+            </w:r>
+            <w:commentRangeEnd w:id="156"/>
             <w:r>
               <w:rPr>
                 <w:rStyle w:val="CommentReference"/>
               </w:rPr>
-              <w:commentReference w:id="137"/>
-            </w:r>
-            <w:commentRangeEnd w:id="136"/>
+              <w:commentReference w:id="156"/>
+            </w:r>
+            <w:commentRangeEnd w:id="155"/>
             <w:r>
               <w:rPr>
                 <w:rStyle w:val="CommentReference"/>
               </w:rPr>
-              <w:commentReference w:id="136"/>
-            </w:r>
-            <w:commentRangeEnd w:id="117"/>
+              <w:commentReference w:id="155"/>
+            </w:r>
+            <w:commentRangeEnd w:id="133"/>
             <w:r>
               <w:rPr>
                 <w:rStyle w:val="CommentReference"/>
               </w:rPr>
-              <w:commentReference w:id="117"/>
-            </w:r>
-            <w:commentRangeEnd w:id="116"/>
+              <w:commentReference w:id="133"/>
+            </w:r>
+            <w:commentRangeEnd w:id="132"/>
             <w:r>
               <w:rPr>
                 <w:rStyle w:val="CommentReference"/>
               </w:rPr>
-              <w:commentReference w:id="116"/>
-            </w:r>
-            <w:commentRangeEnd w:id="101"/>
+              <w:commentReference w:id="132"/>
+            </w:r>
+            <w:commentRangeEnd w:id="114"/>
             <w:r>
               <w:rPr>
                 <w:rStyle w:val="CommentReference"/>
               </w:rPr>
-              <w:commentReference w:id="101"/>
-            </w:r>
-            <w:commentRangeEnd w:id="100"/>
+              <w:commentReference w:id="114"/>
+            </w:r>
+            <w:commentRangeEnd w:id="113"/>
             <w:r>
               <w:rPr>
                 <w:rStyle w:val="CommentReference"/>
               </w:rPr>
-              <w:commentReference w:id="100"/>
-            </w:r>
-            <w:commentRangeEnd w:id="85"/>
+              <w:commentReference w:id="113"/>
+            </w:r>
+            <w:commentRangeEnd w:id="95"/>
             <w:r>
               <w:rPr>
                 <w:rStyle w:val="CommentReference"/>
               </w:rPr>
-              <w:commentReference w:id="85"/>
-            </w:r>
-            <w:commentRangeEnd w:id="84"/>
+              <w:commentReference w:id="95"/>
+            </w:r>
+            <w:commentRangeEnd w:id="94"/>
             <w:r>
               <w:rPr>
                 <w:rStyle w:val="CommentReference"/>
               </w:rPr>
-              <w:commentReference w:id="84"/>
-            </w:r>
-            <w:commentRangeEnd w:id="67"/>
+              <w:commentReference w:id="94"/>
+            </w:r>
+            <w:commentRangeEnd w:id="74"/>
             <w:r>
               <w:rPr>
                 <w:rStyle w:val="CommentReference"/>
               </w:rPr>
-              <w:commentReference w:id="67"/>
-            </w:r>
-            <w:commentRangeEnd w:id="66"/>
+              <w:commentReference w:id="74"/>
+            </w:r>
+            <w:commentRangeEnd w:id="73"/>
             <w:r>
               <w:rPr>
                 <w:rStyle w:val="CommentReference"/>
               </w:rPr>
-              <w:commentReference w:id="66"/>
-            </w:r>
-            <w:commentRangeEnd w:id="53"/>
+              <w:commentReference w:id="73"/>
+            </w:r>
+            <w:commentRangeEnd w:id="57"/>
             <w:r>
               <w:rPr>
                 <w:rStyle w:val="CommentReference"/>
               </w:rPr>
-              <w:commentReference w:id="53"/>
-            </w:r>
-            <w:commentRangeEnd w:id="52"/>
+              <w:commentReference w:id="57"/>
+            </w:r>
+            <w:commentRangeEnd w:id="56"/>
             <w:r>
               <w:rPr>
                 <w:rStyle w:val="CommentReference"/>
               </w:rPr>
-              <w:commentReference w:id="52"/>
+              <w:commentReference w:id="56"/>
             </w:r>
           </w:p>
           <w:p>
@@ -4779,13 +4843,13 @@
                 <w:szCs w:val="24"/>
               </w:rPr>
             </w:pPr>
-            <w:commentRangeStart w:id="54"/>
-            <w:commentRangeStart w:id="68"/>
-            <w:commentRangeStart w:id="86"/>
-            <w:commentRangeStart w:id="102"/>
-            <w:commentRangeStart w:id="118"/>
-            <w:commentRangeStart w:id="138"/>
-            <w:commentRangeStart w:id="152"/>
+            <w:commentRangeStart w:id="58"/>
+            <w:commentRangeStart w:id="75"/>
+            <w:commentRangeStart w:id="96"/>
+            <w:commentRangeStart w:id="115"/>
+            <w:commentRangeStart w:id="134"/>
+            <w:commentRangeStart w:id="157"/>
+            <w:commentRangeStart w:id="174"/>
             <w:r>
               <w:rPr>
                 <w:rFonts w:ascii="Times New Roman" w:hAnsi="Times New Roman" w:cs="Times New Roman"/>
@@ -4794,54 +4858,54 @@
               </w:rPr>
               <w:t xml:space="preserve">ОГРН {{ customer_ogrn }}</w:t>
             </w:r>
-            <w:commentRangeEnd w:id="152"/>
+            <w:commentRangeEnd w:id="174"/>
             <w:r>
               <w:rPr>
                 <w:rStyle w:val="CommentReference"/>
               </w:rPr>
-              <w:commentReference w:id="152"/>
-            </w:r>
-            <w:commentRangeEnd w:id="138"/>
+              <w:commentReference w:id="174"/>
+            </w:r>
+            <w:commentRangeEnd w:id="157"/>
             <w:r>
               <w:rPr>
                 <w:rStyle w:val="CommentReference"/>
               </w:rPr>
-              <w:commentReference w:id="138"/>
-            </w:r>
-            <w:commentRangeEnd w:id="118"/>
+              <w:commentReference w:id="157"/>
+            </w:r>
+            <w:commentRangeEnd w:id="134"/>
             <w:r>
               <w:rPr>
                 <w:rStyle w:val="CommentReference"/>
               </w:rPr>
-              <w:commentReference w:id="118"/>
-            </w:r>
-            <w:commentRangeEnd w:id="102"/>
+              <w:commentReference w:id="134"/>
+            </w:r>
+            <w:commentRangeEnd w:id="115"/>
             <w:r>
               <w:rPr>
                 <w:rStyle w:val="CommentReference"/>
               </w:rPr>
-              <w:commentReference w:id="102"/>
-            </w:r>
-            <w:commentRangeEnd w:id="86"/>
+              <w:commentReference w:id="115"/>
+            </w:r>
+            <w:commentRangeEnd w:id="96"/>
             <w:r>
               <w:rPr>
                 <w:rStyle w:val="CommentReference"/>
               </w:rPr>
-              <w:commentReference w:id="86"/>
-            </w:r>
-            <w:commentRangeEnd w:id="68"/>
+              <w:commentReference w:id="96"/>
+            </w:r>
+            <w:commentRangeEnd w:id="75"/>
             <w:r>
               <w:rPr>
                 <w:rStyle w:val="CommentReference"/>
               </w:rPr>
-              <w:commentReference w:id="68"/>
-            </w:r>
-            <w:commentRangeEnd w:id="54"/>
+              <w:commentReference w:id="75"/>
+            </w:r>
+            <w:commentRangeEnd w:id="58"/>
             <w:r>
               <w:rPr>
                 <w:rStyle w:val="CommentReference"/>
               </w:rPr>
-              <w:commentReference w:id="54"/>
+              <w:commentReference w:id="58"/>
             </w:r>
           </w:p>
           <w:p>
@@ -4869,13 +4933,13 @@
                 <w:szCs w:val="24"/>
               </w:rPr>
             </w:pPr>
-            <w:commentRangeStart w:id="55"/>
-            <w:commentRangeStart w:id="69"/>
-            <w:commentRangeStart w:id="87"/>
-            <w:commentRangeStart w:id="103"/>
-            <w:commentRangeStart w:id="119"/>
-            <w:commentRangeStart w:id="139"/>
-            <w:commentRangeStart w:id="153"/>
+            <w:commentRangeStart w:id="59"/>
+            <w:commentRangeStart w:id="76"/>
+            <w:commentRangeStart w:id="97"/>
+            <w:commentRangeStart w:id="116"/>
+            <w:commentRangeStart w:id="135"/>
+            <w:commentRangeStart w:id="158"/>
+            <w:commentRangeStart w:id="175"/>
             <w:r>
               <w:rPr>
                 <w:rFonts w:ascii="Times New Roman" w:hAnsi="Times New Roman" w:cs="Times New Roman"/>
@@ -4884,54 +4948,54 @@
               </w:rPr>
               <w:t xml:space="preserve">{{ customer_bank_name }}</w:t>
             </w:r>
-            <w:commentRangeEnd w:id="153"/>
+            <w:commentRangeEnd w:id="175"/>
             <w:r>
               <w:rPr>
                 <w:rStyle w:val="CommentReference"/>
               </w:rPr>
-              <w:commentReference w:id="153"/>
-            </w:r>
-            <w:commentRangeEnd w:id="139"/>
+              <w:commentReference w:id="175"/>
+            </w:r>
+            <w:commentRangeEnd w:id="158"/>
             <w:r>
               <w:rPr>
                 <w:rStyle w:val="CommentReference"/>
               </w:rPr>
-              <w:commentReference w:id="139"/>
-            </w:r>
-            <w:commentRangeEnd w:id="119"/>
+              <w:commentReference w:id="158"/>
+            </w:r>
+            <w:commentRangeEnd w:id="135"/>
             <w:r>
               <w:rPr>
                 <w:rStyle w:val="CommentReference"/>
               </w:rPr>
-              <w:commentReference w:id="119"/>
-            </w:r>
-            <w:commentRangeEnd w:id="103"/>
+              <w:commentReference w:id="135"/>
+            </w:r>
+            <w:commentRangeEnd w:id="116"/>
             <w:r>
               <w:rPr>
                 <w:rStyle w:val="CommentReference"/>
               </w:rPr>
-              <w:commentReference w:id="103"/>
-            </w:r>
-            <w:commentRangeEnd w:id="87"/>
+              <w:commentReference w:id="116"/>
+            </w:r>
+            <w:commentRangeEnd w:id="97"/>
             <w:r>
               <w:rPr>
                 <w:rStyle w:val="CommentReference"/>
               </w:rPr>
-              <w:commentReference w:id="87"/>
-            </w:r>
-            <w:commentRangeEnd w:id="69"/>
+              <w:commentReference w:id="97"/>
+            </w:r>
+            <w:commentRangeEnd w:id="76"/>
             <w:r>
               <w:rPr>
                 <w:rStyle w:val="CommentReference"/>
               </w:rPr>
-              <w:commentReference w:id="69"/>
-            </w:r>
-            <w:commentRangeEnd w:id="55"/>
+              <w:commentReference w:id="76"/>
+            </w:r>
+            <w:commentRangeEnd w:id="59"/>
             <w:r>
               <w:rPr>
                 <w:rStyle w:val="CommentReference"/>
               </w:rPr>
-              <w:commentReference w:id="55"/>
+              <w:commentReference w:id="59"/>
             </w:r>
           </w:p>
           <w:p>
@@ -4942,13 +5006,13 @@
                 <w:szCs w:val="24"/>
               </w:rPr>
             </w:pPr>
-            <w:commentRangeStart w:id="56"/>
-            <w:commentRangeStart w:id="70"/>
-            <w:commentRangeStart w:id="88"/>
-            <w:commentRangeStart w:id="104"/>
-            <w:commentRangeStart w:id="120"/>
-            <w:commentRangeStart w:id="140"/>
-            <w:commentRangeStart w:id="154"/>
+            <w:commentRangeStart w:id="60"/>
+            <w:commentRangeStart w:id="77"/>
+            <w:commentRangeStart w:id="98"/>
+            <w:commentRangeStart w:id="117"/>
+            <w:commentRangeStart w:id="136"/>
+            <w:commentRangeStart w:id="159"/>
+            <w:commentRangeStart w:id="176"/>
             <w:r>
               <w:rPr>
                 <w:rFonts w:ascii="Times New Roman" w:hAnsi="Times New Roman" w:cs="Times New Roman"/>
@@ -4957,54 +5021,54 @@
               </w:rPr>
               <w:t xml:space="preserve">Лицевой счет {{ customer_personal_account }}</w:t>
             </w:r>
-            <w:commentRangeEnd w:id="154"/>
+            <w:commentRangeEnd w:id="176"/>
             <w:r>
               <w:rPr>
                 <w:rStyle w:val="CommentReference"/>
               </w:rPr>
-              <w:commentReference w:id="154"/>
-            </w:r>
-            <w:commentRangeEnd w:id="140"/>
+              <w:commentReference w:id="176"/>
+            </w:r>
+            <w:commentRangeEnd w:id="159"/>
             <w:r>
               <w:rPr>
                 <w:rStyle w:val="CommentReference"/>
               </w:rPr>
-              <w:commentReference w:id="140"/>
-            </w:r>
-            <w:commentRangeEnd w:id="120"/>
+              <w:commentReference w:id="159"/>
+            </w:r>
+            <w:commentRangeEnd w:id="136"/>
             <w:r>
               <w:rPr>
                 <w:rStyle w:val="CommentReference"/>
               </w:rPr>
-              <w:commentReference w:id="120"/>
-            </w:r>
-            <w:commentRangeEnd w:id="104"/>
+              <w:commentReference w:id="136"/>
+            </w:r>
+            <w:commentRangeEnd w:id="117"/>
             <w:r>
               <w:rPr>
                 <w:rStyle w:val="CommentReference"/>
               </w:rPr>
-              <w:commentReference w:id="104"/>
-            </w:r>
-            <w:commentRangeEnd w:id="88"/>
+              <w:commentReference w:id="117"/>
+            </w:r>
+            <w:commentRangeEnd w:id="98"/>
             <w:r>
               <w:rPr>
                 <w:rStyle w:val="CommentReference"/>
               </w:rPr>
-              <w:commentReference w:id="88"/>
-            </w:r>
-            <w:commentRangeEnd w:id="70"/>
+              <w:commentReference w:id="98"/>
+            </w:r>
+            <w:commentRangeEnd w:id="77"/>
             <w:r>
               <w:rPr>
                 <w:rStyle w:val="CommentReference"/>
               </w:rPr>
-              <w:commentReference w:id="70"/>
-            </w:r>
-            <w:commentRangeEnd w:id="56"/>
+              <w:commentReference w:id="77"/>
+            </w:r>
+            <w:commentRangeEnd w:id="60"/>
             <w:r>
               <w:rPr>
                 <w:rStyle w:val="CommentReference"/>
               </w:rPr>
-              <w:commentReference w:id="56"/>
+              <w:commentReference w:id="60"/>
             </w:r>
           </w:p>
           <w:p>
@@ -5015,13 +5079,13 @@
                 <w:szCs w:val="24"/>
               </w:rPr>
             </w:pPr>
-            <w:commentRangeStart w:id="57"/>
-            <w:commentRangeStart w:id="71"/>
-            <w:commentRangeStart w:id="89"/>
-            <w:commentRangeStart w:id="105"/>
-            <w:commentRangeStart w:id="121"/>
-            <w:commentRangeStart w:id="141"/>
-            <w:commentRangeStart w:id="155"/>
+            <w:commentRangeStart w:id="61"/>
+            <w:commentRangeStart w:id="78"/>
+            <w:commentRangeStart w:id="99"/>
+            <w:commentRangeStart w:id="118"/>
+            <w:commentRangeStart w:id="137"/>
+            <w:commentRangeStart w:id="160"/>
+            <w:commentRangeStart w:id="177"/>
             <w:r>
               <w:rPr>
                 <w:rFonts w:ascii="Times New Roman" w:hAnsi="Times New Roman" w:cs="Times New Roman"/>
@@ -5030,54 +5094,54 @@
               </w:rPr>
               <w:t xml:space="preserve">Казначейский счет: {{ customer_settlement_account }}</w:t>
             </w:r>
-            <w:commentRangeEnd w:id="155"/>
+            <w:commentRangeEnd w:id="177"/>
             <w:r>
               <w:rPr>
                 <w:rStyle w:val="CommentReference"/>
               </w:rPr>
-              <w:commentReference w:id="155"/>
-            </w:r>
-            <w:commentRangeEnd w:id="141"/>
+              <w:commentReference w:id="177"/>
+            </w:r>
+            <w:commentRangeEnd w:id="160"/>
             <w:r>
               <w:rPr>
                 <w:rStyle w:val="CommentReference"/>
               </w:rPr>
-              <w:commentReference w:id="141"/>
-            </w:r>
-            <w:commentRangeEnd w:id="121"/>
+              <w:commentReference w:id="160"/>
+            </w:r>
+            <w:commentRangeEnd w:id="137"/>
             <w:r>
               <w:rPr>
                 <w:rStyle w:val="CommentReference"/>
               </w:rPr>
-              <w:commentReference w:id="121"/>
-            </w:r>
-            <w:commentRangeEnd w:id="105"/>
+              <w:commentReference w:id="137"/>
+            </w:r>
+            <w:commentRangeEnd w:id="118"/>
             <w:r>
               <w:rPr>
                 <w:rStyle w:val="CommentReference"/>
               </w:rPr>
-              <w:commentReference w:id="105"/>
-            </w:r>
-            <w:commentRangeEnd w:id="89"/>
+              <w:commentReference w:id="118"/>
+            </w:r>
+            <w:commentRangeEnd w:id="99"/>
             <w:r>
               <w:rPr>
                 <w:rStyle w:val="CommentReference"/>
               </w:rPr>
-              <w:commentReference w:id="89"/>
-            </w:r>
-            <w:commentRangeEnd w:id="71"/>
+              <w:commentReference w:id="99"/>
+            </w:r>
+            <w:commentRangeEnd w:id="78"/>
             <w:r>
               <w:rPr>
                 <w:rStyle w:val="CommentReference"/>
               </w:rPr>
-              <w:commentReference w:id="71"/>
-            </w:r>
-            <w:commentRangeEnd w:id="57"/>
+              <w:commentReference w:id="78"/>
+            </w:r>
+            <w:commentRangeEnd w:id="61"/>
             <w:r>
               <w:rPr>
                 <w:rStyle w:val="CommentReference"/>
               </w:rPr>
-              <w:commentReference w:id="57"/>
+              <w:commentReference w:id="61"/>
             </w:r>
           </w:p>
           <w:p>
@@ -5088,13 +5152,13 @@
                 <w:szCs w:val="24"/>
               </w:rPr>
             </w:pPr>
-            <w:commentRangeStart w:id="58"/>
-            <w:commentRangeStart w:id="72"/>
-            <w:commentRangeStart w:id="90"/>
-            <w:commentRangeStart w:id="106"/>
-            <w:commentRangeStart w:id="122"/>
-            <w:commentRangeStart w:id="142"/>
-            <w:commentRangeStart w:id="156"/>
+            <w:commentRangeStart w:id="62"/>
+            <w:commentRangeStart w:id="79"/>
+            <w:commentRangeStart w:id="100"/>
+            <w:commentRangeStart w:id="119"/>
+            <w:commentRangeStart w:id="138"/>
+            <w:commentRangeStart w:id="161"/>
+            <w:commentRangeStart w:id="178"/>
             <w:r>
               <w:rPr>
                 <w:rFonts w:ascii="Times New Roman" w:hAnsi="Times New Roman" w:cs="Times New Roman"/>
@@ -5103,54 +5167,54 @@
               </w:rPr>
               <w:t xml:space="preserve">{{ customer_bank_name }}</w:t>
             </w:r>
-            <w:commentRangeEnd w:id="156"/>
+            <w:commentRangeEnd w:id="178"/>
             <w:r>
               <w:rPr>
                 <w:rStyle w:val="CommentReference"/>
               </w:rPr>
-              <w:commentReference w:id="156"/>
-            </w:r>
-            <w:commentRangeEnd w:id="142"/>
+              <w:commentReference w:id="178"/>
+            </w:r>
+            <w:commentRangeEnd w:id="161"/>
             <w:r>
               <w:rPr>
                 <w:rStyle w:val="CommentReference"/>
               </w:rPr>
-              <w:commentReference w:id="142"/>
-            </w:r>
-            <w:commentRangeEnd w:id="122"/>
+              <w:commentReference w:id="161"/>
+            </w:r>
+            <w:commentRangeEnd w:id="138"/>
             <w:r>
               <w:rPr>
                 <w:rStyle w:val="CommentReference"/>
               </w:rPr>
-              <w:commentReference w:id="122"/>
-            </w:r>
-            <w:commentRangeEnd w:id="106"/>
+              <w:commentReference w:id="138"/>
+            </w:r>
+            <w:commentRangeEnd w:id="119"/>
             <w:r>
               <w:rPr>
                 <w:rStyle w:val="CommentReference"/>
               </w:rPr>
-              <w:commentReference w:id="106"/>
-            </w:r>
-            <w:commentRangeEnd w:id="90"/>
+              <w:commentReference w:id="119"/>
+            </w:r>
+            <w:commentRangeEnd w:id="100"/>
             <w:r>
               <w:rPr>
                 <w:rStyle w:val="CommentReference"/>
               </w:rPr>
-              <w:commentReference w:id="90"/>
-            </w:r>
-            <w:commentRangeEnd w:id="72"/>
+              <w:commentReference w:id="100"/>
+            </w:r>
+            <w:commentRangeEnd w:id="79"/>
             <w:r>
               <w:rPr>
                 <w:rStyle w:val="CommentReference"/>
               </w:rPr>
-              <w:commentReference w:id="72"/>
-            </w:r>
-            <w:commentRangeEnd w:id="58"/>
+              <w:commentReference w:id="79"/>
+            </w:r>
+            <w:commentRangeEnd w:id="62"/>
             <w:r>
               <w:rPr>
                 <w:rStyle w:val="CommentReference"/>
               </w:rPr>
-              <w:commentReference w:id="58"/>
+              <w:commentReference w:id="62"/>
             </w:r>
           </w:p>
           <w:p>
@@ -5161,13 +5225,13 @@
                 <w:szCs w:val="24"/>
               </w:rPr>
             </w:pPr>
-            <w:commentRangeStart w:id="59"/>
-            <w:commentRangeStart w:id="73"/>
-            <w:commentRangeStart w:id="91"/>
-            <w:commentRangeStart w:id="107"/>
-            <w:commentRangeStart w:id="123"/>
-            <w:commentRangeStart w:id="143"/>
-            <w:commentRangeStart w:id="157"/>
+            <w:commentRangeStart w:id="63"/>
+            <w:commentRangeStart w:id="80"/>
+            <w:commentRangeStart w:id="101"/>
+            <w:commentRangeStart w:id="120"/>
+            <w:commentRangeStart w:id="139"/>
+            <w:commentRangeStart w:id="162"/>
+            <w:commentRangeStart w:id="179"/>
             <w:r>
               <w:rPr>
                 <w:rFonts w:ascii="Times New Roman" w:hAnsi="Times New Roman" w:cs="Times New Roman"/>
@@ -5176,54 +5240,54 @@
               </w:rPr>
               <w:t xml:space="preserve">БИК ТОФК: {{ customer_bik }}</w:t>
             </w:r>
-            <w:commentRangeEnd w:id="157"/>
+            <w:commentRangeEnd w:id="179"/>
             <w:r>
               <w:rPr>
                 <w:rStyle w:val="CommentReference"/>
               </w:rPr>
-              <w:commentReference w:id="157"/>
-            </w:r>
-            <w:commentRangeEnd w:id="143"/>
+              <w:commentReference w:id="179"/>
+            </w:r>
+            <w:commentRangeEnd w:id="162"/>
             <w:r>
               <w:rPr>
                 <w:rStyle w:val="CommentReference"/>
               </w:rPr>
-              <w:commentReference w:id="143"/>
-            </w:r>
-            <w:commentRangeEnd w:id="123"/>
+              <w:commentReference w:id="162"/>
+            </w:r>
+            <w:commentRangeEnd w:id="139"/>
             <w:r>
               <w:rPr>
                 <w:rStyle w:val="CommentReference"/>
               </w:rPr>
-              <w:commentReference w:id="123"/>
-            </w:r>
-            <w:commentRangeEnd w:id="107"/>
+              <w:commentReference w:id="139"/>
+            </w:r>
+            <w:commentRangeEnd w:id="120"/>
             <w:r>
               <w:rPr>
                 <w:rStyle w:val="CommentReference"/>
               </w:rPr>
-              <w:commentReference w:id="107"/>
-            </w:r>
-            <w:commentRangeEnd w:id="91"/>
+              <w:commentReference w:id="120"/>
+            </w:r>
+            <w:commentRangeEnd w:id="101"/>
             <w:r>
               <w:rPr>
                 <w:rStyle w:val="CommentReference"/>
               </w:rPr>
-              <w:commentReference w:id="91"/>
-            </w:r>
-            <w:commentRangeEnd w:id="73"/>
+              <w:commentReference w:id="101"/>
+            </w:r>
+            <w:commentRangeEnd w:id="80"/>
             <w:r>
               <w:rPr>
                 <w:rStyle w:val="CommentReference"/>
               </w:rPr>
-              <w:commentReference w:id="73"/>
-            </w:r>
-            <w:commentRangeEnd w:id="59"/>
+              <w:commentReference w:id="80"/>
+            </w:r>
+            <w:commentRangeEnd w:id="63"/>
             <w:r>
               <w:rPr>
                 <w:rStyle w:val="CommentReference"/>
               </w:rPr>
-              <w:commentReference w:id="59"/>
+              <w:commentReference w:id="63"/>
             </w:r>
           </w:p>
           <w:p>
@@ -5251,13 +5315,69 @@
                 <w:szCs w:val="24"/>
               </w:rPr>
             </w:pPr>
+            <w:commentRangeStart w:id="64"/>
+            <w:commentRangeStart w:id="81"/>
+            <w:commentRangeStart w:id="102"/>
+            <w:commentRangeStart w:id="121"/>
+            <w:commentRangeStart w:id="140"/>
+            <w:commentRangeStart w:id="163"/>
+            <w:commentRangeStart w:id="180"/>
             <w:r>
               <w:rPr>
                 <w:rFonts w:ascii="Times New Roman" w:hAnsi="Times New Roman" w:cs="Times New Roman"/>
                 <w:sz w:val="24"/>
                 <w:szCs w:val="24"/>
               </w:rPr>
-              <w:t>40102810545370000003</w:t>
+              <w:t xml:space="preserve">{{ customer_correspondent_account }}</w:t>
+            </w:r>
+            <w:commentRangeEnd w:id="180"/>
+            <w:r>
+              <w:rPr>
+                <w:rStyle w:val="CommentReference"/>
+              </w:rPr>
+              <w:commentReference w:id="180"/>
+            </w:r>
+            <w:commentRangeEnd w:id="163"/>
+            <w:r>
+              <w:rPr>
+                <w:rStyle w:val="CommentReference"/>
+              </w:rPr>
+              <w:commentReference w:id="163"/>
+            </w:r>
+            <w:commentRangeEnd w:id="140"/>
+            <w:r>
+              <w:rPr>
+                <w:rStyle w:val="CommentReference"/>
+              </w:rPr>
+              <w:commentReference w:id="140"/>
+            </w:r>
+            <w:commentRangeEnd w:id="121"/>
+            <w:r>
+              <w:rPr>
+                <w:rStyle w:val="CommentReference"/>
+              </w:rPr>
+              <w:commentReference w:id="121"/>
+            </w:r>
+            <w:commentRangeEnd w:id="102"/>
+            <w:r>
+              <w:rPr>
+                <w:rStyle w:val="CommentReference"/>
+              </w:rPr>
+              <w:commentReference w:id="102"/>
+            </w:r>
+            <w:commentRangeEnd w:id="81"/>
+            <w:r>
+              <w:rPr>
+                <w:rStyle w:val="CommentReference"/>
+              </w:rPr>
+              <w:commentReference w:id="81"/>
+            </w:r>
+            <w:commentRangeEnd w:id="64"/>
+            <w:r>
+              <w:rPr>
+                <w:rStyle w:val="CommentReference"/>
+              </w:rPr>
+              <w:commentReference w:id="64"/>
             </w:r>
           </w:p>
           <w:p>
@@ -5268,13 +5388,69 @@
                 <w:szCs w:val="24"/>
               </w:rPr>
             </w:pPr>
+            <w:commentRangeStart w:id="65"/>
+            <w:commentRangeStart w:id="82"/>
+            <w:commentRangeStart w:id="103"/>
+            <w:commentRangeStart w:id="122"/>
+            <w:commentRangeStart w:id="141"/>
+            <w:commentRangeStart w:id="164"/>
+            <w:commentRangeStart w:id="181"/>
             <w:r>
               <w:rPr>
                 <w:rFonts w:ascii="Times New Roman" w:hAnsi="Times New Roman" w:cs="Times New Roman"/>
                 <w:sz w:val="24"/>
                 <w:szCs w:val="24"/>
               </w:rPr>
-              <w:t>ОКПО 17777419</w:t>
+              <w:t xml:space="preserve">ОКПО __________</w:t>
+            </w:r>
+            <w:commentRangeEnd w:id="181"/>
+            <w:r>
+              <w:rPr>
+                <w:rStyle w:val="CommentReference"/>
+              </w:rPr>
+              <w:commentReference w:id="181"/>
+            </w:r>
+            <w:commentRangeEnd w:id="164"/>
+            <w:r>
+              <w:rPr>
+                <w:rStyle w:val="CommentReference"/>
+              </w:rPr>
+              <w:commentReference w:id="164"/>
+            </w:r>
+            <w:commentRangeEnd w:id="141"/>
+            <w:r>
+              <w:rPr>
+                <w:rStyle w:val="CommentReference"/>
+              </w:rPr>
+              <w:commentReference w:id="141"/>
+            </w:r>
+            <w:commentRangeEnd w:id="122"/>
+            <w:r>
+              <w:rPr>
+                <w:rStyle w:val="CommentReference"/>
+              </w:rPr>
+              <w:commentReference w:id="122"/>
+            </w:r>
+            <w:commentRangeEnd w:id="103"/>
+            <w:r>
+              <w:rPr>
+                <w:rStyle w:val="CommentReference"/>
+              </w:rPr>
+              <w:commentReference w:id="103"/>
+            </w:r>
+            <w:commentRangeEnd w:id="82"/>
+            <w:r>
+              <w:rPr>
+                <w:rStyle w:val="CommentReference"/>
+              </w:rPr>
+              <w:commentReference w:id="82"/>
+            </w:r>
+            <w:commentRangeEnd w:id="65"/>
+            <w:r>
+              <w:rPr>
+                <w:rStyle w:val="CommentReference"/>
+              </w:rPr>
+              <w:commentReference w:id="65"/>
             </w:r>
           </w:p>
           <w:p>
@@ -5294,13 +5470,13 @@
                 <w:szCs w:val="24"/>
               </w:rPr>
             </w:pPr>
-            <w:commentRangeStart w:id="60"/>
-            <w:commentRangeStart w:id="74"/>
-            <w:commentRangeStart w:id="92"/>
-            <w:commentRangeStart w:id="108"/>
-            <w:commentRangeStart w:id="124"/>
-            <w:commentRangeStart w:id="144"/>
-            <w:commentRangeStart w:id="158"/>
+            <w:commentRangeStart w:id="66"/>
+            <w:commentRangeStart w:id="83"/>
+            <w:commentRangeStart w:id="104"/>
+            <w:commentRangeStart w:id="123"/>
+            <w:commentRangeStart w:id="142"/>
+            <w:commentRangeStart w:id="165"/>
+            <w:commentRangeStart w:id="182"/>
             <w:r>
               <w:rPr>
                 <w:rFonts w:ascii="Times New Roman" w:hAnsi="Times New Roman" w:cs="Times New Roman"/>
@@ -5309,54 +5485,54 @@
               </w:rPr>
               <w:t xml:space="preserve">Тел.: {{ customer_phone }}</w:t>
             </w:r>
-            <w:commentRangeEnd w:id="158"/>
+            <w:commentRangeEnd w:id="182"/>
             <w:r>
               <w:rPr>
                 <w:rStyle w:val="CommentReference"/>
               </w:rPr>
-              <w:commentReference w:id="158"/>
-            </w:r>
-            <w:commentRangeEnd w:id="144"/>
+              <w:commentReference w:id="182"/>
+            </w:r>
+            <w:commentRangeEnd w:id="165"/>
             <w:r>
               <w:rPr>
                 <w:rStyle w:val="CommentReference"/>
               </w:rPr>
-              <w:commentReference w:id="144"/>
-            </w:r>
-            <w:commentRangeEnd w:id="124"/>
+              <w:commentReference w:id="165"/>
+            </w:r>
+            <w:commentRangeEnd w:id="142"/>
             <w:r>
               <w:rPr>
                 <w:rStyle w:val="CommentReference"/>
               </w:rPr>
-              <w:commentReference w:id="124"/>
-            </w:r>
-            <w:commentRangeEnd w:id="108"/>
+              <w:commentReference w:id="142"/>
+            </w:r>
+            <w:commentRangeEnd w:id="123"/>
             <w:r>
               <w:rPr>
                 <w:rStyle w:val="CommentReference"/>
               </w:rPr>
-              <w:commentReference w:id="108"/>
-            </w:r>
-            <w:commentRangeEnd w:id="92"/>
+              <w:commentReference w:id="123"/>
+            </w:r>
+            <w:commentRangeEnd w:id="104"/>
             <w:r>
               <w:rPr>
                 <w:rStyle w:val="CommentReference"/>
               </w:rPr>
-              <w:commentReference w:id="92"/>
-            </w:r>
-            <w:commentRangeEnd w:id="74"/>
+              <w:commentReference w:id="104"/>
+            </w:r>
+            <w:commentRangeEnd w:id="83"/>
             <w:r>
               <w:rPr>
                 <w:rStyle w:val="CommentReference"/>
               </w:rPr>
-              <w:commentReference w:id="74"/>
-            </w:r>
-            <w:commentRangeEnd w:id="60"/>
+              <w:commentReference w:id="83"/>
+            </w:r>
+            <w:commentRangeEnd w:id="66"/>
             <w:r>
               <w:rPr>
                 <w:rStyle w:val="CommentReference"/>
               </w:rPr>
-              <w:commentReference w:id="60"/>
+              <w:commentReference w:id="66"/>
             </w:r>
             <w:r>
               <w:t xml:space="preserve"/>
@@ -5378,13 +5554,13 @@
                 <w:szCs w:val="24"/>
               </w:rPr>
             </w:pPr>
-            <w:commentRangeStart w:id="61"/>
-            <w:commentRangeStart w:id="75"/>
-            <w:commentRangeStart w:id="93"/>
-            <w:commentRangeStart w:id="109"/>
-            <w:commentRangeStart w:id="125"/>
-            <w:commentRangeStart w:id="145"/>
-            <w:commentRangeStart w:id="159"/>
+            <w:commentRangeStart w:id="67"/>
+            <w:commentRangeStart w:id="84"/>
+            <w:commentRangeStart w:id="105"/>
+            <w:commentRangeStart w:id="124"/>
+            <w:commentRangeStart w:id="143"/>
+            <w:commentRangeStart w:id="166"/>
+            <w:commentRangeStart w:id="183"/>
             <w:r>
               <w:rPr>
                 <w:rFonts w:ascii="Times New Roman" w:hAnsi="Times New Roman" w:cs="Times New Roman"/>
@@ -5393,54 +5569,54 @@
               </w:rPr>
               <w:t xml:space="preserve">Эл.почта: {{ customer_email }}</w:t>
             </w:r>
-            <w:commentRangeEnd w:id="159"/>
+            <w:commentRangeEnd w:id="183"/>
             <w:r>
               <w:rPr>
                 <w:rStyle w:val="CommentReference"/>
               </w:rPr>
-              <w:commentReference w:id="159"/>
-            </w:r>
-            <w:commentRangeEnd w:id="145"/>
+              <w:commentReference w:id="183"/>
+            </w:r>
+            <w:commentRangeEnd w:id="166"/>
             <w:r>
               <w:rPr>
                 <w:rStyle w:val="CommentReference"/>
               </w:rPr>
-              <w:commentReference w:id="145"/>
-            </w:r>
-            <w:commentRangeEnd w:id="125"/>
+              <w:commentReference w:id="166"/>
+            </w:r>
+            <w:commentRangeEnd w:id="143"/>
             <w:r>
               <w:rPr>
                 <w:rStyle w:val="CommentReference"/>
               </w:rPr>
-              <w:commentReference w:id="125"/>
-            </w:r>
-            <w:commentRangeEnd w:id="109"/>
+              <w:commentReference w:id="143"/>
+            </w:r>
+            <w:commentRangeEnd w:id="124"/>
             <w:r>
               <w:rPr>
                 <w:rStyle w:val="CommentReference"/>
               </w:rPr>
-              <w:commentReference w:id="109"/>
-            </w:r>
-            <w:commentRangeEnd w:id="93"/>
+              <w:commentReference w:id="124"/>
+            </w:r>
+            <w:commentRangeEnd w:id="105"/>
             <w:r>
               <w:rPr>
                 <w:rStyle w:val="CommentReference"/>
               </w:rPr>
-              <w:commentReference w:id="93"/>
-            </w:r>
-            <w:commentRangeEnd w:id="75"/>
+              <w:commentReference w:id="105"/>
+            </w:r>
+            <w:commentRangeEnd w:id="84"/>
             <w:r>
               <w:rPr>
                 <w:rStyle w:val="CommentReference"/>
               </w:rPr>
-              <w:commentReference w:id="75"/>
-            </w:r>
-            <w:commentRangeEnd w:id="61"/>
+              <w:commentReference w:id="84"/>
+            </w:r>
+            <w:commentRangeEnd w:id="67"/>
             <w:r>
               <w:rPr>
                 <w:rStyle w:val="CommentReference"/>
               </w:rPr>
-              <w:commentReference w:id="61"/>
+              <w:commentReference w:id="67"/>
             </w:r>
             <w:r>
               <w:rPr>
@@ -5469,13 +5645,13 @@
                 <w:szCs w:val="24"/>
               </w:rPr>
             </w:pPr>
-            <w:commentRangeStart w:id="62"/>
-            <w:commentRangeStart w:id="76"/>
-            <w:commentRangeStart w:id="94"/>
-            <w:commentRangeStart w:id="110"/>
-            <w:commentRangeStart w:id="126"/>
-            <w:commentRangeStart w:id="146"/>
-            <w:commentRangeStart w:id="160"/>
+            <w:commentRangeStart w:id="68"/>
+            <w:commentRangeStart w:id="85"/>
+            <w:commentRangeStart w:id="106"/>
+            <w:commentRangeStart w:id="125"/>
+            <w:commentRangeStart w:id="144"/>
+            <w:commentRangeStart w:id="167"/>
+            <w:commentRangeStart w:id="184"/>
             <w:r>
               <w:rPr>
                 <w:rFonts w:ascii="Times New Roman" w:hAnsi="Times New Roman" w:cs="Times New Roman"/>
@@ -5484,54 +5660,54 @@
               </w:rPr>
               <w:t xml:space="preserve">{{ customer_signatory_position }}</w:t>
             </w:r>
-            <w:commentRangeEnd w:id="160"/>
+            <w:commentRangeEnd w:id="184"/>
             <w:r>
               <w:rPr>
                 <w:rStyle w:val="CommentReference"/>
               </w:rPr>
-              <w:commentReference w:id="160"/>
-            </w:r>
-            <w:commentRangeEnd w:id="146"/>
+              <w:commentReference w:id="184"/>
+            </w:r>
+            <w:commentRangeEnd w:id="167"/>
             <w:r>
               <w:rPr>
                 <w:rStyle w:val="CommentReference"/>
               </w:rPr>
-              <w:commentReference w:id="146"/>
-            </w:r>
-            <w:commentRangeEnd w:id="126"/>
+              <w:commentReference w:id="167"/>
+            </w:r>
+            <w:commentRangeEnd w:id="144"/>
             <w:r>
               <w:rPr>
                 <w:rStyle w:val="CommentReference"/>
               </w:rPr>
-              <w:commentReference w:id="126"/>
-            </w:r>
-            <w:commentRangeEnd w:id="110"/>
+              <w:commentReference w:id="144"/>
+            </w:r>
+            <w:commentRangeEnd w:id="125"/>
             <w:r>
               <w:rPr>
                 <w:rStyle w:val="CommentReference"/>
               </w:rPr>
-              <w:commentReference w:id="110"/>
-            </w:r>
-            <w:commentRangeEnd w:id="94"/>
+              <w:commentReference w:id="125"/>
+            </w:r>
+            <w:commentRangeEnd w:id="106"/>
             <w:r>
               <w:rPr>
                 <w:rStyle w:val="CommentReference"/>
               </w:rPr>
-              <w:commentReference w:id="94"/>
-            </w:r>
-            <w:commentRangeEnd w:id="76"/>
+              <w:commentReference w:id="106"/>
+            </w:r>
+            <w:commentRangeEnd w:id="85"/>
             <w:r>
               <w:rPr>
                 <w:rStyle w:val="CommentReference"/>
               </w:rPr>
-              <w:commentReference w:id="76"/>
-            </w:r>
-            <w:commentRangeEnd w:id="62"/>
+              <w:commentReference w:id="85"/>
+            </w:r>
+            <w:commentRangeEnd w:id="68"/>
             <w:r>
               <w:rPr>
                 <w:rStyle w:val="CommentReference"/>
               </w:rPr>
-              <w:commentReference w:id="62"/>
+              <w:commentReference w:id="68"/>
             </w:r>
           </w:p>
           <w:p>
@@ -5542,13 +5718,13 @@
                 <w:szCs w:val="24"/>
               </w:rPr>
             </w:pPr>
-            <w:commentRangeStart w:id="63"/>
-            <w:commentRangeStart w:id="77"/>
-            <w:commentRangeStart w:id="95"/>
-            <w:commentRangeStart w:id="111"/>
-            <w:commentRangeStart w:id="127"/>
-            <w:commentRangeStart w:id="147"/>
-            <w:commentRangeStart w:id="161"/>
+            <w:commentRangeStart w:id="69"/>
+            <w:commentRangeStart w:id="86"/>
+            <w:commentRangeStart w:id="107"/>
+            <w:commentRangeStart w:id="126"/>
+            <w:commentRangeStart w:id="145"/>
+            <w:commentRangeStart w:id="168"/>
+            <w:commentRangeStart w:id="185"/>
             <w:r>
               <w:rPr>
                 <w:rFonts w:ascii="Times New Roman" w:hAnsi="Times New Roman" w:cs="Times New Roman"/>
@@ -5557,54 +5733,54 @@
               </w:rPr>
               <w:t xml:space="preserve">_________________ / {{ customer_signatory_name_initials }}</w:t>
             </w:r>
-            <w:commentRangeEnd w:id="161"/>
+            <w:commentRangeEnd w:id="185"/>
             <w:r>
               <w:rPr>
                 <w:rStyle w:val="CommentReference"/>
               </w:rPr>
-              <w:commentReference w:id="161"/>
-            </w:r>
-            <w:commentRangeEnd w:id="147"/>
+              <w:commentReference w:id="185"/>
+            </w:r>
+            <w:commentRangeEnd w:id="168"/>
             <w:r>
               <w:rPr>
                 <w:rStyle w:val="CommentReference"/>
               </w:rPr>
-              <w:commentReference w:id="147"/>
-            </w:r>
-            <w:commentRangeEnd w:id="127"/>
+              <w:commentReference w:id="168"/>
+            </w:r>
+            <w:commentRangeEnd w:id="145"/>
             <w:r>
               <w:rPr>
                 <w:rStyle w:val="CommentReference"/>
               </w:rPr>
-              <w:commentReference w:id="127"/>
-            </w:r>
-            <w:commentRangeEnd w:id="111"/>
+              <w:commentReference w:id="145"/>
+            </w:r>
+            <w:commentRangeEnd w:id="126"/>
             <w:r>
               <w:rPr>
                 <w:rStyle w:val="CommentReference"/>
               </w:rPr>
-              <w:commentReference w:id="111"/>
-            </w:r>
-            <w:commentRangeEnd w:id="95"/>
+              <w:commentReference w:id="126"/>
+            </w:r>
+            <w:commentRangeEnd w:id="107"/>
             <w:r>
               <w:rPr>
                 <w:rStyle w:val="CommentReference"/>
               </w:rPr>
-              <w:commentReference w:id="95"/>
-            </w:r>
-            <w:commentRangeEnd w:id="77"/>
+              <w:commentReference w:id="107"/>
+            </w:r>
+            <w:commentRangeEnd w:id="86"/>
             <w:r>
               <w:rPr>
                 <w:rStyle w:val="CommentReference"/>
               </w:rPr>
-              <w:commentReference w:id="77"/>
-            </w:r>
-            <w:commentRangeEnd w:id="63"/>
+              <w:commentReference w:id="86"/>
+            </w:r>
+            <w:commentRangeEnd w:id="69"/>
             <w:r>
               <w:rPr>
                 <w:rStyle w:val="CommentReference"/>
               </w:rPr>
-              <w:commentReference w:id="63"/>
+              <w:commentReference w:id="69"/>
             </w:r>
           </w:p>
           <w:p>
@@ -5709,8 +5885,8 @@
                 <w:highlight w:val="yellow"/>
               </w:rPr>
             </w:pPr>
-            <w:commentRangeStart w:id="78"/>
-            <w:commentRangeStart w:id="79"/>
+            <w:commentRangeStart w:id="87"/>
+            <w:commentRangeStart w:id="88"/>
             <w:r>
               <w:rPr>
                 <w:rFonts w:ascii="Times New Roman" w:hAnsi="Times New Roman" w:cs="Times New Roman"/>
@@ -5720,19 +5896,19 @@
               </w:rPr>
               <w:t xml:space="preserve">Паспорт гражданина РФ (серия {{ contractor_passport_series }} № {{ contractor_passport_number }}, </w:t>
             </w:r>
-            <w:commentRangeEnd w:id="79"/>
+            <w:commentRangeEnd w:id="88"/>
             <w:r>
               <w:rPr>
                 <w:rStyle w:val="CommentReference"/>
               </w:rPr>
-              <w:commentReference w:id="79"/>
-            </w:r>
-            <w:commentRangeEnd w:id="78"/>
+              <w:commentReference w:id="88"/>
+            </w:r>
+            <w:commentRangeEnd w:id="87"/>
             <w:r>
               <w:rPr>
                 <w:rStyle w:val="CommentReference"/>
               </w:rPr>
-              <w:commentReference w:id="78"/>
+              <w:commentReference w:id="87"/>
             </w:r>
           </w:p>
           <w:p>
@@ -5747,8 +5923,8 @@
                 <w:highlight w:val="yellow"/>
               </w:rPr>
             </w:pPr>
-            <w:commentRangeStart w:id="80"/>
-            <w:commentRangeStart w:id="81"/>
+            <w:commentRangeStart w:id="89"/>
+            <w:commentRangeStart w:id="90"/>
             <w:r>
               <w:rPr>
                 <w:rFonts w:ascii="Times New Roman" w:hAnsi="Times New Roman" w:cs="Times New Roman"/>
@@ -5758,19 +5934,19 @@
               </w:rPr>
               <w:t xml:space="preserve">выдан {{ contractor_passport_issuer }}, дата выдачи: {{ contractor_passport_issued_date }} г., код подразделения: ____-____)</w:t>
             </w:r>
-            <w:commentRangeEnd w:id="81"/>
+            <w:commentRangeEnd w:id="90"/>
             <w:r>
               <w:rPr>
                 <w:rStyle w:val="CommentReference"/>
               </w:rPr>
-              <w:commentReference w:id="81"/>
-            </w:r>
-            <w:commentRangeEnd w:id="80"/>
+              <w:commentReference w:id="90"/>
+            </w:r>
+            <w:commentRangeEnd w:id="89"/>
             <w:r>
               <w:rPr>
                 <w:rStyle w:val="CommentReference"/>
               </w:rPr>
-              <w:commentReference w:id="80"/>
+              <w:commentReference w:id="89"/>
             </w:r>
           </w:p>
         </w:tc>
@@ -5819,7 +5995,7 @@
                 <w:highlight w:val="yellow"/>
               </w:rPr>
             </w:pPr>
-            <w:commentRangeStart w:id="96"/>
+            <w:commentRangeStart w:id="108"/>
             <w:r>
               <w:rPr>
                 <w:rFonts w:ascii="Times New Roman" w:hAnsi="Times New Roman" w:cs="Times New Roman"/>
@@ -5829,12 +6005,12 @@
               </w:rPr>
               <w:t xml:space="preserve">Адрес регистрации: {{ contractor_address }}</w:t>
             </w:r>
-            <w:commentRangeEnd w:id="96"/>
+            <w:commentRangeEnd w:id="108"/>
             <w:r>
               <w:rPr>
                 <w:rStyle w:val="CommentReference"/>
               </w:rPr>
-              <w:commentReference w:id="96"/>
+              <w:commentReference w:id="108"/>
             </w:r>
           </w:p>
           <w:p>
@@ -5849,7 +6025,7 @@
                 <w:highlight w:val="yellow"/>
               </w:rPr>
             </w:pPr>
-            <w:commentRangeStart w:id="97"/>
+            <w:commentRangeStart w:id="109"/>
             <w:r>
               <w:rPr>
                 <w:rFonts w:ascii="Times New Roman" w:hAnsi="Times New Roman" w:cs="Times New Roman"/>
@@ -5859,12 +6035,12 @@
               </w:rPr>
               <w:t xml:space="preserve">Фактический адрес проживания: {{ contractor_postal_address }}</w:t>
             </w:r>
-            <w:commentRangeEnd w:id="97"/>
+            <w:commentRangeEnd w:id="109"/>
             <w:r>
               <w:rPr>
                 <w:rStyle w:val="CommentReference"/>
               </w:rPr>
-              <w:commentReference w:id="97"/>
+              <w:commentReference w:id="109"/>
             </w:r>
           </w:p>
         </w:tc>
@@ -5913,7 +6089,7 @@
                 <w:highlight w:val="yellow"/>
               </w:rPr>
             </w:pPr>
-            <w:commentRangeStart w:id="112"/>
+            <w:commentRangeStart w:id="127"/>
             <w:r>
               <w:rPr>
                 <w:rFonts w:ascii="Times New Roman" w:hAnsi="Times New Roman" w:cs="Times New Roman"/>
@@ -5923,12 +6099,12 @@
               </w:rPr>
               <w:t xml:space="preserve">ИНН: {{ contractor_inn }}</w:t>
             </w:r>
-            <w:commentRangeEnd w:id="112"/>
+            <w:commentRangeEnd w:id="127"/>
             <w:r>
               <w:rPr>
                 <w:rStyle w:val="CommentReference"/>
               </w:rPr>
-              <w:commentReference w:id="112"/>
+              <w:commentReference w:id="127"/>
             </w:r>
           </w:p>
           <w:p>
@@ -5943,7 +6119,7 @@
                 <w:highlight w:val="yellow"/>
               </w:rPr>
             </w:pPr>
-            <w:commentRangeStart w:id="113"/>
+            <w:commentRangeStart w:id="128"/>
             <w:r>
               <w:rPr>
                 <w:rFonts w:ascii="Times New Roman" w:hAnsi="Times New Roman" w:cs="Times New Roman"/>
@@ -5953,12 +6129,12 @@
               </w:rPr>
               <w:t xml:space="preserve">СНИЛС: {{ contractor_snils }}</w:t>
             </w:r>
-            <w:commentRangeEnd w:id="113"/>
+            <w:commentRangeEnd w:id="128"/>
             <w:r>
               <w:rPr>
                 <w:rStyle w:val="CommentReference"/>
               </w:rPr>
-              <w:commentReference w:id="113"/>
+              <w:commentReference w:id="128"/>
             </w:r>
           </w:p>
         </w:tc>
@@ -6024,7 +6200,7 @@
                 <w:highlight w:val="yellow"/>
               </w:rPr>
             </w:pPr>
-            <w:commentRangeStart w:id="128"/>
+            <w:commentRangeStart w:id="146"/>
             <w:r>
               <w:rPr>
                 <w:rFonts w:ascii="Times New Roman" w:hAnsi="Times New Roman" w:cs="Times New Roman"/>
@@ -6034,12 +6210,12 @@
               </w:rPr>
               <w:t xml:space="preserve">р/с {{ contractor_settlement_account }}</w:t>
             </w:r>
-            <w:commentRangeEnd w:id="128"/>
+            <w:commentRangeEnd w:id="146"/>
             <w:r>
               <w:rPr>
                 <w:rStyle w:val="CommentReference"/>
               </w:rPr>
-              <w:commentReference w:id="128"/>
+              <w:commentReference w:id="146"/>
             </w:r>
           </w:p>
           <w:p>
@@ -6054,7 +6230,7 @@
                 <w:highlight w:val="yellow"/>
               </w:rPr>
             </w:pPr>
-            <w:commentRangeStart w:id="129"/>
+            <w:commentRangeStart w:id="147"/>
             <w:r>
               <w:rPr>
                 <w:rFonts w:ascii="Times New Roman" w:hAnsi="Times New Roman" w:cs="Times New Roman"/>
@@ -6064,12 +6240,12 @@
               </w:rPr>
               <w:t xml:space="preserve">в {{ contractor_bank_name }}</w:t>
             </w:r>
-            <w:commentRangeEnd w:id="129"/>
+            <w:commentRangeEnd w:id="147"/>
             <w:r>
               <w:rPr>
                 <w:rStyle w:val="CommentReference"/>
               </w:rPr>
-              <w:commentReference w:id="129"/>
+              <w:commentReference w:id="147"/>
             </w:r>
           </w:p>
           <w:p>
@@ -6084,7 +6260,7 @@
                 <w:highlight w:val="yellow"/>
               </w:rPr>
             </w:pPr>
-            <w:commentRangeStart w:id="130"/>
+            <w:commentRangeStart w:id="148"/>
             <w:r>
               <w:rPr>
                 <w:rFonts w:ascii="Times New Roman" w:hAnsi="Times New Roman" w:cs="Times New Roman"/>
@@ -6094,12 +6270,12 @@
               </w:rPr>
               <w:t xml:space="preserve">БИК {{ contractor_bik }}</w:t>
             </w:r>
-            <w:commentRangeEnd w:id="130"/>
+            <w:commentRangeEnd w:id="148"/>
             <w:r>
               <w:rPr>
                 <w:rStyle w:val="CommentReference"/>
               </w:rPr>
-              <w:commentReference w:id="130"/>
+              <w:commentReference w:id="148"/>
             </w:r>
           </w:p>
           <w:p>
@@ -6114,7 +6290,7 @@
                 <w:highlight w:val="yellow"/>
               </w:rPr>
             </w:pPr>
-            <w:commentRangeStart w:id="131"/>
+            <w:commentRangeStart w:id="149"/>
             <w:r>
               <w:rPr>
                 <w:rFonts w:ascii="Times New Roman" w:hAnsi="Times New Roman" w:cs="Times New Roman"/>
@@ -6124,12 +6300,12 @@
               </w:rPr>
               <w:t xml:space="preserve">к/{{ contractor_correspondent_account }}</w:t>
             </w:r>
-            <w:commentRangeEnd w:id="131"/>
+            <w:commentRangeEnd w:id="149"/>
             <w:r>
               <w:rPr>
                 <w:rStyle w:val="CommentReference"/>
               </w:rPr>
-              <w:commentReference w:id="131"/>
+              <w:commentReference w:id="149"/>
             </w:r>
           </w:p>
           <w:p>
@@ -6157,7 +6333,7 @@
                 <w:highlight w:val="yellow"/>
               </w:rPr>
             </w:pPr>
-            <w:commentRangeStart w:id="132"/>
+            <w:commentRangeStart w:id="150"/>
             <w:r>
               <w:rPr>
                 <w:rFonts w:ascii="Times New Roman" w:hAnsi="Times New Roman" w:cs="Times New Roman"/>
@@ -6167,12 +6343,12 @@
               </w:rPr>
               <w:t xml:space="preserve">Телефон: {{ contractor_phone }}</w:t>
             </w:r>
-            <w:commentRangeEnd w:id="132"/>
+            <w:commentRangeEnd w:id="150"/>
             <w:r>
               <w:rPr>
                 <w:rStyle w:val="CommentReference"/>
               </w:rPr>
-              <w:commentReference w:id="132"/>
+              <w:commentReference w:id="150"/>
             </w:r>
           </w:p>
           <w:p>
@@ -6187,7 +6363,7 @@
                 <w:highlight w:val="yellow"/>
               </w:rPr>
             </w:pPr>
-            <w:commentRangeStart w:id="133"/>
+            <w:commentRangeStart w:id="151"/>
             <w:r>
               <w:rPr>
                 <w:rFonts w:ascii="Times New Roman" w:hAnsi="Times New Roman" w:cs="Times New Roman"/>
@@ -6197,12 +6373,12 @@
               </w:rPr>
               <w:t xml:space="preserve">e-mail: {{ contractor_email }}</w:t>
             </w:r>
-            <w:commentRangeEnd w:id="133"/>
+            <w:commentRangeEnd w:id="151"/>
             <w:r>
               <w:rPr>
                 <w:rStyle w:val="CommentReference"/>
               </w:rPr>
-              <w:commentReference w:id="133"/>
+              <w:commentReference w:id="151"/>
             </w:r>
           </w:p>
           <w:p>
@@ -6595,10 +6771,10 @@
           <w:szCs w:val="24"/>
         </w:rPr>
       </w:pPr>
-      <w:commentRangeStart w:id="27"/>
       <w:commentRangeStart w:id="28"/>
       <w:commentRangeStart w:id="29"/>
       <w:commentRangeStart w:id="30"/>
+      <w:commentRangeStart w:id="31"/>
       <w:r>
         <w:rPr>
           <w:rFonts w:ascii="Times New Roman" w:hAnsi="Times New Roman" w:cs="Times New Roman"/>
@@ -6607,6 +6783,13 @@
         </w:rPr>
         <w:t xml:space="preserve">к Договору № {{ contract_number }} от «{{ contract_date_day }}» {{ contract_date_month }} {{ contract_date_year }} г.</w:t>
       </w:r>
+      <w:commentRangeEnd w:id="31"/>
+      <w:r>
+        <w:rPr>
+          <w:rStyle w:val="CommentReference"/>
+        </w:rPr>
+        <w:commentReference w:id="31"/>
+      </w:r>
       <w:commentRangeEnd w:id="30"/>
       <w:r>
         <w:rPr>
@@ -6627,13 +6810,6 @@
           <w:rStyle w:val="CommentReference"/>
         </w:rPr>
         <w:commentReference w:id="28"/>
-      </w:r>
-      <w:commentRangeEnd w:id="27"/>
-      <w:r>
-        <w:rPr>
-          <w:rStyle w:val="CommentReference"/>
-        </w:rPr>
-        <w:commentReference w:id="27"/>
       </w:r>
       <w:r>
         <w:rPr>
@@ -7166,13 +7342,21 @@
                 <w:szCs w:val="24"/>
               </w:rPr>
             </w:pPr>
+            <w:commentRangeStart w:id="186"/>
             <w:r>
               <w:rPr>
                 <w:rFonts w:ascii="Times New Roman" w:hAnsi="Times New Roman" w:cs="Times New Roman"/>
                 <w:sz w:val="24"/>
                 <w:szCs w:val="24"/>
               </w:rPr>
-              <w:t>ВСКС</w:t>
+              <w:t xml:space="preserve">{{ customer_short_name }}</w:t>
+            </w:r>
+            <w:commentRangeEnd w:id="186"/>
+            <w:r>
+              <w:rPr>
+                <w:rStyle w:val="CommentReference"/>
+              </w:rPr>
+              <w:commentReference w:id="186"/>
             </w:r>
           </w:p>
           <w:p>
@@ -7234,7 +7418,7 @@
                 <w:szCs w:val="24"/>
               </w:rPr>
             </w:pPr>
-            <w:commentRangeStart w:id="162"/>
+            <w:commentRangeStart w:id="187"/>
             <w:r>
               <w:rPr>
                 <w:rFonts w:ascii="Times New Roman" w:hAnsi="Times New Roman" w:cs="Times New Roman"/>
@@ -7243,12 +7427,12 @@
               </w:rPr>
               <w:t xml:space="preserve">___________ {{ customer_signatory_name_initials }}</w:t>
             </w:r>
-            <w:commentRangeEnd w:id="162"/>
+            <w:commentRangeEnd w:id="187"/>
             <w:r>
               <w:rPr>
                 <w:rStyle w:val="CommentReference"/>
               </w:rPr>
-              <w:commentReference w:id="162"/>
+              <w:commentReference w:id="187"/>
             </w:r>
           </w:p>
           <w:p>
@@ -7596,10 +7780,10 @@
           <w:szCs w:val="24"/>
         </w:rPr>
       </w:pPr>
-      <w:commentRangeStart w:id="31"/>
       <w:commentRangeStart w:id="32"/>
       <w:commentRangeStart w:id="33"/>
       <w:commentRangeStart w:id="34"/>
+      <w:commentRangeStart w:id="35"/>
       <w:r>
         <w:rPr>
           <w:rFonts w:ascii="Times New Roman" w:hAnsi="Times New Roman" w:cs="Times New Roman"/>
@@ -7608,6 +7792,13 @@
         </w:rPr>
         <w:t xml:space="preserve">к Договору № {{ contract_number }} от «{{ contract_date_day }}» {{ contract_date_month }} {{ contract_date_year }} г.</w:t>
       </w:r>
+      <w:commentRangeEnd w:id="35"/>
+      <w:r>
+        <w:rPr>
+          <w:rStyle w:val="CommentReference"/>
+        </w:rPr>
+        <w:commentReference w:id="35"/>
+      </w:r>
       <w:commentRangeEnd w:id="34"/>
       <w:r>
         <w:rPr>
@@ -7628,13 +7819,6 @@
           <w:rStyle w:val="CommentReference"/>
         </w:rPr>
         <w:commentReference w:id="32"/>
-      </w:r>
-      <w:commentRangeEnd w:id="31"/>
-      <w:r>
-        <w:rPr>
-          <w:rStyle w:val="CommentReference"/>
-        </w:rPr>
-        <w:commentReference w:id="31"/>
       </w:r>
       <w:r>
         <w:rPr>
@@ -7881,9 +8065,9 @@
           <w:szCs w:val="23"/>
         </w:rPr>
       </w:pPr>
-      <w:commentRangeStart w:id="35"/>
       <w:commentRangeStart w:id="36"/>
       <w:commentRangeStart w:id="37"/>
+      <w:commentRangeStart w:id="38"/>
       <w:r>
         <w:rPr>
           <w:rFonts w:ascii="Times New Roman" w:hAnsi="Times New Roman" w:cs="Times New Roman"/>
@@ -7892,6 +8076,13 @@
         </w:rPr>
         <w:t xml:space="preserve">паспорт серия {{ contractor_passport_series }} № {{ contractor_passport_number }} выдан {{ contractor_passport_issuer }}</w:t>
       </w:r>
+      <w:commentRangeEnd w:id="38"/>
+      <w:r>
+        <w:rPr>
+          <w:rStyle w:val="CommentReference"/>
+        </w:rPr>
+        <w:commentReference w:id="38"/>
+      </w:r>
       <w:commentRangeEnd w:id="37"/>
       <w:r>
         <w:rPr>
@@ -7905,13 +8096,6 @@
           <w:rStyle w:val="CommentReference"/>
         </w:rPr>
         <w:commentReference w:id="36"/>
-      </w:r>
-      <w:commentRangeEnd w:id="35"/>
-      <w:r>
-        <w:rPr>
-          <w:rStyle w:val="CommentReference"/>
-        </w:rPr>
-        <w:commentReference w:id="35"/>
       </w:r>
     </w:p>
     <w:p>
@@ -8006,15 +8190,22 @@
         </w:rPr>
         <w:t>даю согласие своей волей и в своём интересе</w:t>
       </w:r>
-      <w:commentRangeStart w:id="38"/>
       <w:commentRangeStart w:id="39"/>
       <w:commentRangeStart w:id="40"/>
+      <w:commentRangeStart w:id="41"/>
       <w:r>
         <w:rPr>
           <w:rFonts w:ascii="Times New Roman" w:hAnsi="Times New Roman" w:cs="Times New Roman"/>
         </w:rPr>
         <w:t xml:space="preserve"> {{ customer_full_name }} ({{ customer_short_name }}), зарегистрированному по адресу: {{ customer_address }}, этаж цокольный, помещение I, комната 4, на обработку соответствии со ст. 9 Федерального закона от 27.07.2006 № 152-ФЗ «О персональных данных», </w:t>
       </w:r>
+      <w:commentRangeEnd w:id="41"/>
+      <w:r>
+        <w:rPr>
+          <w:rStyle w:val="CommentReference"/>
+        </w:rPr>
+        <w:commentReference w:id="41"/>
+      </w:r>
       <w:commentRangeEnd w:id="40"/>
       <w:r>
         <w:rPr>
@@ -8028,13 +8219,6 @@
           <w:rStyle w:val="CommentReference"/>
         </w:rPr>
         <w:commentReference w:id="39"/>
-      </w:r>
-      <w:commentRangeEnd w:id="38"/>
-      <w:r>
-        <w:rPr>
-          <w:rStyle w:val="CommentReference"/>
-        </w:rPr>
-        <w:commentReference w:id="38"/>
       </w:r>
       <w:r>
         <w:rPr>
@@ -8217,11 +8401,19 @@
         </w:rPr>
         <w:br/>
       </w:r>
-      <w:r>
-        <w:rPr>
-          <w:rFonts w:ascii="Times New Roman" w:hAnsi="Times New Roman" w:cs="Times New Roman"/>
-        </w:rPr>
-        <w:t xml:space="preserve">«О персональных данных». В случае отзыва согласия на обработку персональных данных ВСКС вправе продолжить обработку персональных данных без согласия субъекта персональных данных при наличии оснований, указанных в </w:t>
+      <w:commentRangeStart w:id="42"/>
+      <w:r>
+        <w:rPr>
+          <w:rFonts w:ascii="Times New Roman" w:hAnsi="Times New Roman" w:cs="Times New Roman"/>
+        </w:rPr>
+        <w:t xml:space="preserve">«О персональных данных». В случае отзыва согласия на обработку персональных данных {{ customer_short_name }} вправе продолжить обработку персональных данных без согласия субъекта персональных данных при наличии оснований, указанных в </w:t>
+      </w:r>
+      <w:commentRangeEnd w:id="42"/>
+      <w:r>
+        <w:rPr>
+          <w:rStyle w:val="CommentReference"/>
+        </w:rPr>
+        <w:commentReference w:id="42"/>
       </w:r>
       <w:hyperlink r:id="rId15" w:history="1">
         <w:r>
@@ -8516,13 +8708,21 @@
                 <w:szCs w:val="24"/>
               </w:rPr>
             </w:pPr>
+            <w:commentRangeStart w:id="188"/>
             <w:r>
               <w:rPr>
                 <w:rFonts w:ascii="Times New Roman" w:hAnsi="Times New Roman" w:cs="Times New Roman"/>
                 <w:sz w:val="24"/>
                 <w:szCs w:val="24"/>
               </w:rPr>
-              <w:t>ВСКС</w:t>
+              <w:t xml:space="preserve">{{ customer_short_name }}</w:t>
+            </w:r>
+            <w:commentRangeEnd w:id="188"/>
+            <w:r>
+              <w:rPr>
+                <w:rStyle w:val="CommentReference"/>
+              </w:rPr>
+              <w:commentReference w:id="188"/>
             </w:r>
           </w:p>
           <w:p>
@@ -8584,7 +8784,7 @@
                 <w:szCs w:val="24"/>
               </w:rPr>
             </w:pPr>
-            <w:commentRangeStart w:id="163"/>
+            <w:commentRangeStart w:id="189"/>
             <w:r>
               <w:rPr>
                 <w:rFonts w:ascii="Times New Roman" w:hAnsi="Times New Roman" w:cs="Times New Roman"/>
@@ -8593,12 +8793,12 @@
               </w:rPr>
               <w:t xml:space="preserve">___________ {{ customer_signatory_name_initials }}</w:t>
             </w:r>
-            <w:commentRangeEnd w:id="163"/>
+            <w:commentRangeEnd w:id="189"/>
             <w:r>
               <w:rPr>
                 <w:rStyle w:val="CommentReference"/>
               </w:rPr>
-              <w:commentReference w:id="163"/>
+              <w:commentReference w:id="189"/>
             </w:r>
           </w:p>
           <w:p>
@@ -9095,9 +9295,9 @@
           <w:szCs w:val="23"/>
         </w:rPr>
       </w:pPr>
-      <w:commentRangeStart w:id="41"/>
-      <w:commentRangeStart w:id="42"/>
       <w:commentRangeStart w:id="43"/>
+      <w:commentRangeStart w:id="44"/>
+      <w:commentRangeStart w:id="45"/>
       <w:r>
         <w:rPr>
           <w:rFonts w:ascii="Times New Roman" w:hAnsi="Times New Roman" w:cs="Times New Roman"/>
@@ -9106,26 +9306,26 @@
         </w:rPr>
         <w:t xml:space="preserve">паспорт серия {{ contractor_passport_series }} № {{ contractor_passport_number }} выдан {{ contractor_passport_issuer }}</w:t>
       </w:r>
+      <w:commentRangeEnd w:id="45"/>
+      <w:r>
+        <w:rPr>
+          <w:rStyle w:val="CommentReference"/>
+        </w:rPr>
+        <w:commentReference w:id="45"/>
+      </w:r>
+      <w:commentRangeEnd w:id="44"/>
+      <w:r>
+        <w:rPr>
+          <w:rStyle w:val="CommentReference"/>
+        </w:rPr>
+        <w:commentReference w:id="44"/>
+      </w:r>
       <w:commentRangeEnd w:id="43"/>
       <w:r>
         <w:rPr>
           <w:rStyle w:val="CommentReference"/>
         </w:rPr>
         <w:commentReference w:id="43"/>
-      </w:r>
-      <w:commentRangeEnd w:id="42"/>
-      <w:r>
-        <w:rPr>
-          <w:rStyle w:val="CommentReference"/>
-        </w:rPr>
-        <w:commentReference w:id="42"/>
-      </w:r>
-      <w:commentRangeEnd w:id="41"/>
-      <w:r>
-        <w:rPr>
-          <w:rStyle w:val="CommentReference"/>
-        </w:rPr>
-        <w:commentReference w:id="41"/>
       </w:r>
     </w:p>
     <w:p>
@@ -9211,35 +9411,35 @@
         </w:rPr>
         <w:t>даю согласие своей волей и в своём интересе</w:t>
       </w:r>
-      <w:commentRangeStart w:id="44"/>
-      <w:commentRangeStart w:id="45"/>
       <w:commentRangeStart w:id="46"/>
+      <w:commentRangeStart w:id="47"/>
+      <w:commentRangeStart w:id="48"/>
       <w:r>
         <w:rPr>
           <w:rFonts w:ascii="Times New Roman" w:hAnsi="Times New Roman" w:cs="Times New Roman"/>
         </w:rPr>
         <w:t xml:space="preserve"> {{ customer_full_name }} ({{ customer_short_name }}), зарегистрированному по адресу: {{ customer_address }}, этаж цокольный, помещение I, комната 4, на обработку соответствии со ст. 9 Федерального закона от 27.07.2006 № 152-ФЗ «О персональных данных», </w:t>
       </w:r>
+      <w:commentRangeEnd w:id="48"/>
+      <w:r>
+        <w:rPr>
+          <w:rStyle w:val="CommentReference"/>
+        </w:rPr>
+        <w:commentReference w:id="48"/>
+      </w:r>
+      <w:commentRangeEnd w:id="47"/>
+      <w:r>
+        <w:rPr>
+          <w:rStyle w:val="CommentReference"/>
+        </w:rPr>
+        <w:commentReference w:id="47"/>
+      </w:r>
       <w:commentRangeEnd w:id="46"/>
       <w:r>
         <w:rPr>
           <w:rStyle w:val="CommentReference"/>
         </w:rPr>
         <w:commentReference w:id="46"/>
-      </w:r>
-      <w:commentRangeEnd w:id="45"/>
-      <w:r>
-        <w:rPr>
-          <w:rStyle w:val="CommentReference"/>
-        </w:rPr>
-        <w:commentReference w:id="45"/>
-      </w:r>
-      <w:commentRangeEnd w:id="44"/>
-      <w:r>
-        <w:rPr>
-          <w:rStyle w:val="CommentReference"/>
-        </w:rPr>
-        <w:commentReference w:id="44"/>
       </w:r>
       <w:r>
         <w:rPr>
@@ -9415,11 +9615,19 @@
         </w:rPr>
         <w:br/>
       </w:r>
-      <w:r>
-        <w:rPr>
-          <w:rFonts w:ascii="Times New Roman" w:hAnsi="Times New Roman" w:cs="Times New Roman"/>
-        </w:rPr>
-        <w:t xml:space="preserve">«О персональных данных». В случае отзыва согласия на обработку персональных данных ВСКС вправе продолжить обработку персональных данных без согласия субъекта персональных данных при наличии оснований, указанных в </w:t>
+      <w:commentRangeStart w:id="49"/>
+      <w:r>
+        <w:rPr>
+          <w:rFonts w:ascii="Times New Roman" w:hAnsi="Times New Roman" w:cs="Times New Roman"/>
+        </w:rPr>
+        <w:t xml:space="preserve">«О персональных данных». В случае отзыва согласия на обработку персональных данных {{ customer_short_name }} вправе продолжить обработку персональных данных без согласия субъекта персональных данных при наличии оснований, указанных в </w:t>
+      </w:r>
+      <w:commentRangeEnd w:id="49"/>
+      <w:r>
+        <w:rPr>
+          <w:rStyle w:val="CommentReference"/>
+        </w:rPr>
+        <w:commentReference w:id="49"/>
       </w:r>
       <w:hyperlink r:id="rId18" w:history="1">
         <w:r>
@@ -9629,7 +9837,7 @@
         <w:annotationRef/>
       </w:r>
       <w:r>
-        <w:t>Полное наименование. Пример: Автономная некоммерческая организация «ВСКС»</w:t>
+        <w:t>Полное наименование. Пример: Автономная некоммерческая организация «Пример»</w:t>
       </w:r>
     </w:p>
   </w:comment>
@@ -9645,7 +9853,7 @@
         <w:annotationRef/>
       </w:r>
       <w:r>
-        <w:t>Краткое наименование Заказчика (из карточки организации). Пример: АНО «ВСКС»</w:t>
+        <w:t>Краткое наименование Заказчика (из карточки организации). Пример: АНО «Пример»</w:t>
       </w:r>
     </w:p>
   </w:comment>
@@ -9677,7 +9885,7 @@
         <w:annotationRef/>
       </w:r>
       <w:r>
-        <w:t>ФИО подписанта (им.падеж). Пример: Козеев Евгений Викторович</w:t>
+        <w:t>ФИО подписанта (им.падеж). Пример: Петров Пётр Петрович</w:t>
       </w:r>
     </w:p>
   </w:comment>
@@ -9949,11 +10157,27 @@
         <w:annotationRef/>
       </w:r>
       <w:r>
+        <w:t>Краткое наименование Заказчика (из карточки организации). Пример: АНО «Пример»</w:t>
+      </w:r>
+    </w:p>
+  </w:comment>
+  <w:comment w:id="22" w:author="Подсказка" w:initials="П" w:date="2026-01-01T00:00:00Z">
+    <w:p>
+      <w:pPr>
+        <w:pStyle w:val="CommentText"/>
+      </w:pPr>
+      <w:r>
+        <w:rPr>
+          <w:rStyle w:val="CommentReference"/>
+        </w:rPr>
+        <w:annotationRef/>
+      </w:r>
+      <w:r>
         <w:t>Наименование грантодателя — кто предоставил субсидию. Пример: Федеральное агентство по делам молодежи (Росмолодежь)</w:t>
       </w:r>
     </w:p>
   </w:comment>
-  <w:comment w:id="22" w:author="Подсказка" w:initials="П" w:date="2026-01-01T00:00:00Z">
+  <w:comment w:id="23" w:author="Подсказка" w:initials="П" w:date="2026-01-01T00:00:00Z">
     <w:p>
       <w:pPr>
         <w:pStyle w:val="CommentText"/>
@@ -9969,7 +10193,7 @@
       </w:r>
     </w:p>
   </w:comment>
-  <w:comment w:id="23" w:author="Подсказка" w:initials="П" w:date="2026-01-01T00:00:00Z">
+  <w:comment w:id="24" w:author="Подсказка" w:initials="П" w:date="2026-01-01T00:00:00Z">
     <w:p>
       <w:pPr>
         <w:pStyle w:val="CommentText"/>
@@ -9985,7 +10209,7 @@
       </w:r>
     </w:p>
   </w:comment>
-  <w:comment w:id="24" w:author="Подсказка" w:initials="П" w:date="2026-01-01T00:00:00Z">
+  <w:comment w:id="25" w:author="Подсказка" w:initials="П" w:date="2026-01-01T00:00:00Z">
     <w:p>
       <w:pPr>
         <w:pStyle w:val="CommentText"/>
@@ -10001,7 +10225,7 @@
       </w:r>
     </w:p>
   </w:comment>
-  <w:comment w:id="25" w:author="Подсказка" w:initials="П" w:date="2026-01-01T00:00:00Z">
+  <w:comment w:id="26" w:author="Подсказка" w:initials="П" w:date="2026-01-01T00:00:00Z">
     <w:p>
       <w:pPr>
         <w:pStyle w:val="CommentText"/>
@@ -10017,7 +10241,7 @@
       </w:r>
     </w:p>
   </w:comment>
-  <w:comment w:id="26" w:author="Подсказка" w:initials="П" w:date="2026-01-01T00:00:00Z">
+  <w:comment w:id="27" w:author="Подсказка" w:initials="П" w:date="2026-01-01T00:00:00Z">
     <w:p>
       <w:pPr>
         <w:pStyle w:val="CommentText"/>
@@ -10033,7 +10257,7 @@
       </w:r>
     </w:p>
   </w:comment>
-  <w:comment w:id="27" w:author="Подсказка" w:initials="П" w:date="2026-01-01T00:00:00Z">
+  <w:comment w:id="28" w:author="Подсказка" w:initials="П" w:date="2026-01-01T00:00:00Z">
     <w:p>
       <w:pPr>
         <w:pStyle w:val="CommentText"/>
@@ -10049,7 +10273,7 @@
       </w:r>
     </w:p>
   </w:comment>
-  <w:comment w:id="28" w:author="Подсказка" w:initials="П" w:date="2026-01-01T00:00:00Z">
+  <w:comment w:id="29" w:author="Подсказка" w:initials="П" w:date="2026-01-01T00:00:00Z">
     <w:p>
       <w:pPr>
         <w:pStyle w:val="CommentText"/>
@@ -10065,7 +10289,7 @@
       </w:r>
     </w:p>
   </w:comment>
-  <w:comment w:id="29" w:author="Подсказка" w:initials="П" w:date="2026-01-01T00:00:00Z">
+  <w:comment w:id="30" w:author="Подсказка" w:initials="П" w:date="2026-01-01T00:00:00Z">
     <w:p>
       <w:pPr>
         <w:pStyle w:val="CommentText"/>
@@ -10081,7 +10305,7 @@
       </w:r>
     </w:p>
   </w:comment>
-  <w:comment w:id="30" w:author="Подсказка" w:initials="П" w:date="2026-01-01T00:00:00Z">
+  <w:comment w:id="31" w:author="Подсказка" w:initials="П" w:date="2026-01-01T00:00:00Z">
     <w:p>
       <w:pPr>
         <w:pStyle w:val="CommentText"/>
@@ -10097,7 +10321,7 @@
       </w:r>
     </w:p>
   </w:comment>
-  <w:comment w:id="31" w:author="Подсказка" w:initials="П" w:date="2026-01-01T00:00:00Z">
+  <w:comment w:id="32" w:author="Подсказка" w:initials="П" w:date="2026-01-01T00:00:00Z">
     <w:p>
       <w:pPr>
         <w:pStyle w:val="CommentText"/>
@@ -10113,7 +10337,7 @@
       </w:r>
     </w:p>
   </w:comment>
-  <w:comment w:id="32" w:author="Подсказка" w:initials="П" w:date="2026-01-01T00:00:00Z">
+  <w:comment w:id="33" w:author="Подсказка" w:initials="П" w:date="2026-01-01T00:00:00Z">
     <w:p>
       <w:pPr>
         <w:pStyle w:val="CommentText"/>
@@ -10129,7 +10353,7 @@
       </w:r>
     </w:p>
   </w:comment>
-  <w:comment w:id="33" w:author="Подсказка" w:initials="П" w:date="2026-01-01T00:00:00Z">
+  <w:comment w:id="34" w:author="Подсказка" w:initials="П" w:date="2026-01-01T00:00:00Z">
     <w:p>
       <w:pPr>
         <w:pStyle w:val="CommentText"/>
@@ -10145,7 +10369,7 @@
       </w:r>
     </w:p>
   </w:comment>
-  <w:comment w:id="34" w:author="Подсказка" w:initials="П" w:date="2026-01-01T00:00:00Z">
+  <w:comment w:id="35" w:author="Подсказка" w:initials="П" w:date="2026-01-01T00:00:00Z">
     <w:p>
       <w:pPr>
         <w:pStyle w:val="CommentText"/>
@@ -10161,7 +10385,7 @@
       </w:r>
     </w:p>
   </w:comment>
-  <w:comment w:id="35" w:author="Подсказка" w:initials="П" w:date="2026-01-01T00:00:00Z">
+  <w:comment w:id="36" w:author="Подсказка" w:initials="П" w:date="2026-01-01T00:00:00Z">
     <w:p>
       <w:pPr>
         <w:pStyle w:val="CommentText"/>
@@ -10177,7 +10401,7 @@
       </w:r>
     </w:p>
   </w:comment>
-  <w:comment w:id="36" w:author="Подсказка" w:initials="П" w:date="2026-01-01T00:00:00Z">
+  <w:comment w:id="37" w:author="Подсказка" w:initials="П" w:date="2026-01-01T00:00:00Z">
     <w:p>
       <w:pPr>
         <w:pStyle w:val="CommentText"/>
@@ -10193,7 +10417,7 @@
       </w:r>
     </w:p>
   </w:comment>
-  <w:comment w:id="37" w:author="Подсказка" w:initials="П" w:date="2026-01-01T00:00:00Z">
+  <w:comment w:id="38" w:author="Подсказка" w:initials="П" w:date="2026-01-01T00:00:00Z">
     <w:p>
       <w:pPr>
         <w:pStyle w:val="CommentText"/>
@@ -10209,22 +10433,6 @@
       </w:r>
     </w:p>
   </w:comment>
-  <w:comment w:id="38" w:author="Подсказка" w:initials="П" w:date="2026-01-01T00:00:00Z">
-    <w:p>
-      <w:pPr>
-        <w:pStyle w:val="CommentText"/>
-      </w:pPr>
-      <w:r>
-        <w:rPr>
-          <w:rStyle w:val="CommentReference"/>
-        </w:rPr>
-        <w:annotationRef/>
-      </w:r>
-      <w:r>
-        <w:t>Полное наименование. Пример: Автономная некоммерческая организация «ВСКС»</w:t>
-      </w:r>
-    </w:p>
-  </w:comment>
   <w:comment w:id="39" w:author="Подсказка" w:initials="П" w:date="2026-01-01T00:00:00Z">
     <w:p>
       <w:pPr>
@@ -10237,7 +10445,7 @@
         <w:annotationRef/>
       </w:r>
       <w:r>
-        <w:t>Краткое наименование Заказчика (из карточки организации). Пример: АНО «ВСКС»</w:t>
+        <w:t>Полное наименование. Пример: Автономная некоммерческая организация «Пример»</w:t>
       </w:r>
     </w:p>
   </w:comment>
@@ -10253,11 +10461,43 @@
         <w:annotationRef/>
       </w:r>
       <w:r>
+        <w:t>Краткое наименование Заказчика (из карточки организации). Пример: АНО «Пример»</w:t>
+      </w:r>
+    </w:p>
+  </w:comment>
+  <w:comment w:id="41" w:author="Подсказка" w:initials="П" w:date="2026-01-01T00:00:00Z">
+    <w:p>
+      <w:pPr>
+        <w:pStyle w:val="CommentText"/>
+      </w:pPr>
+      <w:r>
+        <w:rPr>
+          <w:rStyle w:val="CommentReference"/>
+        </w:rPr>
+        <w:annotationRef/>
+      </w:r>
+      <w:r>
         <w:t>Юридический адрес. Пример: г. Москва, ул. Ленина, д. 1</w:t>
       </w:r>
     </w:p>
   </w:comment>
-  <w:comment w:id="41" w:author="Подсказка" w:initials="П" w:date="2026-01-01T00:00:00Z">
+  <w:comment w:id="42" w:author="Подсказка" w:initials="П" w:date="2026-01-01T00:00:00Z">
+    <w:p>
+      <w:pPr>
+        <w:pStyle w:val="CommentText"/>
+      </w:pPr>
+      <w:r>
+        <w:rPr>
+          <w:rStyle w:val="CommentReference"/>
+        </w:rPr>
+        <w:annotationRef/>
+      </w:r>
+      <w:r>
+        <w:t>Краткое наименование Заказчика (из карточки организации). Пример: АНО «Пример»</w:t>
+      </w:r>
+    </w:p>
+  </w:comment>
+  <w:comment w:id="43" w:author="Подсказка" w:initials="П" w:date="2026-01-01T00:00:00Z">
     <w:p>
       <w:pPr>
         <w:pStyle w:val="CommentText"/>
@@ -10273,7 +10513,7 @@
       </w:r>
     </w:p>
   </w:comment>
-  <w:comment w:id="42" w:author="Подсказка" w:initials="П" w:date="2026-01-01T00:00:00Z">
+  <w:comment w:id="44" w:author="Подсказка" w:initials="П" w:date="2026-01-01T00:00:00Z">
     <w:p>
       <w:pPr>
         <w:pStyle w:val="CommentText"/>
@@ -10289,7 +10529,7 @@
       </w:r>
     </w:p>
   </w:comment>
-  <w:comment w:id="43" w:author="Подсказка" w:initials="П" w:date="2026-01-01T00:00:00Z">
+  <w:comment w:id="45" w:author="Подсказка" w:initials="П" w:date="2026-01-01T00:00:00Z">
     <w:p>
       <w:pPr>
         <w:pStyle w:val="CommentText"/>
@@ -10305,38 +10545,6 @@
       </w:r>
     </w:p>
   </w:comment>
-  <w:comment w:id="44" w:author="Подсказка" w:initials="П" w:date="2026-01-01T00:00:00Z">
-    <w:p>
-      <w:pPr>
-        <w:pStyle w:val="CommentText"/>
-      </w:pPr>
-      <w:r>
-        <w:rPr>
-          <w:rStyle w:val="CommentReference"/>
-        </w:rPr>
-        <w:annotationRef/>
-      </w:r>
-      <w:r>
-        <w:t>Полное наименование. Пример: Автономная некоммерческая организация «ВСКС»</w:t>
-      </w:r>
-    </w:p>
-  </w:comment>
-  <w:comment w:id="45" w:author="Подсказка" w:initials="П" w:date="2026-01-01T00:00:00Z">
-    <w:p>
-      <w:pPr>
-        <w:pStyle w:val="CommentText"/>
-      </w:pPr>
-      <w:r>
-        <w:rPr>
-          <w:rStyle w:val="CommentReference"/>
-        </w:rPr>
-        <w:annotationRef/>
-      </w:r>
-      <w:r>
-        <w:t>Краткое наименование Заказчика (из карточки организации). Пример: АНО «ВСКС»</w:t>
-      </w:r>
-    </w:p>
-  </w:comment>
   <w:comment w:id="46" w:author="Подсказка" w:initials="П" w:date="2026-01-01T00:00:00Z">
     <w:p>
       <w:pPr>
@@ -10349,11 +10557,59 @@
         <w:annotationRef/>
       </w:r>
       <w:r>
+        <w:t>Полное наименование. Пример: Автономная некоммерческая организация «Пример»</w:t>
+      </w:r>
+    </w:p>
+  </w:comment>
+  <w:comment w:id="47" w:author="Подсказка" w:initials="П" w:date="2026-01-01T00:00:00Z">
+    <w:p>
+      <w:pPr>
+        <w:pStyle w:val="CommentText"/>
+      </w:pPr>
+      <w:r>
+        <w:rPr>
+          <w:rStyle w:val="CommentReference"/>
+        </w:rPr>
+        <w:annotationRef/>
+      </w:r>
+      <w:r>
+        <w:t>Краткое наименование Заказчика (из карточки организации). Пример: АНО «Пример»</w:t>
+      </w:r>
+    </w:p>
+  </w:comment>
+  <w:comment w:id="48" w:author="Подсказка" w:initials="П" w:date="2026-01-01T00:00:00Z">
+    <w:p>
+      <w:pPr>
+        <w:pStyle w:val="CommentText"/>
+      </w:pPr>
+      <w:r>
+        <w:rPr>
+          <w:rStyle w:val="CommentReference"/>
+        </w:rPr>
+        <w:annotationRef/>
+      </w:r>
+      <w:r>
         <w:t>Юридический адрес. Пример: г. Москва, ул. Ленина, д. 1</w:t>
       </w:r>
     </w:p>
   </w:comment>
-  <w:comment w:id="47" w:author="Подсказка" w:initials="П" w:date="2026-01-01T00:00:00Z">
+  <w:comment w:id="49" w:author="Подсказка" w:initials="П" w:date="2026-01-01T00:00:00Z">
+    <w:p>
+      <w:pPr>
+        <w:pStyle w:val="CommentText"/>
+      </w:pPr>
+      <w:r>
+        <w:rPr>
+          <w:rStyle w:val="CommentReference"/>
+        </w:rPr>
+        <w:annotationRef/>
+      </w:r>
+      <w:r>
+        <w:t>Краткое наименование Заказчика (из карточки организации). Пример: АНО «Пример»</w:t>
+      </w:r>
+    </w:p>
+  </w:comment>
+  <w:comment w:id="50" w:author="Подсказка" w:initials="П" w:date="2026-01-01T00:00:00Z">
     <w:p>
       <w:pPr>
         <w:pStyle w:val="CommentText"/>
@@ -10369,7 +10625,7 @@
       </w:r>
     </w:p>
   </w:comment>
-  <w:comment w:id="48" w:author="Подсказка" w:initials="П" w:date="2026-01-01T00:00:00Z">
+  <w:comment w:id="51" w:author="Подсказка" w:initials="П" w:date="2026-01-01T00:00:00Z">
     <w:p>
       <w:pPr>
         <w:pStyle w:val="CommentText"/>
@@ -10385,7 +10641,7 @@
       </w:r>
     </w:p>
   </w:comment>
-  <w:comment w:id="49" w:author="Подсказка" w:initials="П" w:date="2026-01-01T00:00:00Z">
+  <w:comment w:id="52" w:author="Подсказка" w:initials="П" w:date="2026-01-01T00:00:00Z">
     <w:p>
       <w:pPr>
         <w:pStyle w:val="CommentText"/>
@@ -10401,7 +10657,23 @@
       </w:r>
     </w:p>
   </w:comment>
-  <w:comment w:id="50" w:author="Подсказка" w:initials="П" w:date="2026-01-01T00:00:00Z">
+  <w:comment w:id="53" w:author="Подсказка" w:initials="П" w:date="2026-01-01T00:00:00Z">
+    <w:p>
+      <w:pPr>
+        <w:pStyle w:val="CommentText"/>
+      </w:pPr>
+      <w:r>
+        <w:rPr>
+          <w:rStyle w:val="CommentReference"/>
+        </w:rPr>
+        <w:annotationRef/>
+      </w:r>
+      <w:r>
+        <w:t>Краткое наименование Заказчика (из карточки организации). Пример: АНО «Пример»</w:t>
+      </w:r>
+    </w:p>
+  </w:comment>
+  <w:comment w:id="54" w:author="Подсказка" w:initials="П" w:date="2026-01-01T00:00:00Z">
     <w:p>
       <w:pPr>
         <w:pStyle w:val="CommentText"/>
@@ -10417,7 +10689,7 @@
       </w:r>
     </w:p>
   </w:comment>
-  <w:comment w:id="51" w:author="Подсказка" w:initials="П" w:date="2026-01-01T00:00:00Z">
+  <w:comment w:id="55" w:author="Подсказка" w:initials="П" w:date="2026-01-01T00:00:00Z">
     <w:p>
       <w:pPr>
         <w:pStyle w:val="CommentText"/>
@@ -10433,7 +10705,7 @@
       </w:r>
     </w:p>
   </w:comment>
-  <w:comment w:id="52" w:author="Подсказка" w:initials="П" w:date="2026-01-01T00:00:00Z">
+  <w:comment w:id="56" w:author="Подсказка" w:initials="П" w:date="2026-01-01T00:00:00Z">
     <w:p>
       <w:pPr>
         <w:pStyle w:val="CommentText"/>
@@ -10449,7 +10721,7 @@
       </w:r>
     </w:p>
   </w:comment>
-  <w:comment w:id="53" w:author="Подсказка" w:initials="П" w:date="2026-01-01T00:00:00Z">
+  <w:comment w:id="57" w:author="Подсказка" w:initials="П" w:date="2026-01-01T00:00:00Z">
     <w:p>
       <w:pPr>
         <w:pStyle w:val="CommentText"/>
@@ -10465,7 +10737,7 @@
       </w:r>
     </w:p>
   </w:comment>
-  <w:comment w:id="54" w:author="Подсказка" w:initials="П" w:date="2026-01-01T00:00:00Z">
+  <w:comment w:id="58" w:author="Подсказка" w:initials="П" w:date="2026-01-01T00:00:00Z">
     <w:p>
       <w:pPr>
         <w:pStyle w:val="CommentText"/>
@@ -10481,23 +10753,23 @@
       </w:r>
     </w:p>
   </w:comment>
-  <w:comment w:id="55" w:author="Подсказка" w:initials="П" w:date="2026-01-01T00:00:00Z">
-    <w:p>
-      <w:pPr>
-        <w:pStyle w:val="CommentText"/>
-      </w:pPr>
-      <w:r>
-        <w:rPr>
-          <w:rStyle w:val="CommentReference"/>
-        </w:rPr>
-        <w:annotationRef/>
-      </w:r>
-      <w:r>
-        <w:t>Банк Заказчика. Пример: ПАО «Сбербанк»</w:t>
-      </w:r>
-    </w:p>
-  </w:comment>
-  <w:comment w:id="56" w:author="Подсказка" w:initials="П" w:date="2026-01-01T00:00:00Z">
+  <w:comment w:id="59" w:author="Подсказка" w:initials="П" w:date="2026-01-01T00:00:00Z">
+    <w:p>
+      <w:pPr>
+        <w:pStyle w:val="CommentText"/>
+      </w:pPr>
+      <w:r>
+        <w:rPr>
+          <w:rStyle w:val="CommentReference"/>
+        </w:rPr>
+        <w:annotationRef/>
+      </w:r>
+      <w:r>
+        <w:t>Банк Заказчика. Пример: ПАО «Банк Пример»</w:t>
+      </w:r>
+    </w:p>
+  </w:comment>
+  <w:comment w:id="60" w:author="Подсказка" w:initials="П" w:date="2026-01-01T00:00:00Z">
     <w:p>
       <w:pPr>
         <w:pStyle w:val="CommentText"/>
@@ -10513,70 +10785,6 @@
       </w:r>
     </w:p>
   </w:comment>
-  <w:comment w:id="57" w:author="Подсказка" w:initials="П" w:date="2026-01-01T00:00:00Z">
-    <w:p>
-      <w:pPr>
-        <w:pStyle w:val="CommentText"/>
-      </w:pPr>
-      <w:r>
-        <w:rPr>
-          <w:rStyle w:val="CommentReference"/>
-        </w:rPr>
-        <w:annotationRef/>
-      </w:r>
-      <w:r>
-        <w:t>Расчётный счёт Заказчика. Пример: 40703810400000000001</w:t>
-      </w:r>
-    </w:p>
-  </w:comment>
-  <w:comment w:id="58" w:author="Подсказка" w:initials="П" w:date="2026-01-01T00:00:00Z">
-    <w:p>
-      <w:pPr>
-        <w:pStyle w:val="CommentText"/>
-      </w:pPr>
-      <w:r>
-        <w:rPr>
-          <w:rStyle w:val="CommentReference"/>
-        </w:rPr>
-        <w:annotationRef/>
-      </w:r>
-      <w:r>
-        <w:t>Банк Заказчика. Пример: ПАО «Сбербанк»</w:t>
-      </w:r>
-    </w:p>
-  </w:comment>
-  <w:comment w:id="59" w:author="Подсказка" w:initials="П" w:date="2026-01-01T00:00:00Z">
-    <w:p>
-      <w:pPr>
-        <w:pStyle w:val="CommentText"/>
-      </w:pPr>
-      <w:r>
-        <w:rPr>
-          <w:rStyle w:val="CommentReference"/>
-        </w:rPr>
-        <w:annotationRef/>
-      </w:r>
-      <w:r>
-        <w:t>БИК банка Заказчика. Пример: 044525225</w:t>
-      </w:r>
-    </w:p>
-  </w:comment>
-  <w:comment w:id="60" w:author="Подсказка" w:initials="П" w:date="2026-01-01T00:00:00Z">
-    <w:p>
-      <w:pPr>
-        <w:pStyle w:val="CommentText"/>
-      </w:pPr>
-      <w:r>
-        <w:rPr>
-          <w:rStyle w:val="CommentReference"/>
-        </w:rPr>
-        <w:annotationRef/>
-      </w:r>
-      <w:r>
-        <w:t>Телефон. Пример: +7 (495) 000-00-01</w:t>
-      </w:r>
-    </w:p>
-  </w:comment>
   <w:comment w:id="61" w:author="Подсказка" w:initials="П" w:date="2026-01-01T00:00:00Z">
     <w:p>
       <w:pPr>
@@ -10589,7 +10797,7 @@
         <w:annotationRef/>
       </w:r>
       <w:r>
-        <w:t>Email. Пример: info@vsks.ru</w:t>
+        <w:t>Расчётный счёт Заказчика. Пример: 40703810000000000000</w:t>
       </w:r>
     </w:p>
   </w:comment>
@@ -10605,27 +10813,139 @@
         <w:annotationRef/>
       </w:r>
       <w:r>
+        <w:t>Банк Заказчика. Пример: ПАО «Банк Пример»</w:t>
+      </w:r>
+    </w:p>
+  </w:comment>
+  <w:comment w:id="63" w:author="Подсказка" w:initials="П" w:date="2026-01-01T00:00:00Z">
+    <w:p>
+      <w:pPr>
+        <w:pStyle w:val="CommentText"/>
+      </w:pPr>
+      <w:r>
+        <w:rPr>
+          <w:rStyle w:val="CommentReference"/>
+        </w:rPr>
+        <w:annotationRef/>
+      </w:r>
+      <w:r>
+        <w:t>БИК банка Заказчика. Пример: 044500000</w:t>
+      </w:r>
+    </w:p>
+  </w:comment>
+  <w:comment w:id="64" w:author="Подсказка" w:initials="П" w:date="2026-01-01T00:00:00Z">
+    <w:p>
+      <w:pPr>
+        <w:pStyle w:val="CommentText"/>
+      </w:pPr>
+      <w:r>
+        <w:rPr>
+          <w:rStyle w:val="CommentReference"/>
+        </w:rPr>
+        <w:annotationRef/>
+      </w:r>
+      <w:r>
+        <w:t>Корр. счёт Заказчика. Пример: 30101810000000000000</w:t>
+      </w:r>
+    </w:p>
+  </w:comment>
+  <w:comment w:id="65" w:author="Подсказка" w:initials="П" w:date="2026-01-01T00:00:00Z">
+    <w:p>
+      <w:pPr>
+        <w:pStyle w:val="CommentText"/>
+      </w:pPr>
+      <w:r>
+        <w:rPr>
+          <w:rStyle w:val="CommentReference"/>
+        </w:rPr>
+        <w:annotationRef/>
+      </w:r>
+      <w:r>
+        <w:t>ОКПО вашей организации, 8 цифр. Пример: 12345678</w:t>
+      </w:r>
+    </w:p>
+  </w:comment>
+  <w:comment w:id="66" w:author="Подсказка" w:initials="П" w:date="2026-01-01T00:00:00Z">
+    <w:p>
+      <w:pPr>
+        <w:pStyle w:val="CommentText"/>
+      </w:pPr>
+      <w:r>
+        <w:rPr>
+          <w:rStyle w:val="CommentReference"/>
+        </w:rPr>
+        <w:annotationRef/>
+      </w:r>
+      <w:r>
+        <w:t>Телефон. Пример: +7 (900) 000-00-00</w:t>
+      </w:r>
+    </w:p>
+  </w:comment>
+  <w:comment w:id="67" w:author="Подсказка" w:initials="П" w:date="2026-01-01T00:00:00Z">
+    <w:p>
+      <w:pPr>
+        <w:pStyle w:val="CommentText"/>
+      </w:pPr>
+      <w:r>
+        <w:rPr>
+          <w:rStyle w:val="CommentReference"/>
+        </w:rPr>
+        <w:annotationRef/>
+      </w:r>
+      <w:r>
+        <w:t>Email. Пример: info@example.ru</w:t>
+      </w:r>
+    </w:p>
+  </w:comment>
+  <w:comment w:id="68" w:author="Подсказка" w:initials="П" w:date="2026-01-01T00:00:00Z">
+    <w:p>
+      <w:pPr>
+        <w:pStyle w:val="CommentText"/>
+      </w:pPr>
+      <w:r>
+        <w:rPr>
+          <w:rStyle w:val="CommentReference"/>
+        </w:rPr>
+        <w:annotationRef/>
+      </w:r>
+      <w:r>
         <w:t>Должность подписанта. Пример: Президент</w:t>
       </w:r>
     </w:p>
   </w:comment>
-  <w:comment w:id="63" w:author="Подсказка" w:initials="П" w:date="2026-01-01T00:00:00Z">
-    <w:p>
-      <w:pPr>
-        <w:pStyle w:val="CommentText"/>
-      </w:pPr>
-      <w:r>
-        <w:rPr>
-          <w:rStyle w:val="CommentReference"/>
-        </w:rPr>
-        <w:annotationRef/>
-      </w:r>
-      <w:r>
-        <w:t>Подписант заказчика в формате «И.О. Фамилия». Пример: И.И. Иванов</w:t>
-      </w:r>
-    </w:p>
-  </w:comment>
-  <w:comment w:id="64" w:author="Подсказка" w:initials="П" w:date="2026-01-01T00:00:00Z">
+  <w:comment w:id="69" w:author="Подсказка" w:initials="П" w:date="2026-01-01T00:00:00Z">
+    <w:p>
+      <w:pPr>
+        <w:pStyle w:val="CommentText"/>
+      </w:pPr>
+      <w:r>
+        <w:rPr>
+          <w:rStyle w:val="CommentReference"/>
+        </w:rPr>
+        <w:annotationRef/>
+      </w:r>
+      <w:r>
+        <w:t>Подписант заказчика в формате «И.О. Фамилия». Пример: П.П. Петров</w:t>
+      </w:r>
+    </w:p>
+  </w:comment>
+  <w:comment w:id="70" w:author="Подсказка" w:initials="П" w:date="2026-01-01T00:00:00Z">
+    <w:p>
+      <w:pPr>
+        <w:pStyle w:val="CommentText"/>
+      </w:pPr>
+      <w:r>
+        <w:rPr>
+          <w:rStyle w:val="CommentReference"/>
+        </w:rPr>
+        <w:annotationRef/>
+      </w:r>
+      <w:r>
+        <w:t>Краткое наименование Заказчика (из карточки организации). Пример: АНО «Пример»</w:t>
+      </w:r>
+    </w:p>
+  </w:comment>
+  <w:comment w:id="71" w:author="Подсказка" w:initials="П" w:date="2026-01-01T00:00:00Z">
     <w:p>
       <w:pPr>
         <w:pStyle w:val="CommentText"/>
@@ -10641,7 +10961,7 @@
       </w:r>
     </w:p>
   </w:comment>
-  <w:comment w:id="65" w:author="Подсказка" w:initials="П" w:date="2026-01-01T00:00:00Z">
+  <w:comment w:id="72" w:author="Подсказка" w:initials="П" w:date="2026-01-01T00:00:00Z">
     <w:p>
       <w:pPr>
         <w:pStyle w:val="CommentText"/>
@@ -10657,7 +10977,7 @@
       </w:r>
     </w:p>
   </w:comment>
-  <w:comment w:id="66" w:author="Подсказка" w:initials="П" w:date="2026-01-01T00:00:00Z">
+  <w:comment w:id="73" w:author="Подсказка" w:initials="П" w:date="2026-01-01T00:00:00Z">
     <w:p>
       <w:pPr>
         <w:pStyle w:val="CommentText"/>
@@ -10673,7 +10993,7 @@
       </w:r>
     </w:p>
   </w:comment>
-  <w:comment w:id="67" w:author="Подсказка" w:initials="П" w:date="2026-01-01T00:00:00Z">
+  <w:comment w:id="74" w:author="Подсказка" w:initials="П" w:date="2026-01-01T00:00:00Z">
     <w:p>
       <w:pPr>
         <w:pStyle w:val="CommentText"/>
@@ -10689,7 +11009,7 @@
       </w:r>
     </w:p>
   </w:comment>
-  <w:comment w:id="68" w:author="Подсказка" w:initials="П" w:date="2026-01-01T00:00:00Z">
+  <w:comment w:id="75" w:author="Подсказка" w:initials="П" w:date="2026-01-01T00:00:00Z">
     <w:p>
       <w:pPr>
         <w:pStyle w:val="CommentText"/>
@@ -10705,23 +11025,23 @@
       </w:r>
     </w:p>
   </w:comment>
-  <w:comment w:id="69" w:author="Подсказка" w:initials="П" w:date="2026-01-01T00:00:00Z">
-    <w:p>
-      <w:pPr>
-        <w:pStyle w:val="CommentText"/>
-      </w:pPr>
-      <w:r>
-        <w:rPr>
-          <w:rStyle w:val="CommentReference"/>
-        </w:rPr>
-        <w:annotationRef/>
-      </w:r>
-      <w:r>
-        <w:t>Банк Заказчика. Пример: ПАО «Сбербанк»</w:t>
-      </w:r>
-    </w:p>
-  </w:comment>
-  <w:comment w:id="70" w:author="Подсказка" w:initials="П" w:date="2026-01-01T00:00:00Z">
+  <w:comment w:id="76" w:author="Подсказка" w:initials="П" w:date="2026-01-01T00:00:00Z">
+    <w:p>
+      <w:pPr>
+        <w:pStyle w:val="CommentText"/>
+      </w:pPr>
+      <w:r>
+        <w:rPr>
+          <w:rStyle w:val="CommentReference"/>
+        </w:rPr>
+        <w:annotationRef/>
+      </w:r>
+      <w:r>
+        <w:t>Банк Заказчика. Пример: ПАО «Банк Пример»</w:t>
+      </w:r>
+    </w:p>
+  </w:comment>
+  <w:comment w:id="77" w:author="Подсказка" w:initials="П" w:date="2026-01-01T00:00:00Z">
     <w:p>
       <w:pPr>
         <w:pStyle w:val="CommentText"/>
@@ -10737,87 +11057,119 @@
       </w:r>
     </w:p>
   </w:comment>
-  <w:comment w:id="71" w:author="Подсказка" w:initials="П" w:date="2026-01-01T00:00:00Z">
-    <w:p>
-      <w:pPr>
-        <w:pStyle w:val="CommentText"/>
-      </w:pPr>
-      <w:r>
-        <w:rPr>
-          <w:rStyle w:val="CommentReference"/>
-        </w:rPr>
-        <w:annotationRef/>
-      </w:r>
-      <w:r>
-        <w:t>Расчётный счёт Заказчика. Пример: 40703810400000000001</w:t>
-      </w:r>
-    </w:p>
-  </w:comment>
-  <w:comment w:id="72" w:author="Подсказка" w:initials="П" w:date="2026-01-01T00:00:00Z">
-    <w:p>
-      <w:pPr>
-        <w:pStyle w:val="CommentText"/>
-      </w:pPr>
-      <w:r>
-        <w:rPr>
-          <w:rStyle w:val="CommentReference"/>
-        </w:rPr>
-        <w:annotationRef/>
-      </w:r>
-      <w:r>
-        <w:t>Банк Заказчика. Пример: ПАО «Сбербанк»</w:t>
-      </w:r>
-    </w:p>
-  </w:comment>
-  <w:comment w:id="73" w:author="Подсказка" w:initials="П" w:date="2026-01-01T00:00:00Z">
-    <w:p>
-      <w:pPr>
-        <w:pStyle w:val="CommentText"/>
-      </w:pPr>
-      <w:r>
-        <w:rPr>
-          <w:rStyle w:val="CommentReference"/>
-        </w:rPr>
-        <w:annotationRef/>
-      </w:r>
-      <w:r>
-        <w:t>БИК банка Заказчика. Пример: 044525225</w:t>
-      </w:r>
-    </w:p>
-  </w:comment>
-  <w:comment w:id="74" w:author="Подсказка" w:initials="П" w:date="2026-01-01T00:00:00Z">
-    <w:p>
-      <w:pPr>
-        <w:pStyle w:val="CommentText"/>
-      </w:pPr>
-      <w:r>
-        <w:rPr>
-          <w:rStyle w:val="CommentReference"/>
-        </w:rPr>
-        <w:annotationRef/>
-      </w:r>
-      <w:r>
-        <w:t>Телефон. Пример: +7 (495) 000-00-01</w:t>
-      </w:r>
-    </w:p>
-  </w:comment>
-  <w:comment w:id="75" w:author="Подсказка" w:initials="П" w:date="2026-01-01T00:00:00Z">
-    <w:p>
-      <w:pPr>
-        <w:pStyle w:val="CommentText"/>
-      </w:pPr>
-      <w:r>
-        <w:rPr>
-          <w:rStyle w:val="CommentReference"/>
-        </w:rPr>
-        <w:annotationRef/>
-      </w:r>
-      <w:r>
-        <w:t>Email. Пример: info@vsks.ru</w:t>
-      </w:r>
-    </w:p>
-  </w:comment>
-  <w:comment w:id="76" w:author="Подсказка" w:initials="П" w:date="2026-01-01T00:00:00Z">
+  <w:comment w:id="78" w:author="Подсказка" w:initials="П" w:date="2026-01-01T00:00:00Z">
+    <w:p>
+      <w:pPr>
+        <w:pStyle w:val="CommentText"/>
+      </w:pPr>
+      <w:r>
+        <w:rPr>
+          <w:rStyle w:val="CommentReference"/>
+        </w:rPr>
+        <w:annotationRef/>
+      </w:r>
+      <w:r>
+        <w:t>Расчётный счёт Заказчика. Пример: 40703810000000000000</w:t>
+      </w:r>
+    </w:p>
+  </w:comment>
+  <w:comment w:id="79" w:author="Подсказка" w:initials="П" w:date="2026-01-01T00:00:00Z">
+    <w:p>
+      <w:pPr>
+        <w:pStyle w:val="CommentText"/>
+      </w:pPr>
+      <w:r>
+        <w:rPr>
+          <w:rStyle w:val="CommentReference"/>
+        </w:rPr>
+        <w:annotationRef/>
+      </w:r>
+      <w:r>
+        <w:t>Банк Заказчика. Пример: ПАО «Банк Пример»</w:t>
+      </w:r>
+    </w:p>
+  </w:comment>
+  <w:comment w:id="80" w:author="Подсказка" w:initials="П" w:date="2026-01-01T00:00:00Z">
+    <w:p>
+      <w:pPr>
+        <w:pStyle w:val="CommentText"/>
+      </w:pPr>
+      <w:r>
+        <w:rPr>
+          <w:rStyle w:val="CommentReference"/>
+        </w:rPr>
+        <w:annotationRef/>
+      </w:r>
+      <w:r>
+        <w:t>БИК банка Заказчика. Пример: 044500000</w:t>
+      </w:r>
+    </w:p>
+  </w:comment>
+  <w:comment w:id="81" w:author="Подсказка" w:initials="П" w:date="2026-01-01T00:00:00Z">
+    <w:p>
+      <w:pPr>
+        <w:pStyle w:val="CommentText"/>
+      </w:pPr>
+      <w:r>
+        <w:rPr>
+          <w:rStyle w:val="CommentReference"/>
+        </w:rPr>
+        <w:annotationRef/>
+      </w:r>
+      <w:r>
+        <w:t>Корр. счёт Заказчика. Пример: 30101810000000000000</w:t>
+      </w:r>
+    </w:p>
+  </w:comment>
+  <w:comment w:id="82" w:author="Подсказка" w:initials="П" w:date="2026-01-01T00:00:00Z">
+    <w:p>
+      <w:pPr>
+        <w:pStyle w:val="CommentText"/>
+      </w:pPr>
+      <w:r>
+        <w:rPr>
+          <w:rStyle w:val="CommentReference"/>
+        </w:rPr>
+        <w:annotationRef/>
+      </w:r>
+      <w:r>
+        <w:t>ОКПО вашей организации, 8 цифр. Пример: 12345678</w:t>
+      </w:r>
+    </w:p>
+  </w:comment>
+  <w:comment w:id="83" w:author="Подсказка" w:initials="П" w:date="2026-01-01T00:00:00Z">
+    <w:p>
+      <w:pPr>
+        <w:pStyle w:val="CommentText"/>
+      </w:pPr>
+      <w:r>
+        <w:rPr>
+          <w:rStyle w:val="CommentReference"/>
+        </w:rPr>
+        <w:annotationRef/>
+      </w:r>
+      <w:r>
+        <w:t>Телефон. Пример: +7 (900) 000-00-00</w:t>
+      </w:r>
+    </w:p>
+  </w:comment>
+  <w:comment w:id="84" w:author="Подсказка" w:initials="П" w:date="2026-01-01T00:00:00Z">
+    <w:p>
+      <w:pPr>
+        <w:pStyle w:val="CommentText"/>
+      </w:pPr>
+      <w:r>
+        <w:rPr>
+          <w:rStyle w:val="CommentReference"/>
+        </w:rPr>
+        <w:annotationRef/>
+      </w:r>
+      <w:r>
+        <w:t>Email. Пример: info@example.ru</w:t>
+      </w:r>
+    </w:p>
+  </w:comment>
+  <w:comment w:id="85" w:author="Подсказка" w:initials="П" w:date="2026-01-01T00:00:00Z">
     <w:p>
       <w:pPr>
         <w:pStyle w:val="CommentText"/>
@@ -10833,23 +11185,23 @@
       </w:r>
     </w:p>
   </w:comment>
-  <w:comment w:id="77" w:author="Подсказка" w:initials="П" w:date="2026-01-01T00:00:00Z">
-    <w:p>
-      <w:pPr>
-        <w:pStyle w:val="CommentText"/>
-      </w:pPr>
-      <w:r>
-        <w:rPr>
-          <w:rStyle w:val="CommentReference"/>
-        </w:rPr>
-        <w:annotationRef/>
-      </w:r>
-      <w:r>
-        <w:t>Подписант заказчика в формате «И.О. Фамилия». Пример: И.И. Иванов</w:t>
-      </w:r>
-    </w:p>
-  </w:comment>
-  <w:comment w:id="78" w:author="Подсказка" w:initials="П" w:date="2026-01-01T00:00:00Z">
+  <w:comment w:id="86" w:author="Подсказка" w:initials="П" w:date="2026-01-01T00:00:00Z">
+    <w:p>
+      <w:pPr>
+        <w:pStyle w:val="CommentText"/>
+      </w:pPr>
+      <w:r>
+        <w:rPr>
+          <w:rStyle w:val="CommentReference"/>
+        </w:rPr>
+        <w:annotationRef/>
+      </w:r>
+      <w:r>
+        <w:t>Подписант заказчика в формате «И.О. Фамилия». Пример: П.П. Петров</w:t>
+      </w:r>
+    </w:p>
+  </w:comment>
+  <w:comment w:id="87" w:author="Подсказка" w:initials="П" w:date="2026-01-01T00:00:00Z">
     <w:p>
       <w:pPr>
         <w:pStyle w:val="CommentText"/>
@@ -10865,7 +11217,7 @@
       </w:r>
     </w:p>
   </w:comment>
-  <w:comment w:id="79" w:author="Подсказка" w:initials="П" w:date="2026-01-01T00:00:00Z">
+  <w:comment w:id="88" w:author="Подсказка" w:initials="П" w:date="2026-01-01T00:00:00Z">
     <w:p>
       <w:pPr>
         <w:pStyle w:val="CommentText"/>
@@ -10881,7 +11233,7 @@
       </w:r>
     </w:p>
   </w:comment>
-  <w:comment w:id="80" w:author="Подсказка" w:initials="П" w:date="2026-01-01T00:00:00Z">
+  <w:comment w:id="89" w:author="Подсказка" w:initials="П" w:date="2026-01-01T00:00:00Z">
     <w:p>
       <w:pPr>
         <w:pStyle w:val="CommentText"/>
@@ -10897,7 +11249,7 @@
       </w:r>
     </w:p>
   </w:comment>
-  <w:comment w:id="81" w:author="Подсказка" w:initials="П" w:date="2026-01-01T00:00:00Z">
+  <w:comment w:id="90" w:author="Подсказка" w:initials="П" w:date="2026-01-01T00:00:00Z">
     <w:p>
       <w:pPr>
         <w:pStyle w:val="CommentText"/>
@@ -10913,7 +11265,23 @@
       </w:r>
     </w:p>
   </w:comment>
-  <w:comment w:id="82" w:author="Подсказка" w:initials="П" w:date="2026-01-01T00:00:00Z">
+  <w:comment w:id="91" w:author="Подсказка" w:initials="П" w:date="2026-01-01T00:00:00Z">
+    <w:p>
+      <w:pPr>
+        <w:pStyle w:val="CommentText"/>
+      </w:pPr>
+      <w:r>
+        <w:rPr>
+          <w:rStyle w:val="CommentReference"/>
+        </w:rPr>
+        <w:annotationRef/>
+      </w:r>
+      <w:r>
+        <w:t>Краткое наименование Заказчика (из карточки организации). Пример: АНО «Пример»</w:t>
+      </w:r>
+    </w:p>
+  </w:comment>
+  <w:comment w:id="92" w:author="Подсказка" w:initials="П" w:date="2026-01-01T00:00:00Z">
     <w:p>
       <w:pPr>
         <w:pStyle w:val="CommentText"/>
@@ -10929,7 +11297,7 @@
       </w:r>
     </w:p>
   </w:comment>
-  <w:comment w:id="83" w:author="Подсказка" w:initials="П" w:date="2026-01-01T00:00:00Z">
+  <w:comment w:id="93" w:author="Подсказка" w:initials="П" w:date="2026-01-01T00:00:00Z">
     <w:p>
       <w:pPr>
         <w:pStyle w:val="CommentText"/>
@@ -10945,7 +11313,7 @@
       </w:r>
     </w:p>
   </w:comment>
-  <w:comment w:id="84" w:author="Подсказка" w:initials="П" w:date="2026-01-01T00:00:00Z">
+  <w:comment w:id="94" w:author="Подсказка" w:initials="П" w:date="2026-01-01T00:00:00Z">
     <w:p>
       <w:pPr>
         <w:pStyle w:val="CommentText"/>
@@ -10961,7 +11329,7 @@
       </w:r>
     </w:p>
   </w:comment>
-  <w:comment w:id="85" w:author="Подсказка" w:initials="П" w:date="2026-01-01T00:00:00Z">
+  <w:comment w:id="95" w:author="Подсказка" w:initials="П" w:date="2026-01-01T00:00:00Z">
     <w:p>
       <w:pPr>
         <w:pStyle w:val="CommentText"/>
@@ -10977,7 +11345,7 @@
       </w:r>
     </w:p>
   </w:comment>
-  <w:comment w:id="86" w:author="Подсказка" w:initials="П" w:date="2026-01-01T00:00:00Z">
+  <w:comment w:id="96" w:author="Подсказка" w:initials="П" w:date="2026-01-01T00:00:00Z">
     <w:p>
       <w:pPr>
         <w:pStyle w:val="CommentText"/>
@@ -10993,23 +11361,23 @@
       </w:r>
     </w:p>
   </w:comment>
-  <w:comment w:id="87" w:author="Подсказка" w:initials="П" w:date="2026-01-01T00:00:00Z">
-    <w:p>
-      <w:pPr>
-        <w:pStyle w:val="CommentText"/>
-      </w:pPr>
-      <w:r>
-        <w:rPr>
-          <w:rStyle w:val="CommentReference"/>
-        </w:rPr>
-        <w:annotationRef/>
-      </w:r>
-      <w:r>
-        <w:t>Банк Заказчика. Пример: ПАО «Сбербанк»</w:t>
-      </w:r>
-    </w:p>
-  </w:comment>
-  <w:comment w:id="88" w:author="Подсказка" w:initials="П" w:date="2026-01-01T00:00:00Z">
+  <w:comment w:id="97" w:author="Подсказка" w:initials="П" w:date="2026-01-01T00:00:00Z">
+    <w:p>
+      <w:pPr>
+        <w:pStyle w:val="CommentText"/>
+      </w:pPr>
+      <w:r>
+        <w:rPr>
+          <w:rStyle w:val="CommentReference"/>
+        </w:rPr>
+        <w:annotationRef/>
+      </w:r>
+      <w:r>
+        <w:t>Банк Заказчика. Пример: ПАО «Банк Пример»</w:t>
+      </w:r>
+    </w:p>
+  </w:comment>
+  <w:comment w:id="98" w:author="Подсказка" w:initials="П" w:date="2026-01-01T00:00:00Z">
     <w:p>
       <w:pPr>
         <w:pStyle w:val="CommentText"/>
@@ -11025,87 +11393,119 @@
       </w:r>
     </w:p>
   </w:comment>
-  <w:comment w:id="89" w:author="Подсказка" w:initials="П" w:date="2026-01-01T00:00:00Z">
-    <w:p>
-      <w:pPr>
-        <w:pStyle w:val="CommentText"/>
-      </w:pPr>
-      <w:r>
-        <w:rPr>
-          <w:rStyle w:val="CommentReference"/>
-        </w:rPr>
-        <w:annotationRef/>
-      </w:r>
-      <w:r>
-        <w:t>Расчётный счёт Заказчика. Пример: 40703810400000000001</w:t>
-      </w:r>
-    </w:p>
-  </w:comment>
-  <w:comment w:id="90" w:author="Подсказка" w:initials="П" w:date="2026-01-01T00:00:00Z">
-    <w:p>
-      <w:pPr>
-        <w:pStyle w:val="CommentText"/>
-      </w:pPr>
-      <w:r>
-        <w:rPr>
-          <w:rStyle w:val="CommentReference"/>
-        </w:rPr>
-        <w:annotationRef/>
-      </w:r>
-      <w:r>
-        <w:t>Банк Заказчика. Пример: ПАО «Сбербанк»</w:t>
-      </w:r>
-    </w:p>
-  </w:comment>
-  <w:comment w:id="91" w:author="Подсказка" w:initials="П" w:date="2026-01-01T00:00:00Z">
-    <w:p>
-      <w:pPr>
-        <w:pStyle w:val="CommentText"/>
-      </w:pPr>
-      <w:r>
-        <w:rPr>
-          <w:rStyle w:val="CommentReference"/>
-        </w:rPr>
-        <w:annotationRef/>
-      </w:r>
-      <w:r>
-        <w:t>БИК банка Заказчика. Пример: 044525225</w:t>
-      </w:r>
-    </w:p>
-  </w:comment>
-  <w:comment w:id="92" w:author="Подсказка" w:initials="П" w:date="2026-01-01T00:00:00Z">
-    <w:p>
-      <w:pPr>
-        <w:pStyle w:val="CommentText"/>
-      </w:pPr>
-      <w:r>
-        <w:rPr>
-          <w:rStyle w:val="CommentReference"/>
-        </w:rPr>
-        <w:annotationRef/>
-      </w:r>
-      <w:r>
-        <w:t>Телефон. Пример: +7 (495) 000-00-01</w:t>
-      </w:r>
-    </w:p>
-  </w:comment>
-  <w:comment w:id="93" w:author="Подсказка" w:initials="П" w:date="2026-01-01T00:00:00Z">
-    <w:p>
-      <w:pPr>
-        <w:pStyle w:val="CommentText"/>
-      </w:pPr>
-      <w:r>
-        <w:rPr>
-          <w:rStyle w:val="CommentReference"/>
-        </w:rPr>
-        <w:annotationRef/>
-      </w:r>
-      <w:r>
-        <w:t>Email. Пример: info@vsks.ru</w:t>
-      </w:r>
-    </w:p>
-  </w:comment>
-  <w:comment w:id="94" w:author="Подсказка" w:initials="П" w:date="2026-01-01T00:00:00Z">
+  <w:comment w:id="99" w:author="Подсказка" w:initials="П" w:date="2026-01-01T00:00:00Z">
+    <w:p>
+      <w:pPr>
+        <w:pStyle w:val="CommentText"/>
+      </w:pPr>
+      <w:r>
+        <w:rPr>
+          <w:rStyle w:val="CommentReference"/>
+        </w:rPr>
+        <w:annotationRef/>
+      </w:r>
+      <w:r>
+        <w:t>Расчётный счёт Заказчика. Пример: 40703810000000000000</w:t>
+      </w:r>
+    </w:p>
+  </w:comment>
+  <w:comment w:id="100" w:author="Подсказка" w:initials="П" w:date="2026-01-01T00:00:00Z">
+    <w:p>
+      <w:pPr>
+        <w:pStyle w:val="CommentText"/>
+      </w:pPr>
+      <w:r>
+        <w:rPr>
+          <w:rStyle w:val="CommentReference"/>
+        </w:rPr>
+        <w:annotationRef/>
+      </w:r>
+      <w:r>
+        <w:t>Банк Заказчика. Пример: ПАО «Банк Пример»</w:t>
+      </w:r>
+    </w:p>
+  </w:comment>
+  <w:comment w:id="101" w:author="Подсказка" w:initials="П" w:date="2026-01-01T00:00:00Z">
+    <w:p>
+      <w:pPr>
+        <w:pStyle w:val="CommentText"/>
+      </w:pPr>
+      <w:r>
+        <w:rPr>
+          <w:rStyle w:val="CommentReference"/>
+        </w:rPr>
+        <w:annotationRef/>
+      </w:r>
+      <w:r>
+        <w:t>БИК банка Заказчика. Пример: 044500000</w:t>
+      </w:r>
+    </w:p>
+  </w:comment>
+  <w:comment w:id="102" w:author="Подсказка" w:initials="П" w:date="2026-01-01T00:00:00Z">
+    <w:p>
+      <w:pPr>
+        <w:pStyle w:val="CommentText"/>
+      </w:pPr>
+      <w:r>
+        <w:rPr>
+          <w:rStyle w:val="CommentReference"/>
+        </w:rPr>
+        <w:annotationRef/>
+      </w:r>
+      <w:r>
+        <w:t>Корр. счёт Заказчика. Пример: 30101810000000000000</w:t>
+      </w:r>
+    </w:p>
+  </w:comment>
+  <w:comment w:id="103" w:author="Подсказка" w:initials="П" w:date="2026-01-01T00:00:00Z">
+    <w:p>
+      <w:pPr>
+        <w:pStyle w:val="CommentText"/>
+      </w:pPr>
+      <w:r>
+        <w:rPr>
+          <w:rStyle w:val="CommentReference"/>
+        </w:rPr>
+        <w:annotationRef/>
+      </w:r>
+      <w:r>
+        <w:t>ОКПО вашей организации, 8 цифр. Пример: 12345678</w:t>
+      </w:r>
+    </w:p>
+  </w:comment>
+  <w:comment w:id="104" w:author="Подсказка" w:initials="П" w:date="2026-01-01T00:00:00Z">
+    <w:p>
+      <w:pPr>
+        <w:pStyle w:val="CommentText"/>
+      </w:pPr>
+      <w:r>
+        <w:rPr>
+          <w:rStyle w:val="CommentReference"/>
+        </w:rPr>
+        <w:annotationRef/>
+      </w:r>
+      <w:r>
+        <w:t>Телефон. Пример: +7 (900) 000-00-00</w:t>
+      </w:r>
+    </w:p>
+  </w:comment>
+  <w:comment w:id="105" w:author="Подсказка" w:initials="П" w:date="2026-01-01T00:00:00Z">
+    <w:p>
+      <w:pPr>
+        <w:pStyle w:val="CommentText"/>
+      </w:pPr>
+      <w:r>
+        <w:rPr>
+          <w:rStyle w:val="CommentReference"/>
+        </w:rPr>
+        <w:annotationRef/>
+      </w:r>
+      <w:r>
+        <w:t>Email. Пример: info@example.ru</w:t>
+      </w:r>
+    </w:p>
+  </w:comment>
+  <w:comment w:id="106" w:author="Подсказка" w:initials="П" w:date="2026-01-01T00:00:00Z">
     <w:p>
       <w:pPr>
         <w:pStyle w:val="CommentText"/>
@@ -11121,23 +11521,23 @@
       </w:r>
     </w:p>
   </w:comment>
-  <w:comment w:id="95" w:author="Подсказка" w:initials="П" w:date="2026-01-01T00:00:00Z">
-    <w:p>
-      <w:pPr>
-        <w:pStyle w:val="CommentText"/>
-      </w:pPr>
-      <w:r>
-        <w:rPr>
-          <w:rStyle w:val="CommentReference"/>
-        </w:rPr>
-        <w:annotationRef/>
-      </w:r>
-      <w:r>
-        <w:t>Подписант заказчика в формате «И.О. Фамилия». Пример: И.И. Иванов</w:t>
-      </w:r>
-    </w:p>
-  </w:comment>
-  <w:comment w:id="96" w:author="Подсказка" w:initials="П" w:date="2026-01-01T00:00:00Z">
+  <w:comment w:id="107" w:author="Подсказка" w:initials="П" w:date="2026-01-01T00:00:00Z">
+    <w:p>
+      <w:pPr>
+        <w:pStyle w:val="CommentText"/>
+      </w:pPr>
+      <w:r>
+        <w:rPr>
+          <w:rStyle w:val="CommentReference"/>
+        </w:rPr>
+        <w:annotationRef/>
+      </w:r>
+      <w:r>
+        <w:t>Подписант заказчика в формате «И.О. Фамилия». Пример: П.П. Петров</w:t>
+      </w:r>
+    </w:p>
+  </w:comment>
+  <w:comment w:id="108" w:author="Подсказка" w:initials="П" w:date="2026-01-01T00:00:00Z">
     <w:p>
       <w:pPr>
         <w:pStyle w:val="CommentText"/>
@@ -11153,7 +11553,7 @@
       </w:r>
     </w:p>
   </w:comment>
-  <w:comment w:id="97" w:author="Подсказка" w:initials="П" w:date="2026-01-01T00:00:00Z">
+  <w:comment w:id="109" w:author="Подсказка" w:initials="П" w:date="2026-01-01T00:00:00Z">
     <w:p>
       <w:pPr>
         <w:pStyle w:val="CommentText"/>
@@ -11169,7 +11569,23 @@
       </w:r>
     </w:p>
   </w:comment>
-  <w:comment w:id="98" w:author="Подсказка" w:initials="П" w:date="2026-01-01T00:00:00Z">
+  <w:comment w:id="110" w:author="Подсказка" w:initials="П" w:date="2026-01-01T00:00:00Z">
+    <w:p>
+      <w:pPr>
+        <w:pStyle w:val="CommentText"/>
+      </w:pPr>
+      <w:r>
+        <w:rPr>
+          <w:rStyle w:val="CommentReference"/>
+        </w:rPr>
+        <w:annotationRef/>
+      </w:r>
+      <w:r>
+        <w:t>Краткое наименование Заказчика (из карточки организации). Пример: АНО «Пример»</w:t>
+      </w:r>
+    </w:p>
+  </w:comment>
+  <w:comment w:id="111" w:author="Подсказка" w:initials="П" w:date="2026-01-01T00:00:00Z">
     <w:p>
       <w:pPr>
         <w:pStyle w:val="CommentText"/>
@@ -11185,7 +11601,7 @@
       </w:r>
     </w:p>
   </w:comment>
-  <w:comment w:id="99" w:author="Подсказка" w:initials="П" w:date="2026-01-01T00:00:00Z">
+  <w:comment w:id="112" w:author="Подсказка" w:initials="П" w:date="2026-01-01T00:00:00Z">
     <w:p>
       <w:pPr>
         <w:pStyle w:val="CommentText"/>
@@ -11201,7 +11617,7 @@
       </w:r>
     </w:p>
   </w:comment>
-  <w:comment w:id="100" w:author="Подсказка" w:initials="П" w:date="2026-01-01T00:00:00Z">
+  <w:comment w:id="113" w:author="Подсказка" w:initials="П" w:date="2026-01-01T00:00:00Z">
     <w:p>
       <w:pPr>
         <w:pStyle w:val="CommentText"/>
@@ -11217,7 +11633,7 @@
       </w:r>
     </w:p>
   </w:comment>
-  <w:comment w:id="101" w:author="Подсказка" w:initials="П" w:date="2026-01-01T00:00:00Z">
+  <w:comment w:id="114" w:author="Подсказка" w:initials="П" w:date="2026-01-01T00:00:00Z">
     <w:p>
       <w:pPr>
         <w:pStyle w:val="CommentText"/>
@@ -11233,7 +11649,7 @@
       </w:r>
     </w:p>
   </w:comment>
-  <w:comment w:id="102" w:author="Подсказка" w:initials="П" w:date="2026-01-01T00:00:00Z">
+  <w:comment w:id="115" w:author="Подсказка" w:initials="П" w:date="2026-01-01T00:00:00Z">
     <w:p>
       <w:pPr>
         <w:pStyle w:val="CommentText"/>
@@ -11249,23 +11665,23 @@
       </w:r>
     </w:p>
   </w:comment>
-  <w:comment w:id="103" w:author="Подсказка" w:initials="П" w:date="2026-01-01T00:00:00Z">
-    <w:p>
-      <w:pPr>
-        <w:pStyle w:val="CommentText"/>
-      </w:pPr>
-      <w:r>
-        <w:rPr>
-          <w:rStyle w:val="CommentReference"/>
-        </w:rPr>
-        <w:annotationRef/>
-      </w:r>
-      <w:r>
-        <w:t>Банк Заказчика. Пример: ПАО «Сбербанк»</w:t>
-      </w:r>
-    </w:p>
-  </w:comment>
-  <w:comment w:id="104" w:author="Подсказка" w:initials="П" w:date="2026-01-01T00:00:00Z">
+  <w:comment w:id="116" w:author="Подсказка" w:initials="П" w:date="2026-01-01T00:00:00Z">
+    <w:p>
+      <w:pPr>
+        <w:pStyle w:val="CommentText"/>
+      </w:pPr>
+      <w:r>
+        <w:rPr>
+          <w:rStyle w:val="CommentReference"/>
+        </w:rPr>
+        <w:annotationRef/>
+      </w:r>
+      <w:r>
+        <w:t>Банк Заказчика. Пример: ПАО «Банк Пример»</w:t>
+      </w:r>
+    </w:p>
+  </w:comment>
+  <w:comment w:id="117" w:author="Подсказка" w:initials="П" w:date="2026-01-01T00:00:00Z">
     <w:p>
       <w:pPr>
         <w:pStyle w:val="CommentText"/>
@@ -11281,87 +11697,119 @@
       </w:r>
     </w:p>
   </w:comment>
-  <w:comment w:id="105" w:author="Подсказка" w:initials="П" w:date="2026-01-01T00:00:00Z">
-    <w:p>
-      <w:pPr>
-        <w:pStyle w:val="CommentText"/>
-      </w:pPr>
-      <w:r>
-        <w:rPr>
-          <w:rStyle w:val="CommentReference"/>
-        </w:rPr>
-        <w:annotationRef/>
-      </w:r>
-      <w:r>
-        <w:t>Расчётный счёт Заказчика. Пример: 40703810400000000001</w:t>
-      </w:r>
-    </w:p>
-  </w:comment>
-  <w:comment w:id="106" w:author="Подсказка" w:initials="П" w:date="2026-01-01T00:00:00Z">
-    <w:p>
-      <w:pPr>
-        <w:pStyle w:val="CommentText"/>
-      </w:pPr>
-      <w:r>
-        <w:rPr>
-          <w:rStyle w:val="CommentReference"/>
-        </w:rPr>
-        <w:annotationRef/>
-      </w:r>
-      <w:r>
-        <w:t>Банк Заказчика. Пример: ПАО «Сбербанк»</w:t>
-      </w:r>
-    </w:p>
-  </w:comment>
-  <w:comment w:id="107" w:author="Подсказка" w:initials="П" w:date="2026-01-01T00:00:00Z">
-    <w:p>
-      <w:pPr>
-        <w:pStyle w:val="CommentText"/>
-      </w:pPr>
-      <w:r>
-        <w:rPr>
-          <w:rStyle w:val="CommentReference"/>
-        </w:rPr>
-        <w:annotationRef/>
-      </w:r>
-      <w:r>
-        <w:t>БИК банка Заказчика. Пример: 044525225</w:t>
-      </w:r>
-    </w:p>
-  </w:comment>
-  <w:comment w:id="108" w:author="Подсказка" w:initials="П" w:date="2026-01-01T00:00:00Z">
-    <w:p>
-      <w:pPr>
-        <w:pStyle w:val="CommentText"/>
-      </w:pPr>
-      <w:r>
-        <w:rPr>
-          <w:rStyle w:val="CommentReference"/>
-        </w:rPr>
-        <w:annotationRef/>
-      </w:r>
-      <w:r>
-        <w:t>Телефон. Пример: +7 (495) 000-00-01</w:t>
-      </w:r>
-    </w:p>
-  </w:comment>
-  <w:comment w:id="109" w:author="Подсказка" w:initials="П" w:date="2026-01-01T00:00:00Z">
-    <w:p>
-      <w:pPr>
-        <w:pStyle w:val="CommentText"/>
-      </w:pPr>
-      <w:r>
-        <w:rPr>
-          <w:rStyle w:val="CommentReference"/>
-        </w:rPr>
-        <w:annotationRef/>
-      </w:r>
-      <w:r>
-        <w:t>Email. Пример: info@vsks.ru</w:t>
-      </w:r>
-    </w:p>
-  </w:comment>
-  <w:comment w:id="110" w:author="Подсказка" w:initials="П" w:date="2026-01-01T00:00:00Z">
+  <w:comment w:id="118" w:author="Подсказка" w:initials="П" w:date="2026-01-01T00:00:00Z">
+    <w:p>
+      <w:pPr>
+        <w:pStyle w:val="CommentText"/>
+      </w:pPr>
+      <w:r>
+        <w:rPr>
+          <w:rStyle w:val="CommentReference"/>
+        </w:rPr>
+        <w:annotationRef/>
+      </w:r>
+      <w:r>
+        <w:t>Расчётный счёт Заказчика. Пример: 40703810000000000000</w:t>
+      </w:r>
+    </w:p>
+  </w:comment>
+  <w:comment w:id="119" w:author="Подсказка" w:initials="П" w:date="2026-01-01T00:00:00Z">
+    <w:p>
+      <w:pPr>
+        <w:pStyle w:val="CommentText"/>
+      </w:pPr>
+      <w:r>
+        <w:rPr>
+          <w:rStyle w:val="CommentReference"/>
+        </w:rPr>
+        <w:annotationRef/>
+      </w:r>
+      <w:r>
+        <w:t>Банк Заказчика. Пример: ПАО «Банк Пример»</w:t>
+      </w:r>
+    </w:p>
+  </w:comment>
+  <w:comment w:id="120" w:author="Подсказка" w:initials="П" w:date="2026-01-01T00:00:00Z">
+    <w:p>
+      <w:pPr>
+        <w:pStyle w:val="CommentText"/>
+      </w:pPr>
+      <w:r>
+        <w:rPr>
+          <w:rStyle w:val="CommentReference"/>
+        </w:rPr>
+        <w:annotationRef/>
+      </w:r>
+      <w:r>
+        <w:t>БИК банка Заказчика. Пример: 044500000</w:t>
+      </w:r>
+    </w:p>
+  </w:comment>
+  <w:comment w:id="121" w:author="Подсказка" w:initials="П" w:date="2026-01-01T00:00:00Z">
+    <w:p>
+      <w:pPr>
+        <w:pStyle w:val="CommentText"/>
+      </w:pPr>
+      <w:r>
+        <w:rPr>
+          <w:rStyle w:val="CommentReference"/>
+        </w:rPr>
+        <w:annotationRef/>
+      </w:r>
+      <w:r>
+        <w:t>Корр. счёт Заказчика. Пример: 30101810000000000000</w:t>
+      </w:r>
+    </w:p>
+  </w:comment>
+  <w:comment w:id="122" w:author="Подсказка" w:initials="П" w:date="2026-01-01T00:00:00Z">
+    <w:p>
+      <w:pPr>
+        <w:pStyle w:val="CommentText"/>
+      </w:pPr>
+      <w:r>
+        <w:rPr>
+          <w:rStyle w:val="CommentReference"/>
+        </w:rPr>
+        <w:annotationRef/>
+      </w:r>
+      <w:r>
+        <w:t>ОКПО вашей организации, 8 цифр. Пример: 12345678</w:t>
+      </w:r>
+    </w:p>
+  </w:comment>
+  <w:comment w:id="123" w:author="Подсказка" w:initials="П" w:date="2026-01-01T00:00:00Z">
+    <w:p>
+      <w:pPr>
+        <w:pStyle w:val="CommentText"/>
+      </w:pPr>
+      <w:r>
+        <w:rPr>
+          <w:rStyle w:val="CommentReference"/>
+        </w:rPr>
+        <w:annotationRef/>
+      </w:r>
+      <w:r>
+        <w:t>Телефон. Пример: +7 (900) 000-00-00</w:t>
+      </w:r>
+    </w:p>
+  </w:comment>
+  <w:comment w:id="124" w:author="Подсказка" w:initials="П" w:date="2026-01-01T00:00:00Z">
+    <w:p>
+      <w:pPr>
+        <w:pStyle w:val="CommentText"/>
+      </w:pPr>
+      <w:r>
+        <w:rPr>
+          <w:rStyle w:val="CommentReference"/>
+        </w:rPr>
+        <w:annotationRef/>
+      </w:r>
+      <w:r>
+        <w:t>Email. Пример: info@example.ru</w:t>
+      </w:r>
+    </w:p>
+  </w:comment>
+  <w:comment w:id="125" w:author="Подсказка" w:initials="П" w:date="2026-01-01T00:00:00Z">
     <w:p>
       <w:pPr>
         <w:pStyle w:val="CommentText"/>
@@ -11377,39 +11825,39 @@
       </w:r>
     </w:p>
   </w:comment>
-  <w:comment w:id="111" w:author="Подсказка" w:initials="П" w:date="2026-01-01T00:00:00Z">
-    <w:p>
-      <w:pPr>
-        <w:pStyle w:val="CommentText"/>
-      </w:pPr>
-      <w:r>
-        <w:rPr>
-          <w:rStyle w:val="CommentReference"/>
-        </w:rPr>
-        <w:annotationRef/>
-      </w:r>
-      <w:r>
-        <w:t>Подписант заказчика в формате «И.О. Фамилия». Пример: И.И. Иванов</w:t>
-      </w:r>
-    </w:p>
-  </w:comment>
-  <w:comment w:id="112" w:author="Подсказка" w:initials="П" w:date="2026-01-01T00:00:00Z">
-    <w:p>
-      <w:pPr>
-        <w:pStyle w:val="CommentText"/>
-      </w:pPr>
-      <w:r>
-        <w:rPr>
-          <w:rStyle w:val="CommentReference"/>
-        </w:rPr>
-        <w:annotationRef/>
-      </w:r>
-      <w:r>
-        <w:t>ИНН контрагента. Пример: 7701234567</w:t>
-      </w:r>
-    </w:p>
-  </w:comment>
-  <w:comment w:id="113" w:author="Подсказка" w:initials="П" w:date="2026-01-01T00:00:00Z">
+  <w:comment w:id="126" w:author="Подсказка" w:initials="П" w:date="2026-01-01T00:00:00Z">
+    <w:p>
+      <w:pPr>
+        <w:pStyle w:val="CommentText"/>
+      </w:pPr>
+      <w:r>
+        <w:rPr>
+          <w:rStyle w:val="CommentReference"/>
+        </w:rPr>
+        <w:annotationRef/>
+      </w:r>
+      <w:r>
+        <w:t>Подписант заказчика в формате «И.О. Фамилия». Пример: П.П. Петров</w:t>
+      </w:r>
+    </w:p>
+  </w:comment>
+  <w:comment w:id="127" w:author="Подсказка" w:initials="П" w:date="2026-01-01T00:00:00Z">
+    <w:p>
+      <w:pPr>
+        <w:pStyle w:val="CommentText"/>
+      </w:pPr>
+      <w:r>
+        <w:rPr>
+          <w:rStyle w:val="CommentReference"/>
+        </w:rPr>
+        <w:annotationRef/>
+      </w:r>
+      <w:r>
+        <w:t>ИНН контрагента. Пример: 7700000000</w:t>
+      </w:r>
+    </w:p>
+  </w:comment>
+  <w:comment w:id="128" w:author="Подсказка" w:initials="П" w:date="2026-01-01T00:00:00Z">
     <w:p>
       <w:pPr>
         <w:pStyle w:val="CommentText"/>
@@ -11425,7 +11873,23 @@
       </w:r>
     </w:p>
   </w:comment>
-  <w:comment w:id="114" w:author="Подсказка" w:initials="П" w:date="2026-01-01T00:00:00Z">
+  <w:comment w:id="129" w:author="Подсказка" w:initials="П" w:date="2026-01-01T00:00:00Z">
+    <w:p>
+      <w:pPr>
+        <w:pStyle w:val="CommentText"/>
+      </w:pPr>
+      <w:r>
+        <w:rPr>
+          <w:rStyle w:val="CommentReference"/>
+        </w:rPr>
+        <w:annotationRef/>
+      </w:r>
+      <w:r>
+        <w:t>Краткое наименование Заказчика (из карточки организации). Пример: АНО «Пример»</w:t>
+      </w:r>
+    </w:p>
+  </w:comment>
+  <w:comment w:id="130" w:author="Подсказка" w:initials="П" w:date="2026-01-01T00:00:00Z">
     <w:p>
       <w:pPr>
         <w:pStyle w:val="CommentText"/>
@@ -11441,7 +11905,7 @@
       </w:r>
     </w:p>
   </w:comment>
-  <w:comment w:id="115" w:author="Подсказка" w:initials="П" w:date="2026-01-01T00:00:00Z">
+  <w:comment w:id="131" w:author="Подсказка" w:initials="П" w:date="2026-01-01T00:00:00Z">
     <w:p>
       <w:pPr>
         <w:pStyle w:val="CommentText"/>
@@ -11457,7 +11921,7 @@
       </w:r>
     </w:p>
   </w:comment>
-  <w:comment w:id="116" w:author="Подсказка" w:initials="П" w:date="2026-01-01T00:00:00Z">
+  <w:comment w:id="132" w:author="Подсказка" w:initials="П" w:date="2026-01-01T00:00:00Z">
     <w:p>
       <w:pPr>
         <w:pStyle w:val="CommentText"/>
@@ -11473,7 +11937,7 @@
       </w:r>
     </w:p>
   </w:comment>
-  <w:comment w:id="117" w:author="Подсказка" w:initials="П" w:date="2026-01-01T00:00:00Z">
+  <w:comment w:id="133" w:author="Подсказка" w:initials="П" w:date="2026-01-01T00:00:00Z">
     <w:p>
       <w:pPr>
         <w:pStyle w:val="CommentText"/>
@@ -11489,7 +11953,7 @@
       </w:r>
     </w:p>
   </w:comment>
-  <w:comment w:id="118" w:author="Подсказка" w:initials="П" w:date="2026-01-01T00:00:00Z">
+  <w:comment w:id="134" w:author="Подсказка" w:initials="П" w:date="2026-01-01T00:00:00Z">
     <w:p>
       <w:pPr>
         <w:pStyle w:val="CommentText"/>
@@ -11505,23 +11969,23 @@
       </w:r>
     </w:p>
   </w:comment>
-  <w:comment w:id="119" w:author="Подсказка" w:initials="П" w:date="2026-01-01T00:00:00Z">
-    <w:p>
-      <w:pPr>
-        <w:pStyle w:val="CommentText"/>
-      </w:pPr>
-      <w:r>
-        <w:rPr>
-          <w:rStyle w:val="CommentReference"/>
-        </w:rPr>
-        <w:annotationRef/>
-      </w:r>
-      <w:r>
-        <w:t>Банк Заказчика. Пример: ПАО «Сбербанк»</w:t>
-      </w:r>
-    </w:p>
-  </w:comment>
-  <w:comment w:id="120" w:author="Подсказка" w:initials="П" w:date="2026-01-01T00:00:00Z">
+  <w:comment w:id="135" w:author="Подсказка" w:initials="П" w:date="2026-01-01T00:00:00Z">
+    <w:p>
+      <w:pPr>
+        <w:pStyle w:val="CommentText"/>
+      </w:pPr>
+      <w:r>
+        <w:rPr>
+          <w:rStyle w:val="CommentReference"/>
+        </w:rPr>
+        <w:annotationRef/>
+      </w:r>
+      <w:r>
+        <w:t>Банк Заказчика. Пример: ПАО «Банк Пример»</w:t>
+      </w:r>
+    </w:p>
+  </w:comment>
+  <w:comment w:id="136" w:author="Подсказка" w:initials="П" w:date="2026-01-01T00:00:00Z">
     <w:p>
       <w:pPr>
         <w:pStyle w:val="CommentText"/>
@@ -11537,87 +12001,119 @@
       </w:r>
     </w:p>
   </w:comment>
-  <w:comment w:id="121" w:author="Подсказка" w:initials="П" w:date="2026-01-01T00:00:00Z">
-    <w:p>
-      <w:pPr>
-        <w:pStyle w:val="CommentText"/>
-      </w:pPr>
-      <w:r>
-        <w:rPr>
-          <w:rStyle w:val="CommentReference"/>
-        </w:rPr>
-        <w:annotationRef/>
-      </w:r>
-      <w:r>
-        <w:t>Расчётный счёт Заказчика. Пример: 40703810400000000001</w:t>
-      </w:r>
-    </w:p>
-  </w:comment>
-  <w:comment w:id="122" w:author="Подсказка" w:initials="П" w:date="2026-01-01T00:00:00Z">
-    <w:p>
-      <w:pPr>
-        <w:pStyle w:val="CommentText"/>
-      </w:pPr>
-      <w:r>
-        <w:rPr>
-          <w:rStyle w:val="CommentReference"/>
-        </w:rPr>
-        <w:annotationRef/>
-      </w:r>
-      <w:r>
-        <w:t>Банк Заказчика. Пример: ПАО «Сбербанк»</w:t>
-      </w:r>
-    </w:p>
-  </w:comment>
-  <w:comment w:id="123" w:author="Подсказка" w:initials="П" w:date="2026-01-01T00:00:00Z">
-    <w:p>
-      <w:pPr>
-        <w:pStyle w:val="CommentText"/>
-      </w:pPr>
-      <w:r>
-        <w:rPr>
-          <w:rStyle w:val="CommentReference"/>
-        </w:rPr>
-        <w:annotationRef/>
-      </w:r>
-      <w:r>
-        <w:t>БИК банка Заказчика. Пример: 044525225</w:t>
-      </w:r>
-    </w:p>
-  </w:comment>
-  <w:comment w:id="124" w:author="Подсказка" w:initials="П" w:date="2026-01-01T00:00:00Z">
-    <w:p>
-      <w:pPr>
-        <w:pStyle w:val="CommentText"/>
-      </w:pPr>
-      <w:r>
-        <w:rPr>
-          <w:rStyle w:val="CommentReference"/>
-        </w:rPr>
-        <w:annotationRef/>
-      </w:r>
-      <w:r>
-        <w:t>Телефон. Пример: +7 (495) 000-00-01</w:t>
-      </w:r>
-    </w:p>
-  </w:comment>
-  <w:comment w:id="125" w:author="Подсказка" w:initials="П" w:date="2026-01-01T00:00:00Z">
-    <w:p>
-      <w:pPr>
-        <w:pStyle w:val="CommentText"/>
-      </w:pPr>
-      <w:r>
-        <w:rPr>
-          <w:rStyle w:val="CommentReference"/>
-        </w:rPr>
-        <w:annotationRef/>
-      </w:r>
-      <w:r>
-        <w:t>Email. Пример: info@vsks.ru</w:t>
-      </w:r>
-    </w:p>
-  </w:comment>
-  <w:comment w:id="126" w:author="Подсказка" w:initials="П" w:date="2026-01-01T00:00:00Z">
+  <w:comment w:id="137" w:author="Подсказка" w:initials="П" w:date="2026-01-01T00:00:00Z">
+    <w:p>
+      <w:pPr>
+        <w:pStyle w:val="CommentText"/>
+      </w:pPr>
+      <w:r>
+        <w:rPr>
+          <w:rStyle w:val="CommentReference"/>
+        </w:rPr>
+        <w:annotationRef/>
+      </w:r>
+      <w:r>
+        <w:t>Расчётный счёт Заказчика. Пример: 40703810000000000000</w:t>
+      </w:r>
+    </w:p>
+  </w:comment>
+  <w:comment w:id="138" w:author="Подсказка" w:initials="П" w:date="2026-01-01T00:00:00Z">
+    <w:p>
+      <w:pPr>
+        <w:pStyle w:val="CommentText"/>
+      </w:pPr>
+      <w:r>
+        <w:rPr>
+          <w:rStyle w:val="CommentReference"/>
+        </w:rPr>
+        <w:annotationRef/>
+      </w:r>
+      <w:r>
+        <w:t>Банк Заказчика. Пример: ПАО «Банк Пример»</w:t>
+      </w:r>
+    </w:p>
+  </w:comment>
+  <w:comment w:id="139" w:author="Подсказка" w:initials="П" w:date="2026-01-01T00:00:00Z">
+    <w:p>
+      <w:pPr>
+        <w:pStyle w:val="CommentText"/>
+      </w:pPr>
+      <w:r>
+        <w:rPr>
+          <w:rStyle w:val="CommentReference"/>
+        </w:rPr>
+        <w:annotationRef/>
+      </w:r>
+      <w:r>
+        <w:t>БИК банка Заказчика. Пример: 044500000</w:t>
+      </w:r>
+    </w:p>
+  </w:comment>
+  <w:comment w:id="140" w:author="Подсказка" w:initials="П" w:date="2026-01-01T00:00:00Z">
+    <w:p>
+      <w:pPr>
+        <w:pStyle w:val="CommentText"/>
+      </w:pPr>
+      <w:r>
+        <w:rPr>
+          <w:rStyle w:val="CommentReference"/>
+        </w:rPr>
+        <w:annotationRef/>
+      </w:r>
+      <w:r>
+        <w:t>Корр. счёт Заказчика. Пример: 30101810000000000000</w:t>
+      </w:r>
+    </w:p>
+  </w:comment>
+  <w:comment w:id="141" w:author="Подсказка" w:initials="П" w:date="2026-01-01T00:00:00Z">
+    <w:p>
+      <w:pPr>
+        <w:pStyle w:val="CommentText"/>
+      </w:pPr>
+      <w:r>
+        <w:rPr>
+          <w:rStyle w:val="CommentReference"/>
+        </w:rPr>
+        <w:annotationRef/>
+      </w:r>
+      <w:r>
+        <w:t>ОКПО вашей организации, 8 цифр. Пример: 12345678</w:t>
+      </w:r>
+    </w:p>
+  </w:comment>
+  <w:comment w:id="142" w:author="Подсказка" w:initials="П" w:date="2026-01-01T00:00:00Z">
+    <w:p>
+      <w:pPr>
+        <w:pStyle w:val="CommentText"/>
+      </w:pPr>
+      <w:r>
+        <w:rPr>
+          <w:rStyle w:val="CommentReference"/>
+        </w:rPr>
+        <w:annotationRef/>
+      </w:r>
+      <w:r>
+        <w:t>Телефон. Пример: +7 (900) 000-00-00</w:t>
+      </w:r>
+    </w:p>
+  </w:comment>
+  <w:comment w:id="143" w:author="Подсказка" w:initials="П" w:date="2026-01-01T00:00:00Z">
+    <w:p>
+      <w:pPr>
+        <w:pStyle w:val="CommentText"/>
+      </w:pPr>
+      <w:r>
+        <w:rPr>
+          <w:rStyle w:val="CommentReference"/>
+        </w:rPr>
+        <w:annotationRef/>
+      </w:r>
+      <w:r>
+        <w:t>Email. Пример: info@example.ru</w:t>
+      </w:r>
+    </w:p>
+  </w:comment>
+  <w:comment w:id="144" w:author="Подсказка" w:initials="П" w:date="2026-01-01T00:00:00Z">
     <w:p>
       <w:pPr>
         <w:pStyle w:val="CommentText"/>
@@ -11633,87 +12129,87 @@
       </w:r>
     </w:p>
   </w:comment>
-  <w:comment w:id="127" w:author="Подсказка" w:initials="П" w:date="2026-01-01T00:00:00Z">
-    <w:p>
-      <w:pPr>
-        <w:pStyle w:val="CommentText"/>
-      </w:pPr>
-      <w:r>
-        <w:rPr>
-          <w:rStyle w:val="CommentReference"/>
-        </w:rPr>
-        <w:annotationRef/>
-      </w:r>
-      <w:r>
-        <w:t>Подписант заказчика в формате «И.О. Фамилия». Пример: И.И. Иванов</w:t>
-      </w:r>
-    </w:p>
-  </w:comment>
-  <w:comment w:id="128" w:author="Подсказка" w:initials="П" w:date="2026-01-01T00:00:00Z">
-    <w:p>
-      <w:pPr>
-        <w:pStyle w:val="CommentText"/>
-      </w:pPr>
-      <w:r>
-        <w:rPr>
-          <w:rStyle w:val="CommentReference"/>
-        </w:rPr>
-        <w:annotationRef/>
-      </w:r>
-      <w:r>
-        <w:t>Расчётный счёт. Пример: 40702810000000000001</w:t>
-      </w:r>
-    </w:p>
-  </w:comment>
-  <w:comment w:id="129" w:author="Подсказка" w:initials="П" w:date="2026-01-01T00:00:00Z">
-    <w:p>
-      <w:pPr>
-        <w:pStyle w:val="CommentText"/>
-      </w:pPr>
-      <w:r>
-        <w:rPr>
-          <w:rStyle w:val="CommentReference"/>
-        </w:rPr>
-        <w:annotationRef/>
-      </w:r>
-      <w:r>
-        <w:t>Наименование банка. Пример: ПАО «Банк»</w:t>
-      </w:r>
-    </w:p>
-  </w:comment>
-  <w:comment w:id="130" w:author="Подсказка" w:initials="П" w:date="2026-01-01T00:00:00Z">
-    <w:p>
-      <w:pPr>
-        <w:pStyle w:val="CommentText"/>
-      </w:pPr>
-      <w:r>
-        <w:rPr>
-          <w:rStyle w:val="CommentReference"/>
-        </w:rPr>
-        <w:annotationRef/>
-      </w:r>
-      <w:r>
-        <w:t>БИК банка. Пример: 044525225</w:t>
-      </w:r>
-    </w:p>
-  </w:comment>
-  <w:comment w:id="131" w:author="Подсказка" w:initials="П" w:date="2026-01-01T00:00:00Z">
-    <w:p>
-      <w:pPr>
-        <w:pStyle w:val="CommentText"/>
-      </w:pPr>
-      <w:r>
-        <w:rPr>
-          <w:rStyle w:val="CommentReference"/>
-        </w:rPr>
-        <w:annotationRef/>
-      </w:r>
-      <w:r>
-        <w:t>Корреспондентский счёт. Пример: 30101810400000000225</w:t>
-      </w:r>
-    </w:p>
-  </w:comment>
-  <w:comment w:id="132" w:author="Подсказка" w:initials="П" w:date="2026-01-01T00:00:00Z">
+  <w:comment w:id="145" w:author="Подсказка" w:initials="П" w:date="2026-01-01T00:00:00Z">
+    <w:p>
+      <w:pPr>
+        <w:pStyle w:val="CommentText"/>
+      </w:pPr>
+      <w:r>
+        <w:rPr>
+          <w:rStyle w:val="CommentReference"/>
+        </w:rPr>
+        <w:annotationRef/>
+      </w:r>
+      <w:r>
+        <w:t>Подписант заказчика в формате «И.О. Фамилия». Пример: П.П. Петров</w:t>
+      </w:r>
+    </w:p>
+  </w:comment>
+  <w:comment w:id="146" w:author="Подсказка" w:initials="П" w:date="2026-01-01T00:00:00Z">
+    <w:p>
+      <w:pPr>
+        <w:pStyle w:val="CommentText"/>
+      </w:pPr>
+      <w:r>
+        <w:rPr>
+          <w:rStyle w:val="CommentReference"/>
+        </w:rPr>
+        <w:annotationRef/>
+      </w:r>
+      <w:r>
+        <w:t>Расчётный счёт. Пример: 40702810000000000000</w:t>
+      </w:r>
+    </w:p>
+  </w:comment>
+  <w:comment w:id="147" w:author="Подсказка" w:initials="П" w:date="2026-01-01T00:00:00Z">
+    <w:p>
+      <w:pPr>
+        <w:pStyle w:val="CommentText"/>
+      </w:pPr>
+      <w:r>
+        <w:rPr>
+          <w:rStyle w:val="CommentReference"/>
+        </w:rPr>
+        <w:annotationRef/>
+      </w:r>
+      <w:r>
+        <w:t>Наименование банка. Пример: ПАО «Банк Пример»</w:t>
+      </w:r>
+    </w:p>
+  </w:comment>
+  <w:comment w:id="148" w:author="Подсказка" w:initials="П" w:date="2026-01-01T00:00:00Z">
+    <w:p>
+      <w:pPr>
+        <w:pStyle w:val="CommentText"/>
+      </w:pPr>
+      <w:r>
+        <w:rPr>
+          <w:rStyle w:val="CommentReference"/>
+        </w:rPr>
+        <w:annotationRef/>
+      </w:r>
+      <w:r>
+        <w:t>БИК банка. Пример: 044500000</w:t>
+      </w:r>
+    </w:p>
+  </w:comment>
+  <w:comment w:id="149" w:author="Подсказка" w:initials="П" w:date="2026-01-01T00:00:00Z">
+    <w:p>
+      <w:pPr>
+        <w:pStyle w:val="CommentText"/>
+      </w:pPr>
+      <w:r>
+        <w:rPr>
+          <w:rStyle w:val="CommentReference"/>
+        </w:rPr>
+        <w:annotationRef/>
+      </w:r>
+      <w:r>
+        <w:t>Корреспондентский счёт. Пример: 30101810000000000000</w:t>
+      </w:r>
+    </w:p>
+  </w:comment>
+  <w:comment w:id="150" w:author="Подсказка" w:initials="П" w:date="2026-01-01T00:00:00Z">
     <w:p>
       <w:pPr>
         <w:pStyle w:val="CommentText"/>
@@ -11729,7 +12225,7 @@
       </w:r>
     </w:p>
   </w:comment>
-  <w:comment w:id="133" w:author="Подсказка" w:initials="П" w:date="2026-01-01T00:00:00Z">
+  <w:comment w:id="151" w:author="Подсказка" w:initials="П" w:date="2026-01-01T00:00:00Z">
     <w:p>
       <w:pPr>
         <w:pStyle w:val="CommentText"/>
@@ -11745,7 +12241,23 @@
       </w:r>
     </w:p>
   </w:comment>
-  <w:comment w:id="134" w:author="Подсказка" w:initials="П" w:date="2026-01-01T00:00:00Z">
+  <w:comment w:id="152" w:author="Подсказка" w:initials="П" w:date="2026-01-01T00:00:00Z">
+    <w:p>
+      <w:pPr>
+        <w:pStyle w:val="CommentText"/>
+      </w:pPr>
+      <w:r>
+        <w:rPr>
+          <w:rStyle w:val="CommentReference"/>
+        </w:rPr>
+        <w:annotationRef/>
+      </w:r>
+      <w:r>
+        <w:t>Краткое наименование Заказчика (из карточки организации). Пример: АНО «Пример»</w:t>
+      </w:r>
+    </w:p>
+  </w:comment>
+  <w:comment w:id="153" w:author="Подсказка" w:initials="П" w:date="2026-01-01T00:00:00Z">
     <w:p>
       <w:pPr>
         <w:pStyle w:val="CommentText"/>
@@ -11761,7 +12273,7 @@
       </w:r>
     </w:p>
   </w:comment>
-  <w:comment w:id="135" w:author="Подсказка" w:initials="П" w:date="2026-01-01T00:00:00Z">
+  <w:comment w:id="154" w:author="Подсказка" w:initials="П" w:date="2026-01-01T00:00:00Z">
     <w:p>
       <w:pPr>
         <w:pStyle w:val="CommentText"/>
@@ -11777,7 +12289,7 @@
       </w:r>
     </w:p>
   </w:comment>
-  <w:comment w:id="136" w:author="Подсказка" w:initials="П" w:date="2026-01-01T00:00:00Z">
+  <w:comment w:id="155" w:author="Подсказка" w:initials="П" w:date="2026-01-01T00:00:00Z">
     <w:p>
       <w:pPr>
         <w:pStyle w:val="CommentText"/>
@@ -11793,7 +12305,7 @@
       </w:r>
     </w:p>
   </w:comment>
-  <w:comment w:id="137" w:author="Подсказка" w:initials="П" w:date="2026-01-01T00:00:00Z">
+  <w:comment w:id="156" w:author="Подсказка" w:initials="П" w:date="2026-01-01T00:00:00Z">
     <w:p>
       <w:pPr>
         <w:pStyle w:val="CommentText"/>
@@ -11809,7 +12321,7 @@
       </w:r>
     </w:p>
   </w:comment>
-  <w:comment w:id="138" w:author="Подсказка" w:initials="П" w:date="2026-01-01T00:00:00Z">
+  <w:comment w:id="157" w:author="Подсказка" w:initials="П" w:date="2026-01-01T00:00:00Z">
     <w:p>
       <w:pPr>
         <w:pStyle w:val="CommentText"/>
@@ -11825,23 +12337,23 @@
       </w:r>
     </w:p>
   </w:comment>
-  <w:comment w:id="139" w:author="Подсказка" w:initials="П" w:date="2026-01-01T00:00:00Z">
-    <w:p>
-      <w:pPr>
-        <w:pStyle w:val="CommentText"/>
-      </w:pPr>
-      <w:r>
-        <w:rPr>
-          <w:rStyle w:val="CommentReference"/>
-        </w:rPr>
-        <w:annotationRef/>
-      </w:r>
-      <w:r>
-        <w:t>Банк Заказчика. Пример: ПАО «Сбербанк»</w:t>
-      </w:r>
-    </w:p>
-  </w:comment>
-  <w:comment w:id="140" w:author="Подсказка" w:initials="П" w:date="2026-01-01T00:00:00Z">
+  <w:comment w:id="158" w:author="Подсказка" w:initials="П" w:date="2026-01-01T00:00:00Z">
+    <w:p>
+      <w:pPr>
+        <w:pStyle w:val="CommentText"/>
+      </w:pPr>
+      <w:r>
+        <w:rPr>
+          <w:rStyle w:val="CommentReference"/>
+        </w:rPr>
+        <w:annotationRef/>
+      </w:r>
+      <w:r>
+        <w:t>Банк Заказчика. Пример: ПАО «Банк Пример»</w:t>
+      </w:r>
+    </w:p>
+  </w:comment>
+  <w:comment w:id="159" w:author="Подсказка" w:initials="П" w:date="2026-01-01T00:00:00Z">
     <w:p>
       <w:pPr>
         <w:pStyle w:val="CommentText"/>
@@ -11857,87 +12369,119 @@
       </w:r>
     </w:p>
   </w:comment>
-  <w:comment w:id="141" w:author="Подсказка" w:initials="П" w:date="2026-01-01T00:00:00Z">
-    <w:p>
-      <w:pPr>
-        <w:pStyle w:val="CommentText"/>
-      </w:pPr>
-      <w:r>
-        <w:rPr>
-          <w:rStyle w:val="CommentReference"/>
-        </w:rPr>
-        <w:annotationRef/>
-      </w:r>
-      <w:r>
-        <w:t>Расчётный счёт Заказчика. Пример: 40703810400000000001</w:t>
-      </w:r>
-    </w:p>
-  </w:comment>
-  <w:comment w:id="142" w:author="Подсказка" w:initials="П" w:date="2026-01-01T00:00:00Z">
-    <w:p>
-      <w:pPr>
-        <w:pStyle w:val="CommentText"/>
-      </w:pPr>
-      <w:r>
-        <w:rPr>
-          <w:rStyle w:val="CommentReference"/>
-        </w:rPr>
-        <w:annotationRef/>
-      </w:r>
-      <w:r>
-        <w:t>Банк Заказчика. Пример: ПАО «Сбербанк»</w:t>
-      </w:r>
-    </w:p>
-  </w:comment>
-  <w:comment w:id="143" w:author="Подсказка" w:initials="П" w:date="2026-01-01T00:00:00Z">
-    <w:p>
-      <w:pPr>
-        <w:pStyle w:val="CommentText"/>
-      </w:pPr>
-      <w:r>
-        <w:rPr>
-          <w:rStyle w:val="CommentReference"/>
-        </w:rPr>
-        <w:annotationRef/>
-      </w:r>
-      <w:r>
-        <w:t>БИК банка Заказчика. Пример: 044525225</w:t>
-      </w:r>
-    </w:p>
-  </w:comment>
-  <w:comment w:id="144" w:author="Подсказка" w:initials="П" w:date="2026-01-01T00:00:00Z">
-    <w:p>
-      <w:pPr>
-        <w:pStyle w:val="CommentText"/>
-      </w:pPr>
-      <w:r>
-        <w:rPr>
-          <w:rStyle w:val="CommentReference"/>
-        </w:rPr>
-        <w:annotationRef/>
-      </w:r>
-      <w:r>
-        <w:t>Телефон. Пример: +7 (495) 000-00-01</w:t>
-      </w:r>
-    </w:p>
-  </w:comment>
-  <w:comment w:id="145" w:author="Подсказка" w:initials="П" w:date="2026-01-01T00:00:00Z">
-    <w:p>
-      <w:pPr>
-        <w:pStyle w:val="CommentText"/>
-      </w:pPr>
-      <w:r>
-        <w:rPr>
-          <w:rStyle w:val="CommentReference"/>
-        </w:rPr>
-        <w:annotationRef/>
-      </w:r>
-      <w:r>
-        <w:t>Email. Пример: info@vsks.ru</w:t>
-      </w:r>
-    </w:p>
-  </w:comment>
-  <w:comment w:id="146" w:author="Подсказка" w:initials="П" w:date="2026-01-01T00:00:00Z">
+  <w:comment w:id="160" w:author="Подсказка" w:initials="П" w:date="2026-01-01T00:00:00Z">
+    <w:p>
+      <w:pPr>
+        <w:pStyle w:val="CommentText"/>
+      </w:pPr>
+      <w:r>
+        <w:rPr>
+          <w:rStyle w:val="CommentReference"/>
+        </w:rPr>
+        <w:annotationRef/>
+      </w:r>
+      <w:r>
+        <w:t>Расчётный счёт Заказчика. Пример: 40703810000000000000</w:t>
+      </w:r>
+    </w:p>
+  </w:comment>
+  <w:comment w:id="161" w:author="Подсказка" w:initials="П" w:date="2026-01-01T00:00:00Z">
+    <w:p>
+      <w:pPr>
+        <w:pStyle w:val="CommentText"/>
+      </w:pPr>
+      <w:r>
+        <w:rPr>
+          <w:rStyle w:val="CommentReference"/>
+        </w:rPr>
+        <w:annotationRef/>
+      </w:r>
+      <w:r>
+        <w:t>Банк Заказчика. Пример: ПАО «Банк Пример»</w:t>
+      </w:r>
+    </w:p>
+  </w:comment>
+  <w:comment w:id="162" w:author="Подсказка" w:initials="П" w:date="2026-01-01T00:00:00Z">
+    <w:p>
+      <w:pPr>
+        <w:pStyle w:val="CommentText"/>
+      </w:pPr>
+      <w:r>
+        <w:rPr>
+          <w:rStyle w:val="CommentReference"/>
+        </w:rPr>
+        <w:annotationRef/>
+      </w:r>
+      <w:r>
+        <w:t>БИК банка Заказчика. Пример: 044500000</w:t>
+      </w:r>
+    </w:p>
+  </w:comment>
+  <w:comment w:id="163" w:author="Подсказка" w:initials="П" w:date="2026-01-01T00:00:00Z">
+    <w:p>
+      <w:pPr>
+        <w:pStyle w:val="CommentText"/>
+      </w:pPr>
+      <w:r>
+        <w:rPr>
+          <w:rStyle w:val="CommentReference"/>
+        </w:rPr>
+        <w:annotationRef/>
+      </w:r>
+      <w:r>
+        <w:t>Корр. счёт Заказчика. Пример: 30101810000000000000</w:t>
+      </w:r>
+    </w:p>
+  </w:comment>
+  <w:comment w:id="164" w:author="Подсказка" w:initials="П" w:date="2026-01-01T00:00:00Z">
+    <w:p>
+      <w:pPr>
+        <w:pStyle w:val="CommentText"/>
+      </w:pPr>
+      <w:r>
+        <w:rPr>
+          <w:rStyle w:val="CommentReference"/>
+        </w:rPr>
+        <w:annotationRef/>
+      </w:r>
+      <w:r>
+        <w:t>ОКПО вашей организации, 8 цифр. Пример: 12345678</w:t>
+      </w:r>
+    </w:p>
+  </w:comment>
+  <w:comment w:id="165" w:author="Подсказка" w:initials="П" w:date="2026-01-01T00:00:00Z">
+    <w:p>
+      <w:pPr>
+        <w:pStyle w:val="CommentText"/>
+      </w:pPr>
+      <w:r>
+        <w:rPr>
+          <w:rStyle w:val="CommentReference"/>
+        </w:rPr>
+        <w:annotationRef/>
+      </w:r>
+      <w:r>
+        <w:t>Телефон. Пример: +7 (900) 000-00-00</w:t>
+      </w:r>
+    </w:p>
+  </w:comment>
+  <w:comment w:id="166" w:author="Подсказка" w:initials="П" w:date="2026-01-01T00:00:00Z">
+    <w:p>
+      <w:pPr>
+        <w:pStyle w:val="CommentText"/>
+      </w:pPr>
+      <w:r>
+        <w:rPr>
+          <w:rStyle w:val="CommentReference"/>
+        </w:rPr>
+        <w:annotationRef/>
+      </w:r>
+      <w:r>
+        <w:t>Email. Пример: info@example.ru</w:t>
+      </w:r>
+    </w:p>
+  </w:comment>
+  <w:comment w:id="167" w:author="Подсказка" w:initials="П" w:date="2026-01-01T00:00:00Z">
     <w:p>
       <w:pPr>
         <w:pStyle w:val="CommentText"/>
@@ -11953,23 +12497,39 @@
       </w:r>
     </w:p>
   </w:comment>
-  <w:comment w:id="147" w:author="Подсказка" w:initials="П" w:date="2026-01-01T00:00:00Z">
-    <w:p>
-      <w:pPr>
-        <w:pStyle w:val="CommentText"/>
-      </w:pPr>
-      <w:r>
-        <w:rPr>
-          <w:rStyle w:val="CommentReference"/>
-        </w:rPr>
-        <w:annotationRef/>
-      </w:r>
-      <w:r>
-        <w:t>Подписант заказчика в формате «И.О. Фамилия». Пример: И.И. Иванов</w:t>
-      </w:r>
-    </w:p>
-  </w:comment>
-  <w:comment w:id="148" w:author="Подсказка" w:initials="П" w:date="2026-01-01T00:00:00Z">
+  <w:comment w:id="168" w:author="Подсказка" w:initials="П" w:date="2026-01-01T00:00:00Z">
+    <w:p>
+      <w:pPr>
+        <w:pStyle w:val="CommentText"/>
+      </w:pPr>
+      <w:r>
+        <w:rPr>
+          <w:rStyle w:val="CommentReference"/>
+        </w:rPr>
+        <w:annotationRef/>
+      </w:r>
+      <w:r>
+        <w:t>Подписант заказчика в формате «И.О. Фамилия». Пример: П.П. Петров</w:t>
+      </w:r>
+    </w:p>
+  </w:comment>
+  <w:comment w:id="169" w:author="Подсказка" w:initials="П" w:date="2026-01-01T00:00:00Z">
+    <w:p>
+      <w:pPr>
+        <w:pStyle w:val="CommentText"/>
+      </w:pPr>
+      <w:r>
+        <w:rPr>
+          <w:rStyle w:val="CommentReference"/>
+        </w:rPr>
+        <w:annotationRef/>
+      </w:r>
+      <w:r>
+        <w:t>Краткое наименование Заказчика (из карточки организации). Пример: АНО «Пример»</w:t>
+      </w:r>
+    </w:p>
+  </w:comment>
+  <w:comment w:id="170" w:author="Подсказка" w:initials="П" w:date="2026-01-01T00:00:00Z">
     <w:p>
       <w:pPr>
         <w:pStyle w:val="CommentText"/>
@@ -11985,7 +12545,7 @@
       </w:r>
     </w:p>
   </w:comment>
-  <w:comment w:id="149" w:author="Подсказка" w:initials="П" w:date="2026-01-01T00:00:00Z">
+  <w:comment w:id="171" w:author="Подсказка" w:initials="П" w:date="2026-01-01T00:00:00Z">
     <w:p>
       <w:pPr>
         <w:pStyle w:val="CommentText"/>
@@ -12001,7 +12561,7 @@
       </w:r>
     </w:p>
   </w:comment>
-  <w:comment w:id="150" w:author="Подсказка" w:initials="П" w:date="2026-01-01T00:00:00Z">
+  <w:comment w:id="172" w:author="Подсказка" w:initials="П" w:date="2026-01-01T00:00:00Z">
     <w:p>
       <w:pPr>
         <w:pStyle w:val="CommentText"/>
@@ -12017,7 +12577,7 @@
       </w:r>
     </w:p>
   </w:comment>
-  <w:comment w:id="151" w:author="Подсказка" w:initials="П" w:date="2026-01-01T00:00:00Z">
+  <w:comment w:id="173" w:author="Подсказка" w:initials="П" w:date="2026-01-01T00:00:00Z">
     <w:p>
       <w:pPr>
         <w:pStyle w:val="CommentText"/>
@@ -12033,7 +12593,7 @@
       </w:r>
     </w:p>
   </w:comment>
-  <w:comment w:id="152" w:author="Подсказка" w:initials="П" w:date="2026-01-01T00:00:00Z">
+  <w:comment w:id="174" w:author="Подсказка" w:initials="П" w:date="2026-01-01T00:00:00Z">
     <w:p>
       <w:pPr>
         <w:pStyle w:val="CommentText"/>
@@ -12049,23 +12609,23 @@
       </w:r>
     </w:p>
   </w:comment>
-  <w:comment w:id="153" w:author="Подсказка" w:initials="П" w:date="2026-01-01T00:00:00Z">
-    <w:p>
-      <w:pPr>
-        <w:pStyle w:val="CommentText"/>
-      </w:pPr>
-      <w:r>
-        <w:rPr>
-          <w:rStyle w:val="CommentReference"/>
-        </w:rPr>
-        <w:annotationRef/>
-      </w:r>
-      <w:r>
-        <w:t>Банк Заказчика. Пример: ПАО «Сбербанк»</w:t>
-      </w:r>
-    </w:p>
-  </w:comment>
-  <w:comment w:id="154" w:author="Подсказка" w:initials="П" w:date="2026-01-01T00:00:00Z">
+  <w:comment w:id="175" w:author="Подсказка" w:initials="П" w:date="2026-01-01T00:00:00Z">
+    <w:p>
+      <w:pPr>
+        <w:pStyle w:val="CommentText"/>
+      </w:pPr>
+      <w:r>
+        <w:rPr>
+          <w:rStyle w:val="CommentReference"/>
+        </w:rPr>
+        <w:annotationRef/>
+      </w:r>
+      <w:r>
+        <w:t>Банк Заказчика. Пример: ПАО «Банк Пример»</w:t>
+      </w:r>
+    </w:p>
+  </w:comment>
+  <w:comment w:id="176" w:author="Подсказка" w:initials="П" w:date="2026-01-01T00:00:00Z">
     <w:p>
       <w:pPr>
         <w:pStyle w:val="CommentText"/>
@@ -12081,87 +12641,119 @@
       </w:r>
     </w:p>
   </w:comment>
-  <w:comment w:id="155" w:author="Подсказка" w:initials="П" w:date="2026-01-01T00:00:00Z">
-    <w:p>
-      <w:pPr>
-        <w:pStyle w:val="CommentText"/>
-      </w:pPr>
-      <w:r>
-        <w:rPr>
-          <w:rStyle w:val="CommentReference"/>
-        </w:rPr>
-        <w:annotationRef/>
-      </w:r>
-      <w:r>
-        <w:t>Расчётный счёт Заказчика. Пример: 40703810400000000001</w:t>
-      </w:r>
-    </w:p>
-  </w:comment>
-  <w:comment w:id="156" w:author="Подсказка" w:initials="П" w:date="2026-01-01T00:00:00Z">
-    <w:p>
-      <w:pPr>
-        <w:pStyle w:val="CommentText"/>
-      </w:pPr>
-      <w:r>
-        <w:rPr>
-          <w:rStyle w:val="CommentReference"/>
-        </w:rPr>
-        <w:annotationRef/>
-      </w:r>
-      <w:r>
-        <w:t>Банк Заказчика. Пример: ПАО «Сбербанк»</w:t>
-      </w:r>
-    </w:p>
-  </w:comment>
-  <w:comment w:id="157" w:author="Подсказка" w:initials="П" w:date="2026-01-01T00:00:00Z">
-    <w:p>
-      <w:pPr>
-        <w:pStyle w:val="CommentText"/>
-      </w:pPr>
-      <w:r>
-        <w:rPr>
-          <w:rStyle w:val="CommentReference"/>
-        </w:rPr>
-        <w:annotationRef/>
-      </w:r>
-      <w:r>
-        <w:t>БИК банка Заказчика. Пример: 044525225</w:t>
-      </w:r>
-    </w:p>
-  </w:comment>
-  <w:comment w:id="158" w:author="Подсказка" w:initials="П" w:date="2026-01-01T00:00:00Z">
-    <w:p>
-      <w:pPr>
-        <w:pStyle w:val="CommentText"/>
-      </w:pPr>
-      <w:r>
-        <w:rPr>
-          <w:rStyle w:val="CommentReference"/>
-        </w:rPr>
-        <w:annotationRef/>
-      </w:r>
-      <w:r>
-        <w:t>Телефон. Пример: +7 (495) 000-00-01</w:t>
-      </w:r>
-    </w:p>
-  </w:comment>
-  <w:comment w:id="159" w:author="Подсказка" w:initials="П" w:date="2026-01-01T00:00:00Z">
-    <w:p>
-      <w:pPr>
-        <w:pStyle w:val="CommentText"/>
-      </w:pPr>
-      <w:r>
-        <w:rPr>
-          <w:rStyle w:val="CommentReference"/>
-        </w:rPr>
-        <w:annotationRef/>
-      </w:r>
-      <w:r>
-        <w:t>Email. Пример: info@vsks.ru</w:t>
-      </w:r>
-    </w:p>
-  </w:comment>
-  <w:comment w:id="160" w:author="Подсказка" w:initials="П" w:date="2026-01-01T00:00:00Z">
+  <w:comment w:id="177" w:author="Подсказка" w:initials="П" w:date="2026-01-01T00:00:00Z">
+    <w:p>
+      <w:pPr>
+        <w:pStyle w:val="CommentText"/>
+      </w:pPr>
+      <w:r>
+        <w:rPr>
+          <w:rStyle w:val="CommentReference"/>
+        </w:rPr>
+        <w:annotationRef/>
+      </w:r>
+      <w:r>
+        <w:t>Расчётный счёт Заказчика. Пример: 40703810000000000000</w:t>
+      </w:r>
+    </w:p>
+  </w:comment>
+  <w:comment w:id="178" w:author="Подсказка" w:initials="П" w:date="2026-01-01T00:00:00Z">
+    <w:p>
+      <w:pPr>
+        <w:pStyle w:val="CommentText"/>
+      </w:pPr>
+      <w:r>
+        <w:rPr>
+          <w:rStyle w:val="CommentReference"/>
+        </w:rPr>
+        <w:annotationRef/>
+      </w:r>
+      <w:r>
+        <w:t>Банк Заказчика. Пример: ПАО «Банк Пример»</w:t>
+      </w:r>
+    </w:p>
+  </w:comment>
+  <w:comment w:id="179" w:author="Подсказка" w:initials="П" w:date="2026-01-01T00:00:00Z">
+    <w:p>
+      <w:pPr>
+        <w:pStyle w:val="CommentText"/>
+      </w:pPr>
+      <w:r>
+        <w:rPr>
+          <w:rStyle w:val="CommentReference"/>
+        </w:rPr>
+        <w:annotationRef/>
+      </w:r>
+      <w:r>
+        <w:t>БИК банка Заказчика. Пример: 044500000</w:t>
+      </w:r>
+    </w:p>
+  </w:comment>
+  <w:comment w:id="180" w:author="Подсказка" w:initials="П" w:date="2026-01-01T00:00:00Z">
+    <w:p>
+      <w:pPr>
+        <w:pStyle w:val="CommentText"/>
+      </w:pPr>
+      <w:r>
+        <w:rPr>
+          <w:rStyle w:val="CommentReference"/>
+        </w:rPr>
+        <w:annotationRef/>
+      </w:r>
+      <w:r>
+        <w:t>Корр. счёт Заказчика. Пример: 30101810000000000000</w:t>
+      </w:r>
+    </w:p>
+  </w:comment>
+  <w:comment w:id="181" w:author="Подсказка" w:initials="П" w:date="2026-01-01T00:00:00Z">
+    <w:p>
+      <w:pPr>
+        <w:pStyle w:val="CommentText"/>
+      </w:pPr>
+      <w:r>
+        <w:rPr>
+          <w:rStyle w:val="CommentReference"/>
+        </w:rPr>
+        <w:annotationRef/>
+      </w:r>
+      <w:r>
+        <w:t>ОКПО вашей организации, 8 цифр. Пример: 12345678</w:t>
+      </w:r>
+    </w:p>
+  </w:comment>
+  <w:comment w:id="182" w:author="Подсказка" w:initials="П" w:date="2026-01-01T00:00:00Z">
+    <w:p>
+      <w:pPr>
+        <w:pStyle w:val="CommentText"/>
+      </w:pPr>
+      <w:r>
+        <w:rPr>
+          <w:rStyle w:val="CommentReference"/>
+        </w:rPr>
+        <w:annotationRef/>
+      </w:r>
+      <w:r>
+        <w:t>Телефон. Пример: +7 (900) 000-00-00</w:t>
+      </w:r>
+    </w:p>
+  </w:comment>
+  <w:comment w:id="183" w:author="Подсказка" w:initials="П" w:date="2026-01-01T00:00:00Z">
+    <w:p>
+      <w:pPr>
+        <w:pStyle w:val="CommentText"/>
+      </w:pPr>
+      <w:r>
+        <w:rPr>
+          <w:rStyle w:val="CommentReference"/>
+        </w:rPr>
+        <w:annotationRef/>
+      </w:r>
+      <w:r>
+        <w:t>Email. Пример: info@example.ru</w:t>
+      </w:r>
+    </w:p>
+  </w:comment>
+  <w:comment w:id="184" w:author="Подсказка" w:initials="П" w:date="2026-01-01T00:00:00Z">
     <w:p>
       <w:pPr>
         <w:pStyle w:val="CommentText"/>
@@ -12177,51 +12769,83 @@
       </w:r>
     </w:p>
   </w:comment>
-  <w:comment w:id="161" w:author="Подсказка" w:initials="П" w:date="2026-01-01T00:00:00Z">
-    <w:p>
-      <w:pPr>
-        <w:pStyle w:val="CommentText"/>
-      </w:pPr>
-      <w:r>
-        <w:rPr>
-          <w:rStyle w:val="CommentReference"/>
-        </w:rPr>
-        <w:annotationRef/>
-      </w:r>
-      <w:r>
-        <w:t>Подписант заказчика в формате «И.О. Фамилия». Пример: И.И. Иванов</w:t>
-      </w:r>
-    </w:p>
-  </w:comment>
-  <w:comment w:id="162" w:author="Подсказка" w:initials="П" w:date="2026-01-01T00:00:00Z">
-    <w:p>
-      <w:pPr>
-        <w:pStyle w:val="CommentText"/>
-      </w:pPr>
-      <w:r>
-        <w:rPr>
-          <w:rStyle w:val="CommentReference"/>
-        </w:rPr>
-        <w:annotationRef/>
-      </w:r>
-      <w:r>
-        <w:t>Подписант заказчика в формате «И.О. Фамилия». Пример: И.И. Иванов</w:t>
-      </w:r>
-    </w:p>
-  </w:comment>
-  <w:comment w:id="163" w:author="Подсказка" w:initials="П" w:date="2026-01-01T00:00:00Z">
-    <w:p>
-      <w:pPr>
-        <w:pStyle w:val="CommentText"/>
-      </w:pPr>
-      <w:r>
-        <w:rPr>
-          <w:rStyle w:val="CommentReference"/>
-        </w:rPr>
-        <w:annotationRef/>
-      </w:r>
-      <w:r>
-        <w:t>Подписант заказчика в формате «И.О. Фамилия». Пример: И.И. Иванов</w:t>
+  <w:comment w:id="185" w:author="Подсказка" w:initials="П" w:date="2026-01-01T00:00:00Z">
+    <w:p>
+      <w:pPr>
+        <w:pStyle w:val="CommentText"/>
+      </w:pPr>
+      <w:r>
+        <w:rPr>
+          <w:rStyle w:val="CommentReference"/>
+        </w:rPr>
+        <w:annotationRef/>
+      </w:r>
+      <w:r>
+        <w:t>Подписант заказчика в формате «И.О. Фамилия». Пример: П.П. Петров</w:t>
+      </w:r>
+    </w:p>
+  </w:comment>
+  <w:comment w:id="186" w:author="Подсказка" w:initials="П" w:date="2026-01-01T00:00:00Z">
+    <w:p>
+      <w:pPr>
+        <w:pStyle w:val="CommentText"/>
+      </w:pPr>
+      <w:r>
+        <w:rPr>
+          <w:rStyle w:val="CommentReference"/>
+        </w:rPr>
+        <w:annotationRef/>
+      </w:r>
+      <w:r>
+        <w:t>Краткое наименование Заказчика (из карточки организации). Пример: АНО «Пример»</w:t>
+      </w:r>
+    </w:p>
+  </w:comment>
+  <w:comment w:id="187" w:author="Подсказка" w:initials="П" w:date="2026-01-01T00:00:00Z">
+    <w:p>
+      <w:pPr>
+        <w:pStyle w:val="CommentText"/>
+      </w:pPr>
+      <w:r>
+        <w:rPr>
+          <w:rStyle w:val="CommentReference"/>
+        </w:rPr>
+        <w:annotationRef/>
+      </w:r>
+      <w:r>
+        <w:t>Подписант заказчика в формате «И.О. Фамилия». Пример: П.П. Петров</w:t>
+      </w:r>
+    </w:p>
+  </w:comment>
+  <w:comment w:id="188" w:author="Подсказка" w:initials="П" w:date="2026-01-01T00:00:00Z">
+    <w:p>
+      <w:pPr>
+        <w:pStyle w:val="CommentText"/>
+      </w:pPr>
+      <w:r>
+        <w:rPr>
+          <w:rStyle w:val="CommentReference"/>
+        </w:rPr>
+        <w:annotationRef/>
+      </w:r>
+      <w:r>
+        <w:t>Краткое наименование Заказчика (из карточки организации). Пример: АНО «Пример»</w:t>
+      </w:r>
+    </w:p>
+  </w:comment>
+  <w:comment w:id="189" w:author="Подсказка" w:initials="П" w:date="2026-01-01T00:00:00Z">
+    <w:p>
+      <w:pPr>
+        <w:pStyle w:val="CommentText"/>
+      </w:pPr>
+      <w:r>
+        <w:rPr>
+          <w:rStyle w:val="CommentReference"/>
+        </w:rPr>
+        <w:annotationRef/>
+      </w:r>
+      <w:r>
+        <w:t>Подписант заказчика в формате «И.О. Фамилия». Пример: П.П. Петров</w:t>
       </w:r>
     </w:p>
   </w:comment>

--- a/backend/templates/contract_gph_individual.docx
+++ b/backend/templates/contract_gph_individual.docx
@@ -293,7 +293,7 @@
           <w:sz w:val="24"/>
           <w:szCs w:val="24"/>
         </w:rPr>
-        <w:t xml:space="preserve"> в лице {{ customer_signatory_position }} {{ customer_signatory_name }}, действующего на основании {{ customer_signatory_basis }}, с одной стороны, и гражданин Российской Федерации {{ contractor_full_name }}, далее именуемый «Исполнитель»</w:t>
+        <w:t xml:space="preserve"> в лице {{ customer_signatory_position_genitive }} {{ customer_signatory_name_genitive }}, действующего на основании {{ customer_signatory_basis }}, с одной стороны, и гражданин Российской Федерации {{ contractor_full_name }}, далее именуемый «Исполнитель»</w:t>
       </w:r>
       <w:commentRangeEnd w:id="6"/>
       <w:r>
@@ -9869,7 +9869,7 @@
         <w:annotationRef/>
       </w:r>
       <w:r>
-        <w:t>Должность подписанта. Пример: Президент</w:t>
+        <w:t>Должность подписанта Заказчика в род.падеже. Пример: Президента</w:t>
       </w:r>
     </w:p>
   </w:comment>
@@ -9885,7 +9885,7 @@
         <w:annotationRef/>
       </w:r>
       <w:r>
-        <w:t>ФИО подписанта (им.падеж). Пример: Петров Пётр Петрович</w:t>
+        <w:t>ФИО в род.падеже. Пример: Петрова Петра Петровича</w:t>
       </w:r>
     </w:p>
   </w:comment>

--- a/backend/templates/contract_gph_individual.docx
+++ b/backend/templates/contract_gph_individual.docx
@@ -181,9 +181,9 @@
                 <w:szCs w:val="24"/>
               </w:rPr>
             </w:pPr>
-            <w:commentRangeStart w:id="50"/>
-            <w:commentRangeStart w:id="51"/>
-            <w:commentRangeStart w:id="52"/>
+            <w:commentRangeStart w:id="59"/>
+            <w:commentRangeStart w:id="60"/>
+            <w:commentRangeStart w:id="61"/>
             <w:r>
               <w:rPr>
                 <w:rFonts w:ascii="Times New Roman" w:hAnsi="Times New Roman" w:cs="Times New Roman"/>
@@ -193,26 +193,26 @@
               </w:rPr>
               <w:t xml:space="preserve">«{{ contract_date_day }}» {{ contract_date_month }} {{ contract_date_year }} г.</w:t>
             </w:r>
-            <w:commentRangeEnd w:id="52"/>
+            <w:commentRangeEnd w:id="61"/>
             <w:r>
               <w:rPr>
                 <w:rStyle w:val="CommentReference"/>
               </w:rPr>
-              <w:commentReference w:id="52"/>
-            </w:r>
-            <w:commentRangeEnd w:id="51"/>
+              <w:commentReference w:id="61"/>
+            </w:r>
+            <w:commentRangeEnd w:id="60"/>
             <w:r>
               <w:rPr>
                 <w:rStyle w:val="CommentReference"/>
               </w:rPr>
-              <w:commentReference w:id="51"/>
-            </w:r>
-            <w:commentRangeEnd w:id="50"/>
+              <w:commentReference w:id="60"/>
+            </w:r>
+            <w:commentRangeEnd w:id="59"/>
             <w:r>
               <w:rPr>
                 <w:rStyle w:val="CommentReference"/>
               </w:rPr>
-              <w:commentReference w:id="50"/>
+              <w:commentReference w:id="59"/>
             </w:r>
             <w:r>
               <w:rPr>
@@ -551,6 +551,89 @@
     <w:p>
       <w:pPr>
         <w:pStyle w:val="ConsPlusNormal"/>
+        <w:spacing w:before="100" w:beforeAutospacing="1" w:after="100" w:afterAutospacing="1" w:line="276" w:lineRule="auto"/>
+        <w:ind w:left="567"/>
+        <w:contextualSpacing/>
+        <w:jc w:val="both"/>
+        <w:outlineLvl w:val="0"/>
+        <w:rPr>
+          <w:rFonts w:ascii="Times New Roman" w:hAnsi="Times New Roman" w:cs="Times New Roman"/>
+          <w:sz w:val="24"/>
+          <w:szCs w:val="24"/>
+        </w:rPr>
+      </w:pPr>
+      <w:commentRangeStart w:id="8"/>
+      <w:r>
+        <w:t>{%p if subsidy_agreement_text %}</w:t>
+      </w:r>
+      <w:commentRangeEnd w:id="8"/>
+      <w:r>
+        <w:rPr>
+          <w:rStyle w:val="CommentReference"/>
+        </w:rPr>
+        <w:commentReference w:id="8"/>
+      </w:r>
+    </w:p>
+    <w:p>
+      <w:pPr>
+        <w:pStyle w:val="ConsPlusNormal"/>
+        <w:spacing w:before="100" w:beforeAutospacing="1" w:after="100" w:afterAutospacing="1" w:line="276" w:lineRule="auto"/>
+        <w:ind w:left="567"/>
+        <w:contextualSpacing/>
+        <w:jc w:val="both"/>
+        <w:outlineLvl w:val="0"/>
+        <w:rPr>
+          <w:rFonts w:ascii="Times New Roman" w:hAnsi="Times New Roman" w:cs="Times New Roman"/>
+          <w:sz w:val="24"/>
+          <w:szCs w:val="24"/>
+        </w:rPr>
+      </w:pPr>
+      <w:commentRangeStart w:id="9"/>
+      <w:r>
+        <w:rPr>
+          <w:rFonts w:ascii="Times New Roman" w:hAnsi="Times New Roman" w:cs="Times New Roman"/>
+          <w:sz w:val="24"/>
+          <w:szCs w:val="24"/>
+        </w:rPr>
+        <w:t xml:space="preserve">Договор заключён в рамках реализации {{subsidy_agreement_text}}.</w:t>
+      </w:r>
+      <w:commentRangeEnd w:id="9"/>
+      <w:r>
+        <w:rPr>
+          <w:rStyle w:val="CommentReference"/>
+        </w:rPr>
+        <w:commentReference w:id="9"/>
+      </w:r>
+    </w:p>
+    <w:p>
+      <w:pPr>
+        <w:pStyle w:val="ConsPlusNormal"/>
+        <w:spacing w:before="100" w:beforeAutospacing="1" w:after="100" w:afterAutospacing="1" w:line="276" w:lineRule="auto"/>
+        <w:ind w:left="567"/>
+        <w:contextualSpacing/>
+        <w:jc w:val="both"/>
+        <w:outlineLvl w:val="0"/>
+        <w:rPr>
+          <w:rFonts w:ascii="Times New Roman" w:hAnsi="Times New Roman" w:cs="Times New Roman"/>
+          <w:sz w:val="24"/>
+          <w:szCs w:val="24"/>
+        </w:rPr>
+      </w:pPr>
+      <w:commentRangeStart w:id="10"/>
+      <w:r>
+        <w:t>{%p endif %}</w:t>
+      </w:r>
+      <w:commentRangeEnd w:id="10"/>
+      <w:r>
+        <w:rPr>
+          <w:rStyle w:val="CommentReference"/>
+        </w:rPr>
+        <w:commentReference w:id="10"/>
+      </w:r>
+    </w:p>
+    <w:p>
+      <w:pPr>
+        <w:pStyle w:val="ConsPlusNormal"/>
         <w:numPr>
           <w:ilvl w:val="0"/>
           <w:numId w:val="4"/>
@@ -614,13 +697,13 @@
           <w:highlight w:val="yellow"/>
         </w:rPr>
       </w:pPr>
-      <w:commentRangeStart w:id="8"/>
-      <w:commentRangeStart w:id="9"/>
-      <w:commentRangeStart w:id="10"/>
       <w:commentRangeStart w:id="11"/>
       <w:commentRangeStart w:id="12"/>
       <w:commentRangeStart w:id="13"/>
       <w:commentRangeStart w:id="14"/>
+      <w:commentRangeStart w:id="15"/>
+      <w:commentRangeStart w:id="16"/>
+      <w:commentRangeStart w:id="17"/>
       <w:r>
         <w:rPr>
           <w:rFonts w:ascii="Times New Roman" w:hAnsi="Times New Roman" w:cs="Times New Roman"/>
@@ -629,6 +712,27 @@
         </w:rPr>
         <w:t xml:space="preserve">Срок оказания Услуг устанавливается с «{{ contract_date_day }}» {{ contract_date_month }} {{ contract_date_year }} г. по {{ service_end_date }} г. (включительно){%- if service_start_date %} / с момента заключения настоящего Договора по {{ service_end_date }} г. (включительно){%- endif %}.</w:t>
       </w:r>
+      <w:commentRangeEnd w:id="17"/>
+      <w:r>
+        <w:rPr>
+          <w:rStyle w:val="CommentReference"/>
+        </w:rPr>
+        <w:commentReference w:id="17"/>
+      </w:r>
+      <w:commentRangeEnd w:id="16"/>
+      <w:r>
+        <w:rPr>
+          <w:rStyle w:val="CommentReference"/>
+        </w:rPr>
+        <w:commentReference w:id="16"/>
+      </w:r>
+      <w:commentRangeEnd w:id="15"/>
+      <w:r>
+        <w:rPr>
+          <w:rStyle w:val="CommentReference"/>
+        </w:rPr>
+        <w:commentReference w:id="15"/>
+      </w:r>
       <w:commentRangeEnd w:id="14"/>
       <w:r>
         <w:rPr>
@@ -656,27 +760,6 @@
           <w:rStyle w:val="CommentReference"/>
         </w:rPr>
         <w:commentReference w:id="11"/>
-      </w:r>
-      <w:commentRangeEnd w:id="10"/>
-      <w:r>
-        <w:rPr>
-          <w:rStyle w:val="CommentReference"/>
-        </w:rPr>
-        <w:commentReference w:id="10"/>
-      </w:r>
-      <w:commentRangeEnd w:id="9"/>
-      <w:r>
-        <w:rPr>
-          <w:rStyle w:val="CommentReference"/>
-        </w:rPr>
-        <w:commentReference w:id="9"/>
-      </w:r>
-      <w:commentRangeEnd w:id="8"/>
-      <w:r>
-        <w:rPr>
-          <w:rStyle w:val="CommentReference"/>
-        </w:rPr>
-        <w:commentReference w:id="8"/>
       </w:r>
       <w:r>
         <w:rPr>
@@ -1386,8 +1469,8 @@
           <w:szCs w:val="24"/>
         </w:rPr>
       </w:pPr>
-      <w:commentRangeStart w:id="15"/>
-      <w:commentRangeStart w:id="16"/>
+      <w:commentRangeStart w:id="18"/>
+      <w:commentRangeStart w:id="19"/>
       <w:r>
         <w:rPr>
           <w:rFonts w:ascii="Times New Roman" w:hAnsi="Times New Roman" w:cs="Times New Roman"/>
@@ -1396,19 +1479,19 @@
         </w:rPr>
         <w:t xml:space="preserve">По завершении оказания Услуг{% if has_stages %} (или этапа оказания Услуг){% endif %} предоставлять Заказчику подписанный со своей стороны акт об оказании Услуг в течение 3 (трех) рабочих дней.</w:t>
       </w:r>
-      <w:commentRangeEnd w:id="16"/>
-      <w:r>
-        <w:rPr>
-          <w:rStyle w:val="CommentReference"/>
-        </w:rPr>
-        <w:commentReference w:id="16"/>
-      </w:r>
-      <w:commentRangeEnd w:id="15"/>
-      <w:r>
-        <w:rPr>
-          <w:rStyle w:val="CommentReference"/>
-        </w:rPr>
-        <w:commentReference w:id="15"/>
+      <w:commentRangeEnd w:id="19"/>
+      <w:r>
+        <w:rPr>
+          <w:rStyle w:val="CommentReference"/>
+        </w:rPr>
+        <w:commentReference w:id="19"/>
+      </w:r>
+      <w:commentRangeEnd w:id="18"/>
+      <w:r>
+        <w:rPr>
+          <w:rStyle w:val="CommentReference"/>
+        </w:rPr>
+        <w:commentReference w:id="18"/>
       </w:r>
     </w:p>
     <w:p>
@@ -1991,24 +2074,24 @@
         <w:ind w:left="0" w:firstLine="567"/>
         <w:outlineLvl w:val="0"/>
       </w:pPr>
-      <w:commentRangeStart w:id="17"/>
-      <w:commentRangeStart w:id="18"/>
+      <w:commentRangeStart w:id="20"/>
+      <w:commentRangeStart w:id="21"/>
       <w:r>
         <w:t xml:space="preserve">Цена Услуг Исполнителя составляет сумму {{ contract_price_num }} ({{ contract_price_words }}) рублей 00 копеек</w:t>
       </w:r>
-      <w:commentRangeEnd w:id="18"/>
-      <w:r>
-        <w:rPr>
-          <w:rStyle w:val="CommentReference"/>
-        </w:rPr>
-        <w:commentReference w:id="18"/>
-      </w:r>
-      <w:commentRangeEnd w:id="17"/>
-      <w:r>
-        <w:rPr>
-          <w:rStyle w:val="CommentReference"/>
-        </w:rPr>
-        <w:commentReference w:id="17"/>
+      <w:commentRangeEnd w:id="21"/>
+      <w:r>
+        <w:rPr>
+          <w:rStyle w:val="CommentReference"/>
+        </w:rPr>
+        <w:commentReference w:id="21"/>
+      </w:r>
+      <w:commentRangeEnd w:id="20"/>
+      <w:r>
+        <w:rPr>
+          <w:rStyle w:val="CommentReference"/>
+        </w:rPr>
+        <w:commentReference w:id="20"/>
       </w:r>
       <w:r>
         <w:rPr>
@@ -2207,16 +2290,16 @@
           <w:szCs w:val="24"/>
         </w:rPr>
       </w:pPr>
-      <w:commentRangeStart w:id="19"/>
+      <w:commentRangeStart w:id="22"/>
       <w:r>
         <w:t>{%p if has_stages %}</w:t>
       </w:r>
-      <w:commentRangeEnd w:id="19"/>
-      <w:r>
-        <w:rPr>
-          <w:rStyle w:val="CommentReference"/>
-        </w:rPr>
-        <w:commentReference w:id="19"/>
+      <w:commentRangeEnd w:id="22"/>
+      <w:r>
+        <w:rPr>
+          <w:rStyle w:val="CommentReference"/>
+        </w:rPr>
+        <w:commentReference w:id="22"/>
       </w:r>
     </w:p>
     <w:p>
@@ -2288,16 +2371,16 @@
           <w:szCs w:val="24"/>
         </w:rPr>
       </w:pPr>
-      <w:commentRangeStart w:id="20"/>
+      <w:commentRangeStart w:id="23"/>
       <w:r>
         <w:t>{%p endif %}</w:t>
       </w:r>
-      <w:commentRangeEnd w:id="20"/>
-      <w:r>
-        <w:rPr>
-          <w:rStyle w:val="CommentReference"/>
-        </w:rPr>
-        <w:commentReference w:id="20"/>
+      <w:commentRangeEnd w:id="23"/>
+      <w:r>
+        <w:rPr>
+          <w:rStyle w:val="CommentReference"/>
+        </w:rPr>
+        <w:commentReference w:id="23"/>
       </w:r>
     </w:p>
     <w:p>
@@ -2389,13 +2472,34 @@
       <w:r>
         <w:br/>
       </w:r>
-      <w:commentRangeStart w:id="21"/>
-      <w:commentRangeStart w:id="22"/>
-      <w:commentRangeStart w:id="23"/>
       <w:commentRangeStart w:id="24"/>
+      <w:commentRangeStart w:id="25"/>
+      <w:commentRangeStart w:id="26"/>
+      <w:commentRangeStart w:id="27"/>
       <w:r>
         <w:t xml:space="preserve">из федерального бюджета субсидии, заключенного между {{ customer_short_name }} и {{ subsidy_grantor_name or '____________________' }} № {{ subsidy_agreement_number }} от {{ subsidy_agreement_date }} г.</w:t>
       </w:r>
+      <w:commentRangeEnd w:id="27"/>
+      <w:r>
+        <w:rPr>
+          <w:rStyle w:val="CommentReference"/>
+        </w:rPr>
+        <w:commentReference w:id="27"/>
+      </w:r>
+      <w:commentRangeEnd w:id="26"/>
+      <w:r>
+        <w:rPr>
+          <w:rStyle w:val="CommentReference"/>
+        </w:rPr>
+        <w:commentReference w:id="26"/>
+      </w:r>
+      <w:commentRangeEnd w:id="25"/>
+      <w:r>
+        <w:rPr>
+          <w:rStyle w:val="CommentReference"/>
+        </w:rPr>
+        <w:commentReference w:id="25"/>
+      </w:r>
       <w:commentRangeEnd w:id="24"/>
       <w:r>
         <w:rPr>
@@ -2403,40 +2507,19 @@
         </w:rPr>
         <w:commentReference w:id="24"/>
       </w:r>
-      <w:commentRangeEnd w:id="23"/>
-      <w:r>
-        <w:rPr>
-          <w:rStyle w:val="CommentReference"/>
-        </w:rPr>
-        <w:commentReference w:id="23"/>
-      </w:r>
-      <w:commentRangeEnd w:id="22"/>
-      <w:r>
-        <w:rPr>
-          <w:rStyle w:val="CommentReference"/>
-        </w:rPr>
-        <w:commentReference w:id="22"/>
-      </w:r>
-      <w:commentRangeEnd w:id="21"/>
-      <w:r>
-        <w:rPr>
-          <w:rStyle w:val="CommentReference"/>
-        </w:rPr>
-        <w:commentReference w:id="21"/>
-      </w:r>
       <w:r>
         <w:br/>
       </w:r>
-      <w:commentRangeStart w:id="25"/>
+      <w:commentRangeStart w:id="28"/>
       <w:r>
         <w:t xml:space="preserve"> В связи с оплатой стоимости настоящего договора за счет средств федеральной субсидии, Подрядчик (Исполнитель) дает свое согласие на осуществление главным распорядителем бюджетных средств, предоставившим субсидию ({{ subsidy_grantor_name or '____________________' }}), и органами государственного (муниципального) финансового контроля проверок соблюдения Заказчиком условий, целей и порядка предоставления субсидии, в том числе в части достижения результатов предоставления Субсидии, установленных Правилами предоставления субсидии и настоящим Соглашением (в соответствии с п. 3 ст. 78.1. БК РФ)</w:t>
       </w:r>
-      <w:commentRangeEnd w:id="25"/>
-      <w:r>
-        <w:rPr>
-          <w:rStyle w:val="CommentReference"/>
-        </w:rPr>
-        <w:commentReference w:id="25"/>
+      <w:commentRangeEnd w:id="28"/>
+      <w:r>
+        <w:rPr>
+          <w:rStyle w:val="CommentReference"/>
+        </w:rPr>
+        <w:commentReference w:id="28"/>
       </w:r>
       <w:r>
         <w:rPr>
@@ -2463,8 +2546,8 @@
           <w:szCs w:val="24"/>
         </w:rPr>
       </w:pPr>
-      <w:commentRangeStart w:id="26"/>
-      <w:commentRangeStart w:id="27"/>
+      <w:commentRangeStart w:id="29"/>
+      <w:commentRangeStart w:id="30"/>
       <w:r>
         <w:rPr>
           <w:rFonts w:ascii="Times New Roman" w:hAnsi="Times New Roman" w:cs="Times New Roman"/>
@@ -2473,19 +2556,19 @@
         </w:rPr>
         <w:t xml:space="preserve">Приемка Услуг{% if has_stages %} (в т.ч. этапа оказания Услуг){% endif %} осуществляется Заказчиком в течение 15 календарных дней после получения им Акта. В течение указанного срока Заказчик подписывает Акт или направляет мотивированный отказ. Оплате подлежат только фактически оказанные Исполнителем и принятые по Акту Заказчиком Услуги.</w:t>
       </w:r>
-      <w:commentRangeEnd w:id="27"/>
-      <w:r>
-        <w:rPr>
-          <w:rStyle w:val="CommentReference"/>
-        </w:rPr>
-        <w:commentReference w:id="27"/>
-      </w:r>
-      <w:commentRangeEnd w:id="26"/>
-      <w:r>
-        <w:rPr>
-          <w:rStyle w:val="CommentReference"/>
-        </w:rPr>
-        <w:commentReference w:id="26"/>
+      <w:commentRangeEnd w:id="30"/>
+      <w:r>
+        <w:rPr>
+          <w:rStyle w:val="CommentReference"/>
+        </w:rPr>
+        <w:commentReference w:id="30"/>
+      </w:r>
+      <w:commentRangeEnd w:id="29"/>
+      <w:r>
+        <w:rPr>
+          <w:rStyle w:val="CommentReference"/>
+        </w:rPr>
+        <w:commentReference w:id="29"/>
       </w:r>
     </w:p>
     <w:p>
@@ -4292,6 +4375,196 @@
           <w:szCs w:val="24"/>
         </w:rPr>
         <w:t>с момента получения сканированных копий таких документов.</w:t>
+      </w:r>
+    </w:p>
+    <w:p>
+      <w:pPr>
+        <w:pStyle w:val="ConsPlusNormal"/>
+        <w:numPr>
+          <w:ilvl w:val="1"/>
+          <w:numId w:val="4"/>
+        </w:numPr>
+        <w:spacing w:before="100" w:beforeAutospacing="1" w:after="100" w:afterAutospacing="1" w:line="276" w:lineRule="auto"/>
+        <w:ind w:left="0" w:firstLine="709"/>
+        <w:contextualSpacing/>
+        <w:jc w:val="both"/>
+        <w:outlineLvl w:val="0"/>
+        <w:rPr>
+          <w:rFonts w:ascii="Times New Roman" w:hAnsi="Times New Roman" w:cs="Times New Roman"/>
+          <w:sz w:val="24"/>
+          <w:szCs w:val="24"/>
+        </w:rPr>
+      </w:pPr>
+      <w:commentRangeStart w:id="31"/>
+      <w:r>
+        <w:t>{%p if subsidy_extra_clause_1 %}</w:t>
+      </w:r>
+      <w:commentRangeEnd w:id="31"/>
+      <w:r>
+        <w:rPr>
+          <w:rStyle w:val="CommentReference"/>
+        </w:rPr>
+        <w:commentReference w:id="31"/>
+      </w:r>
+    </w:p>
+    <w:p>
+      <w:pPr>
+        <w:pStyle w:val="ConsPlusNormal"/>
+        <w:numPr>
+          <w:ilvl w:val="1"/>
+          <w:numId w:val="4"/>
+        </w:numPr>
+        <w:spacing w:before="100" w:beforeAutospacing="1" w:after="100" w:afterAutospacing="1" w:line="276" w:lineRule="auto"/>
+        <w:ind w:left="0" w:firstLine="709"/>
+        <w:contextualSpacing/>
+        <w:jc w:val="both"/>
+        <w:outlineLvl w:val="0"/>
+        <w:rPr>
+          <w:rFonts w:ascii="Times New Roman" w:hAnsi="Times New Roman" w:cs="Times New Roman"/>
+          <w:sz w:val="24"/>
+          <w:szCs w:val="24"/>
+        </w:rPr>
+      </w:pPr>
+      <w:commentRangeStart w:id="32"/>
+      <w:r>
+        <w:rPr>
+          <w:rFonts w:ascii="Times New Roman" w:hAnsi="Times New Roman" w:cs="Times New Roman"/>
+          <w:sz w:val="24"/>
+          <w:szCs w:val="24"/>
+        </w:rPr>
+        <w:t xml:space="preserve">{{subsidy_extra_clause_1}}</w:t>
+      </w:r>
+      <w:commentRangeEnd w:id="32"/>
+      <w:r>
+        <w:rPr>
+          <w:rStyle w:val="CommentReference"/>
+        </w:rPr>
+        <w:commentReference w:id="32"/>
+      </w:r>
+    </w:p>
+    <w:p>
+      <w:pPr>
+        <w:pStyle w:val="ConsPlusNormal"/>
+        <w:numPr>
+          <w:ilvl w:val="1"/>
+          <w:numId w:val="4"/>
+        </w:numPr>
+        <w:spacing w:before="100" w:beforeAutospacing="1" w:after="100" w:afterAutospacing="1" w:line="276" w:lineRule="auto"/>
+        <w:ind w:left="0" w:firstLine="709"/>
+        <w:contextualSpacing/>
+        <w:jc w:val="both"/>
+        <w:outlineLvl w:val="0"/>
+        <w:rPr>
+          <w:rFonts w:ascii="Times New Roman" w:hAnsi="Times New Roman" w:cs="Times New Roman"/>
+          <w:sz w:val="24"/>
+          <w:szCs w:val="24"/>
+        </w:rPr>
+      </w:pPr>
+      <w:commentRangeStart w:id="33"/>
+      <w:r>
+        <w:t>{%p endif %}</w:t>
+      </w:r>
+      <w:commentRangeEnd w:id="33"/>
+      <w:r>
+        <w:rPr>
+          <w:rStyle w:val="CommentReference"/>
+        </w:rPr>
+        <w:commentReference w:id="33"/>
+      </w:r>
+    </w:p>
+    <w:p>
+      <w:pPr>
+        <w:pStyle w:val="ConsPlusNormal"/>
+        <w:numPr>
+          <w:ilvl w:val="1"/>
+          <w:numId w:val="4"/>
+        </w:numPr>
+        <w:spacing w:before="100" w:beforeAutospacing="1" w:after="100" w:afterAutospacing="1" w:line="276" w:lineRule="auto"/>
+        <w:ind w:left="0" w:firstLine="709"/>
+        <w:contextualSpacing/>
+        <w:jc w:val="both"/>
+        <w:outlineLvl w:val="0"/>
+        <w:rPr>
+          <w:rFonts w:ascii="Times New Roman" w:hAnsi="Times New Roman" w:cs="Times New Roman"/>
+          <w:sz w:val="24"/>
+          <w:szCs w:val="24"/>
+        </w:rPr>
+      </w:pPr>
+      <w:commentRangeStart w:id="34"/>
+      <w:r>
+        <w:t>{%p if subsidy_extra_clause_2 %}</w:t>
+      </w:r>
+      <w:commentRangeEnd w:id="34"/>
+      <w:r>
+        <w:rPr>
+          <w:rStyle w:val="CommentReference"/>
+        </w:rPr>
+        <w:commentReference w:id="34"/>
+      </w:r>
+    </w:p>
+    <w:p>
+      <w:pPr>
+        <w:pStyle w:val="ConsPlusNormal"/>
+        <w:numPr>
+          <w:ilvl w:val="1"/>
+          <w:numId w:val="4"/>
+        </w:numPr>
+        <w:spacing w:before="100" w:beforeAutospacing="1" w:after="100" w:afterAutospacing="1" w:line="276" w:lineRule="auto"/>
+        <w:ind w:left="0" w:firstLine="709"/>
+        <w:contextualSpacing/>
+        <w:jc w:val="both"/>
+        <w:outlineLvl w:val="0"/>
+        <w:rPr>
+          <w:rFonts w:ascii="Times New Roman" w:hAnsi="Times New Roman" w:cs="Times New Roman"/>
+          <w:sz w:val="24"/>
+          <w:szCs w:val="24"/>
+        </w:rPr>
+      </w:pPr>
+      <w:commentRangeStart w:id="35"/>
+      <w:r>
+        <w:rPr>
+          <w:rFonts w:ascii="Times New Roman" w:hAnsi="Times New Roman" w:cs="Times New Roman"/>
+          <w:sz w:val="24"/>
+          <w:szCs w:val="24"/>
+        </w:rPr>
+        <w:t xml:space="preserve">{{subsidy_extra_clause_2}}</w:t>
+      </w:r>
+      <w:commentRangeEnd w:id="35"/>
+      <w:r>
+        <w:rPr>
+          <w:rStyle w:val="CommentReference"/>
+        </w:rPr>
+        <w:commentReference w:id="35"/>
+      </w:r>
+    </w:p>
+    <w:p>
+      <w:pPr>
+        <w:pStyle w:val="ConsPlusNormal"/>
+        <w:numPr>
+          <w:ilvl w:val="1"/>
+          <w:numId w:val="4"/>
+        </w:numPr>
+        <w:spacing w:before="100" w:beforeAutospacing="1" w:after="100" w:afterAutospacing="1" w:line="276" w:lineRule="auto"/>
+        <w:ind w:left="0" w:firstLine="709"/>
+        <w:contextualSpacing/>
+        <w:jc w:val="both"/>
+        <w:outlineLvl w:val="0"/>
+        <w:rPr>
+          <w:rFonts w:ascii="Times New Roman" w:hAnsi="Times New Roman" w:cs="Times New Roman"/>
+          <w:sz w:val="24"/>
+          <w:szCs w:val="24"/>
+        </w:rPr>
+      </w:pPr>
+      <w:commentRangeStart w:id="36"/>
+      <w:r>
+        <w:t>{%p endif %}</w:t>
+      </w:r>
+      <w:commentRangeEnd w:id="36"/>
+      <w:r>
+        <w:rPr>
+          <w:rStyle w:val="CommentReference"/>
+        </w:rPr>
+        <w:commentReference w:id="36"/>
       </w:r>
     </w:p>
     <w:p>
@@ -4495,663 +4768,6 @@
                 <w:szCs w:val="24"/>
               </w:rPr>
             </w:pPr>
-            <w:commentRangeStart w:id="53"/>
-            <w:commentRangeStart w:id="70"/>
-            <w:commentRangeStart w:id="91"/>
-            <w:commentRangeStart w:id="110"/>
-            <w:commentRangeStart w:id="129"/>
-            <w:commentRangeStart w:id="152"/>
-            <w:commentRangeStart w:id="169"/>
-            <w:r>
-              <w:rPr>
-                <w:rFonts w:ascii="Times New Roman" w:hAnsi="Times New Roman" w:cs="Times New Roman"/>
-                <w:sz w:val="24"/>
-                <w:szCs w:val="24"/>
-              </w:rPr>
-              <w:t xml:space="preserve">Наименование: {{ customer_short_name }} </w:t>
-            </w:r>
-            <w:commentRangeEnd w:id="169"/>
-            <w:r>
-              <w:rPr>
-                <w:rStyle w:val="CommentReference"/>
-              </w:rPr>
-              <w:commentReference w:id="169"/>
-            </w:r>
-            <w:commentRangeEnd w:id="152"/>
-            <w:r>
-              <w:rPr>
-                <w:rStyle w:val="CommentReference"/>
-              </w:rPr>
-              <w:commentReference w:id="152"/>
-            </w:r>
-            <w:commentRangeEnd w:id="129"/>
-            <w:r>
-              <w:rPr>
-                <w:rStyle w:val="CommentReference"/>
-              </w:rPr>
-              <w:commentReference w:id="129"/>
-            </w:r>
-            <w:commentRangeEnd w:id="110"/>
-            <w:r>
-              <w:rPr>
-                <w:rStyle w:val="CommentReference"/>
-              </w:rPr>
-              <w:commentReference w:id="110"/>
-            </w:r>
-            <w:commentRangeEnd w:id="91"/>
-            <w:r>
-              <w:rPr>
-                <w:rStyle w:val="CommentReference"/>
-              </w:rPr>
-              <w:commentReference w:id="91"/>
-            </w:r>
-            <w:commentRangeEnd w:id="70"/>
-            <w:r>
-              <w:rPr>
-                <w:rStyle w:val="CommentReference"/>
-              </w:rPr>
-              <w:commentReference w:id="70"/>
-            </w:r>
-            <w:commentRangeEnd w:id="53"/>
-            <w:r>
-              <w:rPr>
-                <w:rStyle w:val="CommentReference"/>
-              </w:rPr>
-              <w:commentReference w:id="53"/>
-            </w:r>
-          </w:p>
-          <w:p>
-            <w:pPr>
-              <w:rPr>
-                <w:rFonts w:ascii="Times New Roman" w:hAnsi="Times New Roman" w:cs="Times New Roman"/>
-                <w:sz w:val="24"/>
-                <w:szCs w:val="24"/>
-              </w:rPr>
-            </w:pPr>
-            <w:commentRangeStart w:id="54"/>
-            <w:commentRangeStart w:id="71"/>
-            <w:commentRangeStart w:id="92"/>
-            <w:commentRangeStart w:id="111"/>
-            <w:commentRangeStart w:id="130"/>
-            <w:commentRangeStart w:id="153"/>
-            <w:commentRangeStart w:id="170"/>
-            <w:r>
-              <w:rPr>
-                <w:rFonts w:ascii="Times New Roman" w:hAnsi="Times New Roman" w:cs="Times New Roman"/>
-                <w:sz w:val="24"/>
-                <w:szCs w:val="24"/>
-              </w:rPr>
-              <w:t xml:space="preserve">Адрес местонахождения: {{ customer_address }}</w:t>
-            </w:r>
-            <w:commentRangeEnd w:id="170"/>
-            <w:r>
-              <w:rPr>
-                <w:rStyle w:val="CommentReference"/>
-              </w:rPr>
-              <w:commentReference w:id="170"/>
-            </w:r>
-            <w:commentRangeEnd w:id="153"/>
-            <w:r>
-              <w:rPr>
-                <w:rStyle w:val="CommentReference"/>
-              </w:rPr>
-              <w:commentReference w:id="153"/>
-            </w:r>
-            <w:commentRangeEnd w:id="130"/>
-            <w:r>
-              <w:rPr>
-                <w:rStyle w:val="CommentReference"/>
-              </w:rPr>
-              <w:commentReference w:id="130"/>
-            </w:r>
-            <w:commentRangeEnd w:id="111"/>
-            <w:r>
-              <w:rPr>
-                <w:rStyle w:val="CommentReference"/>
-              </w:rPr>
-              <w:commentReference w:id="111"/>
-            </w:r>
-            <w:commentRangeEnd w:id="92"/>
-            <w:r>
-              <w:rPr>
-                <w:rStyle w:val="CommentReference"/>
-              </w:rPr>
-              <w:commentReference w:id="92"/>
-            </w:r>
-            <w:commentRangeEnd w:id="71"/>
-            <w:r>
-              <w:rPr>
-                <w:rStyle w:val="CommentReference"/>
-              </w:rPr>
-              <w:commentReference w:id="71"/>
-            </w:r>
-            <w:commentRangeEnd w:id="54"/>
-            <w:r>
-              <w:rPr>
-                <w:rStyle w:val="CommentReference"/>
-              </w:rPr>
-              <w:commentReference w:id="54"/>
-            </w:r>
-          </w:p>
-          <w:p>
-            <w:pPr>
-              <w:rPr>
-                <w:rFonts w:ascii="Times New Roman" w:hAnsi="Times New Roman" w:cs="Times New Roman"/>
-                <w:sz w:val="24"/>
-                <w:szCs w:val="24"/>
-              </w:rPr>
-            </w:pPr>
-            <w:commentRangeStart w:id="55"/>
-            <w:commentRangeStart w:id="72"/>
-            <w:commentRangeStart w:id="93"/>
-            <w:commentRangeStart w:id="112"/>
-            <w:commentRangeStart w:id="131"/>
-            <w:commentRangeStart w:id="154"/>
-            <w:commentRangeStart w:id="171"/>
-            <w:r>
-              <w:rPr>
-                <w:rFonts w:ascii="Times New Roman" w:hAnsi="Times New Roman" w:cs="Times New Roman"/>
-                <w:sz w:val="24"/>
-                <w:szCs w:val="24"/>
-              </w:rPr>
-              <w:t xml:space="preserve">Почтовый адрес: {{ customer_address }}</w:t>
-            </w:r>
-            <w:commentRangeEnd w:id="171"/>
-            <w:r>
-              <w:rPr>
-                <w:rStyle w:val="CommentReference"/>
-              </w:rPr>
-              <w:commentReference w:id="171"/>
-            </w:r>
-            <w:commentRangeEnd w:id="154"/>
-            <w:r>
-              <w:rPr>
-                <w:rStyle w:val="CommentReference"/>
-              </w:rPr>
-              <w:commentReference w:id="154"/>
-            </w:r>
-            <w:commentRangeEnd w:id="131"/>
-            <w:r>
-              <w:rPr>
-                <w:rStyle w:val="CommentReference"/>
-              </w:rPr>
-              <w:commentReference w:id="131"/>
-            </w:r>
-            <w:commentRangeEnd w:id="112"/>
-            <w:r>
-              <w:rPr>
-                <w:rStyle w:val="CommentReference"/>
-              </w:rPr>
-              <w:commentReference w:id="112"/>
-            </w:r>
-            <w:commentRangeEnd w:id="93"/>
-            <w:r>
-              <w:rPr>
-                <w:rStyle w:val="CommentReference"/>
-              </w:rPr>
-              <w:commentReference w:id="93"/>
-            </w:r>
-            <w:commentRangeEnd w:id="72"/>
-            <w:r>
-              <w:rPr>
-                <w:rStyle w:val="CommentReference"/>
-              </w:rPr>
-              <w:commentReference w:id="72"/>
-            </w:r>
-            <w:commentRangeEnd w:id="55"/>
-            <w:r>
-              <w:rPr>
-                <w:rStyle w:val="CommentReference"/>
-              </w:rPr>
-              <w:commentReference w:id="55"/>
-            </w:r>
-          </w:p>
-          <w:p>
-            <w:pPr>
-              <w:rPr>
-                <w:rFonts w:ascii="Times New Roman" w:hAnsi="Times New Roman" w:cs="Times New Roman"/>
-                <w:sz w:val="24"/>
-                <w:szCs w:val="24"/>
-              </w:rPr>
-            </w:pPr>
-            <w:commentRangeStart w:id="56"/>
-            <w:commentRangeStart w:id="57"/>
-            <w:commentRangeStart w:id="73"/>
-            <w:commentRangeStart w:id="74"/>
-            <w:commentRangeStart w:id="94"/>
-            <w:commentRangeStart w:id="95"/>
-            <w:commentRangeStart w:id="113"/>
-            <w:commentRangeStart w:id="114"/>
-            <w:commentRangeStart w:id="132"/>
-            <w:commentRangeStart w:id="133"/>
-            <w:commentRangeStart w:id="155"/>
-            <w:commentRangeStart w:id="156"/>
-            <w:commentRangeStart w:id="172"/>
-            <w:commentRangeStart w:id="173"/>
-            <w:r>
-              <w:rPr>
-                <w:rFonts w:ascii="Times New Roman" w:hAnsi="Times New Roman" w:cs="Times New Roman"/>
-                <w:sz w:val="24"/>
-                <w:szCs w:val="24"/>
-              </w:rPr>
-              <w:t xml:space="preserve">ИНН/КПП {{ customer_inn }}/{{ customer_kpp }}</w:t>
-            </w:r>
-            <w:commentRangeEnd w:id="173"/>
-            <w:r>
-              <w:rPr>
-                <w:rStyle w:val="CommentReference"/>
-              </w:rPr>
-              <w:commentReference w:id="173"/>
-            </w:r>
-            <w:commentRangeEnd w:id="172"/>
-            <w:r>
-              <w:rPr>
-                <w:rStyle w:val="CommentReference"/>
-              </w:rPr>
-              <w:commentReference w:id="172"/>
-            </w:r>
-            <w:commentRangeEnd w:id="156"/>
-            <w:r>
-              <w:rPr>
-                <w:rStyle w:val="CommentReference"/>
-              </w:rPr>
-              <w:commentReference w:id="156"/>
-            </w:r>
-            <w:commentRangeEnd w:id="155"/>
-            <w:r>
-              <w:rPr>
-                <w:rStyle w:val="CommentReference"/>
-              </w:rPr>
-              <w:commentReference w:id="155"/>
-            </w:r>
-            <w:commentRangeEnd w:id="133"/>
-            <w:r>
-              <w:rPr>
-                <w:rStyle w:val="CommentReference"/>
-              </w:rPr>
-              <w:commentReference w:id="133"/>
-            </w:r>
-            <w:commentRangeEnd w:id="132"/>
-            <w:r>
-              <w:rPr>
-                <w:rStyle w:val="CommentReference"/>
-              </w:rPr>
-              <w:commentReference w:id="132"/>
-            </w:r>
-            <w:commentRangeEnd w:id="114"/>
-            <w:r>
-              <w:rPr>
-                <w:rStyle w:val="CommentReference"/>
-              </w:rPr>
-              <w:commentReference w:id="114"/>
-            </w:r>
-            <w:commentRangeEnd w:id="113"/>
-            <w:r>
-              <w:rPr>
-                <w:rStyle w:val="CommentReference"/>
-              </w:rPr>
-              <w:commentReference w:id="113"/>
-            </w:r>
-            <w:commentRangeEnd w:id="95"/>
-            <w:r>
-              <w:rPr>
-                <w:rStyle w:val="CommentReference"/>
-              </w:rPr>
-              <w:commentReference w:id="95"/>
-            </w:r>
-            <w:commentRangeEnd w:id="94"/>
-            <w:r>
-              <w:rPr>
-                <w:rStyle w:val="CommentReference"/>
-              </w:rPr>
-              <w:commentReference w:id="94"/>
-            </w:r>
-            <w:commentRangeEnd w:id="74"/>
-            <w:r>
-              <w:rPr>
-                <w:rStyle w:val="CommentReference"/>
-              </w:rPr>
-              <w:commentReference w:id="74"/>
-            </w:r>
-            <w:commentRangeEnd w:id="73"/>
-            <w:r>
-              <w:rPr>
-                <w:rStyle w:val="CommentReference"/>
-              </w:rPr>
-              <w:commentReference w:id="73"/>
-            </w:r>
-            <w:commentRangeEnd w:id="57"/>
-            <w:r>
-              <w:rPr>
-                <w:rStyle w:val="CommentReference"/>
-              </w:rPr>
-              <w:commentReference w:id="57"/>
-            </w:r>
-            <w:commentRangeEnd w:id="56"/>
-            <w:r>
-              <w:rPr>
-                <w:rStyle w:val="CommentReference"/>
-              </w:rPr>
-              <w:commentReference w:id="56"/>
-            </w:r>
-          </w:p>
-          <w:p>
-            <w:pPr>
-              <w:rPr>
-                <w:rFonts w:ascii="Times New Roman" w:hAnsi="Times New Roman" w:cs="Times New Roman"/>
-                <w:sz w:val="24"/>
-                <w:szCs w:val="24"/>
-              </w:rPr>
-            </w:pPr>
-            <w:commentRangeStart w:id="58"/>
-            <w:commentRangeStart w:id="75"/>
-            <w:commentRangeStart w:id="96"/>
-            <w:commentRangeStart w:id="115"/>
-            <w:commentRangeStart w:id="134"/>
-            <w:commentRangeStart w:id="157"/>
-            <w:commentRangeStart w:id="174"/>
-            <w:r>
-              <w:rPr>
-                <w:rFonts w:ascii="Times New Roman" w:hAnsi="Times New Roman" w:cs="Times New Roman"/>
-                <w:sz w:val="24"/>
-                <w:szCs w:val="24"/>
-              </w:rPr>
-              <w:t xml:space="preserve">ОГРН {{ customer_ogrn }}</w:t>
-            </w:r>
-            <w:commentRangeEnd w:id="174"/>
-            <w:r>
-              <w:rPr>
-                <w:rStyle w:val="CommentReference"/>
-              </w:rPr>
-              <w:commentReference w:id="174"/>
-            </w:r>
-            <w:commentRangeEnd w:id="157"/>
-            <w:r>
-              <w:rPr>
-                <w:rStyle w:val="CommentReference"/>
-              </w:rPr>
-              <w:commentReference w:id="157"/>
-            </w:r>
-            <w:commentRangeEnd w:id="134"/>
-            <w:r>
-              <w:rPr>
-                <w:rStyle w:val="CommentReference"/>
-              </w:rPr>
-              <w:commentReference w:id="134"/>
-            </w:r>
-            <w:commentRangeEnd w:id="115"/>
-            <w:r>
-              <w:rPr>
-                <w:rStyle w:val="CommentReference"/>
-              </w:rPr>
-              <w:commentReference w:id="115"/>
-            </w:r>
-            <w:commentRangeEnd w:id="96"/>
-            <w:r>
-              <w:rPr>
-                <w:rStyle w:val="CommentReference"/>
-              </w:rPr>
-              <w:commentReference w:id="96"/>
-            </w:r>
-            <w:commentRangeEnd w:id="75"/>
-            <w:r>
-              <w:rPr>
-                <w:rStyle w:val="CommentReference"/>
-              </w:rPr>
-              <w:commentReference w:id="75"/>
-            </w:r>
-            <w:commentRangeEnd w:id="58"/>
-            <w:r>
-              <w:rPr>
-                <w:rStyle w:val="CommentReference"/>
-              </w:rPr>
-              <w:commentReference w:id="58"/>
-            </w:r>
-          </w:p>
-          <w:p>
-            <w:pPr>
-              <w:rPr>
-                <w:rFonts w:ascii="Times New Roman" w:hAnsi="Times New Roman" w:cs="Times New Roman"/>
-                <w:sz w:val="24"/>
-                <w:szCs w:val="24"/>
-              </w:rPr>
-            </w:pPr>
-            <w:r>
-              <w:rPr>
-                <w:rFonts w:ascii="Times New Roman" w:hAnsi="Times New Roman" w:cs="Times New Roman"/>
-                <w:sz w:val="24"/>
-                <w:szCs w:val="24"/>
-              </w:rPr>
-              <w:t>Банковские реквизиты:</w:t>
-            </w:r>
-          </w:p>
-          <w:p>
-            <w:pPr>
-              <w:rPr>
-                <w:rFonts w:ascii="Times New Roman" w:hAnsi="Times New Roman" w:cs="Times New Roman"/>
-                <w:sz w:val="24"/>
-                <w:szCs w:val="24"/>
-              </w:rPr>
-            </w:pPr>
-            <w:commentRangeStart w:id="59"/>
-            <w:commentRangeStart w:id="76"/>
-            <w:commentRangeStart w:id="97"/>
-            <w:commentRangeStart w:id="116"/>
-            <w:commentRangeStart w:id="135"/>
-            <w:commentRangeStart w:id="158"/>
-            <w:commentRangeStart w:id="175"/>
-            <w:r>
-              <w:rPr>
-                <w:rFonts w:ascii="Times New Roman" w:hAnsi="Times New Roman" w:cs="Times New Roman"/>
-                <w:sz w:val="24"/>
-                <w:szCs w:val="24"/>
-              </w:rPr>
-              <w:t xml:space="preserve">{{ customer_bank_name }}</w:t>
-            </w:r>
-            <w:commentRangeEnd w:id="175"/>
-            <w:r>
-              <w:rPr>
-                <w:rStyle w:val="CommentReference"/>
-              </w:rPr>
-              <w:commentReference w:id="175"/>
-            </w:r>
-            <w:commentRangeEnd w:id="158"/>
-            <w:r>
-              <w:rPr>
-                <w:rStyle w:val="CommentReference"/>
-              </w:rPr>
-              <w:commentReference w:id="158"/>
-            </w:r>
-            <w:commentRangeEnd w:id="135"/>
-            <w:r>
-              <w:rPr>
-                <w:rStyle w:val="CommentReference"/>
-              </w:rPr>
-              <w:commentReference w:id="135"/>
-            </w:r>
-            <w:commentRangeEnd w:id="116"/>
-            <w:r>
-              <w:rPr>
-                <w:rStyle w:val="CommentReference"/>
-              </w:rPr>
-              <w:commentReference w:id="116"/>
-            </w:r>
-            <w:commentRangeEnd w:id="97"/>
-            <w:r>
-              <w:rPr>
-                <w:rStyle w:val="CommentReference"/>
-              </w:rPr>
-              <w:commentReference w:id="97"/>
-            </w:r>
-            <w:commentRangeEnd w:id="76"/>
-            <w:r>
-              <w:rPr>
-                <w:rStyle w:val="CommentReference"/>
-              </w:rPr>
-              <w:commentReference w:id="76"/>
-            </w:r>
-            <w:commentRangeEnd w:id="59"/>
-            <w:r>
-              <w:rPr>
-                <w:rStyle w:val="CommentReference"/>
-              </w:rPr>
-              <w:commentReference w:id="59"/>
-            </w:r>
-          </w:p>
-          <w:p>
-            <w:pPr>
-              <w:rPr>
-                <w:rFonts w:ascii="Times New Roman" w:hAnsi="Times New Roman" w:cs="Times New Roman"/>
-                <w:sz w:val="24"/>
-                <w:szCs w:val="24"/>
-              </w:rPr>
-            </w:pPr>
-            <w:commentRangeStart w:id="60"/>
-            <w:commentRangeStart w:id="77"/>
-            <w:commentRangeStart w:id="98"/>
-            <w:commentRangeStart w:id="117"/>
-            <w:commentRangeStart w:id="136"/>
-            <w:commentRangeStart w:id="159"/>
-            <w:commentRangeStart w:id="176"/>
-            <w:r>
-              <w:rPr>
-                <w:rFonts w:ascii="Times New Roman" w:hAnsi="Times New Roman" w:cs="Times New Roman"/>
-                <w:sz w:val="24"/>
-                <w:szCs w:val="24"/>
-              </w:rPr>
-              <w:t xml:space="preserve">Лицевой счет {{ customer_personal_account }}</w:t>
-            </w:r>
-            <w:commentRangeEnd w:id="176"/>
-            <w:r>
-              <w:rPr>
-                <w:rStyle w:val="CommentReference"/>
-              </w:rPr>
-              <w:commentReference w:id="176"/>
-            </w:r>
-            <w:commentRangeEnd w:id="159"/>
-            <w:r>
-              <w:rPr>
-                <w:rStyle w:val="CommentReference"/>
-              </w:rPr>
-              <w:commentReference w:id="159"/>
-            </w:r>
-            <w:commentRangeEnd w:id="136"/>
-            <w:r>
-              <w:rPr>
-                <w:rStyle w:val="CommentReference"/>
-              </w:rPr>
-              <w:commentReference w:id="136"/>
-            </w:r>
-            <w:commentRangeEnd w:id="117"/>
-            <w:r>
-              <w:rPr>
-                <w:rStyle w:val="CommentReference"/>
-              </w:rPr>
-              <w:commentReference w:id="117"/>
-            </w:r>
-            <w:commentRangeEnd w:id="98"/>
-            <w:r>
-              <w:rPr>
-                <w:rStyle w:val="CommentReference"/>
-              </w:rPr>
-              <w:commentReference w:id="98"/>
-            </w:r>
-            <w:commentRangeEnd w:id="77"/>
-            <w:r>
-              <w:rPr>
-                <w:rStyle w:val="CommentReference"/>
-              </w:rPr>
-              <w:commentReference w:id="77"/>
-            </w:r>
-            <w:commentRangeEnd w:id="60"/>
-            <w:r>
-              <w:rPr>
-                <w:rStyle w:val="CommentReference"/>
-              </w:rPr>
-              <w:commentReference w:id="60"/>
-            </w:r>
-          </w:p>
-          <w:p>
-            <w:pPr>
-              <w:rPr>
-                <w:rFonts w:ascii="Times New Roman" w:hAnsi="Times New Roman" w:cs="Times New Roman"/>
-                <w:sz w:val="24"/>
-                <w:szCs w:val="24"/>
-              </w:rPr>
-            </w:pPr>
-            <w:commentRangeStart w:id="61"/>
-            <w:commentRangeStart w:id="78"/>
-            <w:commentRangeStart w:id="99"/>
-            <w:commentRangeStart w:id="118"/>
-            <w:commentRangeStart w:id="137"/>
-            <w:commentRangeStart w:id="160"/>
-            <w:commentRangeStart w:id="177"/>
-            <w:r>
-              <w:rPr>
-                <w:rFonts w:ascii="Times New Roman" w:hAnsi="Times New Roman" w:cs="Times New Roman"/>
-                <w:sz w:val="24"/>
-                <w:szCs w:val="24"/>
-              </w:rPr>
-              <w:t xml:space="preserve">Казначейский счет: {{ customer_settlement_account }}</w:t>
-            </w:r>
-            <w:commentRangeEnd w:id="177"/>
-            <w:r>
-              <w:rPr>
-                <w:rStyle w:val="CommentReference"/>
-              </w:rPr>
-              <w:commentReference w:id="177"/>
-            </w:r>
-            <w:commentRangeEnd w:id="160"/>
-            <w:r>
-              <w:rPr>
-                <w:rStyle w:val="CommentReference"/>
-              </w:rPr>
-              <w:commentReference w:id="160"/>
-            </w:r>
-            <w:commentRangeEnd w:id="137"/>
-            <w:r>
-              <w:rPr>
-                <w:rStyle w:val="CommentReference"/>
-              </w:rPr>
-              <w:commentReference w:id="137"/>
-            </w:r>
-            <w:commentRangeEnd w:id="118"/>
-            <w:r>
-              <w:rPr>
-                <w:rStyle w:val="CommentReference"/>
-              </w:rPr>
-              <w:commentReference w:id="118"/>
-            </w:r>
-            <w:commentRangeEnd w:id="99"/>
-            <w:r>
-              <w:rPr>
-                <w:rStyle w:val="CommentReference"/>
-              </w:rPr>
-              <w:commentReference w:id="99"/>
-            </w:r>
-            <w:commentRangeEnd w:id="78"/>
-            <w:r>
-              <w:rPr>
-                <w:rStyle w:val="CommentReference"/>
-              </w:rPr>
-              <w:commentReference w:id="78"/>
-            </w:r>
-            <w:commentRangeEnd w:id="61"/>
-            <w:r>
-              <w:rPr>
-                <w:rStyle w:val="CommentReference"/>
-              </w:rPr>
-              <w:commentReference w:id="61"/>
-            </w:r>
-          </w:p>
-          <w:p>
-            <w:pPr>
-              <w:rPr>
-                <w:rFonts w:ascii="Times New Roman" w:hAnsi="Times New Roman" w:cs="Times New Roman"/>
-                <w:sz w:val="24"/>
-                <w:szCs w:val="24"/>
-              </w:rPr>
-            </w:pPr>
             <w:commentRangeStart w:id="62"/>
             <w:commentRangeStart w:id="79"/>
             <w:commentRangeStart w:id="100"/>
@@ -5165,7 +4781,7 @@
                 <w:sz w:val="24"/>
                 <w:szCs w:val="24"/>
               </w:rPr>
-              <w:t xml:space="preserve">{{ customer_bank_name }}</w:t>
+              <w:t xml:space="preserve">Наименование: {{ customer_short_name }} </w:t>
             </w:r>
             <w:commentRangeEnd w:id="178"/>
             <w:r>
@@ -5238,7 +4854,7 @@
                 <w:sz w:val="24"/>
                 <w:szCs w:val="24"/>
               </w:rPr>
-              <w:t xml:space="preserve">БИК ТОФК: {{ customer_bik }}</w:t>
+              <w:t xml:space="preserve">Адрес местонахождения: {{ customer_address }}</w:t>
             </w:r>
             <w:commentRangeEnd w:id="179"/>
             <w:r>
@@ -5288,23 +4904,6 @@
                 <w:rStyle w:val="CommentReference"/>
               </w:rPr>
               <w:commentReference w:id="63"/>
-            </w:r>
-          </w:p>
-          <w:p>
-            <w:pPr>
-              <w:rPr>
-                <w:rFonts w:ascii="Times New Roman" w:hAnsi="Times New Roman" w:cs="Times New Roman"/>
-                <w:sz w:val="24"/>
-                <w:szCs w:val="24"/>
-              </w:rPr>
-            </w:pPr>
-            <w:r>
-              <w:rPr>
-                <w:rFonts w:ascii="Times New Roman" w:hAnsi="Times New Roman" w:cs="Times New Roman"/>
-                <w:sz w:val="24"/>
-                <w:szCs w:val="24"/>
-              </w:rPr>
-              <w:t>Единый казначейский счет:</w:t>
             </w:r>
           </w:p>
           <w:p>
@@ -5328,7 +4927,7 @@
                 <w:sz w:val="24"/>
                 <w:szCs w:val="24"/>
               </w:rPr>
-              <w:t xml:space="preserve">{{ customer_correspondent_account }}</w:t>
+              <w:t xml:space="preserve">Почтовый адрес: {{ customer_address }}</w:t>
             </w:r>
             <w:commentRangeEnd w:id="180"/>
             <w:r>
@@ -5389,19 +4988,33 @@
               </w:rPr>
             </w:pPr>
             <w:commentRangeStart w:id="65"/>
+            <w:commentRangeStart w:id="66"/>
             <w:commentRangeStart w:id="82"/>
+            <w:commentRangeStart w:id="83"/>
             <w:commentRangeStart w:id="103"/>
+            <w:commentRangeStart w:id="104"/>
             <w:commentRangeStart w:id="122"/>
+            <w:commentRangeStart w:id="123"/>
             <w:commentRangeStart w:id="141"/>
+            <w:commentRangeStart w:id="142"/>
             <w:commentRangeStart w:id="164"/>
+            <w:commentRangeStart w:id="165"/>
             <w:commentRangeStart w:id="181"/>
+            <w:commentRangeStart w:id="182"/>
             <w:r>
               <w:rPr>
                 <w:rFonts w:ascii="Times New Roman" w:hAnsi="Times New Roman" w:cs="Times New Roman"/>
                 <w:sz w:val="24"/>
                 <w:szCs w:val="24"/>
               </w:rPr>
-              <w:t xml:space="preserve">ОКПО __________</w:t>
+              <w:t xml:space="preserve">ИНН/КПП {{ customer_inn }}/{{ customer_kpp }}</w:t>
+            </w:r>
+            <w:commentRangeEnd w:id="182"/>
+            <w:r>
+              <w:rPr>
+                <w:rStyle w:val="CommentReference"/>
+              </w:rPr>
+              <w:commentReference w:id="182"/>
             </w:r>
             <w:commentRangeEnd w:id="181"/>
             <w:r>
@@ -5410,6 +5023,13 @@
               </w:rPr>
               <w:commentReference w:id="181"/>
             </w:r>
+            <w:commentRangeEnd w:id="165"/>
+            <w:r>
+              <w:rPr>
+                <w:rStyle w:val="CommentReference"/>
+              </w:rPr>
+              <w:commentReference w:id="165"/>
+            </w:r>
             <w:commentRangeEnd w:id="164"/>
             <w:r>
               <w:rPr>
@@ -5417,6 +5037,13 @@
               </w:rPr>
               <w:commentReference w:id="164"/>
             </w:r>
+            <w:commentRangeEnd w:id="142"/>
+            <w:r>
+              <w:rPr>
+                <w:rStyle w:val="CommentReference"/>
+              </w:rPr>
+              <w:commentReference w:id="142"/>
+            </w:r>
             <w:commentRangeEnd w:id="141"/>
             <w:r>
               <w:rPr>
@@ -5424,6 +5051,13 @@
               </w:rPr>
               <w:commentReference w:id="141"/>
             </w:r>
+            <w:commentRangeEnd w:id="123"/>
+            <w:r>
+              <w:rPr>
+                <w:rStyle w:val="CommentReference"/>
+              </w:rPr>
+              <w:commentReference w:id="123"/>
+            </w:r>
             <w:commentRangeEnd w:id="122"/>
             <w:r>
               <w:rPr>
@@ -5431,6 +5065,13 @@
               </w:rPr>
               <w:commentReference w:id="122"/>
             </w:r>
+            <w:commentRangeEnd w:id="104"/>
+            <w:r>
+              <w:rPr>
+                <w:rStyle w:val="CommentReference"/>
+              </w:rPr>
+              <w:commentReference w:id="104"/>
+            </w:r>
             <w:commentRangeEnd w:id="103"/>
             <w:r>
               <w:rPr>
@@ -5438,6 +5079,13 @@
               </w:rPr>
               <w:commentReference w:id="103"/>
             </w:r>
+            <w:commentRangeEnd w:id="83"/>
+            <w:r>
+              <w:rPr>
+                <w:rStyle w:val="CommentReference"/>
+              </w:rPr>
+              <w:commentReference w:id="83"/>
+            </w:r>
             <w:commentRangeEnd w:id="82"/>
             <w:r>
               <w:rPr>
@@ -5445,105 +5093,19 @@
               </w:rPr>
               <w:commentReference w:id="82"/>
             </w:r>
+            <w:commentRangeEnd w:id="66"/>
+            <w:r>
+              <w:rPr>
+                <w:rStyle w:val="CommentReference"/>
+              </w:rPr>
+              <w:commentReference w:id="66"/>
+            </w:r>
             <w:commentRangeEnd w:id="65"/>
             <w:r>
               <w:rPr>
                 <w:rStyle w:val="CommentReference"/>
               </w:rPr>
               <w:commentReference w:id="65"/>
-            </w:r>
-          </w:p>
-          <w:p>
-            <w:pPr>
-              <w:rPr>
-                <w:rFonts w:ascii="Times New Roman" w:hAnsi="Times New Roman" w:cs="Times New Roman"/>
-                <w:sz w:val="24"/>
-                <w:szCs w:val="24"/>
-              </w:rPr>
-            </w:pPr>
-          </w:p>
-          <w:p>
-            <w:pPr>
-              <w:rPr>
-                <w:rFonts w:ascii="Times New Roman" w:hAnsi="Times New Roman" w:cs="Times New Roman"/>
-                <w:sz w:val="24"/>
-                <w:szCs w:val="24"/>
-              </w:rPr>
-            </w:pPr>
-            <w:commentRangeStart w:id="66"/>
-            <w:commentRangeStart w:id="83"/>
-            <w:commentRangeStart w:id="104"/>
-            <w:commentRangeStart w:id="123"/>
-            <w:commentRangeStart w:id="142"/>
-            <w:commentRangeStart w:id="165"/>
-            <w:commentRangeStart w:id="182"/>
-            <w:r>
-              <w:rPr>
-                <w:rFonts w:ascii="Times New Roman" w:hAnsi="Times New Roman" w:cs="Times New Roman"/>
-                <w:sz w:val="24"/>
-                <w:szCs w:val="24"/>
-              </w:rPr>
-              <w:t xml:space="preserve">Тел.: {{ customer_phone }}</w:t>
-            </w:r>
-            <w:commentRangeEnd w:id="182"/>
-            <w:r>
-              <w:rPr>
-                <w:rStyle w:val="CommentReference"/>
-              </w:rPr>
-              <w:commentReference w:id="182"/>
-            </w:r>
-            <w:commentRangeEnd w:id="165"/>
-            <w:r>
-              <w:rPr>
-                <w:rStyle w:val="CommentReference"/>
-              </w:rPr>
-              <w:commentReference w:id="165"/>
-            </w:r>
-            <w:commentRangeEnd w:id="142"/>
-            <w:r>
-              <w:rPr>
-                <w:rStyle w:val="CommentReference"/>
-              </w:rPr>
-              <w:commentReference w:id="142"/>
-            </w:r>
-            <w:commentRangeEnd w:id="123"/>
-            <w:r>
-              <w:rPr>
-                <w:rStyle w:val="CommentReference"/>
-              </w:rPr>
-              <w:commentReference w:id="123"/>
-            </w:r>
-            <w:commentRangeEnd w:id="104"/>
-            <w:r>
-              <w:rPr>
-                <w:rStyle w:val="CommentReference"/>
-              </w:rPr>
-              <w:commentReference w:id="104"/>
-            </w:r>
-            <w:commentRangeEnd w:id="83"/>
-            <w:r>
-              <w:rPr>
-                <w:rStyle w:val="CommentReference"/>
-              </w:rPr>
-              <w:commentReference w:id="83"/>
-            </w:r>
-            <w:commentRangeEnd w:id="66"/>
-            <w:r>
-              <w:rPr>
-                <w:rStyle w:val="CommentReference"/>
-              </w:rPr>
-              <w:commentReference w:id="66"/>
-            </w:r>
-            <w:r>
-              <w:t xml:space="preserve"/>
-            </w:r>
-            <w:r>
-              <w:rPr>
-                <w:rFonts w:ascii="Times New Roman" w:hAnsi="Times New Roman" w:cs="Times New Roman"/>
-                <w:sz w:val="24"/>
-                <w:szCs w:val="24"/>
-              </w:rPr>
-              <w:t xml:space="preserve"/>
             </w:r>
           </w:p>
           <w:p>
@@ -5567,7 +5129,7 @@
                 <w:sz w:val="24"/>
                 <w:szCs w:val="24"/>
               </w:rPr>
-              <w:t xml:space="preserve">Эл.почта: {{ customer_email }}</w:t>
+              <w:t xml:space="preserve">ОГРН {{ customer_ogrn }}</w:t>
             </w:r>
             <w:commentRangeEnd w:id="183"/>
             <w:r>
@@ -5618,24 +5180,23 @@
               </w:rPr>
               <w:commentReference w:id="67"/>
             </w:r>
-            <w:r>
+          </w:p>
+          <w:p>
+            <w:pPr>
               <w:rPr>
                 <w:rFonts w:ascii="Times New Roman" w:hAnsi="Times New Roman" w:cs="Times New Roman"/>
                 <w:sz w:val="24"/>
                 <w:szCs w:val="24"/>
-                <w:highlight w:val="yellow"/>
-              </w:rPr>
-              <w:t xml:space="preserve"/>
-            </w:r>
-          </w:p>
-          <w:p>
-            <w:pPr>
+              </w:rPr>
+            </w:pPr>
+            <w:r>
               <w:rPr>
                 <w:rFonts w:ascii="Times New Roman" w:hAnsi="Times New Roman" w:cs="Times New Roman"/>
                 <w:sz w:val="24"/>
                 <w:szCs w:val="24"/>
               </w:rPr>
-            </w:pPr>
+              <w:t>Банковские реквизиты:</w:t>
+            </w:r>
           </w:p>
           <w:p>
             <w:pPr>
@@ -5658,7 +5219,7 @@
                 <w:sz w:val="24"/>
                 <w:szCs w:val="24"/>
               </w:rPr>
-              <w:t xml:space="preserve">{{ customer_signatory_position }}</w:t>
+              <w:t xml:space="preserve">{{ customer_bank_name }}</w:t>
             </w:r>
             <w:commentRangeEnd w:id="184"/>
             <w:r>
@@ -5731,56 +5292,768 @@
                 <w:sz w:val="24"/>
                 <w:szCs w:val="24"/>
               </w:rPr>
+              <w:t xml:space="preserve">Лицевой счет {{ customer_personal_account }}</w:t>
+            </w:r>
+            <w:commentRangeEnd w:id="185"/>
+            <w:r>
+              <w:rPr>
+                <w:rStyle w:val="CommentReference"/>
+              </w:rPr>
+              <w:commentReference w:id="185"/>
+            </w:r>
+            <w:commentRangeEnd w:id="168"/>
+            <w:r>
+              <w:rPr>
+                <w:rStyle w:val="CommentReference"/>
+              </w:rPr>
+              <w:commentReference w:id="168"/>
+            </w:r>
+            <w:commentRangeEnd w:id="145"/>
+            <w:r>
+              <w:rPr>
+                <w:rStyle w:val="CommentReference"/>
+              </w:rPr>
+              <w:commentReference w:id="145"/>
+            </w:r>
+            <w:commentRangeEnd w:id="126"/>
+            <w:r>
+              <w:rPr>
+                <w:rStyle w:val="CommentReference"/>
+              </w:rPr>
+              <w:commentReference w:id="126"/>
+            </w:r>
+            <w:commentRangeEnd w:id="107"/>
+            <w:r>
+              <w:rPr>
+                <w:rStyle w:val="CommentReference"/>
+              </w:rPr>
+              <w:commentReference w:id="107"/>
+            </w:r>
+            <w:commentRangeEnd w:id="86"/>
+            <w:r>
+              <w:rPr>
+                <w:rStyle w:val="CommentReference"/>
+              </w:rPr>
+              <w:commentReference w:id="86"/>
+            </w:r>
+            <w:commentRangeEnd w:id="69"/>
+            <w:r>
+              <w:rPr>
+                <w:rStyle w:val="CommentReference"/>
+              </w:rPr>
+              <w:commentReference w:id="69"/>
+            </w:r>
+          </w:p>
+          <w:p>
+            <w:pPr>
+              <w:rPr>
+                <w:rFonts w:ascii="Times New Roman" w:hAnsi="Times New Roman" w:cs="Times New Roman"/>
+                <w:sz w:val="24"/>
+                <w:szCs w:val="24"/>
+              </w:rPr>
+            </w:pPr>
+            <w:commentRangeStart w:id="70"/>
+            <w:commentRangeStart w:id="87"/>
+            <w:commentRangeStart w:id="108"/>
+            <w:commentRangeStart w:id="127"/>
+            <w:commentRangeStart w:id="146"/>
+            <w:commentRangeStart w:id="169"/>
+            <w:commentRangeStart w:id="186"/>
+            <w:r>
+              <w:rPr>
+                <w:rFonts w:ascii="Times New Roman" w:hAnsi="Times New Roman" w:cs="Times New Roman"/>
+                <w:sz w:val="24"/>
+                <w:szCs w:val="24"/>
+              </w:rPr>
+              <w:t xml:space="preserve">Казначейский счет: {{ customer_settlement_account }}</w:t>
+            </w:r>
+            <w:commentRangeEnd w:id="186"/>
+            <w:r>
+              <w:rPr>
+                <w:rStyle w:val="CommentReference"/>
+              </w:rPr>
+              <w:commentReference w:id="186"/>
+            </w:r>
+            <w:commentRangeEnd w:id="169"/>
+            <w:r>
+              <w:rPr>
+                <w:rStyle w:val="CommentReference"/>
+              </w:rPr>
+              <w:commentReference w:id="169"/>
+            </w:r>
+            <w:commentRangeEnd w:id="146"/>
+            <w:r>
+              <w:rPr>
+                <w:rStyle w:val="CommentReference"/>
+              </w:rPr>
+              <w:commentReference w:id="146"/>
+            </w:r>
+            <w:commentRangeEnd w:id="127"/>
+            <w:r>
+              <w:rPr>
+                <w:rStyle w:val="CommentReference"/>
+              </w:rPr>
+              <w:commentReference w:id="127"/>
+            </w:r>
+            <w:commentRangeEnd w:id="108"/>
+            <w:r>
+              <w:rPr>
+                <w:rStyle w:val="CommentReference"/>
+              </w:rPr>
+              <w:commentReference w:id="108"/>
+            </w:r>
+            <w:commentRangeEnd w:id="87"/>
+            <w:r>
+              <w:rPr>
+                <w:rStyle w:val="CommentReference"/>
+              </w:rPr>
+              <w:commentReference w:id="87"/>
+            </w:r>
+            <w:commentRangeEnd w:id="70"/>
+            <w:r>
+              <w:rPr>
+                <w:rStyle w:val="CommentReference"/>
+              </w:rPr>
+              <w:commentReference w:id="70"/>
+            </w:r>
+          </w:p>
+          <w:p>
+            <w:pPr>
+              <w:rPr>
+                <w:rFonts w:ascii="Times New Roman" w:hAnsi="Times New Roman" w:cs="Times New Roman"/>
+                <w:sz w:val="24"/>
+                <w:szCs w:val="24"/>
+              </w:rPr>
+            </w:pPr>
+            <w:commentRangeStart w:id="71"/>
+            <w:commentRangeStart w:id="88"/>
+            <w:commentRangeStart w:id="109"/>
+            <w:commentRangeStart w:id="128"/>
+            <w:commentRangeStart w:id="147"/>
+            <w:commentRangeStart w:id="170"/>
+            <w:commentRangeStart w:id="187"/>
+            <w:r>
+              <w:rPr>
+                <w:rFonts w:ascii="Times New Roman" w:hAnsi="Times New Roman" w:cs="Times New Roman"/>
+                <w:sz w:val="24"/>
+                <w:szCs w:val="24"/>
+              </w:rPr>
+              <w:t xml:space="preserve">{{ customer_bank_name }}</w:t>
+            </w:r>
+            <w:commentRangeEnd w:id="187"/>
+            <w:r>
+              <w:rPr>
+                <w:rStyle w:val="CommentReference"/>
+              </w:rPr>
+              <w:commentReference w:id="187"/>
+            </w:r>
+            <w:commentRangeEnd w:id="170"/>
+            <w:r>
+              <w:rPr>
+                <w:rStyle w:val="CommentReference"/>
+              </w:rPr>
+              <w:commentReference w:id="170"/>
+            </w:r>
+            <w:commentRangeEnd w:id="147"/>
+            <w:r>
+              <w:rPr>
+                <w:rStyle w:val="CommentReference"/>
+              </w:rPr>
+              <w:commentReference w:id="147"/>
+            </w:r>
+            <w:commentRangeEnd w:id="128"/>
+            <w:r>
+              <w:rPr>
+                <w:rStyle w:val="CommentReference"/>
+              </w:rPr>
+              <w:commentReference w:id="128"/>
+            </w:r>
+            <w:commentRangeEnd w:id="109"/>
+            <w:r>
+              <w:rPr>
+                <w:rStyle w:val="CommentReference"/>
+              </w:rPr>
+              <w:commentReference w:id="109"/>
+            </w:r>
+            <w:commentRangeEnd w:id="88"/>
+            <w:r>
+              <w:rPr>
+                <w:rStyle w:val="CommentReference"/>
+              </w:rPr>
+              <w:commentReference w:id="88"/>
+            </w:r>
+            <w:commentRangeEnd w:id="71"/>
+            <w:r>
+              <w:rPr>
+                <w:rStyle w:val="CommentReference"/>
+              </w:rPr>
+              <w:commentReference w:id="71"/>
+            </w:r>
+          </w:p>
+          <w:p>
+            <w:pPr>
+              <w:rPr>
+                <w:rFonts w:ascii="Times New Roman" w:hAnsi="Times New Roman" w:cs="Times New Roman"/>
+                <w:sz w:val="24"/>
+                <w:szCs w:val="24"/>
+              </w:rPr>
+            </w:pPr>
+            <w:commentRangeStart w:id="72"/>
+            <w:commentRangeStart w:id="89"/>
+            <w:commentRangeStart w:id="110"/>
+            <w:commentRangeStart w:id="129"/>
+            <w:commentRangeStart w:id="148"/>
+            <w:commentRangeStart w:id="171"/>
+            <w:commentRangeStart w:id="188"/>
+            <w:r>
+              <w:rPr>
+                <w:rFonts w:ascii="Times New Roman" w:hAnsi="Times New Roman" w:cs="Times New Roman"/>
+                <w:sz w:val="24"/>
+                <w:szCs w:val="24"/>
+              </w:rPr>
+              <w:t xml:space="preserve">БИК ТОФК: {{ customer_bik }}</w:t>
+            </w:r>
+            <w:commentRangeEnd w:id="188"/>
+            <w:r>
+              <w:rPr>
+                <w:rStyle w:val="CommentReference"/>
+              </w:rPr>
+              <w:commentReference w:id="188"/>
+            </w:r>
+            <w:commentRangeEnd w:id="171"/>
+            <w:r>
+              <w:rPr>
+                <w:rStyle w:val="CommentReference"/>
+              </w:rPr>
+              <w:commentReference w:id="171"/>
+            </w:r>
+            <w:commentRangeEnd w:id="148"/>
+            <w:r>
+              <w:rPr>
+                <w:rStyle w:val="CommentReference"/>
+              </w:rPr>
+              <w:commentReference w:id="148"/>
+            </w:r>
+            <w:commentRangeEnd w:id="129"/>
+            <w:r>
+              <w:rPr>
+                <w:rStyle w:val="CommentReference"/>
+              </w:rPr>
+              <w:commentReference w:id="129"/>
+            </w:r>
+            <w:commentRangeEnd w:id="110"/>
+            <w:r>
+              <w:rPr>
+                <w:rStyle w:val="CommentReference"/>
+              </w:rPr>
+              <w:commentReference w:id="110"/>
+            </w:r>
+            <w:commentRangeEnd w:id="89"/>
+            <w:r>
+              <w:rPr>
+                <w:rStyle w:val="CommentReference"/>
+              </w:rPr>
+              <w:commentReference w:id="89"/>
+            </w:r>
+            <w:commentRangeEnd w:id="72"/>
+            <w:r>
+              <w:rPr>
+                <w:rStyle w:val="CommentReference"/>
+              </w:rPr>
+              <w:commentReference w:id="72"/>
+            </w:r>
+          </w:p>
+          <w:p>
+            <w:pPr>
+              <w:rPr>
+                <w:rFonts w:ascii="Times New Roman" w:hAnsi="Times New Roman" w:cs="Times New Roman"/>
+                <w:sz w:val="24"/>
+                <w:szCs w:val="24"/>
+              </w:rPr>
+            </w:pPr>
+            <w:r>
+              <w:rPr>
+                <w:rFonts w:ascii="Times New Roman" w:hAnsi="Times New Roman" w:cs="Times New Roman"/>
+                <w:sz w:val="24"/>
+                <w:szCs w:val="24"/>
+              </w:rPr>
+              <w:t>Единый казначейский счет:</w:t>
+            </w:r>
+          </w:p>
+          <w:p>
+            <w:pPr>
+              <w:rPr>
+                <w:rFonts w:ascii="Times New Roman" w:hAnsi="Times New Roman" w:cs="Times New Roman"/>
+                <w:sz w:val="24"/>
+                <w:szCs w:val="24"/>
+              </w:rPr>
+            </w:pPr>
+            <w:commentRangeStart w:id="73"/>
+            <w:commentRangeStart w:id="90"/>
+            <w:commentRangeStart w:id="111"/>
+            <w:commentRangeStart w:id="130"/>
+            <w:commentRangeStart w:id="149"/>
+            <w:commentRangeStart w:id="172"/>
+            <w:commentRangeStart w:id="189"/>
+            <w:r>
+              <w:rPr>
+                <w:rFonts w:ascii="Times New Roman" w:hAnsi="Times New Roman" w:cs="Times New Roman"/>
+                <w:sz w:val="24"/>
+                <w:szCs w:val="24"/>
+              </w:rPr>
+              <w:t xml:space="preserve">{{ customer_correspondent_account }}</w:t>
+            </w:r>
+            <w:commentRangeEnd w:id="189"/>
+            <w:r>
+              <w:rPr>
+                <w:rStyle w:val="CommentReference"/>
+              </w:rPr>
+              <w:commentReference w:id="189"/>
+            </w:r>
+            <w:commentRangeEnd w:id="172"/>
+            <w:r>
+              <w:rPr>
+                <w:rStyle w:val="CommentReference"/>
+              </w:rPr>
+              <w:commentReference w:id="172"/>
+            </w:r>
+            <w:commentRangeEnd w:id="149"/>
+            <w:r>
+              <w:rPr>
+                <w:rStyle w:val="CommentReference"/>
+              </w:rPr>
+              <w:commentReference w:id="149"/>
+            </w:r>
+            <w:commentRangeEnd w:id="130"/>
+            <w:r>
+              <w:rPr>
+                <w:rStyle w:val="CommentReference"/>
+              </w:rPr>
+              <w:commentReference w:id="130"/>
+            </w:r>
+            <w:commentRangeEnd w:id="111"/>
+            <w:r>
+              <w:rPr>
+                <w:rStyle w:val="CommentReference"/>
+              </w:rPr>
+              <w:commentReference w:id="111"/>
+            </w:r>
+            <w:commentRangeEnd w:id="90"/>
+            <w:r>
+              <w:rPr>
+                <w:rStyle w:val="CommentReference"/>
+              </w:rPr>
+              <w:commentReference w:id="90"/>
+            </w:r>
+            <w:commentRangeEnd w:id="73"/>
+            <w:r>
+              <w:rPr>
+                <w:rStyle w:val="CommentReference"/>
+              </w:rPr>
+              <w:commentReference w:id="73"/>
+            </w:r>
+          </w:p>
+          <w:p>
+            <w:pPr>
+              <w:rPr>
+                <w:rFonts w:ascii="Times New Roman" w:hAnsi="Times New Roman" w:cs="Times New Roman"/>
+                <w:sz w:val="24"/>
+                <w:szCs w:val="24"/>
+              </w:rPr>
+            </w:pPr>
+            <w:commentRangeStart w:id="74"/>
+            <w:commentRangeStart w:id="91"/>
+            <w:commentRangeStart w:id="112"/>
+            <w:commentRangeStart w:id="131"/>
+            <w:commentRangeStart w:id="150"/>
+            <w:commentRangeStart w:id="173"/>
+            <w:commentRangeStart w:id="190"/>
+            <w:r>
+              <w:rPr>
+                <w:rFonts w:ascii="Times New Roman" w:hAnsi="Times New Roman" w:cs="Times New Roman"/>
+                <w:sz w:val="24"/>
+                <w:szCs w:val="24"/>
+              </w:rPr>
+              <w:t xml:space="preserve">ОКПО __________</w:t>
+            </w:r>
+            <w:commentRangeEnd w:id="190"/>
+            <w:r>
+              <w:rPr>
+                <w:rStyle w:val="CommentReference"/>
+              </w:rPr>
+              <w:commentReference w:id="190"/>
+            </w:r>
+            <w:commentRangeEnd w:id="173"/>
+            <w:r>
+              <w:rPr>
+                <w:rStyle w:val="CommentReference"/>
+              </w:rPr>
+              <w:commentReference w:id="173"/>
+            </w:r>
+            <w:commentRangeEnd w:id="150"/>
+            <w:r>
+              <w:rPr>
+                <w:rStyle w:val="CommentReference"/>
+              </w:rPr>
+              <w:commentReference w:id="150"/>
+            </w:r>
+            <w:commentRangeEnd w:id="131"/>
+            <w:r>
+              <w:rPr>
+                <w:rStyle w:val="CommentReference"/>
+              </w:rPr>
+              <w:commentReference w:id="131"/>
+            </w:r>
+            <w:commentRangeEnd w:id="112"/>
+            <w:r>
+              <w:rPr>
+                <w:rStyle w:val="CommentReference"/>
+              </w:rPr>
+              <w:commentReference w:id="112"/>
+            </w:r>
+            <w:commentRangeEnd w:id="91"/>
+            <w:r>
+              <w:rPr>
+                <w:rStyle w:val="CommentReference"/>
+              </w:rPr>
+              <w:commentReference w:id="91"/>
+            </w:r>
+            <w:commentRangeEnd w:id="74"/>
+            <w:r>
+              <w:rPr>
+                <w:rStyle w:val="CommentReference"/>
+              </w:rPr>
+              <w:commentReference w:id="74"/>
+            </w:r>
+          </w:p>
+          <w:p>
+            <w:pPr>
+              <w:rPr>
+                <w:rFonts w:ascii="Times New Roman" w:hAnsi="Times New Roman" w:cs="Times New Roman"/>
+                <w:sz w:val="24"/>
+                <w:szCs w:val="24"/>
+              </w:rPr>
+            </w:pPr>
+          </w:p>
+          <w:p>
+            <w:pPr>
+              <w:rPr>
+                <w:rFonts w:ascii="Times New Roman" w:hAnsi="Times New Roman" w:cs="Times New Roman"/>
+                <w:sz w:val="24"/>
+                <w:szCs w:val="24"/>
+              </w:rPr>
+            </w:pPr>
+            <w:commentRangeStart w:id="75"/>
+            <w:commentRangeStart w:id="92"/>
+            <w:commentRangeStart w:id="113"/>
+            <w:commentRangeStart w:id="132"/>
+            <w:commentRangeStart w:id="151"/>
+            <w:commentRangeStart w:id="174"/>
+            <w:commentRangeStart w:id="191"/>
+            <w:r>
+              <w:rPr>
+                <w:rFonts w:ascii="Times New Roman" w:hAnsi="Times New Roman" w:cs="Times New Roman"/>
+                <w:sz w:val="24"/>
+                <w:szCs w:val="24"/>
+              </w:rPr>
+              <w:t xml:space="preserve">Тел.: {{ customer_phone }}</w:t>
+            </w:r>
+            <w:commentRangeEnd w:id="191"/>
+            <w:r>
+              <w:rPr>
+                <w:rStyle w:val="CommentReference"/>
+              </w:rPr>
+              <w:commentReference w:id="191"/>
+            </w:r>
+            <w:commentRangeEnd w:id="174"/>
+            <w:r>
+              <w:rPr>
+                <w:rStyle w:val="CommentReference"/>
+              </w:rPr>
+              <w:commentReference w:id="174"/>
+            </w:r>
+            <w:commentRangeEnd w:id="151"/>
+            <w:r>
+              <w:rPr>
+                <w:rStyle w:val="CommentReference"/>
+              </w:rPr>
+              <w:commentReference w:id="151"/>
+            </w:r>
+            <w:commentRangeEnd w:id="132"/>
+            <w:r>
+              <w:rPr>
+                <w:rStyle w:val="CommentReference"/>
+              </w:rPr>
+              <w:commentReference w:id="132"/>
+            </w:r>
+            <w:commentRangeEnd w:id="113"/>
+            <w:r>
+              <w:rPr>
+                <w:rStyle w:val="CommentReference"/>
+              </w:rPr>
+              <w:commentReference w:id="113"/>
+            </w:r>
+            <w:commentRangeEnd w:id="92"/>
+            <w:r>
+              <w:rPr>
+                <w:rStyle w:val="CommentReference"/>
+              </w:rPr>
+              <w:commentReference w:id="92"/>
+            </w:r>
+            <w:commentRangeEnd w:id="75"/>
+            <w:r>
+              <w:rPr>
+                <w:rStyle w:val="CommentReference"/>
+              </w:rPr>
+              <w:commentReference w:id="75"/>
+            </w:r>
+            <w:r>
+              <w:t xml:space="preserve"/>
+            </w:r>
+            <w:r>
+              <w:rPr>
+                <w:rFonts w:ascii="Times New Roman" w:hAnsi="Times New Roman" w:cs="Times New Roman"/>
+                <w:sz w:val="24"/>
+                <w:szCs w:val="24"/>
+              </w:rPr>
+              <w:t xml:space="preserve"/>
+            </w:r>
+          </w:p>
+          <w:p>
+            <w:pPr>
+              <w:rPr>
+                <w:rFonts w:ascii="Times New Roman" w:hAnsi="Times New Roman" w:cs="Times New Roman"/>
+                <w:sz w:val="24"/>
+                <w:szCs w:val="24"/>
+              </w:rPr>
+            </w:pPr>
+            <w:commentRangeStart w:id="76"/>
+            <w:commentRangeStart w:id="93"/>
+            <w:commentRangeStart w:id="114"/>
+            <w:commentRangeStart w:id="133"/>
+            <w:commentRangeStart w:id="152"/>
+            <w:commentRangeStart w:id="175"/>
+            <w:commentRangeStart w:id="192"/>
+            <w:r>
+              <w:rPr>
+                <w:rFonts w:ascii="Times New Roman" w:hAnsi="Times New Roman" w:cs="Times New Roman"/>
+                <w:sz w:val="24"/>
+                <w:szCs w:val="24"/>
+              </w:rPr>
+              <w:t xml:space="preserve">Эл.почта: {{ customer_email }}</w:t>
+            </w:r>
+            <w:commentRangeEnd w:id="192"/>
+            <w:r>
+              <w:rPr>
+                <w:rStyle w:val="CommentReference"/>
+              </w:rPr>
+              <w:commentReference w:id="192"/>
+            </w:r>
+            <w:commentRangeEnd w:id="175"/>
+            <w:r>
+              <w:rPr>
+                <w:rStyle w:val="CommentReference"/>
+              </w:rPr>
+              <w:commentReference w:id="175"/>
+            </w:r>
+            <w:commentRangeEnd w:id="152"/>
+            <w:r>
+              <w:rPr>
+                <w:rStyle w:val="CommentReference"/>
+              </w:rPr>
+              <w:commentReference w:id="152"/>
+            </w:r>
+            <w:commentRangeEnd w:id="133"/>
+            <w:r>
+              <w:rPr>
+                <w:rStyle w:val="CommentReference"/>
+              </w:rPr>
+              <w:commentReference w:id="133"/>
+            </w:r>
+            <w:commentRangeEnd w:id="114"/>
+            <w:r>
+              <w:rPr>
+                <w:rStyle w:val="CommentReference"/>
+              </w:rPr>
+              <w:commentReference w:id="114"/>
+            </w:r>
+            <w:commentRangeEnd w:id="93"/>
+            <w:r>
+              <w:rPr>
+                <w:rStyle w:val="CommentReference"/>
+              </w:rPr>
+              <w:commentReference w:id="93"/>
+            </w:r>
+            <w:commentRangeEnd w:id="76"/>
+            <w:r>
+              <w:rPr>
+                <w:rStyle w:val="CommentReference"/>
+              </w:rPr>
+              <w:commentReference w:id="76"/>
+            </w:r>
+            <w:r>
+              <w:rPr>
+                <w:rFonts w:ascii="Times New Roman" w:hAnsi="Times New Roman" w:cs="Times New Roman"/>
+                <w:sz w:val="24"/>
+                <w:szCs w:val="24"/>
+                <w:highlight w:val="yellow"/>
+              </w:rPr>
+              <w:t xml:space="preserve"/>
+            </w:r>
+          </w:p>
+          <w:p>
+            <w:pPr>
+              <w:rPr>
+                <w:rFonts w:ascii="Times New Roman" w:hAnsi="Times New Roman" w:cs="Times New Roman"/>
+                <w:sz w:val="24"/>
+                <w:szCs w:val="24"/>
+              </w:rPr>
+            </w:pPr>
+          </w:p>
+          <w:p>
+            <w:pPr>
+              <w:rPr>
+                <w:rFonts w:ascii="Times New Roman" w:hAnsi="Times New Roman" w:cs="Times New Roman"/>
+                <w:sz w:val="24"/>
+                <w:szCs w:val="24"/>
+              </w:rPr>
+            </w:pPr>
+            <w:commentRangeStart w:id="77"/>
+            <w:commentRangeStart w:id="94"/>
+            <w:commentRangeStart w:id="115"/>
+            <w:commentRangeStart w:id="134"/>
+            <w:commentRangeStart w:id="153"/>
+            <w:commentRangeStart w:id="176"/>
+            <w:commentRangeStart w:id="193"/>
+            <w:r>
+              <w:rPr>
+                <w:rFonts w:ascii="Times New Roman" w:hAnsi="Times New Roman" w:cs="Times New Roman"/>
+                <w:sz w:val="24"/>
+                <w:szCs w:val="24"/>
+              </w:rPr>
+              <w:t xml:space="preserve">{{ customer_signatory_position }}</w:t>
+            </w:r>
+            <w:commentRangeEnd w:id="193"/>
+            <w:r>
+              <w:rPr>
+                <w:rStyle w:val="CommentReference"/>
+              </w:rPr>
+              <w:commentReference w:id="193"/>
+            </w:r>
+            <w:commentRangeEnd w:id="176"/>
+            <w:r>
+              <w:rPr>
+                <w:rStyle w:val="CommentReference"/>
+              </w:rPr>
+              <w:commentReference w:id="176"/>
+            </w:r>
+            <w:commentRangeEnd w:id="153"/>
+            <w:r>
+              <w:rPr>
+                <w:rStyle w:val="CommentReference"/>
+              </w:rPr>
+              <w:commentReference w:id="153"/>
+            </w:r>
+            <w:commentRangeEnd w:id="134"/>
+            <w:r>
+              <w:rPr>
+                <w:rStyle w:val="CommentReference"/>
+              </w:rPr>
+              <w:commentReference w:id="134"/>
+            </w:r>
+            <w:commentRangeEnd w:id="115"/>
+            <w:r>
+              <w:rPr>
+                <w:rStyle w:val="CommentReference"/>
+              </w:rPr>
+              <w:commentReference w:id="115"/>
+            </w:r>
+            <w:commentRangeEnd w:id="94"/>
+            <w:r>
+              <w:rPr>
+                <w:rStyle w:val="CommentReference"/>
+              </w:rPr>
+              <w:commentReference w:id="94"/>
+            </w:r>
+            <w:commentRangeEnd w:id="77"/>
+            <w:r>
+              <w:rPr>
+                <w:rStyle w:val="CommentReference"/>
+              </w:rPr>
+              <w:commentReference w:id="77"/>
+            </w:r>
+          </w:p>
+          <w:p>
+            <w:pPr>
+              <w:rPr>
+                <w:rFonts w:ascii="Times New Roman" w:hAnsi="Times New Roman" w:cs="Times New Roman"/>
+                <w:sz w:val="24"/>
+                <w:szCs w:val="24"/>
+              </w:rPr>
+            </w:pPr>
+            <w:commentRangeStart w:id="78"/>
+            <w:commentRangeStart w:id="95"/>
+            <w:commentRangeStart w:id="116"/>
+            <w:commentRangeStart w:id="135"/>
+            <w:commentRangeStart w:id="154"/>
+            <w:commentRangeStart w:id="177"/>
+            <w:commentRangeStart w:id="194"/>
+            <w:r>
+              <w:rPr>
+                <w:rFonts w:ascii="Times New Roman" w:hAnsi="Times New Roman" w:cs="Times New Roman"/>
+                <w:sz w:val="24"/>
+                <w:szCs w:val="24"/>
+              </w:rPr>
               <w:t xml:space="preserve">_________________ / {{ customer_signatory_name_initials }}</w:t>
             </w:r>
-            <w:commentRangeEnd w:id="185"/>
+            <w:commentRangeEnd w:id="194"/>
             <w:r>
               <w:rPr>
                 <w:rStyle w:val="CommentReference"/>
               </w:rPr>
-              <w:commentReference w:id="185"/>
-            </w:r>
-            <w:commentRangeEnd w:id="168"/>
+              <w:commentReference w:id="194"/>
+            </w:r>
+            <w:commentRangeEnd w:id="177"/>
             <w:r>
               <w:rPr>
                 <w:rStyle w:val="CommentReference"/>
               </w:rPr>
-              <w:commentReference w:id="168"/>
-            </w:r>
-            <w:commentRangeEnd w:id="145"/>
+              <w:commentReference w:id="177"/>
+            </w:r>
+            <w:commentRangeEnd w:id="154"/>
             <w:r>
               <w:rPr>
                 <w:rStyle w:val="CommentReference"/>
               </w:rPr>
-              <w:commentReference w:id="145"/>
-            </w:r>
-            <w:commentRangeEnd w:id="126"/>
+              <w:commentReference w:id="154"/>
+            </w:r>
+            <w:commentRangeEnd w:id="135"/>
             <w:r>
               <w:rPr>
                 <w:rStyle w:val="CommentReference"/>
               </w:rPr>
-              <w:commentReference w:id="126"/>
-            </w:r>
-            <w:commentRangeEnd w:id="107"/>
+              <w:commentReference w:id="135"/>
+            </w:r>
+            <w:commentRangeEnd w:id="116"/>
             <w:r>
               <w:rPr>
                 <w:rStyle w:val="CommentReference"/>
               </w:rPr>
-              <w:commentReference w:id="107"/>
-            </w:r>
-            <w:commentRangeEnd w:id="86"/>
+              <w:commentReference w:id="116"/>
+            </w:r>
+            <w:commentRangeEnd w:id="95"/>
             <w:r>
               <w:rPr>
                 <w:rStyle w:val="CommentReference"/>
               </w:rPr>
-              <w:commentReference w:id="86"/>
-            </w:r>
-            <w:commentRangeEnd w:id="69"/>
+              <w:commentReference w:id="95"/>
+            </w:r>
+            <w:commentRangeEnd w:id="78"/>
             <w:r>
               <w:rPr>
                 <w:rStyle w:val="CommentReference"/>
               </w:rPr>
-              <w:commentReference w:id="69"/>
+              <w:commentReference w:id="78"/>
             </w:r>
           </w:p>
           <w:p>
@@ -5885,8 +6158,8 @@
                 <w:highlight w:val="yellow"/>
               </w:rPr>
             </w:pPr>
-            <w:commentRangeStart w:id="87"/>
-            <w:commentRangeStart w:id="88"/>
+            <w:commentRangeStart w:id="96"/>
+            <w:commentRangeStart w:id="97"/>
             <w:r>
               <w:rPr>
                 <w:rFonts w:ascii="Times New Roman" w:hAnsi="Times New Roman" w:cs="Times New Roman"/>
@@ -5896,19 +6169,19 @@
               </w:rPr>
               <w:t xml:space="preserve">Паспорт гражданина РФ (серия {{ contractor_passport_series }} № {{ contractor_passport_number }}, </w:t>
             </w:r>
-            <w:commentRangeEnd w:id="88"/>
+            <w:commentRangeEnd w:id="97"/>
             <w:r>
               <w:rPr>
                 <w:rStyle w:val="CommentReference"/>
               </w:rPr>
-              <w:commentReference w:id="88"/>
-            </w:r>
-            <w:commentRangeEnd w:id="87"/>
+              <w:commentReference w:id="97"/>
+            </w:r>
+            <w:commentRangeEnd w:id="96"/>
             <w:r>
               <w:rPr>
                 <w:rStyle w:val="CommentReference"/>
               </w:rPr>
-              <w:commentReference w:id="87"/>
+              <w:commentReference w:id="96"/>
             </w:r>
           </w:p>
           <w:p>
@@ -5923,8 +6196,8 @@
                 <w:highlight w:val="yellow"/>
               </w:rPr>
             </w:pPr>
-            <w:commentRangeStart w:id="89"/>
-            <w:commentRangeStart w:id="90"/>
+            <w:commentRangeStart w:id="98"/>
+            <w:commentRangeStart w:id="99"/>
             <w:r>
               <w:rPr>
                 <w:rFonts w:ascii="Times New Roman" w:hAnsi="Times New Roman" w:cs="Times New Roman"/>
@@ -5934,19 +6207,19 @@
               </w:rPr>
               <w:t xml:space="preserve">выдан {{ contractor_passport_issuer }}, дата выдачи: {{ contractor_passport_issued_date }} г., код подразделения: ____-____)</w:t>
             </w:r>
-            <w:commentRangeEnd w:id="90"/>
+            <w:commentRangeEnd w:id="99"/>
             <w:r>
               <w:rPr>
                 <w:rStyle w:val="CommentReference"/>
               </w:rPr>
-              <w:commentReference w:id="90"/>
-            </w:r>
-            <w:commentRangeEnd w:id="89"/>
+              <w:commentReference w:id="99"/>
+            </w:r>
+            <w:commentRangeEnd w:id="98"/>
             <w:r>
               <w:rPr>
                 <w:rStyle w:val="CommentReference"/>
               </w:rPr>
-              <w:commentReference w:id="89"/>
+              <w:commentReference w:id="98"/>
             </w:r>
           </w:p>
         </w:tc>
@@ -5995,7 +6268,7 @@
                 <w:highlight w:val="yellow"/>
               </w:rPr>
             </w:pPr>
-            <w:commentRangeStart w:id="108"/>
+            <w:commentRangeStart w:id="117"/>
             <w:r>
               <w:rPr>
                 <w:rFonts w:ascii="Times New Roman" w:hAnsi="Times New Roman" w:cs="Times New Roman"/>
@@ -6005,12 +6278,12 @@
               </w:rPr>
               <w:t xml:space="preserve">Адрес регистрации: {{ contractor_address }}</w:t>
             </w:r>
-            <w:commentRangeEnd w:id="108"/>
+            <w:commentRangeEnd w:id="117"/>
             <w:r>
               <w:rPr>
                 <w:rStyle w:val="CommentReference"/>
               </w:rPr>
-              <w:commentReference w:id="108"/>
+              <w:commentReference w:id="117"/>
             </w:r>
           </w:p>
           <w:p>
@@ -6025,7 +6298,7 @@
                 <w:highlight w:val="yellow"/>
               </w:rPr>
             </w:pPr>
-            <w:commentRangeStart w:id="109"/>
+            <w:commentRangeStart w:id="118"/>
             <w:r>
               <w:rPr>
                 <w:rFonts w:ascii="Times New Roman" w:hAnsi="Times New Roman" w:cs="Times New Roman"/>
@@ -6035,12 +6308,12 @@
               </w:rPr>
               <w:t xml:space="preserve">Фактический адрес проживания: {{ contractor_postal_address }}</w:t>
             </w:r>
-            <w:commentRangeEnd w:id="109"/>
+            <w:commentRangeEnd w:id="118"/>
             <w:r>
               <w:rPr>
                 <w:rStyle w:val="CommentReference"/>
               </w:rPr>
-              <w:commentReference w:id="109"/>
+              <w:commentReference w:id="118"/>
             </w:r>
           </w:p>
         </w:tc>
@@ -6089,7 +6362,7 @@
                 <w:highlight w:val="yellow"/>
               </w:rPr>
             </w:pPr>
-            <w:commentRangeStart w:id="127"/>
+            <w:commentRangeStart w:id="136"/>
             <w:r>
               <w:rPr>
                 <w:rFonts w:ascii="Times New Roman" w:hAnsi="Times New Roman" w:cs="Times New Roman"/>
@@ -6099,12 +6372,12 @@
               </w:rPr>
               <w:t xml:space="preserve">ИНН: {{ contractor_inn }}</w:t>
             </w:r>
-            <w:commentRangeEnd w:id="127"/>
+            <w:commentRangeEnd w:id="136"/>
             <w:r>
               <w:rPr>
                 <w:rStyle w:val="CommentReference"/>
               </w:rPr>
-              <w:commentReference w:id="127"/>
+              <w:commentReference w:id="136"/>
             </w:r>
           </w:p>
           <w:p>
@@ -6119,7 +6392,7 @@
                 <w:highlight w:val="yellow"/>
               </w:rPr>
             </w:pPr>
-            <w:commentRangeStart w:id="128"/>
+            <w:commentRangeStart w:id="137"/>
             <w:r>
               <w:rPr>
                 <w:rFonts w:ascii="Times New Roman" w:hAnsi="Times New Roman" w:cs="Times New Roman"/>
@@ -6129,12 +6402,12 @@
               </w:rPr>
               <w:t xml:space="preserve">СНИЛС: {{ contractor_snils }}</w:t>
             </w:r>
-            <w:commentRangeEnd w:id="128"/>
+            <w:commentRangeEnd w:id="137"/>
             <w:r>
               <w:rPr>
                 <w:rStyle w:val="CommentReference"/>
               </w:rPr>
-              <w:commentReference w:id="128"/>
+              <w:commentReference w:id="137"/>
             </w:r>
           </w:p>
         </w:tc>
@@ -6200,7 +6473,7 @@
                 <w:highlight w:val="yellow"/>
               </w:rPr>
             </w:pPr>
-            <w:commentRangeStart w:id="146"/>
+            <w:commentRangeStart w:id="155"/>
             <w:r>
               <w:rPr>
                 <w:rFonts w:ascii="Times New Roman" w:hAnsi="Times New Roman" w:cs="Times New Roman"/>
@@ -6210,12 +6483,12 @@
               </w:rPr>
               <w:t xml:space="preserve">р/с {{ contractor_settlement_account }}</w:t>
             </w:r>
-            <w:commentRangeEnd w:id="146"/>
+            <w:commentRangeEnd w:id="155"/>
             <w:r>
               <w:rPr>
                 <w:rStyle w:val="CommentReference"/>
               </w:rPr>
-              <w:commentReference w:id="146"/>
+              <w:commentReference w:id="155"/>
             </w:r>
           </w:p>
           <w:p>
@@ -6230,7 +6503,7 @@
                 <w:highlight w:val="yellow"/>
               </w:rPr>
             </w:pPr>
-            <w:commentRangeStart w:id="147"/>
+            <w:commentRangeStart w:id="156"/>
             <w:r>
               <w:rPr>
                 <w:rFonts w:ascii="Times New Roman" w:hAnsi="Times New Roman" w:cs="Times New Roman"/>
@@ -6240,12 +6513,12 @@
               </w:rPr>
               <w:t xml:space="preserve">в {{ contractor_bank_name }}</w:t>
             </w:r>
-            <w:commentRangeEnd w:id="147"/>
+            <w:commentRangeEnd w:id="156"/>
             <w:r>
               <w:rPr>
                 <w:rStyle w:val="CommentReference"/>
               </w:rPr>
-              <w:commentReference w:id="147"/>
+              <w:commentReference w:id="156"/>
             </w:r>
           </w:p>
           <w:p>
@@ -6260,7 +6533,7 @@
                 <w:highlight w:val="yellow"/>
               </w:rPr>
             </w:pPr>
-            <w:commentRangeStart w:id="148"/>
+            <w:commentRangeStart w:id="157"/>
             <w:r>
               <w:rPr>
                 <w:rFonts w:ascii="Times New Roman" w:hAnsi="Times New Roman" w:cs="Times New Roman"/>
@@ -6270,12 +6543,12 @@
               </w:rPr>
               <w:t xml:space="preserve">БИК {{ contractor_bik }}</w:t>
             </w:r>
-            <w:commentRangeEnd w:id="148"/>
+            <w:commentRangeEnd w:id="157"/>
             <w:r>
               <w:rPr>
                 <w:rStyle w:val="CommentReference"/>
               </w:rPr>
-              <w:commentReference w:id="148"/>
+              <w:commentReference w:id="157"/>
             </w:r>
           </w:p>
           <w:p>
@@ -6290,7 +6563,7 @@
                 <w:highlight w:val="yellow"/>
               </w:rPr>
             </w:pPr>
-            <w:commentRangeStart w:id="149"/>
+            <w:commentRangeStart w:id="158"/>
             <w:r>
               <w:rPr>
                 <w:rFonts w:ascii="Times New Roman" w:hAnsi="Times New Roman" w:cs="Times New Roman"/>
@@ -6300,12 +6573,12 @@
               </w:rPr>
               <w:t xml:space="preserve">к/{{ contractor_correspondent_account }}</w:t>
             </w:r>
-            <w:commentRangeEnd w:id="149"/>
+            <w:commentRangeEnd w:id="158"/>
             <w:r>
               <w:rPr>
                 <w:rStyle w:val="CommentReference"/>
               </w:rPr>
-              <w:commentReference w:id="149"/>
+              <w:commentReference w:id="158"/>
             </w:r>
           </w:p>
           <w:p>
@@ -6333,7 +6606,7 @@
                 <w:highlight w:val="yellow"/>
               </w:rPr>
             </w:pPr>
-            <w:commentRangeStart w:id="150"/>
+            <w:commentRangeStart w:id="159"/>
             <w:r>
               <w:rPr>
                 <w:rFonts w:ascii="Times New Roman" w:hAnsi="Times New Roman" w:cs="Times New Roman"/>
@@ -6343,12 +6616,12 @@
               </w:rPr>
               <w:t xml:space="preserve">Телефон: {{ contractor_phone }}</w:t>
             </w:r>
-            <w:commentRangeEnd w:id="150"/>
+            <w:commentRangeEnd w:id="159"/>
             <w:r>
               <w:rPr>
                 <w:rStyle w:val="CommentReference"/>
               </w:rPr>
-              <w:commentReference w:id="150"/>
+              <w:commentReference w:id="159"/>
             </w:r>
           </w:p>
           <w:p>
@@ -6363,7 +6636,7 @@
                 <w:highlight w:val="yellow"/>
               </w:rPr>
             </w:pPr>
-            <w:commentRangeStart w:id="151"/>
+            <w:commentRangeStart w:id="160"/>
             <w:r>
               <w:rPr>
                 <w:rFonts w:ascii="Times New Roman" w:hAnsi="Times New Roman" w:cs="Times New Roman"/>
@@ -6373,12 +6646,12 @@
               </w:rPr>
               <w:t xml:space="preserve">e-mail: {{ contractor_email }}</w:t>
             </w:r>
-            <w:commentRangeEnd w:id="151"/>
+            <w:commentRangeEnd w:id="160"/>
             <w:r>
               <w:rPr>
                 <w:rStyle w:val="CommentReference"/>
               </w:rPr>
-              <w:commentReference w:id="151"/>
+              <w:commentReference w:id="160"/>
             </w:r>
           </w:p>
           <w:p>
@@ -6771,10 +7044,10 @@
           <w:szCs w:val="24"/>
         </w:rPr>
       </w:pPr>
-      <w:commentRangeStart w:id="28"/>
-      <w:commentRangeStart w:id="29"/>
-      <w:commentRangeStart w:id="30"/>
-      <w:commentRangeStart w:id="31"/>
+      <w:commentRangeStart w:id="37"/>
+      <w:commentRangeStart w:id="38"/>
+      <w:commentRangeStart w:id="39"/>
+      <w:commentRangeStart w:id="40"/>
       <w:r>
         <w:rPr>
           <w:rFonts w:ascii="Times New Roman" w:hAnsi="Times New Roman" w:cs="Times New Roman"/>
@@ -6783,33 +7056,33 @@
         </w:rPr>
         <w:t xml:space="preserve">к Договору № {{ contract_number }} от «{{ contract_date_day }}» {{ contract_date_month }} {{ contract_date_year }} г.</w:t>
       </w:r>
-      <w:commentRangeEnd w:id="31"/>
-      <w:r>
-        <w:rPr>
-          <w:rStyle w:val="CommentReference"/>
-        </w:rPr>
-        <w:commentReference w:id="31"/>
-      </w:r>
-      <w:commentRangeEnd w:id="30"/>
-      <w:r>
-        <w:rPr>
-          <w:rStyle w:val="CommentReference"/>
-        </w:rPr>
-        <w:commentReference w:id="30"/>
-      </w:r>
-      <w:commentRangeEnd w:id="29"/>
-      <w:r>
-        <w:rPr>
-          <w:rStyle w:val="CommentReference"/>
-        </w:rPr>
-        <w:commentReference w:id="29"/>
-      </w:r>
-      <w:commentRangeEnd w:id="28"/>
-      <w:r>
-        <w:rPr>
-          <w:rStyle w:val="CommentReference"/>
-        </w:rPr>
-        <w:commentReference w:id="28"/>
+      <w:commentRangeEnd w:id="40"/>
+      <w:r>
+        <w:rPr>
+          <w:rStyle w:val="CommentReference"/>
+        </w:rPr>
+        <w:commentReference w:id="40"/>
+      </w:r>
+      <w:commentRangeEnd w:id="39"/>
+      <w:r>
+        <w:rPr>
+          <w:rStyle w:val="CommentReference"/>
+        </w:rPr>
+        <w:commentReference w:id="39"/>
+      </w:r>
+      <w:commentRangeEnd w:id="38"/>
+      <w:r>
+        <w:rPr>
+          <w:rStyle w:val="CommentReference"/>
+        </w:rPr>
+        <w:commentReference w:id="38"/>
+      </w:r>
+      <w:commentRangeEnd w:id="37"/>
+      <w:r>
+        <w:rPr>
+          <w:rStyle w:val="CommentReference"/>
+        </w:rPr>
+        <w:commentReference w:id="37"/>
       </w:r>
       <w:r>
         <w:rPr>
@@ -7342,7 +7615,7 @@
                 <w:szCs w:val="24"/>
               </w:rPr>
             </w:pPr>
-            <w:commentRangeStart w:id="186"/>
+            <w:commentRangeStart w:id="195"/>
             <w:r>
               <w:rPr>
                 <w:rFonts w:ascii="Times New Roman" w:hAnsi="Times New Roman" w:cs="Times New Roman"/>
@@ -7351,12 +7624,12 @@
               </w:rPr>
               <w:t xml:space="preserve">{{ customer_short_name }}</w:t>
             </w:r>
-            <w:commentRangeEnd w:id="186"/>
+            <w:commentRangeEnd w:id="195"/>
             <w:r>
               <w:rPr>
                 <w:rStyle w:val="CommentReference"/>
               </w:rPr>
-              <w:commentReference w:id="186"/>
+              <w:commentReference w:id="195"/>
             </w:r>
           </w:p>
           <w:p>
@@ -7418,7 +7691,7 @@
                 <w:szCs w:val="24"/>
               </w:rPr>
             </w:pPr>
-            <w:commentRangeStart w:id="187"/>
+            <w:commentRangeStart w:id="196"/>
             <w:r>
               <w:rPr>
                 <w:rFonts w:ascii="Times New Roman" w:hAnsi="Times New Roman" w:cs="Times New Roman"/>
@@ -7427,12 +7700,12 @@
               </w:rPr>
               <w:t xml:space="preserve">___________ {{ customer_signatory_name_initials }}</w:t>
             </w:r>
-            <w:commentRangeEnd w:id="187"/>
+            <w:commentRangeEnd w:id="196"/>
             <w:r>
               <w:rPr>
                 <w:rStyle w:val="CommentReference"/>
               </w:rPr>
-              <w:commentReference w:id="187"/>
+              <w:commentReference w:id="196"/>
             </w:r>
           </w:p>
           <w:p>
@@ -7780,10 +8053,10 @@
           <w:szCs w:val="24"/>
         </w:rPr>
       </w:pPr>
-      <w:commentRangeStart w:id="32"/>
-      <w:commentRangeStart w:id="33"/>
-      <w:commentRangeStart w:id="34"/>
-      <w:commentRangeStart w:id="35"/>
+      <w:commentRangeStart w:id="41"/>
+      <w:commentRangeStart w:id="42"/>
+      <w:commentRangeStart w:id="43"/>
+      <w:commentRangeStart w:id="44"/>
       <w:r>
         <w:rPr>
           <w:rFonts w:ascii="Times New Roman" w:hAnsi="Times New Roman" w:cs="Times New Roman"/>
@@ -7792,33 +8065,33 @@
         </w:rPr>
         <w:t xml:space="preserve">к Договору № {{ contract_number }} от «{{ contract_date_day }}» {{ contract_date_month }} {{ contract_date_year }} г.</w:t>
       </w:r>
-      <w:commentRangeEnd w:id="35"/>
-      <w:r>
-        <w:rPr>
-          <w:rStyle w:val="CommentReference"/>
-        </w:rPr>
-        <w:commentReference w:id="35"/>
-      </w:r>
-      <w:commentRangeEnd w:id="34"/>
-      <w:r>
-        <w:rPr>
-          <w:rStyle w:val="CommentReference"/>
-        </w:rPr>
-        <w:commentReference w:id="34"/>
-      </w:r>
-      <w:commentRangeEnd w:id="33"/>
-      <w:r>
-        <w:rPr>
-          <w:rStyle w:val="CommentReference"/>
-        </w:rPr>
-        <w:commentReference w:id="33"/>
-      </w:r>
-      <w:commentRangeEnd w:id="32"/>
-      <w:r>
-        <w:rPr>
-          <w:rStyle w:val="CommentReference"/>
-        </w:rPr>
-        <w:commentReference w:id="32"/>
+      <w:commentRangeEnd w:id="44"/>
+      <w:r>
+        <w:rPr>
+          <w:rStyle w:val="CommentReference"/>
+        </w:rPr>
+        <w:commentReference w:id="44"/>
+      </w:r>
+      <w:commentRangeEnd w:id="43"/>
+      <w:r>
+        <w:rPr>
+          <w:rStyle w:val="CommentReference"/>
+        </w:rPr>
+        <w:commentReference w:id="43"/>
+      </w:r>
+      <w:commentRangeEnd w:id="42"/>
+      <w:r>
+        <w:rPr>
+          <w:rStyle w:val="CommentReference"/>
+        </w:rPr>
+        <w:commentReference w:id="42"/>
+      </w:r>
+      <w:commentRangeEnd w:id="41"/>
+      <w:r>
+        <w:rPr>
+          <w:rStyle w:val="CommentReference"/>
+        </w:rPr>
+        <w:commentReference w:id="41"/>
       </w:r>
       <w:r>
         <w:rPr>
@@ -8065,9 +8338,9 @@
           <w:szCs w:val="23"/>
         </w:rPr>
       </w:pPr>
-      <w:commentRangeStart w:id="36"/>
-      <w:commentRangeStart w:id="37"/>
-      <w:commentRangeStart w:id="38"/>
+      <w:commentRangeStart w:id="45"/>
+      <w:commentRangeStart w:id="46"/>
+      <w:commentRangeStart w:id="47"/>
       <w:r>
         <w:rPr>
           <w:rFonts w:ascii="Times New Roman" w:hAnsi="Times New Roman" w:cs="Times New Roman"/>
@@ -8076,26 +8349,26 @@
         </w:rPr>
         <w:t xml:space="preserve">паспорт серия {{ contractor_passport_series }} № {{ contractor_passport_number }} выдан {{ contractor_passport_issuer }}</w:t>
       </w:r>
-      <w:commentRangeEnd w:id="38"/>
-      <w:r>
-        <w:rPr>
-          <w:rStyle w:val="CommentReference"/>
-        </w:rPr>
-        <w:commentReference w:id="38"/>
-      </w:r>
-      <w:commentRangeEnd w:id="37"/>
-      <w:r>
-        <w:rPr>
-          <w:rStyle w:val="CommentReference"/>
-        </w:rPr>
-        <w:commentReference w:id="37"/>
-      </w:r>
-      <w:commentRangeEnd w:id="36"/>
-      <w:r>
-        <w:rPr>
-          <w:rStyle w:val="CommentReference"/>
-        </w:rPr>
-        <w:commentReference w:id="36"/>
+      <w:commentRangeEnd w:id="47"/>
+      <w:r>
+        <w:rPr>
+          <w:rStyle w:val="CommentReference"/>
+        </w:rPr>
+        <w:commentReference w:id="47"/>
+      </w:r>
+      <w:commentRangeEnd w:id="46"/>
+      <w:r>
+        <w:rPr>
+          <w:rStyle w:val="CommentReference"/>
+        </w:rPr>
+        <w:commentReference w:id="46"/>
+      </w:r>
+      <w:commentRangeEnd w:id="45"/>
+      <w:r>
+        <w:rPr>
+          <w:rStyle w:val="CommentReference"/>
+        </w:rPr>
+        <w:commentReference w:id="45"/>
       </w:r>
     </w:p>
     <w:p>
@@ -8190,35 +8463,35 @@
         </w:rPr>
         <w:t>даю согласие своей волей и в своём интересе</w:t>
       </w:r>
-      <w:commentRangeStart w:id="39"/>
-      <w:commentRangeStart w:id="40"/>
-      <w:commentRangeStart w:id="41"/>
+      <w:commentRangeStart w:id="48"/>
+      <w:commentRangeStart w:id="49"/>
+      <w:commentRangeStart w:id="50"/>
       <w:r>
         <w:rPr>
           <w:rFonts w:ascii="Times New Roman" w:hAnsi="Times New Roman" w:cs="Times New Roman"/>
         </w:rPr>
         <w:t xml:space="preserve"> {{ customer_full_name }} ({{ customer_short_name }}), зарегистрированному по адресу: {{ customer_address }}, этаж цокольный, помещение I, комната 4, на обработку соответствии со ст. 9 Федерального закона от 27.07.2006 № 152-ФЗ «О персональных данных», </w:t>
       </w:r>
-      <w:commentRangeEnd w:id="41"/>
-      <w:r>
-        <w:rPr>
-          <w:rStyle w:val="CommentReference"/>
-        </w:rPr>
-        <w:commentReference w:id="41"/>
-      </w:r>
-      <w:commentRangeEnd w:id="40"/>
-      <w:r>
-        <w:rPr>
-          <w:rStyle w:val="CommentReference"/>
-        </w:rPr>
-        <w:commentReference w:id="40"/>
-      </w:r>
-      <w:commentRangeEnd w:id="39"/>
-      <w:r>
-        <w:rPr>
-          <w:rStyle w:val="CommentReference"/>
-        </w:rPr>
-        <w:commentReference w:id="39"/>
+      <w:commentRangeEnd w:id="50"/>
+      <w:r>
+        <w:rPr>
+          <w:rStyle w:val="CommentReference"/>
+        </w:rPr>
+        <w:commentReference w:id="50"/>
+      </w:r>
+      <w:commentRangeEnd w:id="49"/>
+      <w:r>
+        <w:rPr>
+          <w:rStyle w:val="CommentReference"/>
+        </w:rPr>
+        <w:commentReference w:id="49"/>
+      </w:r>
+      <w:commentRangeEnd w:id="48"/>
+      <w:r>
+        <w:rPr>
+          <w:rStyle w:val="CommentReference"/>
+        </w:rPr>
+        <w:commentReference w:id="48"/>
       </w:r>
       <w:r>
         <w:rPr>
@@ -8401,19 +8674,19 @@
         </w:rPr>
         <w:br/>
       </w:r>
-      <w:commentRangeStart w:id="42"/>
+      <w:commentRangeStart w:id="51"/>
       <w:r>
         <w:rPr>
           <w:rFonts w:ascii="Times New Roman" w:hAnsi="Times New Roman" w:cs="Times New Roman"/>
         </w:rPr>
         <w:t xml:space="preserve">«О персональных данных». В случае отзыва согласия на обработку персональных данных {{ customer_short_name }} вправе продолжить обработку персональных данных без согласия субъекта персональных данных при наличии оснований, указанных в </w:t>
       </w:r>
-      <w:commentRangeEnd w:id="42"/>
-      <w:r>
-        <w:rPr>
-          <w:rStyle w:val="CommentReference"/>
-        </w:rPr>
-        <w:commentReference w:id="42"/>
+      <w:commentRangeEnd w:id="51"/>
+      <w:r>
+        <w:rPr>
+          <w:rStyle w:val="CommentReference"/>
+        </w:rPr>
+        <w:commentReference w:id="51"/>
       </w:r>
       <w:hyperlink r:id="rId15" w:history="1">
         <w:r>
@@ -8708,7 +8981,7 @@
                 <w:szCs w:val="24"/>
               </w:rPr>
             </w:pPr>
-            <w:commentRangeStart w:id="188"/>
+            <w:commentRangeStart w:id="197"/>
             <w:r>
               <w:rPr>
                 <w:rFonts w:ascii="Times New Roman" w:hAnsi="Times New Roman" w:cs="Times New Roman"/>
@@ -8717,12 +8990,12 @@
               </w:rPr>
               <w:t xml:space="preserve">{{ customer_short_name }}</w:t>
             </w:r>
-            <w:commentRangeEnd w:id="188"/>
+            <w:commentRangeEnd w:id="197"/>
             <w:r>
               <w:rPr>
                 <w:rStyle w:val="CommentReference"/>
               </w:rPr>
-              <w:commentReference w:id="188"/>
+              <w:commentReference w:id="197"/>
             </w:r>
           </w:p>
           <w:p>
@@ -8784,7 +9057,7 @@
                 <w:szCs w:val="24"/>
               </w:rPr>
             </w:pPr>
-            <w:commentRangeStart w:id="189"/>
+            <w:commentRangeStart w:id="198"/>
             <w:r>
               <w:rPr>
                 <w:rFonts w:ascii="Times New Roman" w:hAnsi="Times New Roman" w:cs="Times New Roman"/>
@@ -8793,12 +9066,12 @@
               </w:rPr>
               <w:t xml:space="preserve">___________ {{ customer_signatory_name_initials }}</w:t>
             </w:r>
-            <w:commentRangeEnd w:id="189"/>
+            <w:commentRangeEnd w:id="198"/>
             <w:r>
               <w:rPr>
                 <w:rStyle w:val="CommentReference"/>
               </w:rPr>
-              <w:commentReference w:id="189"/>
+              <w:commentReference w:id="198"/>
             </w:r>
           </w:p>
           <w:p>
@@ -9295,9 +9568,9 @@
           <w:szCs w:val="23"/>
         </w:rPr>
       </w:pPr>
-      <w:commentRangeStart w:id="43"/>
-      <w:commentRangeStart w:id="44"/>
-      <w:commentRangeStart w:id="45"/>
+      <w:commentRangeStart w:id="52"/>
+      <w:commentRangeStart w:id="53"/>
+      <w:commentRangeStart w:id="54"/>
       <w:r>
         <w:rPr>
           <w:rFonts w:ascii="Times New Roman" w:hAnsi="Times New Roman" w:cs="Times New Roman"/>
@@ -9306,26 +9579,26 @@
         </w:rPr>
         <w:t xml:space="preserve">паспорт серия {{ contractor_passport_series }} № {{ contractor_passport_number }} выдан {{ contractor_passport_issuer }}</w:t>
       </w:r>
-      <w:commentRangeEnd w:id="45"/>
-      <w:r>
-        <w:rPr>
-          <w:rStyle w:val="CommentReference"/>
-        </w:rPr>
-        <w:commentReference w:id="45"/>
-      </w:r>
-      <w:commentRangeEnd w:id="44"/>
-      <w:r>
-        <w:rPr>
-          <w:rStyle w:val="CommentReference"/>
-        </w:rPr>
-        <w:commentReference w:id="44"/>
-      </w:r>
-      <w:commentRangeEnd w:id="43"/>
-      <w:r>
-        <w:rPr>
-          <w:rStyle w:val="CommentReference"/>
-        </w:rPr>
-        <w:commentReference w:id="43"/>
+      <w:commentRangeEnd w:id="54"/>
+      <w:r>
+        <w:rPr>
+          <w:rStyle w:val="CommentReference"/>
+        </w:rPr>
+        <w:commentReference w:id="54"/>
+      </w:r>
+      <w:commentRangeEnd w:id="53"/>
+      <w:r>
+        <w:rPr>
+          <w:rStyle w:val="CommentReference"/>
+        </w:rPr>
+        <w:commentReference w:id="53"/>
+      </w:r>
+      <w:commentRangeEnd w:id="52"/>
+      <w:r>
+        <w:rPr>
+          <w:rStyle w:val="CommentReference"/>
+        </w:rPr>
+        <w:commentReference w:id="52"/>
       </w:r>
     </w:p>
     <w:p>
@@ -9411,35 +9684,35 @@
         </w:rPr>
         <w:t>даю согласие своей волей и в своём интересе</w:t>
       </w:r>
-      <w:commentRangeStart w:id="46"/>
-      <w:commentRangeStart w:id="47"/>
-      <w:commentRangeStart w:id="48"/>
+      <w:commentRangeStart w:id="55"/>
+      <w:commentRangeStart w:id="56"/>
+      <w:commentRangeStart w:id="57"/>
       <w:r>
         <w:rPr>
           <w:rFonts w:ascii="Times New Roman" w:hAnsi="Times New Roman" w:cs="Times New Roman"/>
         </w:rPr>
         <w:t xml:space="preserve"> {{ customer_full_name }} ({{ customer_short_name }}), зарегистрированному по адресу: {{ customer_address }}, этаж цокольный, помещение I, комната 4, на обработку соответствии со ст. 9 Федерального закона от 27.07.2006 № 152-ФЗ «О персональных данных», </w:t>
       </w:r>
-      <w:commentRangeEnd w:id="48"/>
-      <w:r>
-        <w:rPr>
-          <w:rStyle w:val="CommentReference"/>
-        </w:rPr>
-        <w:commentReference w:id="48"/>
-      </w:r>
-      <w:commentRangeEnd w:id="47"/>
-      <w:r>
-        <w:rPr>
-          <w:rStyle w:val="CommentReference"/>
-        </w:rPr>
-        <w:commentReference w:id="47"/>
-      </w:r>
-      <w:commentRangeEnd w:id="46"/>
-      <w:r>
-        <w:rPr>
-          <w:rStyle w:val="CommentReference"/>
-        </w:rPr>
-        <w:commentReference w:id="46"/>
+      <w:commentRangeEnd w:id="57"/>
+      <w:r>
+        <w:rPr>
+          <w:rStyle w:val="CommentReference"/>
+        </w:rPr>
+        <w:commentReference w:id="57"/>
+      </w:r>
+      <w:commentRangeEnd w:id="56"/>
+      <w:r>
+        <w:rPr>
+          <w:rStyle w:val="CommentReference"/>
+        </w:rPr>
+        <w:commentReference w:id="56"/>
+      </w:r>
+      <w:commentRangeEnd w:id="55"/>
+      <w:r>
+        <w:rPr>
+          <w:rStyle w:val="CommentReference"/>
+        </w:rPr>
+        <w:commentReference w:id="55"/>
       </w:r>
       <w:r>
         <w:rPr>
@@ -9615,19 +9888,19 @@
         </w:rPr>
         <w:br/>
       </w:r>
-      <w:commentRangeStart w:id="49"/>
+      <w:commentRangeStart w:id="58"/>
       <w:r>
         <w:rPr>
           <w:rFonts w:ascii="Times New Roman" w:hAnsi="Times New Roman" w:cs="Times New Roman"/>
         </w:rPr>
         <w:t xml:space="preserve">«О персональных данных». В случае отзыва согласия на обработку персональных данных {{ customer_short_name }} вправе продолжить обработку персональных данных без согласия субъекта персональных данных при наличии оснований, указанных в </w:t>
       </w:r>
-      <w:commentRangeEnd w:id="49"/>
-      <w:r>
-        <w:rPr>
-          <w:rStyle w:val="CommentReference"/>
-        </w:rPr>
-        <w:commentReference w:id="49"/>
+      <w:commentRangeEnd w:id="58"/>
+      <w:r>
+        <w:rPr>
+          <w:rStyle w:val="CommentReference"/>
+        </w:rPr>
+        <w:commentReference w:id="58"/>
       </w:r>
       <w:hyperlink r:id="rId18" w:history="1">
         <w:r>
@@ -9949,11 +10222,59 @@
         <w:annotationRef/>
       </w:r>
       <w:r>
+        <w:t>Печатается, если в карточке субсидии заполнен текст соглашения. Пустое поле — пункта не будет</w:t>
+      </w:r>
+    </w:p>
+  </w:comment>
+  <w:comment w:id="9" w:author="Подсказка" w:initials="П" w:date="2026-01-01T00:00:00Z">
+    <w:p>
+      <w:pPr>
+        <w:pStyle w:val="CommentText"/>
+      </w:pPr>
+      <w:r>
+        <w:rPr>
+          <w:rStyle w:val="CommentReference"/>
+        </w:rPr>
+        <w:annotationRef/>
+      </w:r>
+      <w:r>
+        <w:t>Большой текст соглашения. Пример: (многострочный текст)</w:t>
+      </w:r>
+    </w:p>
+  </w:comment>
+  <w:comment w:id="10" w:author="Подсказка" w:initials="П" w:date="2026-01-01T00:00:00Z">
+    <w:p>
+      <w:pPr>
+        <w:pStyle w:val="CommentText"/>
+      </w:pPr>
+      <w:r>
+        <w:rPr>
+          <w:rStyle w:val="CommentReference"/>
+        </w:rPr>
+        <w:annotationRef/>
+      </w:r>
+      <w:r>
+        <w:t>Конец условия</w:t>
+      </w:r>
+    </w:p>
+  </w:comment>
+  <w:comment w:id="11" w:author="Подсказка" w:initials="П" w:date="2026-01-01T00:00:00Z">
+    <w:p>
+      <w:pPr>
+        <w:pStyle w:val="CommentText"/>
+      </w:pPr>
+      <w:r>
+        <w:rPr>
+          <w:rStyle w:val="CommentReference"/>
+        </w:rPr>
+        <w:annotationRef/>
+      </w:r>
+      <w:r>
         <w:t>День. Пример: 15</w:t>
       </w:r>
     </w:p>
   </w:comment>
-  <w:comment w:id="9" w:author="Подсказка" w:initials="П" w:date="2026-01-01T00:00:00Z">
+  <w:comment w:id="12" w:author="Подсказка" w:initials="П" w:date="2026-01-01T00:00:00Z">
     <w:p>
       <w:pPr>
         <w:pStyle w:val="CommentText"/>
@@ -9969,7 +10290,7 @@
       </w:r>
     </w:p>
   </w:comment>
-  <w:comment w:id="10" w:author="Подсказка" w:initials="П" w:date="2026-01-01T00:00:00Z">
+  <w:comment w:id="13" w:author="Подсказка" w:initials="П" w:date="2026-01-01T00:00:00Z">
     <w:p>
       <w:pPr>
         <w:pStyle w:val="CommentText"/>
@@ -9985,7 +10306,7 @@
       </w:r>
     </w:p>
   </w:comment>
-  <w:comment w:id="11" w:author="Подсказка" w:initials="П" w:date="2026-01-01T00:00:00Z">
+  <w:comment w:id="14" w:author="Подсказка" w:initials="П" w:date="2026-01-01T00:00:00Z">
     <w:p>
       <w:pPr>
         <w:pStyle w:val="CommentText"/>
@@ -10001,7 +10322,7 @@
       </w:r>
     </w:p>
   </w:comment>
-  <w:comment w:id="12" w:author="Подсказка" w:initials="П" w:date="2026-01-01T00:00:00Z">
+  <w:comment w:id="15" w:author="Подсказка" w:initials="П" w:date="2026-01-01T00:00:00Z">
     <w:p>
       <w:pPr>
         <w:pStyle w:val="CommentText"/>
@@ -10017,7 +10338,7 @@
       </w:r>
     </w:p>
   </w:comment>
-  <w:comment w:id="13" w:author="Подсказка" w:initials="П" w:date="2026-01-01T00:00:00Z">
+  <w:comment w:id="16" w:author="Подсказка" w:initials="П" w:date="2026-01-01T00:00:00Z">
     <w:p>
       <w:pPr>
         <w:pStyle w:val="CommentText"/>
@@ -10033,7 +10354,7 @@
       </w:r>
     </w:p>
   </w:comment>
-  <w:comment w:id="14" w:author="Подсказка" w:initials="П" w:date="2026-01-01T00:00:00Z">
+  <w:comment w:id="17" w:author="Подсказка" w:initials="П" w:date="2026-01-01T00:00:00Z">
     <w:p>
       <w:pPr>
         <w:pStyle w:val="CommentText"/>
@@ -10049,7 +10370,7 @@
       </w:r>
     </w:p>
   </w:comment>
-  <w:comment w:id="15" w:author="Подсказка" w:initials="П" w:date="2026-01-01T00:00:00Z">
+  <w:comment w:id="18" w:author="Подсказка" w:initials="П" w:date="2026-01-01T00:00:00Z">
     <w:p>
       <w:pPr>
         <w:pStyle w:val="CommentText"/>
@@ -10065,7 +10386,7 @@
       </w:r>
     </w:p>
   </w:comment>
-  <w:comment w:id="16" w:author="Подсказка" w:initials="П" w:date="2026-01-01T00:00:00Z">
+  <w:comment w:id="19" w:author="Подсказка" w:initials="П" w:date="2026-01-01T00:00:00Z">
     <w:p>
       <w:pPr>
         <w:pStyle w:val="CommentText"/>
@@ -10081,7 +10402,7 @@
       </w:r>
     </w:p>
   </w:comment>
-  <w:comment w:id="17" w:author="Подсказка" w:initials="П" w:date="2026-01-01T00:00:00Z">
+  <w:comment w:id="20" w:author="Подсказка" w:initials="П" w:date="2026-01-01T00:00:00Z">
     <w:p>
       <w:pPr>
         <w:pStyle w:val="CommentText"/>
@@ -10097,7 +10418,7 @@
       </w:r>
     </w:p>
   </w:comment>
-  <w:comment w:id="18" w:author="Подсказка" w:initials="П" w:date="2026-01-01T00:00:00Z">
+  <w:comment w:id="21" w:author="Подсказка" w:initials="П" w:date="2026-01-01T00:00:00Z">
     <w:p>
       <w:pPr>
         <w:pStyle w:val="CommentText"/>
@@ -10113,7 +10434,7 @@
       </w:r>
     </w:p>
   </w:comment>
-  <w:comment w:id="19" w:author="Подсказка" w:initials="П" w:date="2026-01-01T00:00:00Z">
+  <w:comment w:id="22" w:author="Подсказка" w:initials="П" w:date="2026-01-01T00:00:00Z">
     <w:p>
       <w:pPr>
         <w:pStyle w:val="CommentText"/>
@@ -10129,7 +10450,7 @@
       </w:r>
     </w:p>
   </w:comment>
-  <w:comment w:id="20" w:author="Подсказка" w:initials="П" w:date="2026-01-01T00:00:00Z">
+  <w:comment w:id="23" w:author="Подсказка" w:initials="П" w:date="2026-01-01T00:00:00Z">
     <w:p>
       <w:pPr>
         <w:pStyle w:val="CommentText"/>
@@ -10145,7 +10466,7 @@
       </w:r>
     </w:p>
   </w:comment>
-  <w:comment w:id="21" w:author="Подсказка" w:initials="П" w:date="2026-01-01T00:00:00Z">
+  <w:comment w:id="24" w:author="Подсказка" w:initials="П" w:date="2026-01-01T00:00:00Z">
     <w:p>
       <w:pPr>
         <w:pStyle w:val="CommentText"/>
@@ -10161,7 +10482,7 @@
       </w:r>
     </w:p>
   </w:comment>
-  <w:comment w:id="22" w:author="Подсказка" w:initials="П" w:date="2026-01-01T00:00:00Z">
+  <w:comment w:id="25" w:author="Подсказка" w:initials="П" w:date="2026-01-01T00:00:00Z">
     <w:p>
       <w:pPr>
         <w:pStyle w:val="CommentText"/>
@@ -10177,7 +10498,7 @@
       </w:r>
     </w:p>
   </w:comment>
-  <w:comment w:id="23" w:author="Подсказка" w:initials="П" w:date="2026-01-01T00:00:00Z">
+  <w:comment w:id="26" w:author="Подсказка" w:initials="П" w:date="2026-01-01T00:00:00Z">
     <w:p>
       <w:pPr>
         <w:pStyle w:val="CommentText"/>
@@ -10193,7 +10514,7 @@
       </w:r>
     </w:p>
   </w:comment>
-  <w:comment w:id="24" w:author="Подсказка" w:initials="П" w:date="2026-01-01T00:00:00Z">
+  <w:comment w:id="27" w:author="Подсказка" w:initials="П" w:date="2026-01-01T00:00:00Z">
     <w:p>
       <w:pPr>
         <w:pStyle w:val="CommentText"/>
@@ -10209,7 +10530,7 @@
       </w:r>
     </w:p>
   </w:comment>
-  <w:comment w:id="25" w:author="Подсказка" w:initials="П" w:date="2026-01-01T00:00:00Z">
+  <w:comment w:id="28" w:author="Подсказка" w:initials="П" w:date="2026-01-01T00:00:00Z">
     <w:p>
       <w:pPr>
         <w:pStyle w:val="CommentText"/>
@@ -10225,7 +10546,7 @@
       </w:r>
     </w:p>
   </w:comment>
-  <w:comment w:id="26" w:author="Подсказка" w:initials="П" w:date="2026-01-01T00:00:00Z">
+  <w:comment w:id="29" w:author="Подсказка" w:initials="П" w:date="2026-01-01T00:00:00Z">
     <w:p>
       <w:pPr>
         <w:pStyle w:val="CommentText"/>
@@ -10241,7 +10562,7 @@
       </w:r>
     </w:p>
   </w:comment>
-  <w:comment w:id="27" w:author="Подсказка" w:initials="П" w:date="2026-01-01T00:00:00Z">
+  <w:comment w:id="30" w:author="Подсказка" w:initials="П" w:date="2026-01-01T00:00:00Z">
     <w:p>
       <w:pPr>
         <w:pStyle w:val="CommentText"/>
@@ -10257,7 +10578,103 @@
       </w:r>
     </w:p>
   </w:comment>
-  <w:comment w:id="28" w:author="Подсказка" w:initials="П" w:date="2026-01-01T00:00:00Z">
+  <w:comment w:id="31" w:author="Подсказка" w:initials="П" w:date="2026-01-01T00:00:00Z">
+    <w:p>
+      <w:pPr>
+        <w:pStyle w:val="CommentText"/>
+      </w:pPr>
+      <w:r>
+        <w:rPr>
+          <w:rStyle w:val="CommentReference"/>
+        </w:rPr>
+        <w:annotationRef/>
+      </w:r>
+      <w:r>
+        <w:t>Печатается, если в карточке субсидии заполнен дополнительный пункт №1. Пустое поле — пункта не будет</w:t>
+      </w:r>
+    </w:p>
+  </w:comment>
+  <w:comment w:id="32" w:author="Подсказка" w:initials="П" w:date="2026-01-01T00:00:00Z">
+    <w:p>
+      <w:pPr>
+        <w:pStyle w:val="CommentText"/>
+      </w:pPr>
+      <w:r>
+        <w:rPr>
+          <w:rStyle w:val="CommentReference"/>
+        </w:rPr>
+        <w:annotationRef/>
+      </w:r>
+      <w:r>
+        <w:t>Дополнительный пункт договора №1 из карточки субсидии. Пустое поле — пункта в договоре нет. Пример: Исполнитель обязуется вести раздельный учёт средств, полученных по Договору.</w:t>
+      </w:r>
+    </w:p>
+  </w:comment>
+  <w:comment w:id="33" w:author="Подсказка" w:initials="П" w:date="2026-01-01T00:00:00Z">
+    <w:p>
+      <w:pPr>
+        <w:pStyle w:val="CommentText"/>
+      </w:pPr>
+      <w:r>
+        <w:rPr>
+          <w:rStyle w:val="CommentReference"/>
+        </w:rPr>
+        <w:annotationRef/>
+      </w:r>
+      <w:r>
+        <w:t>Конец условия</w:t>
+      </w:r>
+    </w:p>
+  </w:comment>
+  <w:comment w:id="34" w:author="Подсказка" w:initials="П" w:date="2026-01-01T00:00:00Z">
+    <w:p>
+      <w:pPr>
+        <w:pStyle w:val="CommentText"/>
+      </w:pPr>
+      <w:r>
+        <w:rPr>
+          <w:rStyle w:val="CommentReference"/>
+        </w:rPr>
+        <w:annotationRef/>
+      </w:r>
+      <w:r>
+        <w:t>Печатается, если в карточке субсидии заполнен дополнительный пункт №2. Пустое поле — пункта не будет</w:t>
+      </w:r>
+    </w:p>
+  </w:comment>
+  <w:comment w:id="35" w:author="Подсказка" w:initials="П" w:date="2026-01-01T00:00:00Z">
+    <w:p>
+      <w:pPr>
+        <w:pStyle w:val="CommentText"/>
+      </w:pPr>
+      <w:r>
+        <w:rPr>
+          <w:rStyle w:val="CommentReference"/>
+        </w:rPr>
+        <w:annotationRef/>
+      </w:r>
+      <w:r>
+        <w:t>Дополнительный пункт договора №2 из карточки субсидии. Пустое поле — пункта в договоре нет. Пример: Стороны соглашаются на осуществление проверок соблюдения условий предоставления субсидии.</w:t>
+      </w:r>
+    </w:p>
+  </w:comment>
+  <w:comment w:id="36" w:author="Подсказка" w:initials="П" w:date="2026-01-01T00:00:00Z">
+    <w:p>
+      <w:pPr>
+        <w:pStyle w:val="CommentText"/>
+      </w:pPr>
+      <w:r>
+        <w:rPr>
+          <w:rStyle w:val="CommentReference"/>
+        </w:rPr>
+        <w:annotationRef/>
+      </w:r>
+      <w:r>
+        <w:t>Конец условия</w:t>
+      </w:r>
+    </w:p>
+  </w:comment>
+  <w:comment w:id="37" w:author="Подсказка" w:initials="П" w:date="2026-01-01T00:00:00Z">
     <w:p>
       <w:pPr>
         <w:pStyle w:val="CommentText"/>
@@ -10273,7 +10690,7 @@
       </w:r>
     </w:p>
   </w:comment>
-  <w:comment w:id="29" w:author="Подсказка" w:initials="П" w:date="2026-01-01T00:00:00Z">
+  <w:comment w:id="38" w:author="Подсказка" w:initials="П" w:date="2026-01-01T00:00:00Z">
     <w:p>
       <w:pPr>
         <w:pStyle w:val="CommentText"/>
@@ -10289,7 +10706,7 @@
       </w:r>
     </w:p>
   </w:comment>
-  <w:comment w:id="30" w:author="Подсказка" w:initials="П" w:date="2026-01-01T00:00:00Z">
+  <w:comment w:id="39" w:author="Подсказка" w:initials="П" w:date="2026-01-01T00:00:00Z">
     <w:p>
       <w:pPr>
         <w:pStyle w:val="CommentText"/>
@@ -10305,7 +10722,7 @@
       </w:r>
     </w:p>
   </w:comment>
-  <w:comment w:id="31" w:author="Подсказка" w:initials="П" w:date="2026-01-01T00:00:00Z">
+  <w:comment w:id="40" w:author="Подсказка" w:initials="П" w:date="2026-01-01T00:00:00Z">
     <w:p>
       <w:pPr>
         <w:pStyle w:val="CommentText"/>
@@ -10321,7 +10738,7 @@
       </w:r>
     </w:p>
   </w:comment>
-  <w:comment w:id="32" w:author="Подсказка" w:initials="П" w:date="2026-01-01T00:00:00Z">
+  <w:comment w:id="41" w:author="Подсказка" w:initials="П" w:date="2026-01-01T00:00:00Z">
     <w:p>
       <w:pPr>
         <w:pStyle w:val="CommentText"/>
@@ -10337,7 +10754,7 @@
       </w:r>
     </w:p>
   </w:comment>
-  <w:comment w:id="33" w:author="Подсказка" w:initials="П" w:date="2026-01-01T00:00:00Z">
+  <w:comment w:id="42" w:author="Подсказка" w:initials="П" w:date="2026-01-01T00:00:00Z">
     <w:p>
       <w:pPr>
         <w:pStyle w:val="CommentText"/>
@@ -10353,7 +10770,7 @@
       </w:r>
     </w:p>
   </w:comment>
-  <w:comment w:id="34" w:author="Подсказка" w:initials="П" w:date="2026-01-01T00:00:00Z">
+  <w:comment w:id="43" w:author="Подсказка" w:initials="П" w:date="2026-01-01T00:00:00Z">
     <w:p>
       <w:pPr>
         <w:pStyle w:val="CommentText"/>
@@ -10369,7 +10786,7 @@
       </w:r>
     </w:p>
   </w:comment>
-  <w:comment w:id="35" w:author="Подсказка" w:initials="П" w:date="2026-01-01T00:00:00Z">
+  <w:comment w:id="44" w:author="Подсказка" w:initials="П" w:date="2026-01-01T00:00:00Z">
     <w:p>
       <w:pPr>
         <w:pStyle w:val="CommentText"/>
@@ -10385,7 +10802,7 @@
       </w:r>
     </w:p>
   </w:comment>
-  <w:comment w:id="36" w:author="Подсказка" w:initials="П" w:date="2026-01-01T00:00:00Z">
+  <w:comment w:id="45" w:author="Подсказка" w:initials="П" w:date="2026-01-01T00:00:00Z">
     <w:p>
       <w:pPr>
         <w:pStyle w:val="CommentText"/>
@@ -10401,7 +10818,7 @@
       </w:r>
     </w:p>
   </w:comment>
-  <w:comment w:id="37" w:author="Подсказка" w:initials="П" w:date="2026-01-01T00:00:00Z">
+  <w:comment w:id="46" w:author="Подсказка" w:initials="П" w:date="2026-01-01T00:00:00Z">
     <w:p>
       <w:pPr>
         <w:pStyle w:val="CommentText"/>
@@ -10417,7 +10834,7 @@
       </w:r>
     </w:p>
   </w:comment>
-  <w:comment w:id="38" w:author="Подсказка" w:initials="П" w:date="2026-01-01T00:00:00Z">
+  <w:comment w:id="47" w:author="Подсказка" w:initials="П" w:date="2026-01-01T00:00:00Z">
     <w:p>
       <w:pPr>
         <w:pStyle w:val="CommentText"/>
@@ -10433,7 +10850,7 @@
       </w:r>
     </w:p>
   </w:comment>
-  <w:comment w:id="39" w:author="Подсказка" w:initials="П" w:date="2026-01-01T00:00:00Z">
+  <w:comment w:id="48" w:author="Подсказка" w:initials="П" w:date="2026-01-01T00:00:00Z">
     <w:p>
       <w:pPr>
         <w:pStyle w:val="CommentText"/>
@@ -10449,7 +10866,7 @@
       </w:r>
     </w:p>
   </w:comment>
-  <w:comment w:id="40" w:author="Подсказка" w:initials="П" w:date="2026-01-01T00:00:00Z">
+  <w:comment w:id="49" w:author="Подсказка" w:initials="П" w:date="2026-01-01T00:00:00Z">
     <w:p>
       <w:pPr>
         <w:pStyle w:val="CommentText"/>
@@ -10465,7 +10882,7 @@
       </w:r>
     </w:p>
   </w:comment>
-  <w:comment w:id="41" w:author="Подсказка" w:initials="П" w:date="2026-01-01T00:00:00Z">
+  <w:comment w:id="50" w:author="Подсказка" w:initials="П" w:date="2026-01-01T00:00:00Z">
     <w:p>
       <w:pPr>
         <w:pStyle w:val="CommentText"/>
@@ -10481,7 +10898,7 @@
       </w:r>
     </w:p>
   </w:comment>
-  <w:comment w:id="42" w:author="Подсказка" w:initials="П" w:date="2026-01-01T00:00:00Z">
+  <w:comment w:id="51" w:author="Подсказка" w:initials="П" w:date="2026-01-01T00:00:00Z">
     <w:p>
       <w:pPr>
         <w:pStyle w:val="CommentText"/>
@@ -10497,7 +10914,7 @@
       </w:r>
     </w:p>
   </w:comment>
-  <w:comment w:id="43" w:author="Подсказка" w:initials="П" w:date="2026-01-01T00:00:00Z">
+  <w:comment w:id="52" w:author="Подсказка" w:initials="П" w:date="2026-01-01T00:00:00Z">
     <w:p>
       <w:pPr>
         <w:pStyle w:val="CommentText"/>
@@ -10513,7 +10930,7 @@
       </w:r>
     </w:p>
   </w:comment>
-  <w:comment w:id="44" w:author="Подсказка" w:initials="П" w:date="2026-01-01T00:00:00Z">
+  <w:comment w:id="53" w:author="Подсказка" w:initials="П" w:date="2026-01-01T00:00:00Z">
     <w:p>
       <w:pPr>
         <w:pStyle w:val="CommentText"/>
@@ -10529,7 +10946,7 @@
       </w:r>
     </w:p>
   </w:comment>
-  <w:comment w:id="45" w:author="Подсказка" w:initials="П" w:date="2026-01-01T00:00:00Z">
+  <w:comment w:id="54" w:author="Подсказка" w:initials="П" w:date="2026-01-01T00:00:00Z">
     <w:p>
       <w:pPr>
         <w:pStyle w:val="CommentText"/>
@@ -10545,7 +10962,7 @@
       </w:r>
     </w:p>
   </w:comment>
-  <w:comment w:id="46" w:author="Подсказка" w:initials="П" w:date="2026-01-01T00:00:00Z">
+  <w:comment w:id="55" w:author="Подсказка" w:initials="П" w:date="2026-01-01T00:00:00Z">
     <w:p>
       <w:pPr>
         <w:pStyle w:val="CommentText"/>
@@ -10561,7 +10978,7 @@
       </w:r>
     </w:p>
   </w:comment>
-  <w:comment w:id="47" w:author="Подсказка" w:initials="П" w:date="2026-01-01T00:00:00Z">
+  <w:comment w:id="56" w:author="Подсказка" w:initials="П" w:date="2026-01-01T00:00:00Z">
     <w:p>
       <w:pPr>
         <w:pStyle w:val="CommentText"/>
@@ -10577,7 +10994,7 @@
       </w:r>
     </w:p>
   </w:comment>
-  <w:comment w:id="48" w:author="Подсказка" w:initials="П" w:date="2026-01-01T00:00:00Z">
+  <w:comment w:id="57" w:author="Подсказка" w:initials="П" w:date="2026-01-01T00:00:00Z">
     <w:p>
       <w:pPr>
         <w:pStyle w:val="CommentText"/>
@@ -10593,7 +11010,7 @@
       </w:r>
     </w:p>
   </w:comment>
-  <w:comment w:id="49" w:author="Подсказка" w:initials="П" w:date="2026-01-01T00:00:00Z">
+  <w:comment w:id="58" w:author="Подсказка" w:initials="П" w:date="2026-01-01T00:00:00Z">
     <w:p>
       <w:pPr>
         <w:pStyle w:val="CommentText"/>
@@ -10609,7 +11026,7 @@
       </w:r>
     </w:p>
   </w:comment>
-  <w:comment w:id="50" w:author="Подсказка" w:initials="П" w:date="2026-01-01T00:00:00Z">
+  <w:comment w:id="59" w:author="Подсказка" w:initials="П" w:date="2026-01-01T00:00:00Z">
     <w:p>
       <w:pPr>
         <w:pStyle w:val="CommentText"/>
@@ -10625,7 +11042,7 @@
       </w:r>
     </w:p>
   </w:comment>
-  <w:comment w:id="51" w:author="Подсказка" w:initials="П" w:date="2026-01-01T00:00:00Z">
+  <w:comment w:id="60" w:author="Подсказка" w:initials="П" w:date="2026-01-01T00:00:00Z">
     <w:p>
       <w:pPr>
         <w:pStyle w:val="CommentText"/>
@@ -10641,7 +11058,7 @@
       </w:r>
     </w:p>
   </w:comment>
-  <w:comment w:id="52" w:author="Подсказка" w:initials="П" w:date="2026-01-01T00:00:00Z">
+  <w:comment w:id="61" w:author="Подсказка" w:initials="П" w:date="2026-01-01T00:00:00Z">
     <w:p>
       <w:pPr>
         <w:pStyle w:val="CommentText"/>
@@ -10657,7 +11074,7 @@
       </w:r>
     </w:p>
   </w:comment>
-  <w:comment w:id="53" w:author="Подсказка" w:initials="П" w:date="2026-01-01T00:00:00Z">
+  <w:comment w:id="62" w:author="Подсказка" w:initials="П" w:date="2026-01-01T00:00:00Z">
     <w:p>
       <w:pPr>
         <w:pStyle w:val="CommentText"/>
@@ -10673,7 +11090,7 @@
       </w:r>
     </w:p>
   </w:comment>
-  <w:comment w:id="54" w:author="Подсказка" w:initials="П" w:date="2026-01-01T00:00:00Z">
+  <w:comment w:id="63" w:author="Подсказка" w:initials="П" w:date="2026-01-01T00:00:00Z">
     <w:p>
       <w:pPr>
         <w:pStyle w:val="CommentText"/>
@@ -10689,7 +11106,7 @@
       </w:r>
     </w:p>
   </w:comment>
-  <w:comment w:id="55" w:author="Подсказка" w:initials="П" w:date="2026-01-01T00:00:00Z">
+  <w:comment w:id="64" w:author="Подсказка" w:initials="П" w:date="2026-01-01T00:00:00Z">
     <w:p>
       <w:pPr>
         <w:pStyle w:val="CommentText"/>
@@ -10705,7 +11122,7 @@
       </w:r>
     </w:p>
   </w:comment>
-  <w:comment w:id="56" w:author="Подсказка" w:initials="П" w:date="2026-01-01T00:00:00Z">
+  <w:comment w:id="65" w:author="Подсказка" w:initials="П" w:date="2026-01-01T00:00:00Z">
     <w:p>
       <w:pPr>
         <w:pStyle w:val="CommentText"/>
@@ -10721,7 +11138,7 @@
       </w:r>
     </w:p>
   </w:comment>
-  <w:comment w:id="57" w:author="Подсказка" w:initials="П" w:date="2026-01-01T00:00:00Z">
+  <w:comment w:id="66" w:author="Подсказка" w:initials="П" w:date="2026-01-01T00:00:00Z">
     <w:p>
       <w:pPr>
         <w:pStyle w:val="CommentText"/>
@@ -10737,7 +11154,7 @@
       </w:r>
     </w:p>
   </w:comment>
-  <w:comment w:id="58" w:author="Подсказка" w:initials="П" w:date="2026-01-01T00:00:00Z">
+  <w:comment w:id="67" w:author="Подсказка" w:initials="П" w:date="2026-01-01T00:00:00Z">
     <w:p>
       <w:pPr>
         <w:pStyle w:val="CommentText"/>
@@ -10753,7 +11170,7 @@
       </w:r>
     </w:p>
   </w:comment>
-  <w:comment w:id="59" w:author="Подсказка" w:initials="П" w:date="2026-01-01T00:00:00Z">
+  <w:comment w:id="68" w:author="Подсказка" w:initials="П" w:date="2026-01-01T00:00:00Z">
     <w:p>
       <w:pPr>
         <w:pStyle w:val="CommentText"/>
@@ -10769,7 +11186,7 @@
       </w:r>
     </w:p>
   </w:comment>
-  <w:comment w:id="60" w:author="Подсказка" w:initials="П" w:date="2026-01-01T00:00:00Z">
+  <w:comment w:id="69" w:author="Подсказка" w:initials="П" w:date="2026-01-01T00:00:00Z">
     <w:p>
       <w:pPr>
         <w:pStyle w:val="CommentText"/>
@@ -10785,7 +11202,7 @@
       </w:r>
     </w:p>
   </w:comment>
-  <w:comment w:id="61" w:author="Подсказка" w:initials="П" w:date="2026-01-01T00:00:00Z">
+  <w:comment w:id="70" w:author="Подсказка" w:initials="П" w:date="2026-01-01T00:00:00Z">
     <w:p>
       <w:pPr>
         <w:pStyle w:val="CommentText"/>
@@ -10801,7 +11218,7 @@
       </w:r>
     </w:p>
   </w:comment>
-  <w:comment w:id="62" w:author="Подсказка" w:initials="П" w:date="2026-01-01T00:00:00Z">
+  <w:comment w:id="71" w:author="Подсказка" w:initials="П" w:date="2026-01-01T00:00:00Z">
     <w:p>
       <w:pPr>
         <w:pStyle w:val="CommentText"/>
@@ -10817,7 +11234,7 @@
       </w:r>
     </w:p>
   </w:comment>
-  <w:comment w:id="63" w:author="Подсказка" w:initials="П" w:date="2026-01-01T00:00:00Z">
+  <w:comment w:id="72" w:author="Подсказка" w:initials="П" w:date="2026-01-01T00:00:00Z">
     <w:p>
       <w:pPr>
         <w:pStyle w:val="CommentText"/>
@@ -10833,7 +11250,7 @@
       </w:r>
     </w:p>
   </w:comment>
-  <w:comment w:id="64" w:author="Подсказка" w:initials="П" w:date="2026-01-01T00:00:00Z">
+  <w:comment w:id="73" w:author="Подсказка" w:initials="П" w:date="2026-01-01T00:00:00Z">
     <w:p>
       <w:pPr>
         <w:pStyle w:val="CommentText"/>
@@ -10849,7 +11266,7 @@
       </w:r>
     </w:p>
   </w:comment>
-  <w:comment w:id="65" w:author="Подсказка" w:initials="П" w:date="2026-01-01T00:00:00Z">
+  <w:comment w:id="74" w:author="Подсказка" w:initials="П" w:date="2026-01-01T00:00:00Z">
     <w:p>
       <w:pPr>
         <w:pStyle w:val="CommentText"/>
@@ -10865,7 +11282,7 @@
       </w:r>
     </w:p>
   </w:comment>
-  <w:comment w:id="66" w:author="Подсказка" w:initials="П" w:date="2026-01-01T00:00:00Z">
+  <w:comment w:id="75" w:author="Подсказка" w:initials="П" w:date="2026-01-01T00:00:00Z">
     <w:p>
       <w:pPr>
         <w:pStyle w:val="CommentText"/>
@@ -10881,7 +11298,7 @@
       </w:r>
     </w:p>
   </w:comment>
-  <w:comment w:id="67" w:author="Подсказка" w:initials="П" w:date="2026-01-01T00:00:00Z">
+  <w:comment w:id="76" w:author="Подсказка" w:initials="П" w:date="2026-01-01T00:00:00Z">
     <w:p>
       <w:pPr>
         <w:pStyle w:val="CommentText"/>
@@ -10897,7 +11314,7 @@
       </w:r>
     </w:p>
   </w:comment>
-  <w:comment w:id="68" w:author="Подсказка" w:initials="П" w:date="2026-01-01T00:00:00Z">
+  <w:comment w:id="77" w:author="Подсказка" w:initials="П" w:date="2026-01-01T00:00:00Z">
     <w:p>
       <w:pPr>
         <w:pStyle w:val="CommentText"/>
@@ -10913,7 +11330,7 @@
       </w:r>
     </w:p>
   </w:comment>
-  <w:comment w:id="69" w:author="Подсказка" w:initials="П" w:date="2026-01-01T00:00:00Z">
+  <w:comment w:id="78" w:author="Подсказка" w:initials="П" w:date="2026-01-01T00:00:00Z">
     <w:p>
       <w:pPr>
         <w:pStyle w:val="CommentText"/>
@@ -10929,7 +11346,7 @@
       </w:r>
     </w:p>
   </w:comment>
-  <w:comment w:id="70" w:author="Подсказка" w:initials="П" w:date="2026-01-01T00:00:00Z">
+  <w:comment w:id="79" w:author="Подсказка" w:initials="П" w:date="2026-01-01T00:00:00Z">
     <w:p>
       <w:pPr>
         <w:pStyle w:val="CommentText"/>
@@ -10945,7 +11362,7 @@
       </w:r>
     </w:p>
   </w:comment>
-  <w:comment w:id="71" w:author="Подсказка" w:initials="П" w:date="2026-01-01T00:00:00Z">
+  <w:comment w:id="80" w:author="Подсказка" w:initials="П" w:date="2026-01-01T00:00:00Z">
     <w:p>
       <w:pPr>
         <w:pStyle w:val="CommentText"/>
@@ -10961,7 +11378,7 @@
       </w:r>
     </w:p>
   </w:comment>
-  <w:comment w:id="72" w:author="Подсказка" w:initials="П" w:date="2026-01-01T00:00:00Z">
+  <w:comment w:id="81" w:author="Подсказка" w:initials="П" w:date="2026-01-01T00:00:00Z">
     <w:p>
       <w:pPr>
         <w:pStyle w:val="CommentText"/>
@@ -10977,7 +11394,7 @@
       </w:r>
     </w:p>
   </w:comment>
-  <w:comment w:id="73" w:author="Подсказка" w:initials="П" w:date="2026-01-01T00:00:00Z">
+  <w:comment w:id="82" w:author="Подсказка" w:initials="П" w:date="2026-01-01T00:00:00Z">
     <w:p>
       <w:pPr>
         <w:pStyle w:val="CommentText"/>
@@ -10993,7 +11410,7 @@
       </w:r>
     </w:p>
   </w:comment>
-  <w:comment w:id="74" w:author="Подсказка" w:initials="П" w:date="2026-01-01T00:00:00Z">
+  <w:comment w:id="83" w:author="Подсказка" w:initials="П" w:date="2026-01-01T00:00:00Z">
     <w:p>
       <w:pPr>
         <w:pStyle w:val="CommentText"/>
@@ -11009,7 +11426,7 @@
       </w:r>
     </w:p>
   </w:comment>
-  <w:comment w:id="75" w:author="Подсказка" w:initials="П" w:date="2026-01-01T00:00:00Z">
+  <w:comment w:id="84" w:author="Подсказка" w:initials="П" w:date="2026-01-01T00:00:00Z">
     <w:p>
       <w:pPr>
         <w:pStyle w:val="CommentText"/>
@@ -11025,7 +11442,7 @@
       </w:r>
     </w:p>
   </w:comment>
-  <w:comment w:id="76" w:author="Подсказка" w:initials="П" w:date="2026-01-01T00:00:00Z">
+  <w:comment w:id="85" w:author="Подсказка" w:initials="П" w:date="2026-01-01T00:00:00Z">
     <w:p>
       <w:pPr>
         <w:pStyle w:val="CommentText"/>
@@ -11041,7 +11458,7 @@
       </w:r>
     </w:p>
   </w:comment>
-  <w:comment w:id="77" w:author="Подсказка" w:initials="П" w:date="2026-01-01T00:00:00Z">
+  <w:comment w:id="86" w:author="Подсказка" w:initials="П" w:date="2026-01-01T00:00:00Z">
     <w:p>
       <w:pPr>
         <w:pStyle w:val="CommentText"/>
@@ -11057,7 +11474,7 @@
       </w:r>
     </w:p>
   </w:comment>
-  <w:comment w:id="78" w:author="Подсказка" w:initials="П" w:date="2026-01-01T00:00:00Z">
+  <w:comment w:id="87" w:author="Подсказка" w:initials="П" w:date="2026-01-01T00:00:00Z">
     <w:p>
       <w:pPr>
         <w:pStyle w:val="CommentText"/>
@@ -11073,7 +11490,7 @@
       </w:r>
     </w:p>
   </w:comment>
-  <w:comment w:id="79" w:author="Подсказка" w:initials="П" w:date="2026-01-01T00:00:00Z">
+  <w:comment w:id="88" w:author="Подсказка" w:initials="П" w:date="2026-01-01T00:00:00Z">
     <w:p>
       <w:pPr>
         <w:pStyle w:val="CommentText"/>
@@ -11089,7 +11506,7 @@
       </w:r>
     </w:p>
   </w:comment>
-  <w:comment w:id="80" w:author="Подсказка" w:initials="П" w:date="2026-01-01T00:00:00Z">
+  <w:comment w:id="89" w:author="Подсказка" w:initials="П" w:date="2026-01-01T00:00:00Z">
     <w:p>
       <w:pPr>
         <w:pStyle w:val="CommentText"/>
@@ -11105,7 +11522,7 @@
       </w:r>
     </w:p>
   </w:comment>
-  <w:comment w:id="81" w:author="Подсказка" w:initials="П" w:date="2026-01-01T00:00:00Z">
+  <w:comment w:id="90" w:author="Подсказка" w:initials="П" w:date="2026-01-01T00:00:00Z">
     <w:p>
       <w:pPr>
         <w:pStyle w:val="CommentText"/>
@@ -11121,7 +11538,7 @@
       </w:r>
     </w:p>
   </w:comment>
-  <w:comment w:id="82" w:author="Подсказка" w:initials="П" w:date="2026-01-01T00:00:00Z">
+  <w:comment w:id="91" w:author="Подсказка" w:initials="П" w:date="2026-01-01T00:00:00Z">
     <w:p>
       <w:pPr>
         <w:pStyle w:val="CommentText"/>
@@ -11137,7 +11554,7 @@
       </w:r>
     </w:p>
   </w:comment>
-  <w:comment w:id="83" w:author="Подсказка" w:initials="П" w:date="2026-01-01T00:00:00Z">
+  <w:comment w:id="92" w:author="Подсказка" w:initials="П" w:date="2026-01-01T00:00:00Z">
     <w:p>
       <w:pPr>
         <w:pStyle w:val="CommentText"/>
@@ -11153,7 +11570,7 @@
       </w:r>
     </w:p>
   </w:comment>
-  <w:comment w:id="84" w:author="Подсказка" w:initials="П" w:date="2026-01-01T00:00:00Z">
+  <w:comment w:id="93" w:author="Подсказка" w:initials="П" w:date="2026-01-01T00:00:00Z">
     <w:p>
       <w:pPr>
         <w:pStyle w:val="CommentText"/>
@@ -11169,7 +11586,7 @@
       </w:r>
     </w:p>
   </w:comment>
-  <w:comment w:id="85" w:author="Подсказка" w:initials="П" w:date="2026-01-01T00:00:00Z">
+  <w:comment w:id="94" w:author="Подсказка" w:initials="П" w:date="2026-01-01T00:00:00Z">
     <w:p>
       <w:pPr>
         <w:pStyle w:val="CommentText"/>
@@ -11185,7 +11602,7 @@
       </w:r>
     </w:p>
   </w:comment>
-  <w:comment w:id="86" w:author="Подсказка" w:initials="П" w:date="2026-01-01T00:00:00Z">
+  <w:comment w:id="95" w:author="Подсказка" w:initials="П" w:date="2026-01-01T00:00:00Z">
     <w:p>
       <w:pPr>
         <w:pStyle w:val="CommentText"/>
@@ -11201,7 +11618,7 @@
       </w:r>
     </w:p>
   </w:comment>
-  <w:comment w:id="87" w:author="Подсказка" w:initials="П" w:date="2026-01-01T00:00:00Z">
+  <w:comment w:id="96" w:author="Подсказка" w:initials="П" w:date="2026-01-01T00:00:00Z">
     <w:p>
       <w:pPr>
         <w:pStyle w:val="CommentText"/>
@@ -11217,7 +11634,7 @@
       </w:r>
     </w:p>
   </w:comment>
-  <w:comment w:id="88" w:author="Подсказка" w:initials="П" w:date="2026-01-01T00:00:00Z">
+  <w:comment w:id="97" w:author="Подсказка" w:initials="П" w:date="2026-01-01T00:00:00Z">
     <w:p>
       <w:pPr>
         <w:pStyle w:val="CommentText"/>
@@ -11233,7 +11650,7 @@
       </w:r>
     </w:p>
   </w:comment>
-  <w:comment w:id="89" w:author="Подсказка" w:initials="П" w:date="2026-01-01T00:00:00Z">
+  <w:comment w:id="98" w:author="Подсказка" w:initials="П" w:date="2026-01-01T00:00:00Z">
     <w:p>
       <w:pPr>
         <w:pStyle w:val="CommentText"/>
@@ -11249,7 +11666,7 @@
       </w:r>
     </w:p>
   </w:comment>
-  <w:comment w:id="90" w:author="Подсказка" w:initials="П" w:date="2026-01-01T00:00:00Z">
+  <w:comment w:id="99" w:author="Подсказка" w:initials="П" w:date="2026-01-01T00:00:00Z">
     <w:p>
       <w:pPr>
         <w:pStyle w:val="CommentText"/>
@@ -11265,7 +11682,7 @@
       </w:r>
     </w:p>
   </w:comment>
-  <w:comment w:id="91" w:author="Подсказка" w:initials="П" w:date="2026-01-01T00:00:00Z">
+  <w:comment w:id="100" w:author="Подсказка" w:initials="П" w:date="2026-01-01T00:00:00Z">
     <w:p>
       <w:pPr>
         <w:pStyle w:val="CommentText"/>
@@ -11281,7 +11698,7 @@
       </w:r>
     </w:p>
   </w:comment>
-  <w:comment w:id="92" w:author="Подсказка" w:initials="П" w:date="2026-01-01T00:00:00Z">
+  <w:comment w:id="101" w:author="Подсказка" w:initials="П" w:date="2026-01-01T00:00:00Z">
     <w:p>
       <w:pPr>
         <w:pStyle w:val="CommentText"/>
@@ -11297,7 +11714,7 @@
       </w:r>
     </w:p>
   </w:comment>
-  <w:comment w:id="93" w:author="Подсказка" w:initials="П" w:date="2026-01-01T00:00:00Z">
+  <w:comment w:id="102" w:author="Подсказка" w:initials="П" w:date="2026-01-01T00:00:00Z">
     <w:p>
       <w:pPr>
         <w:pStyle w:val="CommentText"/>
@@ -11313,7 +11730,7 @@
       </w:r>
     </w:p>
   </w:comment>
-  <w:comment w:id="94" w:author="Подсказка" w:initials="П" w:date="2026-01-01T00:00:00Z">
+  <w:comment w:id="103" w:author="Подсказка" w:initials="П" w:date="2026-01-01T00:00:00Z">
     <w:p>
       <w:pPr>
         <w:pStyle w:val="CommentText"/>
@@ -11329,7 +11746,7 @@
       </w:r>
     </w:p>
   </w:comment>
-  <w:comment w:id="95" w:author="Подсказка" w:initials="П" w:date="2026-01-01T00:00:00Z">
+  <w:comment w:id="104" w:author="Подсказка" w:initials="П" w:date="2026-01-01T00:00:00Z">
     <w:p>
       <w:pPr>
         <w:pStyle w:val="CommentText"/>
@@ -11345,7 +11762,7 @@
       </w:r>
     </w:p>
   </w:comment>
-  <w:comment w:id="96" w:author="Подсказка" w:initials="П" w:date="2026-01-01T00:00:00Z">
+  <w:comment w:id="105" w:author="Подсказка" w:initials="П" w:date="2026-01-01T00:00:00Z">
     <w:p>
       <w:pPr>
         <w:pStyle w:val="CommentText"/>
@@ -11361,7 +11778,7 @@
       </w:r>
     </w:p>
   </w:comment>
-  <w:comment w:id="97" w:author="Подсказка" w:initials="П" w:date="2026-01-01T00:00:00Z">
+  <w:comment w:id="106" w:author="Подсказка" w:initials="П" w:date="2026-01-01T00:00:00Z">
     <w:p>
       <w:pPr>
         <w:pStyle w:val="CommentText"/>
@@ -11377,7 +11794,7 @@
       </w:r>
     </w:p>
   </w:comment>
-  <w:comment w:id="98" w:author="Подсказка" w:initials="П" w:date="2026-01-01T00:00:00Z">
+  <w:comment w:id="107" w:author="Подсказка" w:initials="П" w:date="2026-01-01T00:00:00Z">
     <w:p>
       <w:pPr>
         <w:pStyle w:val="CommentText"/>
@@ -11393,7 +11810,7 @@
       </w:r>
     </w:p>
   </w:comment>
-  <w:comment w:id="99" w:author="Подсказка" w:initials="П" w:date="2026-01-01T00:00:00Z">
+  <w:comment w:id="108" w:author="Подсказка" w:initials="П" w:date="2026-01-01T00:00:00Z">
     <w:p>
       <w:pPr>
         <w:pStyle w:val="CommentText"/>
@@ -11409,7 +11826,7 @@
       </w:r>
     </w:p>
   </w:comment>
-  <w:comment w:id="100" w:author="Подсказка" w:initials="П" w:date="2026-01-01T00:00:00Z">
+  <w:comment w:id="109" w:author="Подсказка" w:initials="П" w:date="2026-01-01T00:00:00Z">
     <w:p>
       <w:pPr>
         <w:pStyle w:val="CommentText"/>
@@ -11425,7 +11842,7 @@
       </w:r>
     </w:p>
   </w:comment>
-  <w:comment w:id="101" w:author="Подсказка" w:initials="П" w:date="2026-01-01T00:00:00Z">
+  <w:comment w:id="110" w:author="Подсказка" w:initials="П" w:date="2026-01-01T00:00:00Z">
     <w:p>
       <w:pPr>
         <w:pStyle w:val="CommentText"/>
@@ -11441,7 +11858,7 @@
       </w:r>
     </w:p>
   </w:comment>
-  <w:comment w:id="102" w:author="Подсказка" w:initials="П" w:date="2026-01-01T00:00:00Z">
+  <w:comment w:id="111" w:author="Подсказка" w:initials="П" w:date="2026-01-01T00:00:00Z">
     <w:p>
       <w:pPr>
         <w:pStyle w:val="CommentText"/>
@@ -11457,7 +11874,7 @@
       </w:r>
     </w:p>
   </w:comment>
-  <w:comment w:id="103" w:author="Подсказка" w:initials="П" w:date="2026-01-01T00:00:00Z">
+  <w:comment w:id="112" w:author="Подсказка" w:initials="П" w:date="2026-01-01T00:00:00Z">
     <w:p>
       <w:pPr>
         <w:pStyle w:val="CommentText"/>
@@ -11473,7 +11890,7 @@
       </w:r>
     </w:p>
   </w:comment>
-  <w:comment w:id="104" w:author="Подсказка" w:initials="П" w:date="2026-01-01T00:00:00Z">
+  <w:comment w:id="113" w:author="Подсказка" w:initials="П" w:date="2026-01-01T00:00:00Z">
     <w:p>
       <w:pPr>
         <w:pStyle w:val="CommentText"/>
@@ -11489,7 +11906,7 @@
       </w:r>
     </w:p>
   </w:comment>
-  <w:comment w:id="105" w:author="Подсказка" w:initials="П" w:date="2026-01-01T00:00:00Z">
+  <w:comment w:id="114" w:author="Подсказка" w:initials="П" w:date="2026-01-01T00:00:00Z">
     <w:p>
       <w:pPr>
         <w:pStyle w:val="CommentText"/>
@@ -11505,7 +11922,7 @@
       </w:r>
     </w:p>
   </w:comment>
-  <w:comment w:id="106" w:author="Подсказка" w:initials="П" w:date="2026-01-01T00:00:00Z">
+  <w:comment w:id="115" w:author="Подсказка" w:initials="П" w:date="2026-01-01T00:00:00Z">
     <w:p>
       <w:pPr>
         <w:pStyle w:val="CommentText"/>
@@ -11521,7 +11938,7 @@
       </w:r>
     </w:p>
   </w:comment>
-  <w:comment w:id="107" w:author="Подсказка" w:initials="П" w:date="2026-01-01T00:00:00Z">
+  <w:comment w:id="116" w:author="Подсказка" w:initials="П" w:date="2026-01-01T00:00:00Z">
     <w:p>
       <w:pPr>
         <w:pStyle w:val="CommentText"/>
@@ -11537,7 +11954,7 @@
       </w:r>
     </w:p>
   </w:comment>
-  <w:comment w:id="108" w:author="Подсказка" w:initials="П" w:date="2026-01-01T00:00:00Z">
+  <w:comment w:id="117" w:author="Подсказка" w:initials="П" w:date="2026-01-01T00:00:00Z">
     <w:p>
       <w:pPr>
         <w:pStyle w:val="CommentText"/>
@@ -11553,7 +11970,7 @@
       </w:r>
     </w:p>
   </w:comment>
-  <w:comment w:id="109" w:author="Подсказка" w:initials="П" w:date="2026-01-01T00:00:00Z">
+  <w:comment w:id="118" w:author="Подсказка" w:initials="П" w:date="2026-01-01T00:00:00Z">
     <w:p>
       <w:pPr>
         <w:pStyle w:val="CommentText"/>
@@ -11569,7 +11986,7 @@
       </w:r>
     </w:p>
   </w:comment>
-  <w:comment w:id="110" w:author="Подсказка" w:initials="П" w:date="2026-01-01T00:00:00Z">
+  <w:comment w:id="119" w:author="Подсказка" w:initials="П" w:date="2026-01-01T00:00:00Z">
     <w:p>
       <w:pPr>
         <w:pStyle w:val="CommentText"/>
@@ -11585,7 +12002,7 @@
       </w:r>
     </w:p>
   </w:comment>
-  <w:comment w:id="111" w:author="Подсказка" w:initials="П" w:date="2026-01-01T00:00:00Z">
+  <w:comment w:id="120" w:author="Подсказка" w:initials="П" w:date="2026-01-01T00:00:00Z">
     <w:p>
       <w:pPr>
         <w:pStyle w:val="CommentText"/>
@@ -11601,7 +12018,7 @@
       </w:r>
     </w:p>
   </w:comment>
-  <w:comment w:id="112" w:author="Подсказка" w:initials="П" w:date="2026-01-01T00:00:00Z">
+  <w:comment w:id="121" w:author="Подсказка" w:initials="П" w:date="2026-01-01T00:00:00Z">
     <w:p>
       <w:pPr>
         <w:pStyle w:val="CommentText"/>
@@ -11617,7 +12034,7 @@
       </w:r>
     </w:p>
   </w:comment>
-  <w:comment w:id="113" w:author="Подсказка" w:initials="П" w:date="2026-01-01T00:00:00Z">
+  <w:comment w:id="122" w:author="Подсказка" w:initials="П" w:date="2026-01-01T00:00:00Z">
     <w:p>
       <w:pPr>
         <w:pStyle w:val="CommentText"/>
@@ -11633,7 +12050,7 @@
       </w:r>
     </w:p>
   </w:comment>
-  <w:comment w:id="114" w:author="Подсказка" w:initials="П" w:date="2026-01-01T00:00:00Z">
+  <w:comment w:id="123" w:author="Подсказка" w:initials="П" w:date="2026-01-01T00:00:00Z">
     <w:p>
       <w:pPr>
         <w:pStyle w:val="CommentText"/>
@@ -11649,7 +12066,7 @@
       </w:r>
     </w:p>
   </w:comment>
-  <w:comment w:id="115" w:author="Подсказка" w:initials="П" w:date="2026-01-01T00:00:00Z">
+  <w:comment w:id="124" w:author="Подсказка" w:initials="П" w:date="2026-01-01T00:00:00Z">
     <w:p>
       <w:pPr>
         <w:pStyle w:val="CommentText"/>
@@ -11665,7 +12082,7 @@
       </w:r>
     </w:p>
   </w:comment>
-  <w:comment w:id="116" w:author="Подсказка" w:initials="П" w:date="2026-01-01T00:00:00Z">
+  <w:comment w:id="125" w:author="Подсказка" w:initials="П" w:date="2026-01-01T00:00:00Z">
     <w:p>
       <w:pPr>
         <w:pStyle w:val="CommentText"/>
@@ -11681,7 +12098,7 @@
       </w:r>
     </w:p>
   </w:comment>
-  <w:comment w:id="117" w:author="Подсказка" w:initials="П" w:date="2026-01-01T00:00:00Z">
+  <w:comment w:id="126" w:author="Подсказка" w:initials="П" w:date="2026-01-01T00:00:00Z">
     <w:p>
       <w:pPr>
         <w:pStyle w:val="CommentText"/>
@@ -11697,7 +12114,7 @@
       </w:r>
     </w:p>
   </w:comment>
-  <w:comment w:id="118" w:author="Подсказка" w:initials="П" w:date="2026-01-01T00:00:00Z">
+  <w:comment w:id="127" w:author="Подсказка" w:initials="П" w:date="2026-01-01T00:00:00Z">
     <w:p>
       <w:pPr>
         <w:pStyle w:val="CommentText"/>
@@ -11713,7 +12130,7 @@
       </w:r>
     </w:p>
   </w:comment>
-  <w:comment w:id="119" w:author="Подсказка" w:initials="П" w:date="2026-01-01T00:00:00Z">
+  <w:comment w:id="128" w:author="Подсказка" w:initials="П" w:date="2026-01-01T00:00:00Z">
     <w:p>
       <w:pPr>
         <w:pStyle w:val="CommentText"/>
@@ -11729,7 +12146,7 @@
       </w:r>
     </w:p>
   </w:comment>
-  <w:comment w:id="120" w:author="Подсказка" w:initials="П" w:date="2026-01-01T00:00:00Z">
+  <w:comment w:id="129" w:author="Подсказка" w:initials="П" w:date="2026-01-01T00:00:00Z">
     <w:p>
       <w:pPr>
         <w:pStyle w:val="CommentText"/>
@@ -11745,7 +12162,7 @@
       </w:r>
     </w:p>
   </w:comment>
-  <w:comment w:id="121" w:author="Подсказка" w:initials="П" w:date="2026-01-01T00:00:00Z">
+  <w:comment w:id="130" w:author="Подсказка" w:initials="П" w:date="2026-01-01T00:00:00Z">
     <w:p>
       <w:pPr>
         <w:pStyle w:val="CommentText"/>
@@ -11761,7 +12178,7 @@
       </w:r>
     </w:p>
   </w:comment>
-  <w:comment w:id="122" w:author="Подсказка" w:initials="П" w:date="2026-01-01T00:00:00Z">
+  <w:comment w:id="131" w:author="Подсказка" w:initials="П" w:date="2026-01-01T00:00:00Z">
     <w:p>
       <w:pPr>
         <w:pStyle w:val="CommentText"/>
@@ -11777,7 +12194,7 @@
       </w:r>
     </w:p>
   </w:comment>
-  <w:comment w:id="123" w:author="Подсказка" w:initials="П" w:date="2026-01-01T00:00:00Z">
+  <w:comment w:id="132" w:author="Подсказка" w:initials="П" w:date="2026-01-01T00:00:00Z">
     <w:p>
       <w:pPr>
         <w:pStyle w:val="CommentText"/>
@@ -11793,7 +12210,7 @@
       </w:r>
     </w:p>
   </w:comment>
-  <w:comment w:id="124" w:author="Подсказка" w:initials="П" w:date="2026-01-01T00:00:00Z">
+  <w:comment w:id="133" w:author="Подсказка" w:initials="П" w:date="2026-01-01T00:00:00Z">
     <w:p>
       <w:pPr>
         <w:pStyle w:val="CommentText"/>
@@ -11809,7 +12226,7 @@
       </w:r>
     </w:p>
   </w:comment>
-  <w:comment w:id="125" w:author="Подсказка" w:initials="П" w:date="2026-01-01T00:00:00Z">
+  <w:comment w:id="134" w:author="Подсказка" w:initials="П" w:date="2026-01-01T00:00:00Z">
     <w:p>
       <w:pPr>
         <w:pStyle w:val="CommentText"/>
@@ -11825,7 +12242,7 @@
       </w:r>
     </w:p>
   </w:comment>
-  <w:comment w:id="126" w:author="Подсказка" w:initials="П" w:date="2026-01-01T00:00:00Z">
+  <w:comment w:id="135" w:author="Подсказка" w:initials="П" w:date="2026-01-01T00:00:00Z">
     <w:p>
       <w:pPr>
         <w:pStyle w:val="CommentText"/>
@@ -11841,7 +12258,7 @@
       </w:r>
     </w:p>
   </w:comment>
-  <w:comment w:id="127" w:author="Подсказка" w:initials="П" w:date="2026-01-01T00:00:00Z">
+  <w:comment w:id="136" w:author="Подсказка" w:initials="П" w:date="2026-01-01T00:00:00Z">
     <w:p>
       <w:pPr>
         <w:pStyle w:val="CommentText"/>
@@ -11857,7 +12274,7 @@
       </w:r>
     </w:p>
   </w:comment>
-  <w:comment w:id="128" w:author="Подсказка" w:initials="П" w:date="2026-01-01T00:00:00Z">
+  <w:comment w:id="137" w:author="Подсказка" w:initials="П" w:date="2026-01-01T00:00:00Z">
     <w:p>
       <w:pPr>
         <w:pStyle w:val="CommentText"/>
@@ -11873,7 +12290,7 @@
       </w:r>
     </w:p>
   </w:comment>
-  <w:comment w:id="129" w:author="Подсказка" w:initials="П" w:date="2026-01-01T00:00:00Z">
+  <w:comment w:id="138" w:author="Подсказка" w:initials="П" w:date="2026-01-01T00:00:00Z">
     <w:p>
       <w:pPr>
         <w:pStyle w:val="CommentText"/>
@@ -11889,7 +12306,7 @@
       </w:r>
     </w:p>
   </w:comment>
-  <w:comment w:id="130" w:author="Подсказка" w:initials="П" w:date="2026-01-01T00:00:00Z">
+  <w:comment w:id="139" w:author="Подсказка" w:initials="П" w:date="2026-01-01T00:00:00Z">
     <w:p>
       <w:pPr>
         <w:pStyle w:val="CommentText"/>
@@ -11905,7 +12322,7 @@
       </w:r>
     </w:p>
   </w:comment>
-  <w:comment w:id="131" w:author="Подсказка" w:initials="П" w:date="2026-01-01T00:00:00Z">
+  <w:comment w:id="140" w:author="Подсказка" w:initials="П" w:date="2026-01-01T00:00:00Z">
     <w:p>
       <w:pPr>
         <w:pStyle w:val="CommentText"/>
@@ -11921,7 +12338,7 @@
       </w:r>
     </w:p>
   </w:comment>
-  <w:comment w:id="132" w:author="Подсказка" w:initials="П" w:date="2026-01-01T00:00:00Z">
+  <w:comment w:id="141" w:author="Подсказка" w:initials="П" w:date="2026-01-01T00:00:00Z">
     <w:p>
       <w:pPr>
         <w:pStyle w:val="CommentText"/>
@@ -11937,7 +12354,7 @@
       </w:r>
     </w:p>
   </w:comment>
-  <w:comment w:id="133" w:author="Подсказка" w:initials="П" w:date="2026-01-01T00:00:00Z">
+  <w:comment w:id="142" w:author="Подсказка" w:initials="П" w:date="2026-01-01T00:00:00Z">
     <w:p>
       <w:pPr>
         <w:pStyle w:val="CommentText"/>
@@ -11953,7 +12370,7 @@
       </w:r>
     </w:p>
   </w:comment>
-  <w:comment w:id="134" w:author="Подсказка" w:initials="П" w:date="2026-01-01T00:00:00Z">
+  <w:comment w:id="143" w:author="Подсказка" w:initials="П" w:date="2026-01-01T00:00:00Z">
     <w:p>
       <w:pPr>
         <w:pStyle w:val="CommentText"/>
@@ -11969,7 +12386,7 @@
       </w:r>
     </w:p>
   </w:comment>
-  <w:comment w:id="135" w:author="Подсказка" w:initials="П" w:date="2026-01-01T00:00:00Z">
+  <w:comment w:id="144" w:author="Подсказка" w:initials="П" w:date="2026-01-01T00:00:00Z">
     <w:p>
       <w:pPr>
         <w:pStyle w:val="CommentText"/>
@@ -11985,7 +12402,7 @@
       </w:r>
     </w:p>
   </w:comment>
-  <w:comment w:id="136" w:author="Подсказка" w:initials="П" w:date="2026-01-01T00:00:00Z">
+  <w:comment w:id="145" w:author="Подсказка" w:initials="П" w:date="2026-01-01T00:00:00Z">
     <w:p>
       <w:pPr>
         <w:pStyle w:val="CommentText"/>
@@ -12001,7 +12418,7 @@
       </w:r>
     </w:p>
   </w:comment>
-  <w:comment w:id="137" w:author="Подсказка" w:initials="П" w:date="2026-01-01T00:00:00Z">
+  <w:comment w:id="146" w:author="Подсказка" w:initials="П" w:date="2026-01-01T00:00:00Z">
     <w:p>
       <w:pPr>
         <w:pStyle w:val="CommentText"/>
@@ -12017,7 +12434,7 @@
       </w:r>
     </w:p>
   </w:comment>
-  <w:comment w:id="138" w:author="Подсказка" w:initials="П" w:date="2026-01-01T00:00:00Z">
+  <w:comment w:id="147" w:author="Подсказка" w:initials="П" w:date="2026-01-01T00:00:00Z">
     <w:p>
       <w:pPr>
         <w:pStyle w:val="CommentText"/>
@@ -12033,7 +12450,7 @@
       </w:r>
     </w:p>
   </w:comment>
-  <w:comment w:id="139" w:author="Подсказка" w:initials="П" w:date="2026-01-01T00:00:00Z">
+  <w:comment w:id="148" w:author="Подсказка" w:initials="П" w:date="2026-01-01T00:00:00Z">
     <w:p>
       <w:pPr>
         <w:pStyle w:val="CommentText"/>
@@ -12049,7 +12466,7 @@
       </w:r>
     </w:p>
   </w:comment>
-  <w:comment w:id="140" w:author="Подсказка" w:initials="П" w:date="2026-01-01T00:00:00Z">
+  <w:comment w:id="149" w:author="Подсказка" w:initials="П" w:date="2026-01-01T00:00:00Z">
     <w:p>
       <w:pPr>
         <w:pStyle w:val="CommentText"/>
@@ -12065,7 +12482,7 @@
       </w:r>
     </w:p>
   </w:comment>
-  <w:comment w:id="141" w:author="Подсказка" w:initials="П" w:date="2026-01-01T00:00:00Z">
+  <w:comment w:id="150" w:author="Подсказка" w:initials="П" w:date="2026-01-01T00:00:00Z">
     <w:p>
       <w:pPr>
         <w:pStyle w:val="CommentText"/>
@@ -12081,7 +12498,7 @@
       </w:r>
     </w:p>
   </w:comment>
-  <w:comment w:id="142" w:author="Подсказка" w:initials="П" w:date="2026-01-01T00:00:00Z">
+  <w:comment w:id="151" w:author="Подсказка" w:initials="П" w:date="2026-01-01T00:00:00Z">
     <w:p>
       <w:pPr>
         <w:pStyle w:val="CommentText"/>
@@ -12097,7 +12514,7 @@
       </w:r>
     </w:p>
   </w:comment>
-  <w:comment w:id="143" w:author="Подсказка" w:initials="П" w:date="2026-01-01T00:00:00Z">
+  <w:comment w:id="152" w:author="Подсказка" w:initials="П" w:date="2026-01-01T00:00:00Z">
     <w:p>
       <w:pPr>
         <w:pStyle w:val="CommentText"/>
@@ -12113,7 +12530,7 @@
       </w:r>
     </w:p>
   </w:comment>
-  <w:comment w:id="144" w:author="Подсказка" w:initials="П" w:date="2026-01-01T00:00:00Z">
+  <w:comment w:id="153" w:author="Подсказка" w:initials="П" w:date="2026-01-01T00:00:00Z">
     <w:p>
       <w:pPr>
         <w:pStyle w:val="CommentText"/>
@@ -12129,7 +12546,7 @@
       </w:r>
     </w:p>
   </w:comment>
-  <w:comment w:id="145" w:author="Подсказка" w:initials="П" w:date="2026-01-01T00:00:00Z">
+  <w:comment w:id="154" w:author="Подсказка" w:initials="П" w:date="2026-01-01T00:00:00Z">
     <w:p>
       <w:pPr>
         <w:pStyle w:val="CommentText"/>
@@ -12145,7 +12562,7 @@
       </w:r>
     </w:p>
   </w:comment>
-  <w:comment w:id="146" w:author="Подсказка" w:initials="П" w:date="2026-01-01T00:00:00Z">
+  <w:comment w:id="155" w:author="Подсказка" w:initials="П" w:date="2026-01-01T00:00:00Z">
     <w:p>
       <w:pPr>
         <w:pStyle w:val="CommentText"/>
@@ -12161,7 +12578,7 @@
       </w:r>
     </w:p>
   </w:comment>
-  <w:comment w:id="147" w:author="Подсказка" w:initials="П" w:date="2026-01-01T00:00:00Z">
+  <w:comment w:id="156" w:author="Подсказка" w:initials="П" w:date="2026-01-01T00:00:00Z">
     <w:p>
       <w:pPr>
         <w:pStyle w:val="CommentText"/>
@@ -12177,7 +12594,7 @@
       </w:r>
     </w:p>
   </w:comment>
-  <w:comment w:id="148" w:author="Подсказка" w:initials="П" w:date="2026-01-01T00:00:00Z">
+  <w:comment w:id="157" w:author="Подсказка" w:initials="П" w:date="2026-01-01T00:00:00Z">
     <w:p>
       <w:pPr>
         <w:pStyle w:val="CommentText"/>
@@ -12193,7 +12610,7 @@
       </w:r>
     </w:p>
   </w:comment>
-  <w:comment w:id="149" w:author="Подсказка" w:initials="П" w:date="2026-01-01T00:00:00Z">
+  <w:comment w:id="158" w:author="Подсказка" w:initials="П" w:date="2026-01-01T00:00:00Z">
     <w:p>
       <w:pPr>
         <w:pStyle w:val="CommentText"/>
@@ -12209,7 +12626,7 @@
       </w:r>
     </w:p>
   </w:comment>
-  <w:comment w:id="150" w:author="Подсказка" w:initials="П" w:date="2026-01-01T00:00:00Z">
+  <w:comment w:id="159" w:author="Подсказка" w:initials="П" w:date="2026-01-01T00:00:00Z">
     <w:p>
       <w:pPr>
         <w:pStyle w:val="CommentText"/>
@@ -12225,7 +12642,7 @@
       </w:r>
     </w:p>
   </w:comment>
-  <w:comment w:id="151" w:author="Подсказка" w:initials="П" w:date="2026-01-01T00:00:00Z">
+  <w:comment w:id="160" w:author="Подсказка" w:initials="П" w:date="2026-01-01T00:00:00Z">
     <w:p>
       <w:pPr>
         <w:pStyle w:val="CommentText"/>
@@ -12241,7 +12658,7 @@
       </w:r>
     </w:p>
   </w:comment>
-  <w:comment w:id="152" w:author="Подсказка" w:initials="П" w:date="2026-01-01T00:00:00Z">
+  <w:comment w:id="161" w:author="Подсказка" w:initials="П" w:date="2026-01-01T00:00:00Z">
     <w:p>
       <w:pPr>
         <w:pStyle w:val="CommentText"/>
@@ -12257,7 +12674,7 @@
       </w:r>
     </w:p>
   </w:comment>
-  <w:comment w:id="153" w:author="Подсказка" w:initials="П" w:date="2026-01-01T00:00:00Z">
+  <w:comment w:id="162" w:author="Подсказка" w:initials="П" w:date="2026-01-01T00:00:00Z">
     <w:p>
       <w:pPr>
         <w:pStyle w:val="CommentText"/>
@@ -12273,7 +12690,7 @@
       </w:r>
     </w:p>
   </w:comment>
-  <w:comment w:id="154" w:author="Подсказка" w:initials="П" w:date="2026-01-01T00:00:00Z">
+  <w:comment w:id="163" w:author="Подсказка" w:initials="П" w:date="2026-01-01T00:00:00Z">
     <w:p>
       <w:pPr>
         <w:pStyle w:val="CommentText"/>
@@ -12289,7 +12706,7 @@
       </w:r>
     </w:p>
   </w:comment>
-  <w:comment w:id="155" w:author="Подсказка" w:initials="П" w:date="2026-01-01T00:00:00Z">
+  <w:comment w:id="164" w:author="Подсказка" w:initials="П" w:date="2026-01-01T00:00:00Z">
     <w:p>
       <w:pPr>
         <w:pStyle w:val="CommentText"/>
@@ -12305,7 +12722,7 @@
       </w:r>
     </w:p>
   </w:comment>
-  <w:comment w:id="156" w:author="Подсказка" w:initials="П" w:date="2026-01-01T00:00:00Z">
+  <w:comment w:id="165" w:author="Подсказка" w:initials="П" w:date="2026-01-01T00:00:00Z">
     <w:p>
       <w:pPr>
         <w:pStyle w:val="CommentText"/>
@@ -12321,7 +12738,7 @@
       </w:r>
     </w:p>
   </w:comment>
-  <w:comment w:id="157" w:author="Подсказка" w:initials="П" w:date="2026-01-01T00:00:00Z">
+  <w:comment w:id="166" w:author="Подсказка" w:initials="П" w:date="2026-01-01T00:00:00Z">
     <w:p>
       <w:pPr>
         <w:pStyle w:val="CommentText"/>
@@ -12337,7 +12754,7 @@
       </w:r>
     </w:p>
   </w:comment>
-  <w:comment w:id="158" w:author="Подсказка" w:initials="П" w:date="2026-01-01T00:00:00Z">
+  <w:comment w:id="167" w:author="Подсказка" w:initials="П" w:date="2026-01-01T00:00:00Z">
     <w:p>
       <w:pPr>
         <w:pStyle w:val="CommentText"/>
@@ -12353,7 +12770,7 @@
       </w:r>
     </w:p>
   </w:comment>
-  <w:comment w:id="159" w:author="Подсказка" w:initials="П" w:date="2026-01-01T00:00:00Z">
+  <w:comment w:id="168" w:author="Подсказка" w:initials="П" w:date="2026-01-01T00:00:00Z">
     <w:p>
       <w:pPr>
         <w:pStyle w:val="CommentText"/>
@@ -12369,7 +12786,7 @@
       </w:r>
     </w:p>
   </w:comment>
-  <w:comment w:id="160" w:author="Подсказка" w:initials="П" w:date="2026-01-01T00:00:00Z">
+  <w:comment w:id="169" w:author="Подсказка" w:initials="П" w:date="2026-01-01T00:00:00Z">
     <w:p>
       <w:pPr>
         <w:pStyle w:val="CommentText"/>
@@ -12385,7 +12802,7 @@
       </w:r>
     </w:p>
   </w:comment>
-  <w:comment w:id="161" w:author="Подсказка" w:initials="П" w:date="2026-01-01T00:00:00Z">
+  <w:comment w:id="170" w:author="Подсказка" w:initials="П" w:date="2026-01-01T00:00:00Z">
     <w:p>
       <w:pPr>
         <w:pStyle w:val="CommentText"/>
@@ -12401,7 +12818,7 @@
       </w:r>
     </w:p>
   </w:comment>
-  <w:comment w:id="162" w:author="Подсказка" w:initials="П" w:date="2026-01-01T00:00:00Z">
+  <w:comment w:id="171" w:author="Подсказка" w:initials="П" w:date="2026-01-01T00:00:00Z">
     <w:p>
       <w:pPr>
         <w:pStyle w:val="CommentText"/>
@@ -12417,7 +12834,7 @@
       </w:r>
     </w:p>
   </w:comment>
-  <w:comment w:id="163" w:author="Подсказка" w:initials="П" w:date="2026-01-01T00:00:00Z">
+  <w:comment w:id="172" w:author="Подсказка" w:initials="П" w:date="2026-01-01T00:00:00Z">
     <w:p>
       <w:pPr>
         <w:pStyle w:val="CommentText"/>
@@ -12433,7 +12850,7 @@
       </w:r>
     </w:p>
   </w:comment>
-  <w:comment w:id="164" w:author="Подсказка" w:initials="П" w:date="2026-01-01T00:00:00Z">
+  <w:comment w:id="173" w:author="Подсказка" w:initials="П" w:date="2026-01-01T00:00:00Z">
     <w:p>
       <w:pPr>
         <w:pStyle w:val="CommentText"/>
@@ -12449,7 +12866,7 @@
       </w:r>
     </w:p>
   </w:comment>
-  <w:comment w:id="165" w:author="Подсказка" w:initials="П" w:date="2026-01-01T00:00:00Z">
+  <w:comment w:id="174" w:author="Подсказка" w:initials="П" w:date="2026-01-01T00:00:00Z">
     <w:p>
       <w:pPr>
         <w:pStyle w:val="CommentText"/>
@@ -12465,7 +12882,7 @@
       </w:r>
     </w:p>
   </w:comment>
-  <w:comment w:id="166" w:author="Подсказка" w:initials="П" w:date="2026-01-01T00:00:00Z">
+  <w:comment w:id="175" w:author="Подсказка" w:initials="П" w:date="2026-01-01T00:00:00Z">
     <w:p>
       <w:pPr>
         <w:pStyle w:val="CommentText"/>
@@ -12481,7 +12898,7 @@
       </w:r>
     </w:p>
   </w:comment>
-  <w:comment w:id="167" w:author="Подсказка" w:initials="П" w:date="2026-01-01T00:00:00Z">
+  <w:comment w:id="176" w:author="Подсказка" w:initials="П" w:date="2026-01-01T00:00:00Z">
     <w:p>
       <w:pPr>
         <w:pStyle w:val="CommentText"/>
@@ -12497,7 +12914,7 @@
       </w:r>
     </w:p>
   </w:comment>
-  <w:comment w:id="168" w:author="Подсказка" w:initials="П" w:date="2026-01-01T00:00:00Z">
+  <w:comment w:id="177" w:author="Подсказка" w:initials="П" w:date="2026-01-01T00:00:00Z">
     <w:p>
       <w:pPr>
         <w:pStyle w:val="CommentText"/>
@@ -12513,7 +12930,7 @@
       </w:r>
     </w:p>
   </w:comment>
-  <w:comment w:id="169" w:author="Подсказка" w:initials="П" w:date="2026-01-01T00:00:00Z">
+  <w:comment w:id="178" w:author="Подсказка" w:initials="П" w:date="2026-01-01T00:00:00Z">
     <w:p>
       <w:pPr>
         <w:pStyle w:val="CommentText"/>
@@ -12529,7 +12946,7 @@
       </w:r>
     </w:p>
   </w:comment>
-  <w:comment w:id="170" w:author="Подсказка" w:initials="П" w:date="2026-01-01T00:00:00Z">
+  <w:comment w:id="179" w:author="Подсказка" w:initials="П" w:date="2026-01-01T00:00:00Z">
     <w:p>
       <w:pPr>
         <w:pStyle w:val="CommentText"/>
@@ -12545,7 +12962,7 @@
       </w:r>
     </w:p>
   </w:comment>
-  <w:comment w:id="171" w:author="Подсказка" w:initials="П" w:date="2026-01-01T00:00:00Z">
+  <w:comment w:id="180" w:author="Подсказка" w:initials="П" w:date="2026-01-01T00:00:00Z">
     <w:p>
       <w:pPr>
         <w:pStyle w:val="CommentText"/>
@@ -12561,7 +12978,7 @@
       </w:r>
     </w:p>
   </w:comment>
-  <w:comment w:id="172" w:author="Подсказка" w:initials="П" w:date="2026-01-01T00:00:00Z">
+  <w:comment w:id="181" w:author="Подсказка" w:initials="П" w:date="2026-01-01T00:00:00Z">
     <w:p>
       <w:pPr>
         <w:pStyle w:val="CommentText"/>
@@ -12577,7 +12994,7 @@
       </w:r>
     </w:p>
   </w:comment>
-  <w:comment w:id="173" w:author="Подсказка" w:initials="П" w:date="2026-01-01T00:00:00Z">
+  <w:comment w:id="182" w:author="Подсказка" w:initials="П" w:date="2026-01-01T00:00:00Z">
     <w:p>
       <w:pPr>
         <w:pStyle w:val="CommentText"/>
@@ -12593,7 +13010,7 @@
       </w:r>
     </w:p>
   </w:comment>
-  <w:comment w:id="174" w:author="Подсказка" w:initials="П" w:date="2026-01-01T00:00:00Z">
+  <w:comment w:id="183" w:author="Подсказка" w:initials="П" w:date="2026-01-01T00:00:00Z">
     <w:p>
       <w:pPr>
         <w:pStyle w:val="CommentText"/>
@@ -12609,7 +13026,7 @@
       </w:r>
     </w:p>
   </w:comment>
-  <w:comment w:id="175" w:author="Подсказка" w:initials="П" w:date="2026-01-01T00:00:00Z">
+  <w:comment w:id="184" w:author="Подсказка" w:initials="П" w:date="2026-01-01T00:00:00Z">
     <w:p>
       <w:pPr>
         <w:pStyle w:val="CommentText"/>
@@ -12625,7 +13042,7 @@
       </w:r>
     </w:p>
   </w:comment>
-  <w:comment w:id="176" w:author="Подсказка" w:initials="П" w:date="2026-01-01T00:00:00Z">
+  <w:comment w:id="185" w:author="Подсказка" w:initials="П" w:date="2026-01-01T00:00:00Z">
     <w:p>
       <w:pPr>
         <w:pStyle w:val="CommentText"/>
@@ -12641,7 +13058,7 @@
       </w:r>
     </w:p>
   </w:comment>
-  <w:comment w:id="177" w:author="Подсказка" w:initials="П" w:date="2026-01-01T00:00:00Z">
+  <w:comment w:id="186" w:author="Подсказка" w:initials="П" w:date="2026-01-01T00:00:00Z">
     <w:p>
       <w:pPr>
         <w:pStyle w:val="CommentText"/>
@@ -12657,7 +13074,7 @@
       </w:r>
     </w:p>
   </w:comment>
-  <w:comment w:id="178" w:author="Подсказка" w:initials="П" w:date="2026-01-01T00:00:00Z">
+  <w:comment w:id="187" w:author="Подсказка" w:initials="П" w:date="2026-01-01T00:00:00Z">
     <w:p>
       <w:pPr>
         <w:pStyle w:val="CommentText"/>
@@ -12673,7 +13090,7 @@
       </w:r>
     </w:p>
   </w:comment>
-  <w:comment w:id="179" w:author="Подсказка" w:initials="П" w:date="2026-01-01T00:00:00Z">
+  <w:comment w:id="188" w:author="Подсказка" w:initials="П" w:date="2026-01-01T00:00:00Z">
     <w:p>
       <w:pPr>
         <w:pStyle w:val="CommentText"/>
@@ -12689,7 +13106,7 @@
       </w:r>
     </w:p>
   </w:comment>
-  <w:comment w:id="180" w:author="Подсказка" w:initials="П" w:date="2026-01-01T00:00:00Z">
+  <w:comment w:id="189" w:author="Подсказка" w:initials="П" w:date="2026-01-01T00:00:00Z">
     <w:p>
       <w:pPr>
         <w:pStyle w:val="CommentText"/>
@@ -12705,7 +13122,7 @@
       </w:r>
     </w:p>
   </w:comment>
-  <w:comment w:id="181" w:author="Подсказка" w:initials="П" w:date="2026-01-01T00:00:00Z">
+  <w:comment w:id="190" w:author="Подсказка" w:initials="П" w:date="2026-01-01T00:00:00Z">
     <w:p>
       <w:pPr>
         <w:pStyle w:val="CommentText"/>
@@ -12721,7 +13138,7 @@
       </w:r>
     </w:p>
   </w:comment>
-  <w:comment w:id="182" w:author="Подсказка" w:initials="П" w:date="2026-01-01T00:00:00Z">
+  <w:comment w:id="191" w:author="Подсказка" w:initials="П" w:date="2026-01-01T00:00:00Z">
     <w:p>
       <w:pPr>
         <w:pStyle w:val="CommentText"/>
@@ -12737,7 +13154,7 @@
       </w:r>
     </w:p>
   </w:comment>
-  <w:comment w:id="183" w:author="Подсказка" w:initials="П" w:date="2026-01-01T00:00:00Z">
+  <w:comment w:id="192" w:author="Подсказка" w:initials="П" w:date="2026-01-01T00:00:00Z">
     <w:p>
       <w:pPr>
         <w:pStyle w:val="CommentText"/>
@@ -12753,7 +13170,7 @@
       </w:r>
     </w:p>
   </w:comment>
-  <w:comment w:id="184" w:author="Подсказка" w:initials="П" w:date="2026-01-01T00:00:00Z">
+  <w:comment w:id="193" w:author="Подсказка" w:initials="П" w:date="2026-01-01T00:00:00Z">
     <w:p>
       <w:pPr>
         <w:pStyle w:val="CommentText"/>
@@ -12769,7 +13186,7 @@
       </w:r>
     </w:p>
   </w:comment>
-  <w:comment w:id="185" w:author="Подсказка" w:initials="П" w:date="2026-01-01T00:00:00Z">
+  <w:comment w:id="194" w:author="Подсказка" w:initials="П" w:date="2026-01-01T00:00:00Z">
     <w:p>
       <w:pPr>
         <w:pStyle w:val="CommentText"/>
@@ -12785,7 +13202,7 @@
       </w:r>
     </w:p>
   </w:comment>
-  <w:comment w:id="186" w:author="Подсказка" w:initials="П" w:date="2026-01-01T00:00:00Z">
+  <w:comment w:id="195" w:author="Подсказка" w:initials="П" w:date="2026-01-01T00:00:00Z">
     <w:p>
       <w:pPr>
         <w:pStyle w:val="CommentText"/>
@@ -12801,7 +13218,7 @@
       </w:r>
     </w:p>
   </w:comment>
-  <w:comment w:id="187" w:author="Подсказка" w:initials="П" w:date="2026-01-01T00:00:00Z">
+  <w:comment w:id="196" w:author="Подсказка" w:initials="П" w:date="2026-01-01T00:00:00Z">
     <w:p>
       <w:pPr>
         <w:pStyle w:val="CommentText"/>
@@ -12817,7 +13234,7 @@
       </w:r>
     </w:p>
   </w:comment>
-  <w:comment w:id="188" w:author="Подсказка" w:initials="П" w:date="2026-01-01T00:00:00Z">
+  <w:comment w:id="197" w:author="Подсказка" w:initials="П" w:date="2026-01-01T00:00:00Z">
     <w:p>
       <w:pPr>
         <w:pStyle w:val="CommentText"/>
@@ -12833,7 +13250,7 @@
       </w:r>
     </w:p>
   </w:comment>
-  <w:comment w:id="189" w:author="Подсказка" w:initials="П" w:date="2026-01-01T00:00:00Z">
+  <w:comment w:id="198" w:author="Подсказка" w:initials="П" w:date="2026-01-01T00:00:00Z">
     <w:p>
       <w:pPr>
         <w:pStyle w:val="CommentText"/>

--- a/backend/templates/contract_gph_individual.docx
+++ b/backend/templates/contract_gph_individual.docx
@@ -2530,6 +2530,168 @@
     </w:p>
     <w:p>
       <w:pPr>
+        <w:pStyle w:val="a6"/>
+        <w:numPr>
+          <w:ilvl w:val="1"/>
+          <w:numId w:val="4"/>
+        </w:numPr>
+        <w:shd w:val="clear" w:color="auto" w:fill="FFFFFF"/>
+        <w:spacing w:line="276" w:lineRule="auto"/>
+        <w:ind w:left="0" w:firstLine="568"/>
+        <w:rPr>
+          <w:color w:val="000000"/>
+        </w:rPr>
+      </w:pPr>
+      <w:commentRangeStart w:id="29"/>
+      <w:r>
+        <w:t>{%p if subsidy_extra_clause_1 %}</w:t>
+      </w:r>
+      <w:commentRangeEnd w:id="29"/>
+      <w:r>
+        <w:rPr>
+          <w:rStyle w:val="CommentReference"/>
+        </w:rPr>
+        <w:commentReference w:id="29"/>
+      </w:r>
+    </w:p>
+    <w:p>
+      <w:pPr>
+        <w:pStyle w:val="a6"/>
+        <w:numPr>
+          <w:ilvl w:val="1"/>
+          <w:numId w:val="4"/>
+        </w:numPr>
+        <w:shd w:val="clear" w:color="auto" w:fill="FFFFFF"/>
+        <w:spacing w:line="276" w:lineRule="auto"/>
+        <w:ind w:left="0" w:firstLine="568"/>
+        <w:rPr>
+          <w:color w:val="000000"/>
+        </w:rPr>
+      </w:pPr>
+      <w:commentRangeStart w:id="30"/>
+      <w:r>
+        <w:rPr>
+          <w:color w:val="000000"/>
+        </w:rPr>
+        <w:t xml:space="preserve">{{subsidy_extra_clause_1}}</w:t>
+      </w:r>
+      <w:commentRangeEnd w:id="30"/>
+      <w:r>
+        <w:rPr>
+          <w:rStyle w:val="CommentReference"/>
+        </w:rPr>
+        <w:commentReference w:id="30"/>
+      </w:r>
+    </w:p>
+    <w:p>
+      <w:pPr>
+        <w:pStyle w:val="a6"/>
+        <w:numPr>
+          <w:ilvl w:val="1"/>
+          <w:numId w:val="4"/>
+        </w:numPr>
+        <w:shd w:val="clear" w:color="auto" w:fill="FFFFFF"/>
+        <w:spacing w:line="276" w:lineRule="auto"/>
+        <w:ind w:left="0" w:firstLine="568"/>
+        <w:rPr>
+          <w:color w:val="000000"/>
+        </w:rPr>
+      </w:pPr>
+      <w:commentRangeStart w:id="31"/>
+      <w:r>
+        <w:t>{%p endif %}</w:t>
+      </w:r>
+      <w:commentRangeEnd w:id="31"/>
+      <w:r>
+        <w:rPr>
+          <w:rStyle w:val="CommentReference"/>
+        </w:rPr>
+        <w:commentReference w:id="31"/>
+      </w:r>
+    </w:p>
+    <w:p>
+      <w:pPr>
+        <w:pStyle w:val="a6"/>
+        <w:numPr>
+          <w:ilvl w:val="1"/>
+          <w:numId w:val="4"/>
+        </w:numPr>
+        <w:shd w:val="clear" w:color="auto" w:fill="FFFFFF"/>
+        <w:spacing w:line="276" w:lineRule="auto"/>
+        <w:ind w:left="0" w:firstLine="568"/>
+        <w:rPr>
+          <w:color w:val="000000"/>
+        </w:rPr>
+      </w:pPr>
+      <w:commentRangeStart w:id="32"/>
+      <w:r>
+        <w:t>{%p if subsidy_extra_clause_2 %}</w:t>
+      </w:r>
+      <w:commentRangeEnd w:id="32"/>
+      <w:r>
+        <w:rPr>
+          <w:rStyle w:val="CommentReference"/>
+        </w:rPr>
+        <w:commentReference w:id="32"/>
+      </w:r>
+    </w:p>
+    <w:p>
+      <w:pPr>
+        <w:pStyle w:val="a6"/>
+        <w:numPr>
+          <w:ilvl w:val="1"/>
+          <w:numId w:val="4"/>
+        </w:numPr>
+        <w:shd w:val="clear" w:color="auto" w:fill="FFFFFF"/>
+        <w:spacing w:line="276" w:lineRule="auto"/>
+        <w:ind w:left="0" w:firstLine="568"/>
+        <w:rPr>
+          <w:color w:val="000000"/>
+        </w:rPr>
+      </w:pPr>
+      <w:commentRangeStart w:id="33"/>
+      <w:r>
+        <w:rPr>
+          <w:color w:val="000000"/>
+        </w:rPr>
+        <w:t xml:space="preserve">{{subsidy_extra_clause_2}}</w:t>
+      </w:r>
+      <w:commentRangeEnd w:id="33"/>
+      <w:r>
+        <w:rPr>
+          <w:rStyle w:val="CommentReference"/>
+        </w:rPr>
+        <w:commentReference w:id="33"/>
+      </w:r>
+    </w:p>
+    <w:p>
+      <w:pPr>
+        <w:pStyle w:val="a6"/>
+        <w:numPr>
+          <w:ilvl w:val="1"/>
+          <w:numId w:val="4"/>
+        </w:numPr>
+        <w:shd w:val="clear" w:color="auto" w:fill="FFFFFF"/>
+        <w:spacing w:line="276" w:lineRule="auto"/>
+        <w:ind w:left="0" w:firstLine="568"/>
+        <w:rPr>
+          <w:color w:val="000000"/>
+        </w:rPr>
+      </w:pPr>
+      <w:commentRangeStart w:id="34"/>
+      <w:r>
+        <w:t>{%p endif %}</w:t>
+      </w:r>
+      <w:commentRangeEnd w:id="34"/>
+      <w:r>
+        <w:rPr>
+          <w:rStyle w:val="CommentReference"/>
+        </w:rPr>
+        <w:commentReference w:id="34"/>
+      </w:r>
+    </w:p>
+    <w:p>
+      <w:pPr>
         <w:pStyle w:val="ConsPlusNormal"/>
         <w:numPr>
           <w:ilvl w:val="1"/>
@@ -2546,8 +2708,8 @@
           <w:szCs w:val="24"/>
         </w:rPr>
       </w:pPr>
-      <w:commentRangeStart w:id="29"/>
-      <w:commentRangeStart w:id="30"/>
+      <w:commentRangeStart w:id="35"/>
+      <w:commentRangeStart w:id="36"/>
       <w:r>
         <w:rPr>
           <w:rFonts w:ascii="Times New Roman" w:hAnsi="Times New Roman" w:cs="Times New Roman"/>
@@ -2556,19 +2718,19 @@
         </w:rPr>
         <w:t xml:space="preserve">Приемка Услуг{% if has_stages %} (в т.ч. этапа оказания Услуг){% endif %} осуществляется Заказчиком в течение 15 календарных дней после получения им Акта. В течение указанного срока Заказчик подписывает Акт или направляет мотивированный отказ. Оплате подлежат только фактически оказанные Исполнителем и принятые по Акту Заказчиком Услуги.</w:t>
       </w:r>
-      <w:commentRangeEnd w:id="30"/>
-      <w:r>
-        <w:rPr>
-          <w:rStyle w:val="CommentReference"/>
-        </w:rPr>
-        <w:commentReference w:id="30"/>
-      </w:r>
-      <w:commentRangeEnd w:id="29"/>
-      <w:r>
-        <w:rPr>
-          <w:rStyle w:val="CommentReference"/>
-        </w:rPr>
-        <w:commentReference w:id="29"/>
+      <w:commentRangeEnd w:id="36"/>
+      <w:r>
+        <w:rPr>
+          <w:rStyle w:val="CommentReference"/>
+        </w:rPr>
+        <w:commentReference w:id="36"/>
+      </w:r>
+      <w:commentRangeEnd w:id="35"/>
+      <w:r>
+        <w:rPr>
+          <w:rStyle w:val="CommentReference"/>
+        </w:rPr>
+        <w:commentReference w:id="35"/>
       </w:r>
     </w:p>
     <w:p>
@@ -4375,196 +4537,6 @@
           <w:szCs w:val="24"/>
         </w:rPr>
         <w:t>с момента получения сканированных копий таких документов.</w:t>
-      </w:r>
-    </w:p>
-    <w:p>
-      <w:pPr>
-        <w:pStyle w:val="ConsPlusNormal"/>
-        <w:numPr>
-          <w:ilvl w:val="1"/>
-          <w:numId w:val="4"/>
-        </w:numPr>
-        <w:spacing w:before="100" w:beforeAutospacing="1" w:after="100" w:afterAutospacing="1" w:line="276" w:lineRule="auto"/>
-        <w:ind w:left="0" w:firstLine="709"/>
-        <w:contextualSpacing/>
-        <w:jc w:val="both"/>
-        <w:outlineLvl w:val="0"/>
-        <w:rPr>
-          <w:rFonts w:ascii="Times New Roman" w:hAnsi="Times New Roman" w:cs="Times New Roman"/>
-          <w:sz w:val="24"/>
-          <w:szCs w:val="24"/>
-        </w:rPr>
-      </w:pPr>
-      <w:commentRangeStart w:id="31"/>
-      <w:r>
-        <w:t>{%p if subsidy_extra_clause_1 %}</w:t>
-      </w:r>
-      <w:commentRangeEnd w:id="31"/>
-      <w:r>
-        <w:rPr>
-          <w:rStyle w:val="CommentReference"/>
-        </w:rPr>
-        <w:commentReference w:id="31"/>
-      </w:r>
-    </w:p>
-    <w:p>
-      <w:pPr>
-        <w:pStyle w:val="ConsPlusNormal"/>
-        <w:numPr>
-          <w:ilvl w:val="1"/>
-          <w:numId w:val="4"/>
-        </w:numPr>
-        <w:spacing w:before="100" w:beforeAutospacing="1" w:after="100" w:afterAutospacing="1" w:line="276" w:lineRule="auto"/>
-        <w:ind w:left="0" w:firstLine="709"/>
-        <w:contextualSpacing/>
-        <w:jc w:val="both"/>
-        <w:outlineLvl w:val="0"/>
-        <w:rPr>
-          <w:rFonts w:ascii="Times New Roman" w:hAnsi="Times New Roman" w:cs="Times New Roman"/>
-          <w:sz w:val="24"/>
-          <w:szCs w:val="24"/>
-        </w:rPr>
-      </w:pPr>
-      <w:commentRangeStart w:id="32"/>
-      <w:r>
-        <w:rPr>
-          <w:rFonts w:ascii="Times New Roman" w:hAnsi="Times New Roman" w:cs="Times New Roman"/>
-          <w:sz w:val="24"/>
-          <w:szCs w:val="24"/>
-        </w:rPr>
-        <w:t xml:space="preserve">{{subsidy_extra_clause_1}}</w:t>
-      </w:r>
-      <w:commentRangeEnd w:id="32"/>
-      <w:r>
-        <w:rPr>
-          <w:rStyle w:val="CommentReference"/>
-        </w:rPr>
-        <w:commentReference w:id="32"/>
-      </w:r>
-    </w:p>
-    <w:p>
-      <w:pPr>
-        <w:pStyle w:val="ConsPlusNormal"/>
-        <w:numPr>
-          <w:ilvl w:val="1"/>
-          <w:numId w:val="4"/>
-        </w:numPr>
-        <w:spacing w:before="100" w:beforeAutospacing="1" w:after="100" w:afterAutospacing="1" w:line="276" w:lineRule="auto"/>
-        <w:ind w:left="0" w:firstLine="709"/>
-        <w:contextualSpacing/>
-        <w:jc w:val="both"/>
-        <w:outlineLvl w:val="0"/>
-        <w:rPr>
-          <w:rFonts w:ascii="Times New Roman" w:hAnsi="Times New Roman" w:cs="Times New Roman"/>
-          <w:sz w:val="24"/>
-          <w:szCs w:val="24"/>
-        </w:rPr>
-      </w:pPr>
-      <w:commentRangeStart w:id="33"/>
-      <w:r>
-        <w:t>{%p endif %}</w:t>
-      </w:r>
-      <w:commentRangeEnd w:id="33"/>
-      <w:r>
-        <w:rPr>
-          <w:rStyle w:val="CommentReference"/>
-        </w:rPr>
-        <w:commentReference w:id="33"/>
-      </w:r>
-    </w:p>
-    <w:p>
-      <w:pPr>
-        <w:pStyle w:val="ConsPlusNormal"/>
-        <w:numPr>
-          <w:ilvl w:val="1"/>
-          <w:numId w:val="4"/>
-        </w:numPr>
-        <w:spacing w:before="100" w:beforeAutospacing="1" w:after="100" w:afterAutospacing="1" w:line="276" w:lineRule="auto"/>
-        <w:ind w:left="0" w:firstLine="709"/>
-        <w:contextualSpacing/>
-        <w:jc w:val="both"/>
-        <w:outlineLvl w:val="0"/>
-        <w:rPr>
-          <w:rFonts w:ascii="Times New Roman" w:hAnsi="Times New Roman" w:cs="Times New Roman"/>
-          <w:sz w:val="24"/>
-          <w:szCs w:val="24"/>
-        </w:rPr>
-      </w:pPr>
-      <w:commentRangeStart w:id="34"/>
-      <w:r>
-        <w:t>{%p if subsidy_extra_clause_2 %}</w:t>
-      </w:r>
-      <w:commentRangeEnd w:id="34"/>
-      <w:r>
-        <w:rPr>
-          <w:rStyle w:val="CommentReference"/>
-        </w:rPr>
-        <w:commentReference w:id="34"/>
-      </w:r>
-    </w:p>
-    <w:p>
-      <w:pPr>
-        <w:pStyle w:val="ConsPlusNormal"/>
-        <w:numPr>
-          <w:ilvl w:val="1"/>
-          <w:numId w:val="4"/>
-        </w:numPr>
-        <w:spacing w:before="100" w:beforeAutospacing="1" w:after="100" w:afterAutospacing="1" w:line="276" w:lineRule="auto"/>
-        <w:ind w:left="0" w:firstLine="709"/>
-        <w:contextualSpacing/>
-        <w:jc w:val="both"/>
-        <w:outlineLvl w:val="0"/>
-        <w:rPr>
-          <w:rFonts w:ascii="Times New Roman" w:hAnsi="Times New Roman" w:cs="Times New Roman"/>
-          <w:sz w:val="24"/>
-          <w:szCs w:val="24"/>
-        </w:rPr>
-      </w:pPr>
-      <w:commentRangeStart w:id="35"/>
-      <w:r>
-        <w:rPr>
-          <w:rFonts w:ascii="Times New Roman" w:hAnsi="Times New Roman" w:cs="Times New Roman"/>
-          <w:sz w:val="24"/>
-          <w:szCs w:val="24"/>
-        </w:rPr>
-        <w:t xml:space="preserve">{{subsidy_extra_clause_2}}</w:t>
-      </w:r>
-      <w:commentRangeEnd w:id="35"/>
-      <w:r>
-        <w:rPr>
-          <w:rStyle w:val="CommentReference"/>
-        </w:rPr>
-        <w:commentReference w:id="35"/>
-      </w:r>
-    </w:p>
-    <w:p>
-      <w:pPr>
-        <w:pStyle w:val="ConsPlusNormal"/>
-        <w:numPr>
-          <w:ilvl w:val="1"/>
-          <w:numId w:val="4"/>
-        </w:numPr>
-        <w:spacing w:before="100" w:beforeAutospacing="1" w:after="100" w:afterAutospacing="1" w:line="276" w:lineRule="auto"/>
-        <w:ind w:left="0" w:firstLine="709"/>
-        <w:contextualSpacing/>
-        <w:jc w:val="both"/>
-        <w:outlineLvl w:val="0"/>
-        <w:rPr>
-          <w:rFonts w:ascii="Times New Roman" w:hAnsi="Times New Roman" w:cs="Times New Roman"/>
-          <w:sz w:val="24"/>
-          <w:szCs w:val="24"/>
-        </w:rPr>
-      </w:pPr>
-      <w:commentRangeStart w:id="36"/>
-      <w:r>
-        <w:t>{%p endif %}</w:t>
-      </w:r>
-      <w:commentRangeEnd w:id="36"/>
-      <w:r>
-        <w:rPr>
-          <w:rStyle w:val="CommentReference"/>
-        </w:rPr>
-        <w:commentReference w:id="36"/>
       </w:r>
     </w:p>
     <w:p>
@@ -10238,7 +10210,7 @@
         <w:annotationRef/>
       </w:r>
       <w:r>
-        <w:t>Большой текст соглашения. Пример: (многострочный текст)</w:t>
+        <w:t>Текст соглашения о предоставлении субсидии — из карточки субсидии (поле «Текст соглашения»). Печатается последним пунктом раздела «Предмет договора» (автонумерация Word). Если поле пустое — пункт не печатается совсем (абзац, включая номер, в документе отсутствует).</w:t>
       </w:r>
     </w:p>
   </w:comment>
@@ -10558,103 +10530,103 @@
         <w:annotationRef/>
       </w:r>
       <w:r>
+        <w:t>Печатается, если в карточке субсидии заполнен дополнительный пункт №1. Пустое поле — пункта не будет</w:t>
+      </w:r>
+    </w:p>
+  </w:comment>
+  <w:comment w:id="30" w:author="Подсказка" w:initials="П" w:date="2026-01-01T00:00:00Z">
+    <w:p>
+      <w:pPr>
+        <w:pStyle w:val="CommentText"/>
+      </w:pPr>
+      <w:r>
+        <w:rPr>
+          <w:rStyle w:val="CommentReference"/>
+        </w:rPr>
+        <w:annotationRef/>
+      </w:r>
+      <w:r>
+        <w:t>Пункт из карточки субсидии («Дополнительный пункт договора №1»). Если в карточке пусто — пункта в договоре нет. Нумерация в этом шаблоне автоматическая (список Word) — при переносе в другой раздел выделите три строки — {%p if subsidy_extra_clause_1 %}, сам пункт и {%p endif %} — и вставьте их туда одним блоком, в конец нужного раздела. Номер проставится сам, вручную менять не нужно. Строки с {%p ... %} не удалять и не разрывать.</w:t>
+      </w:r>
+    </w:p>
+  </w:comment>
+  <w:comment w:id="31" w:author="Подсказка" w:initials="П" w:date="2026-01-01T00:00:00Z">
+    <w:p>
+      <w:pPr>
+        <w:pStyle w:val="CommentText"/>
+      </w:pPr>
+      <w:r>
+        <w:rPr>
+          <w:rStyle w:val="CommentReference"/>
+        </w:rPr>
+        <w:annotationRef/>
+      </w:r>
+      <w:r>
+        <w:t>Конец условия</w:t>
+      </w:r>
+    </w:p>
+  </w:comment>
+  <w:comment w:id="32" w:author="Подсказка" w:initials="П" w:date="2026-01-01T00:00:00Z">
+    <w:p>
+      <w:pPr>
+        <w:pStyle w:val="CommentText"/>
+      </w:pPr>
+      <w:r>
+        <w:rPr>
+          <w:rStyle w:val="CommentReference"/>
+        </w:rPr>
+        <w:annotationRef/>
+      </w:r>
+      <w:r>
+        <w:t>Печатается, если в карточке субсидии заполнен дополнительный пункт №2. Пустое поле — пункта не будет</w:t>
+      </w:r>
+    </w:p>
+  </w:comment>
+  <w:comment w:id="33" w:author="Подсказка" w:initials="П" w:date="2026-01-01T00:00:00Z">
+    <w:p>
+      <w:pPr>
+        <w:pStyle w:val="CommentText"/>
+      </w:pPr>
+      <w:r>
+        <w:rPr>
+          <w:rStyle w:val="CommentReference"/>
+        </w:rPr>
+        <w:annotationRef/>
+      </w:r>
+      <w:r>
+        <w:t>Пункт из карточки субсидии («Дополнительный пункт договора №2»). Если в карточке пусто — пункта в договоре нет. Нумерация в этом шаблоне автоматическая (список Word) — при переносе в другой раздел выделите три строки — {%p if subsidy_extra_clause_2 %}, сам пункт и {%p endif %} — и вставьте их туда одним блоком, в конец нужного раздела. Номер проставится сам, вручную менять не нужно. Строки с {%p ... %} не удалять и не разрывать.</w:t>
+      </w:r>
+    </w:p>
+  </w:comment>
+  <w:comment w:id="34" w:author="Подсказка" w:initials="П" w:date="2026-01-01T00:00:00Z">
+    <w:p>
+      <w:pPr>
+        <w:pStyle w:val="CommentText"/>
+      </w:pPr>
+      <w:r>
+        <w:rPr>
+          <w:rStyle w:val="CommentReference"/>
+        </w:rPr>
+        <w:annotationRef/>
+      </w:r>
+      <w:r>
+        <w:t>Конец условия</w:t>
+      </w:r>
+    </w:p>
+  </w:comment>
+  <w:comment w:id="35" w:author="Подсказка" w:initials="П" w:date="2026-01-01T00:00:00Z">
+    <w:p>
+      <w:pPr>
+        <w:pStyle w:val="CommentText"/>
+      </w:pPr>
+      <w:r>
+        <w:rPr>
+          <w:rStyle w:val="CommentReference"/>
+        </w:rPr>
+        <w:annotationRef/>
+      </w:r>
+      <w:r>
         <w:t>Печатается, если в Приложении №1 предусмотрены этапы оказания услуг</w:t>
-      </w:r>
-    </w:p>
-  </w:comment>
-  <w:comment w:id="30" w:author="Подсказка" w:initials="П" w:date="2026-01-01T00:00:00Z">
-    <w:p>
-      <w:pPr>
-        <w:pStyle w:val="CommentText"/>
-      </w:pPr>
-      <w:r>
-        <w:rPr>
-          <w:rStyle w:val="CommentReference"/>
-        </w:rPr>
-        <w:annotationRef/>
-      </w:r>
-      <w:r>
-        <w:t>Конец условия</w:t>
-      </w:r>
-    </w:p>
-  </w:comment>
-  <w:comment w:id="31" w:author="Подсказка" w:initials="П" w:date="2026-01-01T00:00:00Z">
-    <w:p>
-      <w:pPr>
-        <w:pStyle w:val="CommentText"/>
-      </w:pPr>
-      <w:r>
-        <w:rPr>
-          <w:rStyle w:val="CommentReference"/>
-        </w:rPr>
-        <w:annotationRef/>
-      </w:r>
-      <w:r>
-        <w:t>Печатается, если в карточке субсидии заполнен дополнительный пункт №1. Пустое поле — пункта не будет</w:t>
-      </w:r>
-    </w:p>
-  </w:comment>
-  <w:comment w:id="32" w:author="Подсказка" w:initials="П" w:date="2026-01-01T00:00:00Z">
-    <w:p>
-      <w:pPr>
-        <w:pStyle w:val="CommentText"/>
-      </w:pPr>
-      <w:r>
-        <w:rPr>
-          <w:rStyle w:val="CommentReference"/>
-        </w:rPr>
-        <w:annotationRef/>
-      </w:r>
-      <w:r>
-        <w:t>Дополнительный пункт договора №1 из карточки субсидии. Пустое поле — пункта в договоре нет. Пример: Исполнитель обязуется вести раздельный учёт средств, полученных по Договору.</w:t>
-      </w:r>
-    </w:p>
-  </w:comment>
-  <w:comment w:id="33" w:author="Подсказка" w:initials="П" w:date="2026-01-01T00:00:00Z">
-    <w:p>
-      <w:pPr>
-        <w:pStyle w:val="CommentText"/>
-      </w:pPr>
-      <w:r>
-        <w:rPr>
-          <w:rStyle w:val="CommentReference"/>
-        </w:rPr>
-        <w:annotationRef/>
-      </w:r>
-      <w:r>
-        <w:t>Конец условия</w:t>
-      </w:r>
-    </w:p>
-  </w:comment>
-  <w:comment w:id="34" w:author="Подсказка" w:initials="П" w:date="2026-01-01T00:00:00Z">
-    <w:p>
-      <w:pPr>
-        <w:pStyle w:val="CommentText"/>
-      </w:pPr>
-      <w:r>
-        <w:rPr>
-          <w:rStyle w:val="CommentReference"/>
-        </w:rPr>
-        <w:annotationRef/>
-      </w:r>
-      <w:r>
-        <w:t>Печатается, если в карточке субсидии заполнен дополнительный пункт №2. Пустое поле — пункта не будет</w:t>
-      </w:r>
-    </w:p>
-  </w:comment>
-  <w:comment w:id="35" w:author="Подсказка" w:initials="П" w:date="2026-01-01T00:00:00Z">
-    <w:p>
-      <w:pPr>
-        <w:pStyle w:val="CommentText"/>
-      </w:pPr>
-      <w:r>
-        <w:rPr>
-          <w:rStyle w:val="CommentReference"/>
-        </w:rPr>
-        <w:annotationRef/>
-      </w:r>
-      <w:r>
-        <w:t>Дополнительный пункт договора №2 из карточки субсидии. Пустое поле — пункта в договоре нет. Пример: Стороны соглашаются на осуществление проверок соблюдения условий предоставления субсидии.</w:t>
       </w:r>
     </w:p>
   </w:comment>
